--- a/assets/JieLong Chen CV(ch).docx
+++ b/assets/JieLong Chen CV(ch).docx
@@ -326,7 +326,7 @@
           </mc:Choice>
           <mc:Fallback>
             <w:pict>
-              <v:line w14:anchorId="19062CB2" id="直線接點 13" o:spid="_x0000_s1026" style="position:absolute;z-index:-15722496;visibility:visible;mso-wrap-style:square;mso-width-percent:0;mso-height-percent:0;mso-wrap-distance-left:0;mso-wrap-distance-top:0;mso-wrap-distance-right:0;mso-wrap-distance-bottom:0;mso-position-horizontal:absolute;mso-position-horizontal-relative:page;mso-position-vertical:absolute;mso-position-vertical-relative:text;mso-width-percent:0;mso-height-percent:0;mso-width-relative:page;mso-height-relative:page" from="1in,10.9pt" to="540pt,10.9pt" o:gfxdata="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" strokeweight="1.5pt">
+              <v:line w14:anchorId="7F3C1DEE" id="直線接點 13" o:spid="_x0000_s1026" style="position:absolute;z-index:-15722496;visibility:visible;mso-wrap-style:square;mso-width-percent:0;mso-height-percent:0;mso-wrap-distance-left:0;mso-wrap-distance-top:0;mso-wrap-distance-right:0;mso-wrap-distance-bottom:0;mso-position-horizontal:absolute;mso-position-horizontal-relative:page;mso-position-vertical:absolute;mso-position-vertical-relative:text;mso-width-percent:0;mso-height-percent:0;mso-width-relative:page;mso-height-relative:page" from="1in,10.9pt" to="540pt,10.9pt" o:gfxdata="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" strokeweight="1.5pt">
                 <w10:wrap type="topAndBottom" anchorx="page"/>
               </v:line>
             </w:pict>
@@ -340,7 +340,7 @@
         <w:ind w:left="1627" w:right="1588"/>
         <w:jc w:val="center"/>
         <w:rPr>
-          <w:rFonts w:eastAsia="標楷體" w:hint="eastAsia"/>
+          <w:rFonts w:eastAsia="標楷體"/>
           <w:b/>
           <w:bCs/>
           <w:sz w:val="24"/>
@@ -438,7 +438,7 @@
           </mc:Choice>
           <mc:Fallback>
             <w:pict>
-              <v:group w14:anchorId="4D1DEC29" id="群組 12" o:spid="_x0000_s1026" style="width:469.5pt;height:3.3pt;mso-position-horizontal-relative:char;mso-position-vertical-relative:line" coordsize="9390,66" o:gfxdata="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">
+              <v:group w14:anchorId="724C306E" id="群組 12" o:spid="_x0000_s1026" style="width:469.5pt;height:3.3pt;mso-position-horizontal-relative:char;mso-position-vertical-relative:line" coordsize="9390,66" o:gfxdata="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">
                 <v:line id="Line 26" o:spid="_x0000_s1027" style="position:absolute;visibility:visible;mso-wrap-style:square" from="15,51" to="9375,51" o:connectortype="straight" o:gfxdata="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" strokeweight="1.5pt"/>
                 <w10:anchorlock/>
               </v:group>
@@ -544,7 +544,7 @@
           </mc:Choice>
           <mc:Fallback>
             <w:pict>
-              <v:line w14:anchorId="1E3DABA2" id="直線接點 10" o:spid="_x0000_s1026" style="position:absolute;z-index:-251661824;visibility:visible;mso-wrap-style:square;mso-width-percent:0;mso-height-percent:0;mso-wrap-distance-left:0;mso-wrap-distance-top:0;mso-wrap-distance-right:0;mso-wrap-distance-bottom:0;mso-position-horizontal:absolute;mso-position-horizontal-relative:page;mso-position-vertical:absolute;mso-position-vertical-relative:text;mso-width-percent:0;mso-height-percent:0;mso-width-relative:page;mso-height-relative:page" from="1in,10.45pt" to="540pt,10.45pt" o:gfxdata="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" strokeweight="1.5pt">
+              <v:line w14:anchorId="4A053533" id="直線接點 10" o:spid="_x0000_s1026" style="position:absolute;z-index:-251661824;visibility:visible;mso-wrap-style:square;mso-width-percent:0;mso-height-percent:0;mso-wrap-distance-left:0;mso-wrap-distance-top:0;mso-wrap-distance-right:0;mso-wrap-distance-bottom:0;mso-position-horizontal:absolute;mso-position-horizontal-relative:page;mso-position-vertical:absolute;mso-position-vertical-relative:text;mso-width-percent:0;mso-height-percent:0;mso-width-relative:page;mso-height-relative:page" from="1in,10.45pt" to="540pt,10.45pt" o:gfxdata="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" strokeweight="1.5pt">
                 <w10:wrap type="topAndBottom" anchorx="page"/>
               </v:line>
             </w:pict>
@@ -656,7 +656,7 @@
           </mc:Choice>
           <mc:Fallback>
             <w:pict>
-              <v:group w14:anchorId="5CE90B46" id="群組 9" o:spid="_x0000_s1026" style="width:469.5pt;height:3.3pt;mso-position-horizontal-relative:char;mso-position-vertical-relative:line" coordsize="9390,66" o:gfxdata="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">
+              <v:group w14:anchorId="5FD12733" id="群組 9" o:spid="_x0000_s1026" style="width:469.5pt;height:3.3pt;mso-position-horizontal-relative:char;mso-position-vertical-relative:line" coordsize="9390,66" o:gfxdata="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">
                 <v:line id="Line 26" o:spid="_x0000_s1027" style="position:absolute;visibility:visible;mso-wrap-style:square" from="15,51" to="9375,51" o:connectortype="straight" o:gfxdata="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" strokeweight="1.5pt"/>
                 <w10:anchorlock/>
               </v:group>
@@ -831,6 +831,7 @@
               </w:rPr>
               <w:t xml:space="preserve"> </w:t>
             </w:r>
+            <w:proofErr w:type="spellStart"/>
             <w:r>
               <w:rPr>
                 <w:rFonts w:eastAsia="標楷體"/>
@@ -838,6 +839,7 @@
               </w:rPr>
               <w:t>迄今</w:t>
             </w:r>
+            <w:proofErr w:type="spellEnd"/>
           </w:p>
         </w:tc>
       </w:tr>
@@ -1124,19 +1126,190 @@
       </w:pPr>
       <w:r>
         <w:rPr>
-          <w:rFonts w:eastAsia="標楷體" w:hint="eastAsia"/>
-          <w:sz w:val="24"/>
-          <w:lang w:eastAsia="zh-TW"/>
-        </w:rPr>
-        <w:t>資訊技術家教</w:t>
-      </w:r>
-      <w:r>
-        <w:rPr>
-          <w:rFonts w:eastAsia="標楷體" w:hint="eastAsia"/>
-          <w:sz w:val="24"/>
-          <w:lang w:eastAsia="zh-TW"/>
-        </w:rPr>
-        <w:t>與顧問</w:t>
+          <w:rFonts w:eastAsia="標楷體"/>
+          <w:sz w:val="24"/>
+          <w:lang w:eastAsia="zh-TW"/>
+        </w:rPr>
+        <w:t>教學助理</w:t>
+      </w:r>
+      <w:r>
+        <w:rPr>
+          <w:rFonts w:eastAsia="標楷體" w:hint="eastAsia"/>
+          <w:sz w:val="24"/>
+          <w:lang w:eastAsia="zh-TW"/>
+        </w:rPr>
+        <w:t>(TA)</w:t>
+      </w:r>
+      <w:r>
+        <w:rPr>
+          <w:rFonts w:eastAsia="標楷體"/>
+          <w:sz w:val="24"/>
+          <w:lang w:eastAsia="zh-TW"/>
+        </w:rPr>
+        <w:t>,</w:t>
+      </w:r>
+      <w:r>
+        <w:rPr>
+          <w:rFonts w:eastAsia="標楷體"/>
+          <w:spacing w:val="16"/>
+          <w:sz w:val="24"/>
+          <w:lang w:eastAsia="zh-TW"/>
+        </w:rPr>
+        <w:t xml:space="preserve"> </w:t>
+      </w:r>
+      <w:r>
+        <w:rPr>
+          <w:rFonts w:eastAsia="標楷體" w:hint="eastAsia"/>
+          <w:sz w:val="24"/>
+          <w:lang w:eastAsia="zh-TW"/>
+        </w:rPr>
+        <w:t>國立雲林科技大學</w:t>
+      </w:r>
+      <w:r>
+        <w:rPr>
+          <w:rFonts w:eastAsia="標楷體"/>
+          <w:sz w:val="24"/>
+          <w:lang w:eastAsia="zh-TW"/>
+        </w:rPr>
+        <w:t>,</w:t>
+      </w:r>
+      <w:r>
+        <w:rPr>
+          <w:rFonts w:eastAsia="標楷體"/>
+          <w:spacing w:val="16"/>
+          <w:sz w:val="24"/>
+          <w:lang w:eastAsia="zh-TW"/>
+        </w:rPr>
+        <w:t xml:space="preserve"> </w:t>
+      </w:r>
+      <w:r>
+        <w:rPr>
+          <w:rFonts w:eastAsia="標楷體"/>
+          <w:spacing w:val="16"/>
+          <w:sz w:val="24"/>
+          <w:lang w:eastAsia="zh-TW"/>
+        </w:rPr>
+        <w:t>物件導向程式語言</w:t>
+      </w:r>
+      <w:r>
+        <w:rPr>
+          <w:rFonts w:eastAsia="標楷體"/>
+          <w:sz w:val="24"/>
+          <w:lang w:eastAsia="zh-TW"/>
+        </w:rPr>
+        <w:t>,</w:t>
+      </w:r>
+      <w:r>
+        <w:rPr>
+          <w:rFonts w:eastAsia="標楷體"/>
+          <w:spacing w:val="14"/>
+          <w:sz w:val="24"/>
+          <w:lang w:eastAsia="zh-TW"/>
+        </w:rPr>
+        <w:t xml:space="preserve"> </w:t>
+      </w:r>
+      <w:r>
+        <w:rPr>
+          <w:rFonts w:eastAsia="標楷體"/>
+          <w:sz w:val="24"/>
+          <w:lang w:eastAsia="zh-TW"/>
+        </w:rPr>
+        <w:t>20</w:t>
+      </w:r>
+      <w:r>
+        <w:rPr>
+          <w:rFonts w:eastAsia="標楷體" w:hint="eastAsia"/>
+          <w:sz w:val="24"/>
+          <w:lang w:eastAsia="zh-TW"/>
+        </w:rPr>
+        <w:t>2</w:t>
+      </w:r>
+      <w:r>
+        <w:rPr>
+          <w:rFonts w:eastAsia="標楷體" w:hint="eastAsia"/>
+          <w:sz w:val="24"/>
+          <w:lang w:eastAsia="zh-TW"/>
+        </w:rPr>
+        <w:t>5</w:t>
+      </w:r>
+      <w:r>
+        <w:rPr>
+          <w:rFonts w:eastAsia="標楷體"/>
+          <w:sz w:val="24"/>
+          <w:lang w:eastAsia="zh-TW"/>
+        </w:rPr>
+        <w:t>/0</w:t>
+      </w:r>
+      <w:r>
+        <w:rPr>
+          <w:rFonts w:eastAsia="標楷體" w:hint="eastAsia"/>
+          <w:sz w:val="24"/>
+          <w:lang w:eastAsia="zh-TW"/>
+        </w:rPr>
+        <w:t xml:space="preserve">2 </w:t>
+      </w:r>
+      <w:proofErr w:type="gramStart"/>
+      <w:r>
+        <w:rPr>
+          <w:rFonts w:eastAsia="標楷體"/>
+          <w:sz w:val="24"/>
+          <w:lang w:eastAsia="zh-TW"/>
+        </w:rPr>
+        <w:t>–</w:t>
+      </w:r>
+      <w:proofErr w:type="gramEnd"/>
+      <w:r>
+        <w:rPr>
+          <w:rFonts w:eastAsia="標楷體" w:hint="eastAsia"/>
+          <w:sz w:val="24"/>
+          <w:lang w:eastAsia="zh-TW"/>
+        </w:rPr>
+        <w:t xml:space="preserve"> </w:t>
+      </w:r>
+      <w:r>
+        <w:rPr>
+          <w:rFonts w:eastAsia="標楷體"/>
+          <w:spacing w:val="-57"/>
+          <w:sz w:val="24"/>
+          <w:lang w:eastAsia="zh-TW"/>
+        </w:rPr>
+        <w:t xml:space="preserve"> </w:t>
+      </w:r>
+      <w:r>
+        <w:rPr>
+          <w:rFonts w:eastAsia="標楷體"/>
+          <w:sz w:val="24"/>
+          <w:lang w:eastAsia="zh-TW"/>
+        </w:rPr>
+        <w:t>迄今</w:t>
+      </w:r>
+    </w:p>
+    <w:p>
+      <w:pPr>
+        <w:pStyle w:val="a5"/>
+        <w:numPr>
+          <w:ilvl w:val="0"/>
+          <w:numId w:val="1"/>
+        </w:numPr>
+        <w:tabs>
+          <w:tab w:val="left" w:pos="520"/>
+          <w:tab w:val="left" w:pos="521"/>
+        </w:tabs>
+        <w:spacing w:before="136"/>
+        <w:ind w:right="117"/>
+        <w:rPr>
+          <w:rFonts w:eastAsia="標楷體" w:hint="eastAsia"/>
+          <w:sz w:val="24"/>
+          <w:lang w:eastAsia="zh-TW"/>
+        </w:rPr>
+      </w:pPr>
+      <w:r>
+        <w:rPr>
+          <w:rFonts w:eastAsia="標楷體" w:hint="eastAsia"/>
+          <w:sz w:val="24"/>
+          <w:lang w:eastAsia="zh-TW"/>
+        </w:rPr>
+        <w:t>資訊技術家教與顧問</w:t>
       </w:r>
       <w:r>
         <w:rPr>
@@ -1232,6 +1405,7 @@
         </w:rPr>
         <w:t xml:space="preserve"> </w:t>
       </w:r>
+      <w:proofErr w:type="gramStart"/>
       <w:r>
         <w:rPr>
           <w:rFonts w:eastAsia="標楷體"/>
@@ -1240,6 +1414,7 @@
         </w:rPr>
         <w:t>–</w:t>
       </w:r>
+      <w:proofErr w:type="gramEnd"/>
       <w:r>
         <w:rPr>
           <w:rFonts w:eastAsia="標楷體" w:hint="eastAsia"/>
@@ -1263,7 +1438,39 @@
           <w:sz w:val="24"/>
           <w:lang w:eastAsia="zh-TW"/>
         </w:rPr>
-        <w:t>迄今</w:t>
+        <w:t>20</w:t>
+      </w:r>
+      <w:r>
+        <w:rPr>
+          <w:rFonts w:eastAsia="標楷體" w:hint="eastAsia"/>
+          <w:sz w:val="24"/>
+          <w:lang w:eastAsia="zh-TW"/>
+        </w:rPr>
+        <w:t>2</w:t>
+      </w:r>
+      <w:r>
+        <w:rPr>
+          <w:rFonts w:eastAsia="標楷體" w:hint="eastAsia"/>
+          <w:sz w:val="24"/>
+          <w:lang w:eastAsia="zh-TW"/>
+        </w:rPr>
+        <w:t>5</w:t>
+      </w:r>
+      <w:r>
+        <w:rPr>
+          <w:rFonts w:eastAsia="標楷體"/>
+          <w:sz w:val="24"/>
+          <w:lang w:eastAsia="zh-TW"/>
+        </w:rPr>
+        <w:t>/0</w:t>
+      </w:r>
+      <w:r>
+        <w:rPr>
+          <w:rFonts w:eastAsia="標楷體" w:hint="eastAsia"/>
+          <w:sz w:val="24"/>
+          <w:lang w:eastAsia="zh-TW"/>
+        </w:rPr>
+        <w:t>2</w:t>
       </w:r>
     </w:p>
     <w:p>
@@ -1345,12 +1552,12 @@
       </w:r>
       <w:r>
         <w:rPr>
-          <w:rFonts w:eastAsia="標楷體"/>
+          <w:rFonts w:eastAsia="標楷體" w:hint="eastAsia"/>
           <w:spacing w:val="16"/>
           <w:sz w:val="24"/>
           <w:lang w:eastAsia="zh-TW"/>
         </w:rPr>
-        <w:t>物件導向程式語言</w:t>
+        <w:t>程式設計概念與方法</w:t>
       </w:r>
       <w:r>
         <w:rPr>
@@ -1383,6 +1590,73 @@
           <w:sz w:val="24"/>
           <w:lang w:eastAsia="zh-TW"/>
         </w:rPr>
+        <w:t>24</w:t>
+      </w:r>
+      <w:r>
+        <w:rPr>
+          <w:rFonts w:eastAsia="標楷體"/>
+          <w:sz w:val="24"/>
+          <w:lang w:eastAsia="zh-TW"/>
+        </w:rPr>
+        <w:t>/0</w:t>
+      </w:r>
+      <w:r>
+        <w:rPr>
+          <w:rFonts w:eastAsia="標楷體" w:hint="eastAsia"/>
+          <w:sz w:val="24"/>
+          <w:lang w:eastAsia="zh-TW"/>
+        </w:rPr>
+        <w:t>9</w:t>
+      </w:r>
+      <w:r>
+        <w:rPr>
+          <w:rFonts w:eastAsia="標楷體" w:hint="eastAsia"/>
+          <w:sz w:val="24"/>
+          <w:lang w:eastAsia="zh-TW"/>
+        </w:rPr>
+        <w:t xml:space="preserve"> </w:t>
+      </w:r>
+      <w:proofErr w:type="gramStart"/>
+      <w:r>
+        <w:rPr>
+          <w:rFonts w:eastAsia="標楷體"/>
+          <w:sz w:val="24"/>
+          <w:lang w:eastAsia="zh-TW"/>
+        </w:rPr>
+        <w:t>–</w:t>
+      </w:r>
+      <w:proofErr w:type="gramEnd"/>
+      <w:r>
+        <w:rPr>
+          <w:rFonts w:eastAsia="標楷體" w:hint="eastAsia"/>
+          <w:sz w:val="24"/>
+          <w:lang w:eastAsia="zh-TW"/>
+        </w:rPr>
+        <w:t xml:space="preserve"> </w:t>
+      </w:r>
+      <w:r>
+        <w:rPr>
+          <w:rFonts w:eastAsia="標楷體"/>
+          <w:spacing w:val="-57"/>
+          <w:sz w:val="24"/>
+          <w:lang w:eastAsia="zh-TW"/>
+        </w:rPr>
+        <w:t xml:space="preserve"> </w:t>
+      </w:r>
+      <w:r>
+        <w:rPr>
+          <w:rFonts w:eastAsia="標楷體"/>
+          <w:sz w:val="24"/>
+          <w:lang w:eastAsia="zh-TW"/>
+        </w:rPr>
+        <w:t>20</w:t>
+      </w:r>
+      <w:r>
+        <w:rPr>
+          <w:rFonts w:eastAsia="標楷體" w:hint="eastAsia"/>
+          <w:sz w:val="24"/>
+          <w:lang w:eastAsia="zh-TW"/>
+        </w:rPr>
         <w:t>2</w:t>
       </w:r>
       <w:r>
@@ -1407,40 +1681,7 @@
           <w:sz w:val="24"/>
           <w:lang w:eastAsia="zh-TW"/>
         </w:rPr>
-        <w:t xml:space="preserve">2 </w:t>
-      </w:r>
-      <w:r>
-        <w:rPr>
-          <w:rFonts w:eastAsia="標楷體"/>
-          <w:sz w:val="24"/>
-          <w:lang w:eastAsia="zh-TW"/>
-        </w:rPr>
-        <w:t>–</w:t>
-      </w:r>
-      <w:r>
-        <w:rPr>
-          <w:rFonts w:eastAsia="標楷體" w:hint="eastAsia"/>
-          <w:sz w:val="24"/>
-          <w:lang w:eastAsia="zh-TW"/>
-        </w:rPr>
-        <w:t xml:space="preserve"> </w:t>
-      </w:r>
-      <w:r>
-        <w:rPr>
-          <w:rFonts w:eastAsia="標楷體"/>
-          <w:spacing w:val="-57"/>
-          <w:sz w:val="24"/>
-          <w:lang w:eastAsia="zh-TW"/>
-        </w:rPr>
-        <w:t xml:space="preserve"> </w:t>
-      </w:r>
-      <w:r>
-        <w:rPr>
-          <w:rFonts w:eastAsia="標楷體"/>
-          <w:sz w:val="24"/>
-          <w:lang w:eastAsia="zh-TW"/>
-        </w:rPr>
-        <w:t>迄今</w:t>
+        <w:t>1</w:t>
       </w:r>
     </w:p>
     <w:p>
@@ -1464,19 +1705,52 @@
       </w:pPr>
       <w:r>
         <w:rPr>
-          <w:rFonts w:eastAsia="標楷體"/>
-          <w:sz w:val="24"/>
-          <w:lang w:eastAsia="zh-TW"/>
-        </w:rPr>
-        <w:t>教學助理</w:t>
-      </w:r>
-      <w:r>
-        <w:rPr>
-          <w:rFonts w:eastAsia="標楷體" w:hint="eastAsia"/>
-          <w:sz w:val="24"/>
-          <w:lang w:eastAsia="zh-TW"/>
-        </w:rPr>
-        <w:t>(TA)</w:t>
+          <w:rFonts w:eastAsia="標楷體" w:hint="eastAsia"/>
+          <w:sz w:val="24"/>
+          <w:lang w:eastAsia="zh-TW"/>
+        </w:rPr>
+        <w:t>軟體開發工程師</w:t>
+      </w:r>
+      <w:r>
+        <w:rPr>
+          <w:rFonts w:eastAsia="標楷體"/>
+          <w:sz w:val="24"/>
+          <w:lang w:eastAsia="zh-TW"/>
+        </w:rPr>
+        <w:t>(</w:t>
+      </w:r>
+      <w:r>
+        <w:rPr>
+          <w:rFonts w:eastAsia="標楷體" w:hint="eastAsia"/>
+          <w:sz w:val="24"/>
+          <w:lang w:eastAsia="zh-TW"/>
+        </w:rPr>
+        <w:t>實習</w:t>
+      </w:r>
+      <w:r>
+        <w:rPr>
+          <w:rFonts w:eastAsia="標楷體"/>
+          <w:sz w:val="24"/>
+          <w:lang w:eastAsia="zh-TW"/>
+        </w:rPr>
+        <w:t>),</w:t>
+      </w:r>
+      <w:r>
+        <w:rPr>
+          <w:rFonts w:eastAsia="標楷體"/>
+          <w:spacing w:val="16"/>
+          <w:sz w:val="24"/>
+          <w:lang w:eastAsia="zh-TW"/>
+        </w:rPr>
+        <w:t xml:space="preserve"> </w:t>
+      </w:r>
+      <w:r>
+        <w:rPr>
+          <w:rFonts w:eastAsia="標楷體" w:hint="eastAsia"/>
+          <w:sz w:val="24"/>
+          <w:lang w:eastAsia="zh-TW"/>
+        </w:rPr>
+        <w:t>中國信託商業銀行</w:t>
       </w:r>
       <w:r>
         <w:rPr>
@@ -1501,7 +1775,7 @@
           <w:sz w:val="24"/>
           <w:lang w:eastAsia="zh-TW"/>
         </w:rPr>
-        <w:t>國立雲林科技大學</w:t>
+        <w:t>台中開發中心科</w:t>
       </w:r>
       <w:r>
         <w:rPr>
@@ -1514,7 +1788,7 @@
       <w:r>
         <w:rPr>
           <w:rFonts w:eastAsia="標楷體"/>
-          <w:spacing w:val="16"/>
+          <w:spacing w:val="14"/>
           <w:sz w:val="24"/>
           <w:lang w:eastAsia="zh-TW"/>
         </w:rPr>
@@ -1522,70 +1796,46 @@
       </w:r>
       <w:r>
         <w:rPr>
-          <w:rFonts w:eastAsia="標楷體" w:hint="eastAsia"/>
-          <w:spacing w:val="16"/>
-          <w:sz w:val="24"/>
-          <w:lang w:eastAsia="zh-TW"/>
-        </w:rPr>
-        <w:t>程式設計概念與方法</w:t>
-      </w:r>
-      <w:r>
-        <w:rPr>
-          <w:rFonts w:eastAsia="標楷體"/>
-          <w:sz w:val="24"/>
-          <w:lang w:eastAsia="zh-TW"/>
-        </w:rPr>
-        <w:t>,</w:t>
-      </w:r>
-      <w:r>
-        <w:rPr>
-          <w:rFonts w:eastAsia="標楷體"/>
-          <w:spacing w:val="14"/>
+          <w:rFonts w:eastAsia="標楷體"/>
+          <w:sz w:val="24"/>
+          <w:lang w:eastAsia="zh-TW"/>
+        </w:rPr>
+        <w:t>20</w:t>
+      </w:r>
+      <w:r>
+        <w:rPr>
+          <w:rFonts w:eastAsia="標楷體" w:hint="eastAsia"/>
+          <w:sz w:val="24"/>
+          <w:lang w:eastAsia="zh-TW"/>
+        </w:rPr>
+        <w:t>24</w:t>
+      </w:r>
+      <w:bookmarkStart w:id="0" w:name="_Hlk180479055"/>
+      <w:r>
+        <w:rPr>
+          <w:rFonts w:eastAsia="標楷體"/>
+          <w:sz w:val="24"/>
+          <w:lang w:eastAsia="zh-TW"/>
+        </w:rPr>
+        <w:t>/0</w:t>
+      </w:r>
+      <w:r>
+        <w:rPr>
+          <w:rFonts w:eastAsia="標楷體" w:hint="eastAsia"/>
+          <w:sz w:val="24"/>
+          <w:lang w:eastAsia="zh-TW"/>
+        </w:rPr>
+        <w:t>2</w:t>
+      </w:r>
+      <w:r>
+        <w:rPr>
+          <w:rFonts w:eastAsia="標楷體" w:hint="eastAsia"/>
           <w:sz w:val="24"/>
           <w:lang w:eastAsia="zh-TW"/>
         </w:rPr>
         <w:t xml:space="preserve"> </w:t>
       </w:r>
-      <w:r>
-        <w:rPr>
-          <w:rFonts w:eastAsia="標楷體"/>
-          <w:sz w:val="24"/>
-          <w:lang w:eastAsia="zh-TW"/>
-        </w:rPr>
-        <w:t>20</w:t>
-      </w:r>
-      <w:r>
-        <w:rPr>
-          <w:rFonts w:eastAsia="標楷體" w:hint="eastAsia"/>
-          <w:sz w:val="24"/>
-          <w:lang w:eastAsia="zh-TW"/>
-        </w:rPr>
-        <w:t>24</w:t>
-      </w:r>
-      <w:r>
-        <w:rPr>
-          <w:rFonts w:eastAsia="標楷體"/>
-          <w:sz w:val="24"/>
-          <w:lang w:eastAsia="zh-TW"/>
-        </w:rPr>
-        <w:t>/0</w:t>
-      </w:r>
-      <w:r>
-        <w:rPr>
-          <w:rFonts w:eastAsia="標楷體" w:hint="eastAsia"/>
-          <w:sz w:val="24"/>
-          <w:lang w:eastAsia="zh-TW"/>
-        </w:rPr>
-        <w:t>9</w:t>
-      </w:r>
-      <w:r>
-        <w:rPr>
-          <w:rFonts w:eastAsia="標楷體" w:hint="eastAsia"/>
-          <w:sz w:val="24"/>
-          <w:lang w:eastAsia="zh-TW"/>
-        </w:rPr>
-        <w:t xml:space="preserve"> </w:t>
-      </w:r>
+      <w:proofErr w:type="gramStart"/>
       <w:r>
         <w:rPr>
           <w:rFonts w:eastAsia="標楷體"/>
@@ -1594,223 +1844,7 @@
         </w:rPr>
         <w:t>–</w:t>
       </w:r>
-      <w:r>
-        <w:rPr>
-          <w:rFonts w:eastAsia="標楷體" w:hint="eastAsia"/>
-          <w:sz w:val="24"/>
-          <w:lang w:eastAsia="zh-TW"/>
-        </w:rPr>
-        <w:t xml:space="preserve"> </w:t>
-      </w:r>
-      <w:r>
-        <w:rPr>
-          <w:rFonts w:eastAsia="標楷體"/>
-          <w:spacing w:val="-57"/>
-          <w:sz w:val="24"/>
-          <w:lang w:eastAsia="zh-TW"/>
-        </w:rPr>
-        <w:t xml:space="preserve"> </w:t>
-      </w:r>
-      <w:r>
-        <w:rPr>
-          <w:rFonts w:eastAsia="標楷體"/>
-          <w:sz w:val="24"/>
-          <w:lang w:eastAsia="zh-TW"/>
-        </w:rPr>
-        <w:t>20</w:t>
-      </w:r>
-      <w:r>
-        <w:rPr>
-          <w:rFonts w:eastAsia="標楷體" w:hint="eastAsia"/>
-          <w:sz w:val="24"/>
-          <w:lang w:eastAsia="zh-TW"/>
-        </w:rPr>
-        <w:t>2</w:t>
-      </w:r>
-      <w:r>
-        <w:rPr>
-          <w:rFonts w:eastAsia="標楷體" w:hint="eastAsia"/>
-          <w:sz w:val="24"/>
-          <w:lang w:eastAsia="zh-TW"/>
-        </w:rPr>
-        <w:t>5</w:t>
-      </w:r>
-      <w:r>
-        <w:rPr>
-          <w:rFonts w:eastAsia="標楷體"/>
-          <w:sz w:val="24"/>
-          <w:lang w:eastAsia="zh-TW"/>
-        </w:rPr>
-        <w:t>/0</w:t>
-      </w:r>
-      <w:r>
-        <w:rPr>
-          <w:rFonts w:eastAsia="標楷體" w:hint="eastAsia"/>
-          <w:sz w:val="24"/>
-          <w:lang w:eastAsia="zh-TW"/>
-        </w:rPr>
-        <w:t>1</w:t>
-      </w:r>
-    </w:p>
-    <w:p>
-      <w:pPr>
-        <w:pStyle w:val="a5"/>
-        <w:numPr>
-          <w:ilvl w:val="0"/>
-          <w:numId w:val="1"/>
-        </w:numPr>
-        <w:tabs>
-          <w:tab w:val="left" w:pos="520"/>
-          <w:tab w:val="left" w:pos="521"/>
-        </w:tabs>
-        <w:spacing w:before="136"/>
-        <w:ind w:right="117"/>
-        <w:rPr>
-          <w:rFonts w:eastAsia="標楷體"/>
-          <w:sz w:val="24"/>
-          <w:lang w:eastAsia="zh-TW"/>
-        </w:rPr>
-      </w:pPr>
-      <w:r>
-        <w:rPr>
-          <w:rFonts w:eastAsia="標楷體" w:hint="eastAsia"/>
-          <w:sz w:val="24"/>
-          <w:lang w:eastAsia="zh-TW"/>
-        </w:rPr>
-        <w:t>軟體開發工程師</w:t>
-      </w:r>
-      <w:r>
-        <w:rPr>
-          <w:rFonts w:eastAsia="標楷體"/>
-          <w:sz w:val="24"/>
-          <w:lang w:eastAsia="zh-TW"/>
-        </w:rPr>
-        <w:t>(</w:t>
-      </w:r>
-      <w:r>
-        <w:rPr>
-          <w:rFonts w:eastAsia="標楷體" w:hint="eastAsia"/>
-          <w:sz w:val="24"/>
-          <w:lang w:eastAsia="zh-TW"/>
-        </w:rPr>
-        <w:t>實習</w:t>
-      </w:r>
-      <w:r>
-        <w:rPr>
-          <w:rFonts w:eastAsia="標楷體"/>
-          <w:sz w:val="24"/>
-          <w:lang w:eastAsia="zh-TW"/>
-        </w:rPr>
-        <w:t>),</w:t>
-      </w:r>
-      <w:r>
-        <w:rPr>
-          <w:rFonts w:eastAsia="標楷體"/>
-          <w:spacing w:val="16"/>
-          <w:sz w:val="24"/>
-          <w:lang w:eastAsia="zh-TW"/>
-        </w:rPr>
-        <w:t xml:space="preserve"> </w:t>
-      </w:r>
-      <w:r>
-        <w:rPr>
-          <w:rFonts w:eastAsia="標楷體" w:hint="eastAsia"/>
-          <w:sz w:val="24"/>
-          <w:lang w:eastAsia="zh-TW"/>
-        </w:rPr>
-        <w:t>中國信託商業銀行</w:t>
-      </w:r>
-      <w:r>
-        <w:rPr>
-          <w:rFonts w:eastAsia="標楷體"/>
-          <w:sz w:val="24"/>
-          <w:lang w:eastAsia="zh-TW"/>
-        </w:rPr>
-        <w:t>,</w:t>
-      </w:r>
-      <w:r>
-        <w:rPr>
-          <w:rFonts w:eastAsia="標楷體"/>
-          <w:spacing w:val="16"/>
-          <w:sz w:val="24"/>
-          <w:lang w:eastAsia="zh-TW"/>
-        </w:rPr>
-        <w:t xml:space="preserve"> </w:t>
-      </w:r>
-      <w:r>
-        <w:rPr>
-          <w:rFonts w:eastAsia="標楷體" w:hint="eastAsia"/>
-          <w:sz w:val="24"/>
-          <w:lang w:eastAsia="zh-TW"/>
-        </w:rPr>
-        <w:t>台中開發中心科</w:t>
-      </w:r>
-      <w:r>
-        <w:rPr>
-          <w:rFonts w:eastAsia="標楷體"/>
-          <w:sz w:val="24"/>
-          <w:lang w:eastAsia="zh-TW"/>
-        </w:rPr>
-        <w:t>,</w:t>
-      </w:r>
-      <w:r>
-        <w:rPr>
-          <w:rFonts w:eastAsia="標楷體"/>
-          <w:spacing w:val="14"/>
-          <w:sz w:val="24"/>
-          <w:lang w:eastAsia="zh-TW"/>
-        </w:rPr>
-        <w:t xml:space="preserve"> </w:t>
-      </w:r>
-      <w:r>
-        <w:rPr>
-          <w:rFonts w:eastAsia="標楷體"/>
-          <w:sz w:val="24"/>
-          <w:lang w:eastAsia="zh-TW"/>
-        </w:rPr>
-        <w:t>20</w:t>
-      </w:r>
-      <w:r>
-        <w:rPr>
-          <w:rFonts w:eastAsia="標楷體" w:hint="eastAsia"/>
-          <w:sz w:val="24"/>
-          <w:lang w:eastAsia="zh-TW"/>
-        </w:rPr>
-        <w:t>24</w:t>
-      </w:r>
-      <w:bookmarkStart w:id="0" w:name="_Hlk180479055"/>
-      <w:r>
-        <w:rPr>
-          <w:rFonts w:eastAsia="標楷體"/>
-          <w:sz w:val="24"/>
-          <w:lang w:eastAsia="zh-TW"/>
-        </w:rPr>
-        <w:t>/0</w:t>
-      </w:r>
-      <w:r>
-        <w:rPr>
-          <w:rFonts w:eastAsia="標楷體" w:hint="eastAsia"/>
-          <w:sz w:val="24"/>
-          <w:lang w:eastAsia="zh-TW"/>
-        </w:rPr>
-        <w:t>2</w:t>
-      </w:r>
-      <w:r>
-        <w:rPr>
-          <w:rFonts w:eastAsia="標楷體" w:hint="eastAsia"/>
-          <w:sz w:val="24"/>
-          <w:lang w:eastAsia="zh-TW"/>
-        </w:rPr>
-        <w:t xml:space="preserve"> </w:t>
-      </w:r>
-      <w:r>
-        <w:rPr>
-          <w:rFonts w:eastAsia="標楷體"/>
-          <w:sz w:val="24"/>
-          <w:lang w:eastAsia="zh-TW"/>
-        </w:rPr>
-        <w:t>–</w:t>
-      </w:r>
+      <w:proofErr w:type="gramEnd"/>
       <w:r>
         <w:rPr>
           <w:rFonts w:eastAsia="標楷體" w:hint="eastAsia"/>
@@ -2033,7 +2067,7 @@
           </mc:Choice>
           <mc:Fallback>
             <w:pict>
-              <v:line w14:anchorId="30661506" id="直線接點 6" o:spid="_x0000_s1026" style="position:absolute;z-index:-251649024;visibility:visible;mso-wrap-style:square;mso-width-percent:0;mso-height-percent:0;mso-wrap-distance-left:0;mso-wrap-distance-top:0;mso-wrap-distance-right:0;mso-wrap-distance-bottom:0;mso-position-horizontal:absolute;mso-position-horizontal-relative:page;mso-position-vertical:absolute;mso-position-vertical-relative:text;mso-width-percent:0;mso-height-percent:0;mso-width-relative:page;mso-height-relative:page" from="1in,10.9pt" to="540pt,10.9pt" o:gfxdata="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" strokeweight="1.5pt">
+              <v:line w14:anchorId="432E8ED9" id="直線接點 6" o:spid="_x0000_s1026" style="position:absolute;z-index:-251649024;visibility:visible;mso-wrap-style:square;mso-width-percent:0;mso-height-percent:0;mso-wrap-distance-left:0;mso-wrap-distance-top:0;mso-wrap-distance-right:0;mso-wrap-distance-bottom:0;mso-position-horizontal:absolute;mso-position-horizontal-relative:page;mso-position-vertical:absolute;mso-position-vertical-relative:text;mso-width-percent:0;mso-height-percent:0;mso-width-relative:page;mso-height-relative:page" from="1in,10.9pt" to="540pt,10.9pt" o:gfxdata="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" strokeweight="1.5pt">
                 <w10:wrap type="topAndBottom" anchorx="page"/>
               </v:line>
             </w:pict>
@@ -2145,7 +2179,7 @@
           </mc:Choice>
           <mc:Fallback>
             <w:pict>
-              <v:group w14:anchorId="2CBDEB60" id="群組 5" o:spid="_x0000_s1026" style="width:469.5pt;height:3.3pt;mso-position-horizontal-relative:char;mso-position-vertical-relative:line" coordsize="9390,66" o:gfxdata="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">
+              <v:group w14:anchorId="59F96C18" id="群組 5" o:spid="_x0000_s1026" style="width:469.5pt;height:3.3pt;mso-position-horizontal-relative:char;mso-position-vertical-relative:line" coordsize="9390,66" o:gfxdata="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">
                 <v:line id="Line 26" o:spid="_x0000_s1027" style="position:absolute;visibility:visible;mso-wrap-style:square" from="15,51" to="9375,51" o:connectortype="straight" o:gfxdata="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" strokeweight="1.5pt"/>
                 <w10:anchorlock/>
               </v:group>
@@ -2220,18 +2254,36 @@
         <w:spacing w:before="136"/>
         <w:ind w:right="117"/>
         <w:rPr>
-          <w:rFonts w:eastAsia="標楷體" w:hint="eastAsia"/>
-          <w:sz w:val="24"/>
-          <w:lang w:eastAsia="zh-TW"/>
-        </w:rPr>
-      </w:pPr>
-      <w:r>
-        <w:rPr>
-          <w:rFonts w:eastAsia="標楷體" w:hint="eastAsia"/>
-          <w:sz w:val="24"/>
-          <w:lang w:eastAsia="zh-TW"/>
-        </w:rPr>
-        <w:t>相輔相程─特教生國文與對話能力之資訊輔導</w:t>
+          <w:rFonts w:eastAsia="標楷體"/>
+          <w:sz w:val="24"/>
+          <w:lang w:eastAsia="zh-TW"/>
+        </w:rPr>
+      </w:pPr>
+      <w:r>
+        <w:rPr>
+          <w:rFonts w:eastAsia="標楷體" w:hint="eastAsia"/>
+          <w:sz w:val="24"/>
+          <w:lang w:eastAsia="zh-TW"/>
+        </w:rPr>
+        <w:t>相輔相程</w:t>
+      </w:r>
+      <w:proofErr w:type="gramStart"/>
+      <w:r>
+        <w:rPr>
+          <w:rFonts w:eastAsia="標楷體" w:hint="eastAsia"/>
+          <w:sz w:val="24"/>
+          <w:lang w:eastAsia="zh-TW"/>
+        </w:rPr>
+        <w:t>─特教生國文</w:t>
+      </w:r>
+      <w:proofErr w:type="gramEnd"/>
+      <w:r>
+        <w:rPr>
+          <w:rFonts w:eastAsia="標楷體" w:hint="eastAsia"/>
+          <w:sz w:val="24"/>
+          <w:lang w:eastAsia="zh-TW"/>
+        </w:rPr>
+        <w:t>與對話能力之資訊輔導</w:t>
       </w:r>
       <w:r>
         <w:rPr>
@@ -2338,7 +2390,7 @@
           </mc:Choice>
           <mc:Fallback>
             <w:pict>
-              <v:line w14:anchorId="1ECEACA1" id="直線接點 6" o:spid="_x0000_s1026" style="position:absolute;z-index:-251664384;visibility:visible;mso-wrap-style:square;mso-width-percent:0;mso-height-percent:0;mso-wrap-distance-left:0;mso-wrap-distance-top:0;mso-wrap-distance-right:0;mso-wrap-distance-bottom:0;mso-position-horizontal:absolute;mso-position-horizontal-relative:page;mso-position-vertical:absolute;mso-position-vertical-relative:text;mso-width-percent:0;mso-height-percent:0;mso-width-relative:page;mso-height-relative:page" from="1in,10.9pt" to="540pt,10.9pt" o:gfxdata="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" strokeweight="1.5pt">
+              <v:line w14:anchorId="4EBBA709" id="直線接點 6" o:spid="_x0000_s1026" style="position:absolute;z-index:-251664384;visibility:visible;mso-wrap-style:square;mso-width-percent:0;mso-height-percent:0;mso-wrap-distance-left:0;mso-wrap-distance-top:0;mso-wrap-distance-right:0;mso-wrap-distance-bottom:0;mso-position-horizontal:absolute;mso-position-horizontal-relative:page;mso-position-vertical:absolute;mso-position-vertical-relative:text;mso-width-percent:0;mso-height-percent:0;mso-width-relative:page;mso-height-relative:page" from="1in,10.9pt" to="540pt,10.9pt" o:gfxdata="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" strokeweight="1.5pt">
                 <w10:wrap type="topAndBottom" anchorx="page"/>
               </v:line>
             </w:pict>
@@ -2451,7 +2503,7 @@
           </mc:Choice>
           <mc:Fallback>
             <w:pict>
-              <v:group w14:anchorId="77F2AE8C" id="群組 5" o:spid="_x0000_s1026" style="width:469.5pt;height:3.3pt;mso-position-horizontal-relative:char;mso-position-vertical-relative:line" coordsize="9390,66" o:gfxdata="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">
+              <v:group w14:anchorId="10953A32" id="群組 5" o:spid="_x0000_s1026" style="width:469.5pt;height:3.3pt;mso-position-horizontal-relative:char;mso-position-vertical-relative:line" coordsize="9390,66" o:gfxdata="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">
                 <v:line id="Line 32" o:spid="_x0000_s1027" style="position:absolute;visibility:visible;mso-wrap-style:square" from="15,51" to="9375,51" o:connectortype="straight" o:gfxdata="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" strokeweight="1.5pt"/>
                 <w10:anchorlock/>
               </v:group>
@@ -2899,9 +2951,19 @@
           <w:sz w:val="24"/>
           <w:lang w:eastAsia="zh-TW"/>
         </w:rPr>
-        <w:t>國立屏東大學五育獎</w:t>
+        <w:t>國立屏東大學五</w:t>
+      </w:r>
+      <w:proofErr w:type="gramStart"/>
+      <w:r>
+        <w:rPr>
+          <w:rFonts w:eastAsia="標楷體" w:hint="eastAsia"/>
+          <w:sz w:val="24"/>
+          <w:lang w:eastAsia="zh-TW"/>
+        </w:rPr>
+        <w:t>育獎</w:t>
       </w:r>
       <w:bookmarkStart w:id="1" w:name="_Hlk180443757"/>
+      <w:proofErr w:type="gramEnd"/>
       <w:r>
         <w:rPr>
           <w:rFonts w:eastAsia="標楷體" w:hint="eastAsia"/>
@@ -3267,6 +3329,7 @@
         </w:rPr>
         <w:t>創辦</w:t>
       </w:r>
+      <w:proofErr w:type="spellStart"/>
       <w:r>
         <w:rPr>
           <w:rFonts w:eastAsia="標楷體"/>
@@ -3275,6 +3338,7 @@
         </w:rPr>
         <w:t>CodeCrafters</w:t>
       </w:r>
+      <w:proofErr w:type="spellEnd"/>
       <w:r>
         <w:rPr>
           <w:rFonts w:eastAsia="標楷體" w:hint="eastAsia"/>
@@ -3553,7 +3617,25 @@
           <w:sz w:val="24"/>
           <w:lang w:eastAsia="zh-TW"/>
         </w:rPr>
-        <w:t>巨匠電腦金匠獎</w:t>
+        <w:t>巨匠電腦金</w:t>
+      </w:r>
+      <w:proofErr w:type="gramStart"/>
+      <w:r>
+        <w:rPr>
+          <w:rFonts w:eastAsia="標楷體" w:hint="eastAsia"/>
+          <w:sz w:val="24"/>
+          <w:lang w:eastAsia="zh-TW"/>
+        </w:rPr>
+        <w:t>匠</w:t>
+      </w:r>
+      <w:proofErr w:type="gramEnd"/>
+      <w:r>
+        <w:rPr>
+          <w:rFonts w:eastAsia="標楷體" w:hint="eastAsia"/>
+          <w:sz w:val="24"/>
+          <w:lang w:eastAsia="zh-TW"/>
+        </w:rPr>
+        <w:t>獎</w:t>
       </w:r>
       <w:r>
         <w:rPr>
@@ -3661,8 +3743,18 @@
           <w:sz w:val="24"/>
           <w:lang w:eastAsia="zh-TW"/>
         </w:rPr>
-        <w:t>計算機概論與商業概論滿級分</w:t>
-      </w:r>
+        <w:t>計算機概論與商業</w:t>
+      </w:r>
+      <w:proofErr w:type="gramStart"/>
+      <w:r>
+        <w:rPr>
+          <w:rFonts w:eastAsia="標楷體" w:hint="eastAsia"/>
+          <w:sz w:val="24"/>
+          <w:lang w:eastAsia="zh-TW"/>
+        </w:rPr>
+        <w:t>概論滿級分</w:t>
+      </w:r>
+      <w:proofErr w:type="gramEnd"/>
       <w:r>
         <w:rPr>
           <w:rFonts w:eastAsia="標楷體"/>
@@ -3776,7 +3868,7 @@
           </mc:Choice>
           <mc:Fallback>
             <w:pict>
-              <v:line w14:anchorId="196EEAFD" id="直線接點 6" o:spid="_x0000_s1026" style="position:absolute;z-index:-251643904;visibility:visible;mso-wrap-style:square;mso-width-percent:0;mso-height-percent:0;mso-wrap-distance-left:0;mso-wrap-distance-top:0;mso-wrap-distance-right:0;mso-wrap-distance-bottom:0;mso-position-horizontal:absolute;mso-position-horizontal-relative:page;mso-position-vertical:absolute;mso-position-vertical-relative:text;mso-width-percent:0;mso-height-percent:0;mso-width-relative:page;mso-height-relative:page" from="1in,10.9pt" to="540pt,10.9pt" o:gfxdata="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" strokeweight="1.5pt">
+              <v:line w14:anchorId="7E87D252" id="直線接點 6" o:spid="_x0000_s1026" style="position:absolute;z-index:-251643904;visibility:visible;mso-wrap-style:square;mso-width-percent:0;mso-height-percent:0;mso-wrap-distance-left:0;mso-wrap-distance-top:0;mso-wrap-distance-right:0;mso-wrap-distance-bottom:0;mso-position-horizontal:absolute;mso-position-horizontal-relative:page;mso-position-vertical:absolute;mso-position-vertical-relative:text;mso-width-percent:0;mso-height-percent:0;mso-width-relative:page;mso-height-relative:page" from="1in,10.9pt" to="540pt,10.9pt" o:gfxdata="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" strokeweight="1.5pt">
                 <w10:wrap type="topAndBottom" anchorx="page"/>
               </v:line>
             </w:pict>
@@ -3889,7 +3981,7 @@
           </mc:Choice>
           <mc:Fallback>
             <w:pict>
-              <v:group w14:anchorId="5C855CBF" id="群組 5" o:spid="_x0000_s1026" style="width:469.5pt;height:3.3pt;mso-position-horizontal-relative:char;mso-position-vertical-relative:line" coordsize="9390,66" o:gfxdata="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">
+              <v:group w14:anchorId="31A42B30" id="群組 5" o:spid="_x0000_s1026" style="width:469.5pt;height:3.3pt;mso-position-horizontal-relative:char;mso-position-vertical-relative:line" coordsize="9390,66" o:gfxdata="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">
                 <v:line id="Line 32" o:spid="_x0000_s1027" style="position:absolute;visibility:visible;mso-wrap-style:square" from="15,51" to="9375,51" o:connectortype="straight" o:gfxdata="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" strokeweight="1.5pt"/>
                 <w10:anchorlock/>
               </v:group>
@@ -3931,7 +4023,16 @@
           <w:sz w:val="24"/>
           <w:lang w:eastAsia="zh-TW"/>
         </w:rPr>
-        <w:t xml:space="preserve"> 550(L295/R255)</w:t>
+        <w:t xml:space="preserve"> 550(L295/R255</w:t>
+      </w:r>
+      <w:proofErr w:type="gramStart"/>
+      <w:r>
+        <w:rPr>
+          <w:rFonts w:eastAsia="標楷體" w:hint="eastAsia"/>
+          <w:sz w:val="24"/>
+          <w:lang w:eastAsia="zh-TW"/>
+        </w:rPr>
+        <w:t>)</w:t>
       </w:r>
       <w:r>
         <w:rPr>
@@ -3941,6 +4042,7 @@
         </w:rPr>
         <w:t xml:space="preserve"> ,</w:t>
       </w:r>
+      <w:proofErr w:type="gramEnd"/>
       <w:r>
         <w:rPr>
           <w:rFonts w:eastAsia="標楷體" w:hint="eastAsia"/>
@@ -3991,8 +4093,18 @@
           <w:sz w:val="24"/>
           <w:lang w:eastAsia="zh-TW"/>
         </w:rPr>
-        <w:t>電腦硬體裝修技術士丙級</w:t>
-      </w:r>
+        <w:t>電腦硬體裝修</w:t>
+      </w:r>
+      <w:proofErr w:type="gramStart"/>
+      <w:r>
+        <w:rPr>
+          <w:rFonts w:eastAsia="標楷體" w:hint="eastAsia"/>
+          <w:sz w:val="24"/>
+          <w:lang w:eastAsia="zh-TW"/>
+        </w:rPr>
+        <w:t>技術士丙級</w:t>
+      </w:r>
+      <w:proofErr w:type="gramEnd"/>
       <w:r>
         <w:rPr>
           <w:rFonts w:eastAsia="標楷體"/>
@@ -4203,8 +4315,18 @@
           <w:sz w:val="24"/>
           <w:lang w:eastAsia="zh-TW"/>
         </w:rPr>
-        <w:t>電腦軟體應用技術士乙級</w:t>
-      </w:r>
+        <w:t>電腦軟體應用</w:t>
+      </w:r>
+      <w:proofErr w:type="gramStart"/>
+      <w:r>
+        <w:rPr>
+          <w:rFonts w:eastAsia="標楷體" w:hint="eastAsia"/>
+          <w:sz w:val="24"/>
+          <w:lang w:eastAsia="zh-TW"/>
+        </w:rPr>
+        <w:t>技術士乙級</w:t>
+      </w:r>
+      <w:proofErr w:type="gramEnd"/>
       <w:r>
         <w:rPr>
           <w:rFonts w:eastAsia="標楷體"/>
@@ -4552,8 +4674,18 @@
           <w:lang w:eastAsia="zh-TW"/>
         </w:rPr>
         <w:lastRenderedPageBreak/>
-        <w:t>電腦軟體應用技術士丙級</w:t>
-      </w:r>
+        <w:t>電腦軟體應用</w:t>
+      </w:r>
+      <w:proofErr w:type="gramStart"/>
+      <w:r>
+        <w:rPr>
+          <w:rFonts w:eastAsia="標楷體" w:hint="eastAsia"/>
+          <w:sz w:val="24"/>
+          <w:lang w:eastAsia="zh-TW"/>
+        </w:rPr>
+        <w:t>技術士丙級</w:t>
+      </w:r>
+      <w:proofErr w:type="gramEnd"/>
       <w:r>
         <w:rPr>
           <w:rFonts w:eastAsia="標楷體"/>
@@ -4675,7 +4807,7 @@
           </mc:Choice>
           <mc:Fallback>
             <w:pict>
-              <v:line w14:anchorId="6D2AF8A7" id="直線接點 6" o:spid="_x0000_s1026" style="position:absolute;z-index:-15725568;visibility:visible;mso-wrap-style:square;mso-width-percent:0;mso-height-percent:0;mso-wrap-distance-left:0;mso-wrap-distance-top:0;mso-wrap-distance-right:0;mso-wrap-distance-bottom:0;mso-position-horizontal:absolute;mso-position-horizontal-relative:page;mso-position-vertical:absolute;mso-position-vertical-relative:text;mso-width-percent:0;mso-height-percent:0;mso-width-relative:page;mso-height-relative:page" from="1in,10.9pt" to="540pt,10.9pt" o:gfxdata="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" strokeweight="1.5pt">
+              <v:line w14:anchorId="375C6FCF" id="直線接點 6" o:spid="_x0000_s1026" style="position:absolute;z-index:-15725568;visibility:visible;mso-wrap-style:square;mso-width-percent:0;mso-height-percent:0;mso-wrap-distance-left:0;mso-wrap-distance-top:0;mso-wrap-distance-right:0;mso-wrap-distance-bottom:0;mso-position-horizontal:absolute;mso-position-horizontal-relative:page;mso-position-vertical:absolute;mso-position-vertical-relative:text;mso-width-percent:0;mso-height-percent:0;mso-width-relative:page;mso-height-relative:page" from="1in,10.9pt" to="540pt,10.9pt" o:gfxdata="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" strokeweight="1.5pt">
                 <w10:wrap type="topAndBottom" anchorx="page"/>
               </v:line>
             </w:pict>
@@ -4788,7 +4920,7 @@
           </mc:Choice>
           <mc:Fallback>
             <w:pict>
-              <v:group w14:anchorId="1AE57A26" id="群組 5" o:spid="_x0000_s1026" style="width:469.5pt;height:3.3pt;mso-position-horizontal-relative:char;mso-position-vertical-relative:line" coordsize="9390,66" o:gfxdata="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">
+              <v:group w14:anchorId="54F61422" id="群組 5" o:spid="_x0000_s1026" style="width:469.5pt;height:3.3pt;mso-position-horizontal-relative:char;mso-position-vertical-relative:line" coordsize="9390,66" o:gfxdata="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">
                 <v:line id="Line 32" o:spid="_x0000_s1027" style="position:absolute;visibility:visible;mso-wrap-style:square" from="15,51" to="9375,51" o:connectortype="straight" o:gfxdata="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" strokeweight="1.5pt"/>
                 <w10:anchorlock/>
               </v:group>
@@ -4901,13 +5033,23 @@
           <w:lang w:eastAsia="zh-TW"/>
         </w:rPr>
       </w:pPr>
-      <w:r>
-        <w:rPr>
-          <w:rFonts w:eastAsia="標楷體" w:hint="eastAsia"/>
-          <w:sz w:val="24"/>
-          <w:lang w:eastAsia="zh-TW"/>
-        </w:rPr>
-        <w:t>特教生國語與對話能力之資訊輔導</w:t>
+      <w:proofErr w:type="gramStart"/>
+      <w:r>
+        <w:rPr>
+          <w:rFonts w:eastAsia="標楷體" w:hint="eastAsia"/>
+          <w:sz w:val="24"/>
+          <w:lang w:eastAsia="zh-TW"/>
+        </w:rPr>
+        <w:t>特教生國語</w:t>
+      </w:r>
+      <w:proofErr w:type="gramEnd"/>
+      <w:r>
+        <w:rPr>
+          <w:rFonts w:eastAsia="標楷體" w:hint="eastAsia"/>
+          <w:sz w:val="24"/>
+          <w:lang w:eastAsia="zh-TW"/>
+        </w:rPr>
+        <w:t>與對話能力之資訊輔導</w:t>
       </w:r>
       <w:r>
         <w:rPr>
@@ -5164,13 +5306,23 @@
           <w:lang w:eastAsia="zh-TW"/>
         </w:rPr>
       </w:pPr>
-      <w:r>
-        <w:rPr>
-          <w:rFonts w:eastAsia="標楷體" w:hint="eastAsia"/>
-          <w:sz w:val="24"/>
-          <w:lang w:eastAsia="zh-TW"/>
-        </w:rPr>
-        <w:t>圖書館借還書系統</w:t>
+      <w:proofErr w:type="gramStart"/>
+      <w:r>
+        <w:rPr>
+          <w:rFonts w:eastAsia="標楷體" w:hint="eastAsia"/>
+          <w:sz w:val="24"/>
+          <w:lang w:eastAsia="zh-TW"/>
+        </w:rPr>
+        <w:t>圖書館借還書</w:t>
+      </w:r>
+      <w:proofErr w:type="gramEnd"/>
+      <w:r>
+        <w:rPr>
+          <w:rFonts w:eastAsia="標楷體" w:hint="eastAsia"/>
+          <w:sz w:val="24"/>
+          <w:lang w:eastAsia="zh-TW"/>
+        </w:rPr>
+        <w:t>系統</w:t>
       </w:r>
       <w:r>
         <w:rPr>
@@ -5410,13 +5562,23 @@
         </w:rPr>
         <w:t xml:space="preserve"> </w:t>
       </w:r>
-      <w:r>
-        <w:rPr>
-          <w:rFonts w:eastAsia="標楷體" w:hint="eastAsia"/>
-          <w:sz w:val="24"/>
-          <w:lang w:eastAsia="zh-TW"/>
-        </w:rPr>
-        <w:t>快篩試劑診所配發查詢</w:t>
+      <w:proofErr w:type="gramStart"/>
+      <w:r>
+        <w:rPr>
+          <w:rFonts w:eastAsia="標楷體" w:hint="eastAsia"/>
+          <w:sz w:val="24"/>
+          <w:lang w:eastAsia="zh-TW"/>
+        </w:rPr>
+        <w:t>快篩試劑</w:t>
+      </w:r>
+      <w:proofErr w:type="gramEnd"/>
+      <w:r>
+        <w:rPr>
+          <w:rFonts w:eastAsia="標楷體" w:hint="eastAsia"/>
+          <w:sz w:val="24"/>
+          <w:lang w:eastAsia="zh-TW"/>
+        </w:rPr>
+        <w:t>診所配發查詢</w:t>
       </w:r>
       <w:r>
         <w:rPr>
@@ -6383,6 +6545,7 @@
   <w:style w:type="character" w:default="1" w:styleId="a0">
     <w:name w:val="Default Paragraph Font"/>
     <w:uiPriority w:val="1"/>
+    <w:semiHidden/>
     <w:unhideWhenUsed/>
   </w:style>
   <w:style w:type="table" w:default="1" w:styleId="a1">

--- a/assets/JieLong Chen CV(ch).docx
+++ b/assets/JieLong Chen CV(ch).docx
@@ -326,7 +326,7 @@
           </mc:Choice>
           <mc:Fallback>
             <w:pict>
-              <v:line w14:anchorId="7F3C1DEE" id="直線接點 13" o:spid="_x0000_s1026" style="position:absolute;z-index:-15722496;visibility:visible;mso-wrap-style:square;mso-width-percent:0;mso-height-percent:0;mso-wrap-distance-left:0;mso-wrap-distance-top:0;mso-wrap-distance-right:0;mso-wrap-distance-bottom:0;mso-position-horizontal:absolute;mso-position-horizontal-relative:page;mso-position-vertical:absolute;mso-position-vertical-relative:text;mso-width-percent:0;mso-height-percent:0;mso-width-relative:page;mso-height-relative:page" from="1in,10.9pt" to="540pt,10.9pt" o:gfxdata="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" strokeweight="1.5pt">
+              <v:line w14:anchorId="61662BEF" id="直線接點 13" o:spid="_x0000_s1026" style="position:absolute;z-index:-15722496;visibility:visible;mso-wrap-style:square;mso-width-percent:0;mso-height-percent:0;mso-wrap-distance-left:0;mso-wrap-distance-top:0;mso-wrap-distance-right:0;mso-wrap-distance-bottom:0;mso-position-horizontal:absolute;mso-position-horizontal-relative:page;mso-position-vertical:absolute;mso-position-vertical-relative:text;mso-width-percent:0;mso-height-percent:0;mso-width-relative:page;mso-height-relative:page" from="1in,10.9pt" to="540pt,10.9pt" o:gfxdata="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" strokeweight="1.5pt">
                 <w10:wrap type="topAndBottom" anchorx="page"/>
               </v:line>
             </w:pict>
@@ -438,7 +438,7 @@
           </mc:Choice>
           <mc:Fallback>
             <w:pict>
-              <v:group w14:anchorId="724C306E" id="群組 12" o:spid="_x0000_s1026" style="width:469.5pt;height:3.3pt;mso-position-horizontal-relative:char;mso-position-vertical-relative:line" coordsize="9390,66" o:gfxdata="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">
+              <v:group w14:anchorId="78F7A5DB" id="群組 12" o:spid="_x0000_s1026" style="width:469.5pt;height:3.3pt;mso-position-horizontal-relative:char;mso-position-vertical-relative:line" coordsize="9390,66" o:gfxdata="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">
                 <v:line id="Line 26" o:spid="_x0000_s1027" style="position:absolute;visibility:visible;mso-wrap-style:square" from="15,51" to="9375,51" o:connectortype="straight" o:gfxdata="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" strokeweight="1.5pt"/>
                 <w10:anchorlock/>
               </v:group>
@@ -544,7 +544,7 @@
           </mc:Choice>
           <mc:Fallback>
             <w:pict>
-              <v:line w14:anchorId="4A053533" id="直線接點 10" o:spid="_x0000_s1026" style="position:absolute;z-index:-251661824;visibility:visible;mso-wrap-style:square;mso-width-percent:0;mso-height-percent:0;mso-wrap-distance-left:0;mso-wrap-distance-top:0;mso-wrap-distance-right:0;mso-wrap-distance-bottom:0;mso-position-horizontal:absolute;mso-position-horizontal-relative:page;mso-position-vertical:absolute;mso-position-vertical-relative:text;mso-width-percent:0;mso-height-percent:0;mso-width-relative:page;mso-height-relative:page" from="1in,10.45pt" to="540pt,10.45pt" o:gfxdata="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" strokeweight="1.5pt">
+              <v:line w14:anchorId="2A40DBC5" id="直線接點 10" o:spid="_x0000_s1026" style="position:absolute;z-index:-251661824;visibility:visible;mso-wrap-style:square;mso-width-percent:0;mso-height-percent:0;mso-wrap-distance-left:0;mso-wrap-distance-top:0;mso-wrap-distance-right:0;mso-wrap-distance-bottom:0;mso-position-horizontal:absolute;mso-position-horizontal-relative:page;mso-position-vertical:absolute;mso-position-vertical-relative:text;mso-width-percent:0;mso-height-percent:0;mso-width-relative:page;mso-height-relative:page" from="1in,10.45pt" to="540pt,10.45pt" o:gfxdata="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" strokeweight="1.5pt">
                 <w10:wrap type="topAndBottom" anchorx="page"/>
               </v:line>
             </w:pict>
@@ -656,7 +656,7 @@
           </mc:Choice>
           <mc:Fallback>
             <w:pict>
-              <v:group w14:anchorId="5FD12733" id="群組 9" o:spid="_x0000_s1026" style="width:469.5pt;height:3.3pt;mso-position-horizontal-relative:char;mso-position-vertical-relative:line" coordsize="9390,66" o:gfxdata="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">
+              <v:group w14:anchorId="6ECB22E1" id="群組 9" o:spid="_x0000_s1026" style="width:469.5pt;height:3.3pt;mso-position-horizontal-relative:char;mso-position-vertical-relative:line" coordsize="9390,66" o:gfxdata="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">
                 <v:line id="Line 26" o:spid="_x0000_s1027" style="position:absolute;visibility:visible;mso-wrap-style:square" from="15,51" to="9375,51" o:connectortype="straight" o:gfxdata="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" strokeweight="1.5pt"/>
                 <w10:anchorlock/>
               </v:group>
@@ -1298,7 +1298,7 @@
         <w:spacing w:before="136"/>
         <w:ind w:right="117"/>
         <w:rPr>
-          <w:rFonts w:eastAsia="標楷體" w:hint="eastAsia"/>
+          <w:rFonts w:eastAsia="標楷體"/>
           <w:sz w:val="24"/>
           <w:lang w:eastAsia="zh-TW"/>
         </w:rPr>
@@ -1985,7 +1985,7 @@
           <w:rFonts w:eastAsia="標楷體" w:hint="eastAsia"/>
           <w:lang w:eastAsia="zh-TW"/>
         </w:rPr>
-        <w:t>演算法、系統開發、巨量資料與人工智慧應用</w:t>
+        <w:t>演算法、系統開發、人工智慧應用</w:t>
       </w:r>
     </w:p>
     <w:p>
@@ -2067,7 +2067,7 @@
           </mc:Choice>
           <mc:Fallback>
             <w:pict>
-              <v:line w14:anchorId="432E8ED9" id="直線接點 6" o:spid="_x0000_s1026" style="position:absolute;z-index:-251649024;visibility:visible;mso-wrap-style:square;mso-width-percent:0;mso-height-percent:0;mso-wrap-distance-left:0;mso-wrap-distance-top:0;mso-wrap-distance-right:0;mso-wrap-distance-bottom:0;mso-position-horizontal:absolute;mso-position-horizontal-relative:page;mso-position-vertical:absolute;mso-position-vertical-relative:text;mso-width-percent:0;mso-height-percent:0;mso-width-relative:page;mso-height-relative:page" from="1in,10.9pt" to="540pt,10.9pt" o:gfxdata="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" strokeweight="1.5pt">
+              <v:line w14:anchorId="3F72EAA7" id="直線接點 6" o:spid="_x0000_s1026" style="position:absolute;z-index:-251649024;visibility:visible;mso-wrap-style:square;mso-width-percent:0;mso-height-percent:0;mso-wrap-distance-left:0;mso-wrap-distance-top:0;mso-wrap-distance-right:0;mso-wrap-distance-bottom:0;mso-position-horizontal:absolute;mso-position-horizontal-relative:page;mso-position-vertical:absolute;mso-position-vertical-relative:text;mso-width-percent:0;mso-height-percent:0;mso-width-relative:page;mso-height-relative:page" from="1in,10.9pt" to="540pt,10.9pt" o:gfxdata="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" strokeweight="1.5pt">
                 <w10:wrap type="topAndBottom" anchorx="page"/>
               </v:line>
             </w:pict>
@@ -2179,7 +2179,7 @@
           </mc:Choice>
           <mc:Fallback>
             <w:pict>
-              <v:group w14:anchorId="59F96C18" id="群組 5" o:spid="_x0000_s1026" style="width:469.5pt;height:3.3pt;mso-position-horizontal-relative:char;mso-position-vertical-relative:line" coordsize="9390,66" o:gfxdata="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">
+              <v:group w14:anchorId="7299EB71" id="群組 5" o:spid="_x0000_s1026" style="width:469.5pt;height:3.3pt;mso-position-horizontal-relative:char;mso-position-vertical-relative:line" coordsize="9390,66" o:gfxdata="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">
                 <v:line id="Line 26" o:spid="_x0000_s1027" style="position:absolute;visibility:visible;mso-wrap-style:square" from="15,51" to="9375,51" o:connectortype="straight" o:gfxdata="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" strokeweight="1.5pt"/>
                 <w10:anchorlock/>
               </v:group>
@@ -2312,6 +2312,36 @@
     </w:p>
     <w:p>
       <w:pPr>
+        <w:tabs>
+          <w:tab w:val="left" w:pos="520"/>
+          <w:tab w:val="left" w:pos="521"/>
+        </w:tabs>
+        <w:spacing w:before="136"/>
+        <w:ind w:right="117"/>
+        <w:rPr>
+          <w:rFonts w:eastAsia="標楷體"/>
+          <w:sz w:val="24"/>
+          <w:lang w:eastAsia="zh-TW"/>
+        </w:rPr>
+      </w:pPr>
+    </w:p>
+    <w:p>
+      <w:pPr>
+        <w:tabs>
+          <w:tab w:val="left" w:pos="520"/>
+          <w:tab w:val="left" w:pos="521"/>
+        </w:tabs>
+        <w:spacing w:before="136"/>
+        <w:ind w:right="117"/>
+        <w:rPr>
+          <w:rFonts w:eastAsia="標楷體" w:hint="eastAsia"/>
+          <w:sz w:val="24"/>
+          <w:lang w:eastAsia="zh-TW"/>
+        </w:rPr>
+      </w:pPr>
+    </w:p>
+    <w:p>
+      <w:pPr>
         <w:pStyle w:val="a3"/>
         <w:spacing w:before="1"/>
         <w:rPr>
@@ -2325,6 +2355,7 @@
           <w:rFonts w:eastAsia="標楷體"/>
           <w:noProof/>
         </w:rPr>
+        <w:lastRenderedPageBreak/>
         <mc:AlternateContent>
           <mc:Choice Requires="wps">
             <w:drawing>
@@ -2390,7 +2421,7 @@
           </mc:Choice>
           <mc:Fallback>
             <w:pict>
-              <v:line w14:anchorId="4EBBA709" id="直線接點 6" o:spid="_x0000_s1026" style="position:absolute;z-index:-251664384;visibility:visible;mso-wrap-style:square;mso-width-percent:0;mso-height-percent:0;mso-wrap-distance-left:0;mso-wrap-distance-top:0;mso-wrap-distance-right:0;mso-wrap-distance-bottom:0;mso-position-horizontal:absolute;mso-position-horizontal-relative:page;mso-position-vertical:absolute;mso-position-vertical-relative:text;mso-width-percent:0;mso-height-percent:0;mso-width-relative:page;mso-height-relative:page" from="1in,10.9pt" to="540pt,10.9pt" o:gfxdata="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" strokeweight="1.5pt">
+              <v:line w14:anchorId="2A2859C1" id="直線接點 6" o:spid="_x0000_s1026" style="position:absolute;z-index:-251664384;visibility:visible;mso-wrap-style:square;mso-width-percent:0;mso-height-percent:0;mso-wrap-distance-left:0;mso-wrap-distance-top:0;mso-wrap-distance-right:0;mso-wrap-distance-bottom:0;mso-position-horizontal:absolute;mso-position-horizontal-relative:page;mso-position-vertical:absolute;mso-position-vertical-relative:text;mso-width-percent:0;mso-height-percent:0;mso-width-relative:page;mso-height-relative:page" from="1in,10.9pt" to="540pt,10.9pt" o:gfxdata="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" strokeweight="1.5pt">
                 <w10:wrap type="topAndBottom" anchorx="page"/>
               </v:line>
             </w:pict>
@@ -2503,7 +2534,7 @@
           </mc:Choice>
           <mc:Fallback>
             <w:pict>
-              <v:group w14:anchorId="10953A32" id="群組 5" o:spid="_x0000_s1026" style="width:469.5pt;height:3.3pt;mso-position-horizontal-relative:char;mso-position-vertical-relative:line" coordsize="9390,66" o:gfxdata="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">
+              <v:group w14:anchorId="2B88437F" id="群組 5" o:spid="_x0000_s1026" style="width:469.5pt;height:3.3pt;mso-position-horizontal-relative:char;mso-position-vertical-relative:line" coordsize="9390,66" o:gfxdata="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">
                 <v:line id="Line 32" o:spid="_x0000_s1027" style="position:absolute;visibility:visible;mso-wrap-style:square" from="15,51" to="9375,51" o:connectortype="straight" o:gfxdata="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" strokeweight="1.5pt"/>
                 <w10:anchorlock/>
               </v:group>
@@ -2537,7 +2568,6 @@
           <w:sz w:val="24"/>
           <w:lang w:eastAsia="zh-TW"/>
         </w:rPr>
-        <w:lastRenderedPageBreak/>
         <w:t>國立雲林科技大學</w:t>
       </w:r>
       <w:r>
@@ -3868,7 +3898,7 @@
           </mc:Choice>
           <mc:Fallback>
             <w:pict>
-              <v:line w14:anchorId="7E87D252" id="直線接點 6" o:spid="_x0000_s1026" style="position:absolute;z-index:-251643904;visibility:visible;mso-wrap-style:square;mso-width-percent:0;mso-height-percent:0;mso-wrap-distance-left:0;mso-wrap-distance-top:0;mso-wrap-distance-right:0;mso-wrap-distance-bottom:0;mso-position-horizontal:absolute;mso-position-horizontal-relative:page;mso-position-vertical:absolute;mso-position-vertical-relative:text;mso-width-percent:0;mso-height-percent:0;mso-width-relative:page;mso-height-relative:page" from="1in,10.9pt" to="540pt,10.9pt" o:gfxdata="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" strokeweight="1.5pt">
+              <v:line w14:anchorId="27312173" id="直線接點 6" o:spid="_x0000_s1026" style="position:absolute;z-index:-251643904;visibility:visible;mso-wrap-style:square;mso-width-percent:0;mso-height-percent:0;mso-wrap-distance-left:0;mso-wrap-distance-top:0;mso-wrap-distance-right:0;mso-wrap-distance-bottom:0;mso-position-horizontal:absolute;mso-position-horizontal-relative:page;mso-position-vertical:absolute;mso-position-vertical-relative:text;mso-width-percent:0;mso-height-percent:0;mso-width-relative:page;mso-height-relative:page" from="1in,10.9pt" to="540pt,10.9pt" o:gfxdata="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" strokeweight="1.5pt">
                 <w10:wrap type="topAndBottom" anchorx="page"/>
               </v:line>
             </w:pict>
@@ -3981,7 +4011,7 @@
           </mc:Choice>
           <mc:Fallback>
             <w:pict>
-              <v:group w14:anchorId="31A42B30" id="群組 5" o:spid="_x0000_s1026" style="width:469.5pt;height:3.3pt;mso-position-horizontal-relative:char;mso-position-vertical-relative:line" coordsize="9390,66" o:gfxdata="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">
+              <v:group w14:anchorId="39535FB9" id="群組 5" o:spid="_x0000_s1026" style="width:469.5pt;height:3.3pt;mso-position-horizontal-relative:char;mso-position-vertical-relative:line" coordsize="9390,66" o:gfxdata="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">
                 <v:line id="Line 32" o:spid="_x0000_s1027" style="position:absolute;visibility:visible;mso-wrap-style:square" from="15,51" to="9375,51" o:connectortype="straight" o:gfxdata="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" strokeweight="1.5pt"/>
                 <w10:anchorlock/>
               </v:group>
@@ -4461,6 +4491,7 @@
           <w:sz w:val="24"/>
           <w:lang w:eastAsia="zh-TW"/>
         </w:rPr>
+        <w:lastRenderedPageBreak/>
         <w:t>TQC+</w:t>
       </w:r>
       <w:r>
@@ -4673,7 +4704,6 @@
           <w:sz w:val="24"/>
           <w:lang w:eastAsia="zh-TW"/>
         </w:rPr>
-        <w:lastRenderedPageBreak/>
         <w:t>電腦軟體應用</w:t>
       </w:r>
       <w:proofErr w:type="gramStart"/>
@@ -4807,7 +4837,7 @@
           </mc:Choice>
           <mc:Fallback>
             <w:pict>
-              <v:line w14:anchorId="375C6FCF" id="直線接點 6" o:spid="_x0000_s1026" style="position:absolute;z-index:-15725568;visibility:visible;mso-wrap-style:square;mso-width-percent:0;mso-height-percent:0;mso-wrap-distance-left:0;mso-wrap-distance-top:0;mso-wrap-distance-right:0;mso-wrap-distance-bottom:0;mso-position-horizontal:absolute;mso-position-horizontal-relative:page;mso-position-vertical:absolute;mso-position-vertical-relative:text;mso-width-percent:0;mso-height-percent:0;mso-width-relative:page;mso-height-relative:page" from="1in,10.9pt" to="540pt,10.9pt" o:gfxdata="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" strokeweight="1.5pt">
+              <v:line w14:anchorId="1D0EC56F" id="直線接點 6" o:spid="_x0000_s1026" style="position:absolute;z-index:-15725568;visibility:visible;mso-wrap-style:square;mso-width-percent:0;mso-height-percent:0;mso-wrap-distance-left:0;mso-wrap-distance-top:0;mso-wrap-distance-right:0;mso-wrap-distance-bottom:0;mso-position-horizontal:absolute;mso-position-horizontal-relative:page;mso-position-vertical:absolute;mso-position-vertical-relative:text;mso-width-percent:0;mso-height-percent:0;mso-width-relative:page;mso-height-relative:page" from="1in,10.9pt" to="540pt,10.9pt" o:gfxdata="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" strokeweight="1.5pt">
                 <w10:wrap type="topAndBottom" anchorx="page"/>
               </v:line>
             </w:pict>
@@ -4920,7 +4950,7 @@
           </mc:Choice>
           <mc:Fallback>
             <w:pict>
-              <v:group w14:anchorId="54F61422" id="群組 5" o:spid="_x0000_s1026" style="width:469.5pt;height:3.3pt;mso-position-horizontal-relative:char;mso-position-vertical-relative:line" coordsize="9390,66" o:gfxdata="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">
+              <v:group w14:anchorId="073C376B" id="群組 5" o:spid="_x0000_s1026" style="width:469.5pt;height:3.3pt;mso-position-horizontal-relative:char;mso-position-vertical-relative:line" coordsize="9390,66" o:gfxdata="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">
                 <v:line id="Line 32" o:spid="_x0000_s1027" style="position:absolute;visibility:visible;mso-wrap-style:square" from="15,51" to="9375,51" o:connectortype="straight" o:gfxdata="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" strokeweight="1.5pt"/>
                 <w10:anchorlock/>
               </v:group>

--- a/assets/JieLong Chen CV(ch).docx
+++ b/assets/JieLong Chen CV(ch).docx
@@ -326,7 +326,7 @@
           </mc:Choice>
           <mc:Fallback>
             <w:pict>
-              <v:line w14:anchorId="61662BEF" id="直線接點 13" o:spid="_x0000_s1026" style="position:absolute;z-index:-15722496;visibility:visible;mso-wrap-style:square;mso-width-percent:0;mso-height-percent:0;mso-wrap-distance-left:0;mso-wrap-distance-top:0;mso-wrap-distance-right:0;mso-wrap-distance-bottom:0;mso-position-horizontal:absolute;mso-position-horizontal-relative:page;mso-position-vertical:absolute;mso-position-vertical-relative:text;mso-width-percent:0;mso-height-percent:0;mso-width-relative:page;mso-height-relative:page" from="1in,10.9pt" to="540pt,10.9pt" o:gfxdata="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" strokeweight="1.5pt">
+              <v:line w14:anchorId="450ADE98" id="直線接點 13" o:spid="_x0000_s1026" style="position:absolute;z-index:-15722496;visibility:visible;mso-wrap-style:square;mso-width-percent:0;mso-height-percent:0;mso-wrap-distance-left:0;mso-wrap-distance-top:0;mso-wrap-distance-right:0;mso-wrap-distance-bottom:0;mso-position-horizontal:absolute;mso-position-horizontal-relative:page;mso-position-vertical:absolute;mso-position-vertical-relative:text;mso-width-percent:0;mso-height-percent:0;mso-width-relative:page;mso-height-relative:page" from="1in,10.9pt" to="540pt,10.9pt" o:gfxdata="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" strokeweight="1.5pt">
                 <w10:wrap type="topAndBottom" anchorx="page"/>
               </v:line>
             </w:pict>
@@ -438,7 +438,7 @@
           </mc:Choice>
           <mc:Fallback>
             <w:pict>
-              <v:group w14:anchorId="78F7A5DB" id="群組 12" o:spid="_x0000_s1026" style="width:469.5pt;height:3.3pt;mso-position-horizontal-relative:char;mso-position-vertical-relative:line" coordsize="9390,66" o:gfxdata="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">
+              <v:group w14:anchorId="0F8089F9" id="群組 12" o:spid="_x0000_s1026" style="width:469.5pt;height:3.3pt;mso-position-horizontal-relative:char;mso-position-vertical-relative:line" coordsize="9390,66" o:gfxdata="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">
                 <v:line id="Line 26" o:spid="_x0000_s1027" style="position:absolute;visibility:visible;mso-wrap-style:square" from="15,51" to="9375,51" o:connectortype="straight" o:gfxdata="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" strokeweight="1.5pt"/>
                 <w10:anchorlock/>
               </v:group>
@@ -544,7 +544,7 @@
           </mc:Choice>
           <mc:Fallback>
             <w:pict>
-              <v:line w14:anchorId="2A40DBC5" id="直線接點 10" o:spid="_x0000_s1026" style="position:absolute;z-index:-251661824;visibility:visible;mso-wrap-style:square;mso-width-percent:0;mso-height-percent:0;mso-wrap-distance-left:0;mso-wrap-distance-top:0;mso-wrap-distance-right:0;mso-wrap-distance-bottom:0;mso-position-horizontal:absolute;mso-position-horizontal-relative:page;mso-position-vertical:absolute;mso-position-vertical-relative:text;mso-width-percent:0;mso-height-percent:0;mso-width-relative:page;mso-height-relative:page" from="1in,10.45pt" to="540pt,10.45pt" o:gfxdata="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" strokeweight="1.5pt">
+              <v:line w14:anchorId="479E0582" id="直線接點 10" o:spid="_x0000_s1026" style="position:absolute;z-index:-251661824;visibility:visible;mso-wrap-style:square;mso-width-percent:0;mso-height-percent:0;mso-wrap-distance-left:0;mso-wrap-distance-top:0;mso-wrap-distance-right:0;mso-wrap-distance-bottom:0;mso-position-horizontal:absolute;mso-position-horizontal-relative:page;mso-position-vertical:absolute;mso-position-vertical-relative:text;mso-width-percent:0;mso-height-percent:0;mso-width-relative:page;mso-height-relative:page" from="1in,10.45pt" to="540pt,10.45pt" o:gfxdata="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" strokeweight="1.5pt">
                 <w10:wrap type="topAndBottom" anchorx="page"/>
               </v:line>
             </w:pict>
@@ -656,7 +656,7 @@
           </mc:Choice>
           <mc:Fallback>
             <w:pict>
-              <v:group w14:anchorId="6ECB22E1" id="群組 9" o:spid="_x0000_s1026" style="width:469.5pt;height:3.3pt;mso-position-horizontal-relative:char;mso-position-vertical-relative:line" coordsize="9390,66" o:gfxdata="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">
+              <v:group w14:anchorId="4371734C" id="群組 9" o:spid="_x0000_s1026" style="width:469.5pt;height:3.3pt;mso-position-horizontal-relative:char;mso-position-vertical-relative:line" coordsize="9390,66" o:gfxdata="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">
                 <v:line id="Line 26" o:spid="_x0000_s1027" style="position:absolute;visibility:visible;mso-wrap-style:square" from="15,51" to="9375,51" o:connectortype="straight" o:gfxdata="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" strokeweight="1.5pt"/>
                 <w10:anchorlock/>
               </v:group>
@@ -2067,7 +2067,7 @@
           </mc:Choice>
           <mc:Fallback>
             <w:pict>
-              <v:line w14:anchorId="3F72EAA7" id="直線接點 6" o:spid="_x0000_s1026" style="position:absolute;z-index:-251649024;visibility:visible;mso-wrap-style:square;mso-width-percent:0;mso-height-percent:0;mso-wrap-distance-left:0;mso-wrap-distance-top:0;mso-wrap-distance-right:0;mso-wrap-distance-bottom:0;mso-position-horizontal:absolute;mso-position-horizontal-relative:page;mso-position-vertical:absolute;mso-position-vertical-relative:text;mso-width-percent:0;mso-height-percent:0;mso-width-relative:page;mso-height-relative:page" from="1in,10.9pt" to="540pt,10.9pt" o:gfxdata="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" strokeweight="1.5pt">
+              <v:line w14:anchorId="3383EF74" id="直線接點 6" o:spid="_x0000_s1026" style="position:absolute;z-index:-251649024;visibility:visible;mso-wrap-style:square;mso-width-percent:0;mso-height-percent:0;mso-wrap-distance-left:0;mso-wrap-distance-top:0;mso-wrap-distance-right:0;mso-wrap-distance-bottom:0;mso-position-horizontal:absolute;mso-position-horizontal-relative:page;mso-position-vertical:absolute;mso-position-vertical-relative:text;mso-width-percent:0;mso-height-percent:0;mso-width-relative:page;mso-height-relative:page" from="1in,10.9pt" to="540pt,10.9pt" o:gfxdata="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" strokeweight="1.5pt">
                 <w10:wrap type="topAndBottom" anchorx="page"/>
               </v:line>
             </w:pict>
@@ -2179,7 +2179,7 @@
           </mc:Choice>
           <mc:Fallback>
             <w:pict>
-              <v:group w14:anchorId="7299EB71" id="群組 5" o:spid="_x0000_s1026" style="width:469.5pt;height:3.3pt;mso-position-horizontal-relative:char;mso-position-vertical-relative:line" coordsize="9390,66" o:gfxdata="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">
+              <v:group w14:anchorId="5E598299" id="群組 5" o:spid="_x0000_s1026" style="width:469.5pt;height:3.3pt;mso-position-horizontal-relative:char;mso-position-vertical-relative:line" coordsize="9390,66" o:gfxdata="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">
                 <v:line id="Line 26" o:spid="_x0000_s1027" style="position:absolute;visibility:visible;mso-wrap-style:square" from="15,51" to="9375,51" o:connectortype="straight" o:gfxdata="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" strokeweight="1.5pt"/>
                 <w10:anchorlock/>
               </v:group>
@@ -2334,7 +2334,7 @@
         <w:spacing w:before="136"/>
         <w:ind w:right="117"/>
         <w:rPr>
-          <w:rFonts w:eastAsia="標楷體" w:hint="eastAsia"/>
+          <w:rFonts w:eastAsia="標楷體"/>
           <w:sz w:val="24"/>
           <w:lang w:eastAsia="zh-TW"/>
         </w:rPr>
@@ -2421,7 +2421,7 @@
           </mc:Choice>
           <mc:Fallback>
             <w:pict>
-              <v:line w14:anchorId="2A2859C1" id="直線接點 6" o:spid="_x0000_s1026" style="position:absolute;z-index:-251664384;visibility:visible;mso-wrap-style:square;mso-width-percent:0;mso-height-percent:0;mso-wrap-distance-left:0;mso-wrap-distance-top:0;mso-wrap-distance-right:0;mso-wrap-distance-bottom:0;mso-position-horizontal:absolute;mso-position-horizontal-relative:page;mso-position-vertical:absolute;mso-position-vertical-relative:text;mso-width-percent:0;mso-height-percent:0;mso-width-relative:page;mso-height-relative:page" from="1in,10.9pt" to="540pt,10.9pt" o:gfxdata="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" strokeweight="1.5pt">
+              <v:line w14:anchorId="0B6F587A" id="直線接點 6" o:spid="_x0000_s1026" style="position:absolute;z-index:-251664384;visibility:visible;mso-wrap-style:square;mso-width-percent:0;mso-height-percent:0;mso-wrap-distance-left:0;mso-wrap-distance-top:0;mso-wrap-distance-right:0;mso-wrap-distance-bottom:0;mso-position-horizontal:absolute;mso-position-horizontal-relative:page;mso-position-vertical:absolute;mso-position-vertical-relative:text;mso-width-percent:0;mso-height-percent:0;mso-width-relative:page;mso-height-relative:page" from="1in,10.9pt" to="540pt,10.9pt" o:gfxdata="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" strokeweight="1.5pt">
                 <w10:wrap type="topAndBottom" anchorx="page"/>
               </v:line>
             </w:pict>
@@ -2534,7 +2534,7 @@
           </mc:Choice>
           <mc:Fallback>
             <w:pict>
-              <v:group w14:anchorId="2B88437F" id="群組 5" o:spid="_x0000_s1026" style="width:469.5pt;height:3.3pt;mso-position-horizontal-relative:char;mso-position-vertical-relative:line" coordsize="9390,66" o:gfxdata="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">
+              <v:group w14:anchorId="6AB34962" id="群組 5" o:spid="_x0000_s1026" style="width:469.5pt;height:3.3pt;mso-position-horizontal-relative:char;mso-position-vertical-relative:line" coordsize="9390,66" o:gfxdata="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">
                 <v:line id="Line 32" o:spid="_x0000_s1027" style="position:absolute;visibility:visible;mso-wrap-style:square" from="15,51" to="9375,51" o:connectortype="straight" o:gfxdata="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" strokeweight="1.5pt"/>
                 <w10:anchorlock/>
               </v:group>
@@ -3898,7 +3898,7 @@
           </mc:Choice>
           <mc:Fallback>
             <w:pict>
-              <v:line w14:anchorId="27312173" id="直線接點 6" o:spid="_x0000_s1026" style="position:absolute;z-index:-251643904;visibility:visible;mso-wrap-style:square;mso-width-percent:0;mso-height-percent:0;mso-wrap-distance-left:0;mso-wrap-distance-top:0;mso-wrap-distance-right:0;mso-wrap-distance-bottom:0;mso-position-horizontal:absolute;mso-position-horizontal-relative:page;mso-position-vertical:absolute;mso-position-vertical-relative:text;mso-width-percent:0;mso-height-percent:0;mso-width-relative:page;mso-height-relative:page" from="1in,10.9pt" to="540pt,10.9pt" o:gfxdata="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" strokeweight="1.5pt">
+              <v:line w14:anchorId="47076B67" id="直線接點 6" o:spid="_x0000_s1026" style="position:absolute;z-index:-251643904;visibility:visible;mso-wrap-style:square;mso-width-percent:0;mso-height-percent:0;mso-wrap-distance-left:0;mso-wrap-distance-top:0;mso-wrap-distance-right:0;mso-wrap-distance-bottom:0;mso-position-horizontal:absolute;mso-position-horizontal-relative:page;mso-position-vertical:absolute;mso-position-vertical-relative:text;mso-width-percent:0;mso-height-percent:0;mso-width-relative:page;mso-height-relative:page" from="1in,10.9pt" to="540pt,10.9pt" o:gfxdata="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" strokeweight="1.5pt">
                 <w10:wrap type="topAndBottom" anchorx="page"/>
               </v:line>
             </w:pict>
@@ -4011,7 +4011,7 @@
           </mc:Choice>
           <mc:Fallback>
             <w:pict>
-              <v:group w14:anchorId="39535FB9" id="群組 5" o:spid="_x0000_s1026" style="width:469.5pt;height:3.3pt;mso-position-horizontal-relative:char;mso-position-vertical-relative:line" coordsize="9390,66" o:gfxdata="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">
+              <v:group w14:anchorId="0EA1D122" id="群組 5" o:spid="_x0000_s1026" style="width:469.5pt;height:3.3pt;mso-position-horizontal-relative:char;mso-position-vertical-relative:line" coordsize="9390,66" o:gfxdata="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">
                 <v:line id="Line 32" o:spid="_x0000_s1027" style="position:absolute;visibility:visible;mso-wrap-style:square" from="15,51" to="9375,51" o:connectortype="straight" o:gfxdata="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" strokeweight="1.5pt"/>
                 <w10:anchorlock/>
               </v:group>
@@ -4041,38 +4041,60 @@
       </w:pPr>
       <w:r>
         <w:rPr>
-          <w:rFonts w:eastAsia="標楷體"/>
-          <w:sz w:val="24"/>
-          <w:lang w:eastAsia="zh-TW"/>
-        </w:rPr>
-        <w:t>TOEIC® Listening and Reading Test</w:t>
-      </w:r>
-      <w:r>
-        <w:rPr>
-          <w:rFonts w:eastAsia="標楷體" w:hint="eastAsia"/>
-          <w:sz w:val="24"/>
-          <w:lang w:eastAsia="zh-TW"/>
-        </w:rPr>
-        <w:t xml:space="preserve"> 550(L295/R255</w:t>
-      </w:r>
-      <w:proofErr w:type="gramStart"/>
-      <w:r>
-        <w:rPr>
-          <w:rFonts w:eastAsia="標楷體" w:hint="eastAsia"/>
-          <w:sz w:val="24"/>
-          <w:lang w:eastAsia="zh-TW"/>
-        </w:rPr>
-        <w:t>)</w:t>
-      </w:r>
-      <w:r>
-        <w:rPr>
-          <w:rFonts w:eastAsia="標楷體"/>
-          <w:sz w:val="24"/>
-          <w:lang w:eastAsia="zh-TW"/>
-        </w:rPr>
-        <w:t xml:space="preserve"> ,</w:t>
-      </w:r>
-      <w:proofErr w:type="gramEnd"/>
+          <w:rFonts w:eastAsia="標楷體" w:hint="eastAsia"/>
+          <w:sz w:val="24"/>
+          <w:lang w:eastAsia="zh-TW"/>
+        </w:rPr>
+        <w:t>經濟部</w:t>
+      </w:r>
+      <w:r>
+        <w:rPr>
+          <w:rFonts w:eastAsia="標楷體" w:hint="eastAsia"/>
+          <w:sz w:val="24"/>
+          <w:lang w:eastAsia="zh-TW"/>
+        </w:rPr>
+        <w:t xml:space="preserve"> </w:t>
+      </w:r>
+      <w:r>
+        <w:rPr>
+          <w:rFonts w:eastAsia="標楷體"/>
+          <w:sz w:val="24"/>
+          <w:lang w:eastAsia="zh-TW"/>
+        </w:rPr>
+        <w:t>AI</w:t>
+      </w:r>
+      <w:r>
+        <w:rPr>
+          <w:rFonts w:eastAsia="標楷體" w:hint="eastAsia"/>
+          <w:sz w:val="24"/>
+          <w:lang w:eastAsia="zh-TW"/>
+        </w:rPr>
+        <w:t xml:space="preserve"> </w:t>
+      </w:r>
+      <w:r>
+        <w:rPr>
+          <w:rFonts w:eastAsia="標楷體" w:hint="eastAsia"/>
+          <w:sz w:val="24"/>
+          <w:lang w:eastAsia="zh-TW"/>
+        </w:rPr>
+        <w:t>應用規劃師</w:t>
+      </w:r>
+      <w:r>
+        <w:rPr>
+          <w:rFonts w:eastAsia="標楷體" w:hint="eastAsia"/>
+          <w:sz w:val="24"/>
+          <w:lang w:eastAsia="zh-TW"/>
+        </w:rPr>
+        <w:t>初級</w:t>
+      </w:r>
+      <w:r>
+        <w:rPr>
+          <w:rFonts w:eastAsia="標楷體"/>
+          <w:sz w:val="24"/>
+          <w:lang w:eastAsia="zh-TW"/>
+        </w:rPr>
+        <w:t>,</w:t>
+      </w:r>
       <w:r>
         <w:rPr>
           <w:rFonts w:eastAsia="標楷體" w:hint="eastAsia"/>
@@ -4095,7 +4117,15 @@
           <w:sz w:val="24"/>
           <w:lang w:eastAsia="zh-TW"/>
         </w:rPr>
-        <w:t>024</w:t>
+        <w:t>02</w:t>
+      </w:r>
+      <w:r>
+        <w:rPr>
+          <w:rFonts w:eastAsia="標楷體" w:hint="eastAsia"/>
+          <w:sz w:val="24"/>
+          <w:lang w:eastAsia="zh-TW"/>
+        </w:rPr>
+        <w:t>5</w:t>
       </w:r>
     </w:p>
     <w:p>
@@ -4119,11 +4149,19 @@
       </w:pPr>
       <w:r>
         <w:rPr>
-          <w:rFonts w:eastAsia="標楷體" w:hint="eastAsia"/>
-          <w:sz w:val="24"/>
-          <w:lang w:eastAsia="zh-TW"/>
-        </w:rPr>
-        <w:t>電腦硬體裝修</w:t>
+          <w:rFonts w:eastAsia="標楷體"/>
+          <w:sz w:val="24"/>
+          <w:lang w:eastAsia="zh-TW"/>
+        </w:rPr>
+        <w:t>TOEIC® Listening and Reading Test</w:t>
+      </w:r>
+      <w:r>
+        <w:rPr>
+          <w:rFonts w:eastAsia="標楷體" w:hint="eastAsia"/>
+          <w:sz w:val="24"/>
+          <w:lang w:eastAsia="zh-TW"/>
+        </w:rPr>
+        <w:t xml:space="preserve"> 550(L295/R255</w:t>
       </w:r>
       <w:proofErr w:type="gramStart"/>
       <w:r>
@@ -4132,19 +4170,19 @@
           <w:sz w:val="24"/>
           <w:lang w:eastAsia="zh-TW"/>
         </w:rPr>
-        <w:t>技術士丙級</w:t>
+        <w:t>)</w:t>
+      </w:r>
+      <w:r>
+        <w:rPr>
+          <w:rFonts w:eastAsia="標楷體"/>
+          <w:sz w:val="24"/>
+          <w:lang w:eastAsia="zh-TW"/>
+        </w:rPr>
+        <w:t xml:space="preserve"> ,</w:t>
       </w:r>
       <w:proofErr w:type="gramEnd"/>
       <w:r>
         <w:rPr>
-          <w:rFonts w:eastAsia="標楷體"/>
-          <w:sz w:val="24"/>
-          <w:lang w:eastAsia="zh-TW"/>
-        </w:rPr>
-        <w:t>,</w:t>
-      </w:r>
-      <w:r>
-        <w:rPr>
           <w:rFonts w:eastAsia="標楷體" w:hint="eastAsia"/>
           <w:sz w:val="24"/>
           <w:lang w:eastAsia="zh-TW"/>
@@ -4165,7 +4203,7 @@
           <w:sz w:val="24"/>
           <w:lang w:eastAsia="zh-TW"/>
         </w:rPr>
-        <w:t>023</w:t>
+        <w:t>024</w:t>
       </w:r>
     </w:p>
     <w:p>
@@ -4193,31 +4231,25 @@
           <w:sz w:val="24"/>
           <w:lang w:eastAsia="zh-TW"/>
         </w:rPr>
-        <w:t xml:space="preserve">TQC+ </w:t>
-      </w:r>
-      <w:r>
-        <w:rPr>
-          <w:rFonts w:eastAsia="標楷體" w:hint="eastAsia"/>
-          <w:sz w:val="24"/>
-          <w:lang w:eastAsia="zh-TW"/>
-        </w:rPr>
-        <w:t>軟體設計領域物件導向程式語言</w:t>
-      </w:r>
-      <w:r>
-        <w:rPr>
-          <w:rFonts w:eastAsia="標楷體" w:hint="eastAsia"/>
-          <w:sz w:val="24"/>
-          <w:lang w:eastAsia="zh-TW"/>
-        </w:rPr>
-        <w:t xml:space="preserve"> </w:t>
-      </w:r>
-      <w:r>
-        <w:rPr>
-          <w:rFonts w:eastAsia="標楷體"/>
-          <w:sz w:val="24"/>
-          <w:lang w:eastAsia="zh-TW"/>
-        </w:rPr>
-        <w:t>Java,</w:t>
+        <w:t>電腦硬體裝修</w:t>
+      </w:r>
+      <w:proofErr w:type="gramStart"/>
+      <w:r>
+        <w:rPr>
+          <w:rFonts w:eastAsia="標楷體" w:hint="eastAsia"/>
+          <w:sz w:val="24"/>
+          <w:lang w:eastAsia="zh-TW"/>
+        </w:rPr>
+        <w:t>技術士丙級</w:t>
+      </w:r>
+      <w:proofErr w:type="gramEnd"/>
+      <w:r>
+        <w:rPr>
+          <w:rFonts w:eastAsia="標楷體"/>
+          <w:sz w:val="24"/>
+          <w:lang w:eastAsia="zh-TW"/>
+        </w:rPr>
+        <w:t>,</w:t>
       </w:r>
       <w:r>
         <w:rPr>
@@ -4241,7 +4273,7 @@
           <w:sz w:val="24"/>
           <w:lang w:eastAsia="zh-TW"/>
         </w:rPr>
-        <w:t>021</w:t>
+        <w:t>023</w:t>
       </w:r>
     </w:p>
     <w:p>
@@ -4265,7 +4297,7 @@
       </w:pPr>
       <w:r>
         <w:rPr>
-          <w:rFonts w:eastAsia="標楷體"/>
+          <w:rFonts w:eastAsia="標楷體" w:hint="eastAsia"/>
           <w:sz w:val="24"/>
           <w:lang w:eastAsia="zh-TW"/>
         </w:rPr>
@@ -4277,23 +4309,23 @@
           <w:sz w:val="24"/>
           <w:lang w:eastAsia="zh-TW"/>
         </w:rPr>
-        <w:t>程式語言</w:t>
-      </w:r>
-      <w:r>
-        <w:rPr>
-          <w:rFonts w:eastAsia="標楷體" w:hint="eastAsia"/>
-          <w:sz w:val="24"/>
-          <w:lang w:eastAsia="zh-TW"/>
-        </w:rPr>
-        <w:t xml:space="preserve"> </w:t>
-      </w:r>
-      <w:r>
-        <w:rPr>
-          <w:rFonts w:eastAsia="標楷體"/>
-          <w:sz w:val="24"/>
-          <w:lang w:eastAsia="zh-TW"/>
-        </w:rPr>
-        <w:t>Python 3,</w:t>
+        <w:t>軟體設計領域物件導向程式語言</w:t>
+      </w:r>
+      <w:r>
+        <w:rPr>
+          <w:rFonts w:eastAsia="標楷體" w:hint="eastAsia"/>
+          <w:sz w:val="24"/>
+          <w:lang w:eastAsia="zh-TW"/>
+        </w:rPr>
+        <w:t xml:space="preserve"> </w:t>
+      </w:r>
+      <w:r>
+        <w:rPr>
+          <w:rFonts w:eastAsia="標楷體"/>
+          <w:sz w:val="24"/>
+          <w:lang w:eastAsia="zh-TW"/>
+        </w:rPr>
+        <w:t>Java,</w:t>
       </w:r>
       <w:r>
         <w:rPr>
@@ -4317,7 +4349,7 @@
           <w:sz w:val="24"/>
           <w:lang w:eastAsia="zh-TW"/>
         </w:rPr>
-        <w:t>020</w:t>
+        <w:t>021</w:t>
       </w:r>
     </w:p>
     <w:p>
@@ -4341,29 +4373,35 @@
       </w:pPr>
       <w:r>
         <w:rPr>
-          <w:rFonts w:eastAsia="標楷體" w:hint="eastAsia"/>
-          <w:sz w:val="24"/>
-          <w:lang w:eastAsia="zh-TW"/>
-        </w:rPr>
-        <w:t>電腦軟體應用</w:t>
-      </w:r>
-      <w:proofErr w:type="gramStart"/>
-      <w:r>
-        <w:rPr>
-          <w:rFonts w:eastAsia="標楷體" w:hint="eastAsia"/>
-          <w:sz w:val="24"/>
-          <w:lang w:eastAsia="zh-TW"/>
-        </w:rPr>
-        <w:t>技術士乙級</w:t>
-      </w:r>
-      <w:proofErr w:type="gramEnd"/>
-      <w:r>
-        <w:rPr>
-          <w:rFonts w:eastAsia="標楷體"/>
-          <w:sz w:val="24"/>
-          <w:lang w:eastAsia="zh-TW"/>
-        </w:rPr>
-        <w:t>,</w:t>
+          <w:rFonts w:eastAsia="標楷體"/>
+          <w:sz w:val="24"/>
+          <w:lang w:eastAsia="zh-TW"/>
+        </w:rPr>
+        <w:t xml:space="preserve">TQC+ </w:t>
+      </w:r>
+      <w:r>
+        <w:rPr>
+          <w:rFonts w:eastAsia="標楷體" w:hint="eastAsia"/>
+          <w:sz w:val="24"/>
+          <w:lang w:eastAsia="zh-TW"/>
+        </w:rPr>
+        <w:t>程式語言</w:t>
+      </w:r>
+      <w:r>
+        <w:rPr>
+          <w:rFonts w:eastAsia="標楷體" w:hint="eastAsia"/>
+          <w:sz w:val="24"/>
+          <w:lang w:eastAsia="zh-TW"/>
+        </w:rPr>
+        <w:t xml:space="preserve"> </w:t>
+      </w:r>
+      <w:r>
+        <w:rPr>
+          <w:rFonts w:eastAsia="標楷體"/>
+          <w:sz w:val="24"/>
+          <w:lang w:eastAsia="zh-TW"/>
+        </w:rPr>
+        <w:t>Python 3,</w:t>
       </w:r>
       <w:r>
         <w:rPr>
@@ -4411,35 +4449,29 @@
       </w:pPr>
       <w:r>
         <w:rPr>
-          <w:rFonts w:eastAsia="標楷體"/>
-          <w:sz w:val="24"/>
-          <w:lang w:eastAsia="zh-TW"/>
-        </w:rPr>
-        <w:t>BAP</w:t>
-      </w:r>
-      <w:r>
-        <w:rPr>
-          <w:rFonts w:eastAsia="標楷體" w:hint="eastAsia"/>
-          <w:sz w:val="24"/>
-          <w:lang w:eastAsia="zh-TW"/>
-        </w:rPr>
-        <w:t>商務專業應用能力國際認證</w:t>
-      </w:r>
-      <w:r>
-        <w:rPr>
-          <w:rFonts w:eastAsia="標楷體" w:hint="eastAsia"/>
-          <w:sz w:val="24"/>
-          <w:lang w:eastAsia="zh-TW"/>
-        </w:rPr>
-        <w:t xml:space="preserve"> </w:t>
-      </w:r>
-      <w:r>
-        <w:rPr>
-          <w:rFonts w:eastAsia="標楷體"/>
-          <w:sz w:val="24"/>
-          <w:lang w:eastAsia="zh-TW"/>
-        </w:rPr>
-        <w:t>Excel,</w:t>
+          <w:rFonts w:eastAsia="標楷體" w:hint="eastAsia"/>
+          <w:sz w:val="24"/>
+          <w:lang w:eastAsia="zh-TW"/>
+        </w:rPr>
+        <w:t>電腦軟體應用</w:t>
+      </w:r>
+      <w:proofErr w:type="gramStart"/>
+      <w:r>
+        <w:rPr>
+          <w:rFonts w:eastAsia="標楷體" w:hint="eastAsia"/>
+          <w:sz w:val="24"/>
+          <w:lang w:eastAsia="zh-TW"/>
+        </w:rPr>
+        <w:t>技術士乙級</w:t>
+      </w:r>
+      <w:proofErr w:type="gramEnd"/>
+      <w:r>
+        <w:rPr>
+          <w:rFonts w:eastAsia="標楷體"/>
+          <w:sz w:val="24"/>
+          <w:lang w:eastAsia="zh-TW"/>
+        </w:rPr>
+        <w:t>,</w:t>
       </w:r>
       <w:r>
         <w:rPr>
@@ -4463,7 +4495,7 @@
           <w:sz w:val="24"/>
           <w:lang w:eastAsia="zh-TW"/>
         </w:rPr>
-        <w:t>019</w:t>
+        <w:t>020</w:t>
       </w:r>
     </w:p>
     <w:p>
@@ -4487,11 +4519,87 @@
       </w:pPr>
       <w:r>
         <w:rPr>
-          <w:rFonts w:eastAsia="標楷體" w:hint="eastAsia"/>
+          <w:rFonts w:eastAsia="標楷體"/>
           <w:sz w:val="24"/>
           <w:lang w:eastAsia="zh-TW"/>
         </w:rPr>
         <w:lastRenderedPageBreak/>
+        <w:t>BAP</w:t>
+      </w:r>
+      <w:r>
+        <w:rPr>
+          <w:rFonts w:eastAsia="標楷體" w:hint="eastAsia"/>
+          <w:sz w:val="24"/>
+          <w:lang w:eastAsia="zh-TW"/>
+        </w:rPr>
+        <w:t>商務專業應用能力國際認證</w:t>
+      </w:r>
+      <w:r>
+        <w:rPr>
+          <w:rFonts w:eastAsia="標楷體" w:hint="eastAsia"/>
+          <w:sz w:val="24"/>
+          <w:lang w:eastAsia="zh-TW"/>
+        </w:rPr>
+        <w:t xml:space="preserve"> </w:t>
+      </w:r>
+      <w:r>
+        <w:rPr>
+          <w:rFonts w:eastAsia="標楷體"/>
+          <w:sz w:val="24"/>
+          <w:lang w:eastAsia="zh-TW"/>
+        </w:rPr>
+        <w:t>Excel,</w:t>
+      </w:r>
+      <w:r>
+        <w:rPr>
+          <w:rFonts w:eastAsia="標楷體" w:hint="eastAsia"/>
+          <w:sz w:val="24"/>
+          <w:lang w:eastAsia="zh-TW"/>
+        </w:rPr>
+        <w:t xml:space="preserve"> </w:t>
+      </w:r>
+      <w:r>
+        <w:rPr>
+          <w:rFonts w:eastAsia="標楷體"/>
+          <w:sz w:val="24"/>
+          <w:lang w:eastAsia="zh-TW"/>
+        </w:rPr>
+        <w:t>2</w:t>
+      </w:r>
+      <w:r>
+        <w:rPr>
+          <w:rFonts w:eastAsia="標楷體" w:hint="eastAsia"/>
+          <w:sz w:val="24"/>
+          <w:lang w:eastAsia="zh-TW"/>
+        </w:rPr>
+        <w:t>019</w:t>
+      </w:r>
+    </w:p>
+    <w:p>
+      <w:pPr>
+        <w:pStyle w:val="a5"/>
+        <w:numPr>
+          <w:ilvl w:val="0"/>
+          <w:numId w:val="1"/>
+        </w:numPr>
+        <w:tabs>
+          <w:tab w:val="left" w:pos="520"/>
+          <w:tab w:val="left" w:pos="521"/>
+        </w:tabs>
+        <w:spacing w:before="136"/>
+        <w:ind w:right="117"/>
+        <w:rPr>
+          <w:rFonts w:eastAsia="標楷體"/>
+          <w:sz w:val="24"/>
+          <w:lang w:eastAsia="zh-TW"/>
+        </w:rPr>
+      </w:pPr>
+      <w:r>
+        <w:rPr>
+          <w:rFonts w:eastAsia="標楷體" w:hint="eastAsia"/>
+          <w:sz w:val="24"/>
+          <w:lang w:eastAsia="zh-TW"/>
+        </w:rPr>
         <w:t>TQC+</w:t>
       </w:r>
       <w:r>
@@ -4837,7 +4945,7 @@
           </mc:Choice>
           <mc:Fallback>
             <w:pict>
-              <v:line w14:anchorId="1D0EC56F" id="直線接點 6" o:spid="_x0000_s1026" style="position:absolute;z-index:-15725568;visibility:visible;mso-wrap-style:square;mso-width-percent:0;mso-height-percent:0;mso-wrap-distance-left:0;mso-wrap-distance-top:0;mso-wrap-distance-right:0;mso-wrap-distance-bottom:0;mso-position-horizontal:absolute;mso-position-horizontal-relative:page;mso-position-vertical:absolute;mso-position-vertical-relative:text;mso-width-percent:0;mso-height-percent:0;mso-width-relative:page;mso-height-relative:page" from="1in,10.9pt" to="540pt,10.9pt" o:gfxdata="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" strokeweight="1.5pt">
+              <v:line w14:anchorId="74F790AE" id="直線接點 6" o:spid="_x0000_s1026" style="position:absolute;z-index:-15725568;visibility:visible;mso-wrap-style:square;mso-width-percent:0;mso-height-percent:0;mso-wrap-distance-left:0;mso-wrap-distance-top:0;mso-wrap-distance-right:0;mso-wrap-distance-bottom:0;mso-position-horizontal:absolute;mso-position-horizontal-relative:page;mso-position-vertical:absolute;mso-position-vertical-relative:text;mso-width-percent:0;mso-height-percent:0;mso-width-relative:page;mso-height-relative:page" from="1in,10.9pt" to="540pt,10.9pt" o:gfxdata="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" strokeweight="1.5pt">
                 <w10:wrap type="topAndBottom" anchorx="page"/>
               </v:line>
             </w:pict>
@@ -4950,7 +5058,7 @@
           </mc:Choice>
           <mc:Fallback>
             <w:pict>
-              <v:group w14:anchorId="073C376B" id="群組 5" o:spid="_x0000_s1026" style="width:469.5pt;height:3.3pt;mso-position-horizontal-relative:char;mso-position-vertical-relative:line" coordsize="9390,66" o:gfxdata="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">
+              <v:group w14:anchorId="710F2C21" id="群組 5" o:spid="_x0000_s1026" style="width:469.5pt;height:3.3pt;mso-position-horizontal-relative:char;mso-position-vertical-relative:line" coordsize="9390,66" o:gfxdata="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">
                 <v:line id="Line 32" o:spid="_x0000_s1027" style="position:absolute;visibility:visible;mso-wrap-style:square" from="15,51" to="9375,51" o:connectortype="straight" o:gfxdata="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" strokeweight="1.5pt"/>
                 <w10:anchorlock/>
               </v:group>
@@ -6575,7 +6683,6 @@
   <w:style w:type="character" w:default="1" w:styleId="a0">
     <w:name w:val="Default Paragraph Font"/>
     <w:uiPriority w:val="1"/>
-    <w:semiHidden/>
     <w:unhideWhenUsed/>
   </w:style>
   <w:style w:type="table" w:default="1" w:styleId="a1">

--- a/assets/JieLong Chen CV(ch).docx
+++ b/assets/JieLong Chen CV(ch).docx
@@ -326,7 +326,7 @@
           </mc:Choice>
           <mc:Fallback>
             <w:pict>
-              <v:line w14:anchorId="450ADE98" id="直線接點 13" o:spid="_x0000_s1026" style="position:absolute;z-index:-15722496;visibility:visible;mso-wrap-style:square;mso-width-percent:0;mso-height-percent:0;mso-wrap-distance-left:0;mso-wrap-distance-top:0;mso-wrap-distance-right:0;mso-wrap-distance-bottom:0;mso-position-horizontal:absolute;mso-position-horizontal-relative:page;mso-position-vertical:absolute;mso-position-vertical-relative:text;mso-width-percent:0;mso-height-percent:0;mso-width-relative:page;mso-height-relative:page" from="1in,10.9pt" to="540pt,10.9pt" o:gfxdata="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" strokeweight="1.5pt">
+              <v:line w14:anchorId="1D0B6AAE" id="直線接點 13" o:spid="_x0000_s1026" style="position:absolute;z-index:-15722496;visibility:visible;mso-wrap-style:square;mso-width-percent:0;mso-height-percent:0;mso-wrap-distance-left:0;mso-wrap-distance-top:0;mso-wrap-distance-right:0;mso-wrap-distance-bottom:0;mso-position-horizontal:absolute;mso-position-horizontal-relative:page;mso-position-vertical:absolute;mso-position-vertical-relative:text;mso-width-percent:0;mso-height-percent:0;mso-width-relative:page;mso-height-relative:page" from="1in,10.9pt" to="540pt,10.9pt" o:gfxdata="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" strokeweight="1.5pt">
                 <w10:wrap type="topAndBottom" anchorx="page"/>
               </v:line>
             </w:pict>
@@ -438,7 +438,7 @@
           </mc:Choice>
           <mc:Fallback>
             <w:pict>
-              <v:group w14:anchorId="0F8089F9" id="群組 12" o:spid="_x0000_s1026" style="width:469.5pt;height:3.3pt;mso-position-horizontal-relative:char;mso-position-vertical-relative:line" coordsize="9390,66" o:gfxdata="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">
+              <v:group w14:anchorId="41011CD5" id="群組 12" o:spid="_x0000_s1026" style="width:469.5pt;height:3.3pt;mso-position-horizontal-relative:char;mso-position-vertical-relative:line" coordsize="9390,66" o:gfxdata="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">
                 <v:line id="Line 26" o:spid="_x0000_s1027" style="position:absolute;visibility:visible;mso-wrap-style:square" from="15,51" to="9375,51" o:connectortype="straight" o:gfxdata="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" strokeweight="1.5pt"/>
                 <w10:anchorlock/>
               </v:group>
@@ -544,7 +544,7 @@
           </mc:Choice>
           <mc:Fallback>
             <w:pict>
-              <v:line w14:anchorId="479E0582" id="直線接點 10" o:spid="_x0000_s1026" style="position:absolute;z-index:-251661824;visibility:visible;mso-wrap-style:square;mso-width-percent:0;mso-height-percent:0;mso-wrap-distance-left:0;mso-wrap-distance-top:0;mso-wrap-distance-right:0;mso-wrap-distance-bottom:0;mso-position-horizontal:absolute;mso-position-horizontal-relative:page;mso-position-vertical:absolute;mso-position-vertical-relative:text;mso-width-percent:0;mso-height-percent:0;mso-width-relative:page;mso-height-relative:page" from="1in,10.45pt" to="540pt,10.45pt" o:gfxdata="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" strokeweight="1.5pt">
+              <v:line w14:anchorId="2DCA7ABC" id="直線接點 10" o:spid="_x0000_s1026" style="position:absolute;z-index:-251661824;visibility:visible;mso-wrap-style:square;mso-width-percent:0;mso-height-percent:0;mso-wrap-distance-left:0;mso-wrap-distance-top:0;mso-wrap-distance-right:0;mso-wrap-distance-bottom:0;mso-position-horizontal:absolute;mso-position-horizontal-relative:page;mso-position-vertical:absolute;mso-position-vertical-relative:text;mso-width-percent:0;mso-height-percent:0;mso-width-relative:page;mso-height-relative:page" from="1in,10.45pt" to="540pt,10.45pt" o:gfxdata="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" strokeweight="1.5pt">
                 <w10:wrap type="topAndBottom" anchorx="page"/>
               </v:line>
             </w:pict>
@@ -656,7 +656,7 @@
           </mc:Choice>
           <mc:Fallback>
             <w:pict>
-              <v:group w14:anchorId="4371734C" id="群組 9" o:spid="_x0000_s1026" style="width:469.5pt;height:3.3pt;mso-position-horizontal-relative:char;mso-position-vertical-relative:line" coordsize="9390,66" o:gfxdata="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">
+              <v:group w14:anchorId="63028E80" id="群組 9" o:spid="_x0000_s1026" style="width:469.5pt;height:3.3pt;mso-position-horizontal-relative:char;mso-position-vertical-relative:line" coordsize="9390,66" o:gfxdata="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">
                 <v:line id="Line 26" o:spid="_x0000_s1027" style="position:absolute;visibility:visible;mso-wrap-style:square" from="15,51" to="9375,51" o:connectortype="straight" o:gfxdata="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" strokeweight="1.5pt"/>
                 <w10:anchorlock/>
               </v:group>
@@ -831,7 +831,6 @@
               </w:rPr>
               <w:t xml:space="preserve"> </w:t>
             </w:r>
-            <w:proofErr w:type="spellStart"/>
             <w:r>
               <w:rPr>
                 <w:rFonts w:eastAsia="標楷體"/>
@@ -839,7 +838,6 @@
               </w:rPr>
               <w:t>迄今</w:t>
             </w:r>
-            <w:proofErr w:type="spellEnd"/>
           </w:p>
         </w:tc>
       </w:tr>
@@ -1248,7 +1246,6 @@
         </w:rPr>
         <w:t xml:space="preserve">2 </w:t>
       </w:r>
-      <w:proofErr w:type="gramStart"/>
       <w:r>
         <w:rPr>
           <w:rFonts w:eastAsia="標楷體"/>
@@ -1257,7 +1254,6 @@
         </w:rPr>
         <w:t>–</w:t>
       </w:r>
-      <w:proofErr w:type="gramEnd"/>
       <w:r>
         <w:rPr>
           <w:rFonts w:eastAsia="標楷體" w:hint="eastAsia"/>
@@ -1405,7 +1401,6 @@
         </w:rPr>
         <w:t xml:space="preserve"> </w:t>
       </w:r>
-      <w:proofErr w:type="gramStart"/>
       <w:r>
         <w:rPr>
           <w:rFonts w:eastAsia="標楷體"/>
@@ -1414,7 +1409,6 @@
         </w:rPr>
         <w:t>–</w:t>
       </w:r>
-      <w:proofErr w:type="gramEnd"/>
       <w:r>
         <w:rPr>
           <w:rFonts w:eastAsia="標楷體" w:hint="eastAsia"/>
@@ -1616,7 +1610,6 @@
         </w:rPr>
         <w:t xml:space="preserve"> </w:t>
       </w:r>
-      <w:proofErr w:type="gramStart"/>
       <w:r>
         <w:rPr>
           <w:rFonts w:eastAsia="標楷體"/>
@@ -1625,7 +1618,6 @@
         </w:rPr>
         <w:t>–</w:t>
       </w:r>
-      <w:proofErr w:type="gramEnd"/>
       <w:r>
         <w:rPr>
           <w:rFonts w:eastAsia="標楷體" w:hint="eastAsia"/>
@@ -1835,7 +1827,6 @@
         </w:rPr>
         <w:t xml:space="preserve"> </w:t>
       </w:r>
-      <w:proofErr w:type="gramStart"/>
       <w:r>
         <w:rPr>
           <w:rFonts w:eastAsia="標楷體"/>
@@ -1844,7 +1835,6 @@
         </w:rPr>
         <w:t>–</w:t>
       </w:r>
-      <w:proofErr w:type="gramEnd"/>
       <w:r>
         <w:rPr>
           <w:rFonts w:eastAsia="標楷體" w:hint="eastAsia"/>
@@ -2067,7 +2057,7 @@
           </mc:Choice>
           <mc:Fallback>
             <w:pict>
-              <v:line w14:anchorId="3383EF74" id="直線接點 6" o:spid="_x0000_s1026" style="position:absolute;z-index:-251649024;visibility:visible;mso-wrap-style:square;mso-width-percent:0;mso-height-percent:0;mso-wrap-distance-left:0;mso-wrap-distance-top:0;mso-wrap-distance-right:0;mso-wrap-distance-bottom:0;mso-position-horizontal:absolute;mso-position-horizontal-relative:page;mso-position-vertical:absolute;mso-position-vertical-relative:text;mso-width-percent:0;mso-height-percent:0;mso-width-relative:page;mso-height-relative:page" from="1in,10.9pt" to="540pt,10.9pt" o:gfxdata="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" strokeweight="1.5pt">
+              <v:line w14:anchorId="28FD573B" id="直線接點 6" o:spid="_x0000_s1026" style="position:absolute;z-index:-251649024;visibility:visible;mso-wrap-style:square;mso-width-percent:0;mso-height-percent:0;mso-wrap-distance-left:0;mso-wrap-distance-top:0;mso-wrap-distance-right:0;mso-wrap-distance-bottom:0;mso-position-horizontal:absolute;mso-position-horizontal-relative:page;mso-position-vertical:absolute;mso-position-vertical-relative:text;mso-width-percent:0;mso-height-percent:0;mso-width-relative:page;mso-height-relative:page" from="1in,10.9pt" to="540pt,10.9pt" o:gfxdata="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" strokeweight="1.5pt">
                 <w10:wrap type="topAndBottom" anchorx="page"/>
               </v:line>
             </w:pict>
@@ -2179,7 +2169,7 @@
           </mc:Choice>
           <mc:Fallback>
             <w:pict>
-              <v:group w14:anchorId="5E598299" id="群組 5" o:spid="_x0000_s1026" style="width:469.5pt;height:3.3pt;mso-position-horizontal-relative:char;mso-position-vertical-relative:line" coordsize="9390,66" o:gfxdata="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">
+              <v:group w14:anchorId="12860AA4" id="群組 5" o:spid="_x0000_s1026" style="width:469.5pt;height:3.3pt;mso-position-horizontal-relative:char;mso-position-vertical-relative:line" coordsize="9390,66" o:gfxdata="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">
                 <v:line id="Line 26" o:spid="_x0000_s1027" style="position:absolute;visibility:visible;mso-wrap-style:square" from="15,51" to="9375,51" o:connectortype="straight" o:gfxdata="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" strokeweight="1.5pt"/>
                 <w10:anchorlock/>
               </v:group>
@@ -2265,25 +2255,7 @@
           <w:sz w:val="24"/>
           <w:lang w:eastAsia="zh-TW"/>
         </w:rPr>
-        <w:t>相輔相程</w:t>
-      </w:r>
-      <w:proofErr w:type="gramStart"/>
-      <w:r>
-        <w:rPr>
-          <w:rFonts w:eastAsia="標楷體" w:hint="eastAsia"/>
-          <w:sz w:val="24"/>
-          <w:lang w:eastAsia="zh-TW"/>
-        </w:rPr>
-        <w:t>─特教生國文</w:t>
-      </w:r>
-      <w:proofErr w:type="gramEnd"/>
-      <w:r>
-        <w:rPr>
-          <w:rFonts w:eastAsia="標楷體" w:hint="eastAsia"/>
-          <w:sz w:val="24"/>
-          <w:lang w:eastAsia="zh-TW"/>
-        </w:rPr>
-        <w:t>與對話能力之資訊輔導</w:t>
+        <w:t>相輔相程─特教生國文與對話能力之資訊輔導</w:t>
       </w:r>
       <w:r>
         <w:rPr>
@@ -2312,6 +2284,11 @@
     </w:p>
     <w:p>
       <w:pPr>
+        <w:pStyle w:val="a5"/>
+        <w:numPr>
+          <w:ilvl w:val="0"/>
+          <w:numId w:val="1"/>
+        </w:numPr>
         <w:tabs>
           <w:tab w:val="left" w:pos="520"/>
           <w:tab w:val="left" w:pos="521"/>
@@ -2324,6 +2301,134 @@
           <w:lang w:eastAsia="zh-TW"/>
         </w:rPr>
       </w:pPr>
+      <w:r>
+        <w:rPr>
+          <w:rFonts w:eastAsia="標楷體" w:hint="eastAsia"/>
+          <w:sz w:val="24"/>
+          <w:lang w:eastAsia="zh-TW"/>
+        </w:rPr>
+        <w:t>陳杰龍</w:t>
+      </w:r>
+      <w:r>
+        <w:rPr>
+          <w:rFonts w:eastAsia="標楷體" w:hint="eastAsia"/>
+          <w:sz w:val="24"/>
+          <w:lang w:eastAsia="zh-TW"/>
+        </w:rPr>
+        <w:t>、</w:t>
+      </w:r>
+      <w:r>
+        <w:rPr>
+          <w:rFonts w:eastAsia="標楷體" w:hint="eastAsia"/>
+          <w:sz w:val="24"/>
+          <w:lang w:eastAsia="zh-TW"/>
+        </w:rPr>
+        <w:t>鄭琬瑩</w:t>
+      </w:r>
+      <w:r>
+        <w:rPr>
+          <w:rFonts w:eastAsia="標楷體" w:hint="eastAsia"/>
+          <w:sz w:val="24"/>
+          <w:lang w:eastAsia="zh-TW"/>
+        </w:rPr>
+        <w:t>、</w:t>
+      </w:r>
+      <w:r>
+        <w:rPr>
+          <w:rFonts w:eastAsia="標楷體" w:hint="eastAsia"/>
+          <w:sz w:val="24"/>
+          <w:lang w:eastAsia="zh-TW"/>
+        </w:rPr>
+        <w:t>蕭文峰</w:t>
+      </w:r>
+      <w:r>
+        <w:rPr>
+          <w:rFonts w:eastAsia="標楷體" w:hint="eastAsia"/>
+          <w:sz w:val="24"/>
+          <w:lang w:eastAsia="zh-TW"/>
+        </w:rPr>
+        <w:t>，</w:t>
+      </w:r>
+      <w:r>
+        <w:rPr>
+          <w:rFonts w:eastAsia="標楷體" w:hint="eastAsia"/>
+          <w:sz w:val="24"/>
+          <w:lang w:eastAsia="zh-TW"/>
+        </w:rPr>
+        <w:t>資訊科技輔助教學對特教生國語學習成效之研究</w:t>
+      </w:r>
+      <w:r>
+        <w:rPr>
+          <w:rFonts w:eastAsia="標楷體" w:hint="eastAsia"/>
+          <w:sz w:val="24"/>
+          <w:lang w:eastAsia="zh-TW"/>
+        </w:rPr>
+        <w:t>，第</w:t>
+      </w:r>
+      <w:r>
+        <w:rPr>
+          <w:rFonts w:eastAsia="標楷體" w:hint="eastAsia"/>
+          <w:sz w:val="24"/>
+          <w:lang w:eastAsia="zh-TW"/>
+        </w:rPr>
+        <w:t>三十六</w:t>
+      </w:r>
+      <w:r>
+        <w:rPr>
+          <w:rFonts w:eastAsia="標楷體" w:hint="eastAsia"/>
+          <w:sz w:val="24"/>
+          <w:lang w:eastAsia="zh-TW"/>
+        </w:rPr>
+        <w:t>屆國際資訊管理學術研討會，</w:t>
+      </w:r>
+      <w:r>
+        <w:rPr>
+          <w:rFonts w:eastAsia="標楷體"/>
+          <w:sz w:val="24"/>
+          <w:lang w:eastAsia="zh-TW"/>
+        </w:rPr>
+        <w:t>20</w:t>
+      </w:r>
+      <w:r>
+        <w:rPr>
+          <w:rFonts w:eastAsia="標楷體" w:hint="eastAsia"/>
+          <w:sz w:val="24"/>
+          <w:lang w:eastAsia="zh-TW"/>
+        </w:rPr>
+        <w:t>25</w:t>
+      </w:r>
+      <w:r>
+        <w:rPr>
+          <w:rFonts w:eastAsia="標楷體"/>
+          <w:sz w:val="24"/>
+          <w:lang w:eastAsia="zh-TW"/>
+        </w:rPr>
+        <w:t>/5/16</w:t>
+      </w:r>
+      <w:r>
+        <w:rPr>
+          <w:rFonts w:eastAsia="標楷體" w:hint="eastAsia"/>
+          <w:sz w:val="24"/>
+          <w:lang w:eastAsia="zh-TW"/>
+        </w:rPr>
+        <w:t>，國立</w:t>
+      </w:r>
+      <w:r>
+        <w:rPr>
+          <w:rFonts w:eastAsia="標楷體" w:hint="eastAsia"/>
+          <w:sz w:val="24"/>
+          <w:lang w:eastAsia="zh-TW"/>
+        </w:rPr>
+        <w:t>台北</w:t>
+      </w:r>
+      <w:r>
+        <w:rPr>
+          <w:rFonts w:eastAsia="標楷體" w:hint="eastAsia"/>
+          <w:sz w:val="24"/>
+          <w:lang w:eastAsia="zh-TW"/>
+        </w:rPr>
+        <w:t>大學。</w:t>
+      </w:r>
     </w:p>
     <w:p>
       <w:pPr>
@@ -2332,7 +2437,7 @@
           <w:tab w:val="left" w:pos="521"/>
         </w:tabs>
         <w:spacing w:before="136"/>
-        <w:ind w:right="117"/>
+        <w:ind w:left="160" w:right="117"/>
         <w:rPr>
           <w:rFonts w:eastAsia="標楷體"/>
           <w:sz w:val="24"/>
@@ -2355,7 +2460,6 @@
           <w:rFonts w:eastAsia="標楷體"/>
           <w:noProof/>
         </w:rPr>
-        <w:lastRenderedPageBreak/>
         <mc:AlternateContent>
           <mc:Choice Requires="wps">
             <w:drawing>
@@ -2421,7 +2525,7 @@
           </mc:Choice>
           <mc:Fallback>
             <w:pict>
-              <v:line w14:anchorId="0B6F587A" id="直線接點 6" o:spid="_x0000_s1026" style="position:absolute;z-index:-251664384;visibility:visible;mso-wrap-style:square;mso-width-percent:0;mso-height-percent:0;mso-wrap-distance-left:0;mso-wrap-distance-top:0;mso-wrap-distance-right:0;mso-wrap-distance-bottom:0;mso-position-horizontal:absolute;mso-position-horizontal-relative:page;mso-position-vertical:absolute;mso-position-vertical-relative:text;mso-width-percent:0;mso-height-percent:0;mso-width-relative:page;mso-height-relative:page" from="1in,10.9pt" to="540pt,10.9pt" o:gfxdata="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" strokeweight="1.5pt">
+              <v:line w14:anchorId="09E2DEEB" id="直線接點 6" o:spid="_x0000_s1026" style="position:absolute;z-index:-251664384;visibility:visible;mso-wrap-style:square;mso-width-percent:0;mso-height-percent:0;mso-wrap-distance-left:0;mso-wrap-distance-top:0;mso-wrap-distance-right:0;mso-wrap-distance-bottom:0;mso-position-horizontal:absolute;mso-position-horizontal-relative:page;mso-position-vertical:absolute;mso-position-vertical-relative:text;mso-width-percent:0;mso-height-percent:0;mso-width-relative:page;mso-height-relative:page" from="1in,10.9pt" to="540pt,10.9pt" o:gfxdata="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" strokeweight="1.5pt">
                 <w10:wrap type="topAndBottom" anchorx="page"/>
               </v:line>
             </w:pict>
@@ -2534,7 +2638,7 @@
           </mc:Choice>
           <mc:Fallback>
             <w:pict>
-              <v:group w14:anchorId="6AB34962" id="群組 5" o:spid="_x0000_s1026" style="width:469.5pt;height:3.3pt;mso-position-horizontal-relative:char;mso-position-vertical-relative:line" coordsize="9390,66" o:gfxdata="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">
+              <v:group w14:anchorId="753B4C06" id="群組 5" o:spid="_x0000_s1026" style="width:469.5pt;height:3.3pt;mso-position-horizontal-relative:char;mso-position-vertical-relative:line" coordsize="9390,66" o:gfxdata="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">
                 <v:line id="Line 32" o:spid="_x0000_s1027" style="position:absolute;visibility:visible;mso-wrap-style:square" from="15,51" to="9375,51" o:connectortype="straight" o:gfxdata="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" strokeweight="1.5pt"/>
                 <w10:anchorlock/>
               </v:group>
@@ -2981,19 +3085,9 @@
           <w:sz w:val="24"/>
           <w:lang w:eastAsia="zh-TW"/>
         </w:rPr>
-        <w:t>國立屏東大學五</w:t>
-      </w:r>
-      <w:proofErr w:type="gramStart"/>
-      <w:r>
-        <w:rPr>
-          <w:rFonts w:eastAsia="標楷體" w:hint="eastAsia"/>
-          <w:sz w:val="24"/>
-          <w:lang w:eastAsia="zh-TW"/>
-        </w:rPr>
-        <w:t>育獎</w:t>
+        <w:t>國立屏東大學五育獎</w:t>
       </w:r>
       <w:bookmarkStart w:id="1" w:name="_Hlk180443757"/>
-      <w:proofErr w:type="gramEnd"/>
       <w:r>
         <w:rPr>
           <w:rFonts w:eastAsia="標楷體" w:hint="eastAsia"/>
@@ -3359,7 +3453,6 @@
         </w:rPr>
         <w:t>創辦</w:t>
       </w:r>
-      <w:proofErr w:type="spellStart"/>
       <w:r>
         <w:rPr>
           <w:rFonts w:eastAsia="標楷體"/>
@@ -3368,7 +3461,6 @@
         </w:rPr>
         <w:t>CodeCrafters</w:t>
       </w:r>
-      <w:proofErr w:type="spellEnd"/>
       <w:r>
         <w:rPr>
           <w:rFonts w:eastAsia="標楷體" w:hint="eastAsia"/>
@@ -3647,25 +3739,7 @@
           <w:sz w:val="24"/>
           <w:lang w:eastAsia="zh-TW"/>
         </w:rPr>
-        <w:t>巨匠電腦金</w:t>
-      </w:r>
-      <w:proofErr w:type="gramStart"/>
-      <w:r>
-        <w:rPr>
-          <w:rFonts w:eastAsia="標楷體" w:hint="eastAsia"/>
-          <w:sz w:val="24"/>
-          <w:lang w:eastAsia="zh-TW"/>
-        </w:rPr>
-        <w:t>匠</w:t>
-      </w:r>
-      <w:proofErr w:type="gramEnd"/>
-      <w:r>
-        <w:rPr>
-          <w:rFonts w:eastAsia="標楷體" w:hint="eastAsia"/>
-          <w:sz w:val="24"/>
-          <w:lang w:eastAsia="zh-TW"/>
-        </w:rPr>
-        <w:t>獎</w:t>
+        <w:t>巨匠電腦金匠獎</w:t>
       </w:r>
       <w:r>
         <w:rPr>
@@ -3773,18 +3847,8 @@
           <w:sz w:val="24"/>
           <w:lang w:eastAsia="zh-TW"/>
         </w:rPr>
-        <w:t>計算機概論與商業</w:t>
-      </w:r>
-      <w:proofErr w:type="gramStart"/>
-      <w:r>
-        <w:rPr>
-          <w:rFonts w:eastAsia="標楷體" w:hint="eastAsia"/>
-          <w:sz w:val="24"/>
-          <w:lang w:eastAsia="zh-TW"/>
-        </w:rPr>
-        <w:t>概論滿級分</w:t>
-      </w:r>
-      <w:proofErr w:type="gramEnd"/>
+        <w:t>計算機概論與商業概論滿級分</w:t>
+      </w:r>
       <w:r>
         <w:rPr>
           <w:rFonts w:eastAsia="標楷體"/>
@@ -3898,7 +3962,7 @@
           </mc:Choice>
           <mc:Fallback>
             <w:pict>
-              <v:line w14:anchorId="47076B67" id="直線接點 6" o:spid="_x0000_s1026" style="position:absolute;z-index:-251643904;visibility:visible;mso-wrap-style:square;mso-width-percent:0;mso-height-percent:0;mso-wrap-distance-left:0;mso-wrap-distance-top:0;mso-wrap-distance-right:0;mso-wrap-distance-bottom:0;mso-position-horizontal:absolute;mso-position-horizontal-relative:page;mso-position-vertical:absolute;mso-position-vertical-relative:text;mso-width-percent:0;mso-height-percent:0;mso-width-relative:page;mso-height-relative:page" from="1in,10.9pt" to="540pt,10.9pt" o:gfxdata="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" strokeweight="1.5pt">
+              <v:line w14:anchorId="0FD574EA" id="直線接點 6" o:spid="_x0000_s1026" style="position:absolute;z-index:-251643904;visibility:visible;mso-wrap-style:square;mso-width-percent:0;mso-height-percent:0;mso-wrap-distance-left:0;mso-wrap-distance-top:0;mso-wrap-distance-right:0;mso-wrap-distance-bottom:0;mso-position-horizontal:absolute;mso-position-horizontal-relative:page;mso-position-vertical:absolute;mso-position-vertical-relative:text;mso-width-percent:0;mso-height-percent:0;mso-width-relative:page;mso-height-relative:page" from="1in,10.9pt" to="540pt,10.9pt" o:gfxdata="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" strokeweight="1.5pt">
                 <w10:wrap type="topAndBottom" anchorx="page"/>
               </v:line>
             </w:pict>
@@ -4011,7 +4075,7 @@
           </mc:Choice>
           <mc:Fallback>
             <w:pict>
-              <v:group w14:anchorId="0EA1D122" id="群組 5" o:spid="_x0000_s1026" style="width:469.5pt;height:3.3pt;mso-position-horizontal-relative:char;mso-position-vertical-relative:line" coordsize="9390,66" o:gfxdata="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">
+              <v:group w14:anchorId="4DB3362C" id="群組 5" o:spid="_x0000_s1026" style="width:469.5pt;height:3.3pt;mso-position-horizontal-relative:char;mso-position-vertical-relative:line" coordsize="9390,66" o:gfxdata="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">
                 <v:line id="Line 32" o:spid="_x0000_s1027" style="position:absolute;visibility:visible;mso-wrap-style:square" from="15,51" to="9375,51" o:connectortype="straight" o:gfxdata="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" strokeweight="1.5pt"/>
                 <w10:anchorlock/>
               </v:group>
@@ -4161,16 +4225,7 @@
           <w:sz w:val="24"/>
           <w:lang w:eastAsia="zh-TW"/>
         </w:rPr>
-        <w:t xml:space="preserve"> 550(L295/R255</w:t>
-      </w:r>
-      <w:proofErr w:type="gramStart"/>
-      <w:r>
-        <w:rPr>
-          <w:rFonts w:eastAsia="標楷體" w:hint="eastAsia"/>
-          <w:sz w:val="24"/>
-          <w:lang w:eastAsia="zh-TW"/>
-        </w:rPr>
-        <w:t>)</w:t>
+        <w:t xml:space="preserve"> 550(L295/R255)</w:t>
       </w:r>
       <w:r>
         <w:rPr>
@@ -4180,7 +4235,6 @@
         </w:rPr>
         <w:t xml:space="preserve"> ,</w:t>
       </w:r>
-      <w:proofErr w:type="gramEnd"/>
       <w:r>
         <w:rPr>
           <w:rFonts w:eastAsia="標楷體" w:hint="eastAsia"/>
@@ -4231,18 +4285,8 @@
           <w:sz w:val="24"/>
           <w:lang w:eastAsia="zh-TW"/>
         </w:rPr>
-        <w:t>電腦硬體裝修</w:t>
-      </w:r>
-      <w:proofErr w:type="gramStart"/>
-      <w:r>
-        <w:rPr>
-          <w:rFonts w:eastAsia="標楷體" w:hint="eastAsia"/>
-          <w:sz w:val="24"/>
-          <w:lang w:eastAsia="zh-TW"/>
-        </w:rPr>
-        <w:t>技術士丙級</w:t>
-      </w:r>
-      <w:proofErr w:type="gramEnd"/>
+        <w:t>電腦硬體裝修技術士丙級</w:t>
+      </w:r>
       <w:r>
         <w:rPr>
           <w:rFonts w:eastAsia="標楷體"/>
@@ -4453,18 +4497,8 @@
           <w:sz w:val="24"/>
           <w:lang w:eastAsia="zh-TW"/>
         </w:rPr>
-        <w:t>電腦軟體應用</w:t>
-      </w:r>
-      <w:proofErr w:type="gramStart"/>
-      <w:r>
-        <w:rPr>
-          <w:rFonts w:eastAsia="標楷體" w:hint="eastAsia"/>
-          <w:sz w:val="24"/>
-          <w:lang w:eastAsia="zh-TW"/>
-        </w:rPr>
-        <w:t>技術士乙級</w:t>
-      </w:r>
-      <w:proofErr w:type="gramEnd"/>
+        <w:t>電腦軟體應用技術士乙級</w:t>
+      </w:r>
       <w:r>
         <w:rPr>
           <w:rFonts w:eastAsia="標楷體"/>
@@ -4812,18 +4846,8 @@
           <w:sz w:val="24"/>
           <w:lang w:eastAsia="zh-TW"/>
         </w:rPr>
-        <w:t>電腦軟體應用</w:t>
-      </w:r>
-      <w:proofErr w:type="gramStart"/>
-      <w:r>
-        <w:rPr>
-          <w:rFonts w:eastAsia="標楷體" w:hint="eastAsia"/>
-          <w:sz w:val="24"/>
-          <w:lang w:eastAsia="zh-TW"/>
-        </w:rPr>
-        <w:t>技術士丙級</w:t>
-      </w:r>
-      <w:proofErr w:type="gramEnd"/>
+        <w:t>電腦軟體應用技術士丙級</w:t>
+      </w:r>
       <w:r>
         <w:rPr>
           <w:rFonts w:eastAsia="標楷體"/>
@@ -4945,7 +4969,7 @@
           </mc:Choice>
           <mc:Fallback>
             <w:pict>
-              <v:line w14:anchorId="74F790AE" id="直線接點 6" o:spid="_x0000_s1026" style="position:absolute;z-index:-15725568;visibility:visible;mso-wrap-style:square;mso-width-percent:0;mso-height-percent:0;mso-wrap-distance-left:0;mso-wrap-distance-top:0;mso-wrap-distance-right:0;mso-wrap-distance-bottom:0;mso-position-horizontal:absolute;mso-position-horizontal-relative:page;mso-position-vertical:absolute;mso-position-vertical-relative:text;mso-width-percent:0;mso-height-percent:0;mso-width-relative:page;mso-height-relative:page" from="1in,10.9pt" to="540pt,10.9pt" o:gfxdata="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" strokeweight="1.5pt">
+              <v:line w14:anchorId="73813497" id="直線接點 6" o:spid="_x0000_s1026" style="position:absolute;z-index:-15725568;visibility:visible;mso-wrap-style:square;mso-width-percent:0;mso-height-percent:0;mso-wrap-distance-left:0;mso-wrap-distance-top:0;mso-wrap-distance-right:0;mso-wrap-distance-bottom:0;mso-position-horizontal:absolute;mso-position-horizontal-relative:page;mso-position-vertical:absolute;mso-position-vertical-relative:text;mso-width-percent:0;mso-height-percent:0;mso-width-relative:page;mso-height-relative:page" from="1in,10.9pt" to="540pt,10.9pt" o:gfxdata="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" strokeweight="1.5pt">
                 <w10:wrap type="topAndBottom" anchorx="page"/>
               </v:line>
             </w:pict>
@@ -5058,7 +5082,7 @@
           </mc:Choice>
           <mc:Fallback>
             <w:pict>
-              <v:group w14:anchorId="710F2C21" id="群組 5" o:spid="_x0000_s1026" style="width:469.5pt;height:3.3pt;mso-position-horizontal-relative:char;mso-position-vertical-relative:line" coordsize="9390,66" o:gfxdata="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">
+              <v:group w14:anchorId="7177A0D4" id="群組 5" o:spid="_x0000_s1026" style="width:469.5pt;height:3.3pt;mso-position-horizontal-relative:char;mso-position-vertical-relative:line" coordsize="9390,66" o:gfxdata="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">
                 <v:line id="Line 32" o:spid="_x0000_s1027" style="position:absolute;visibility:visible;mso-wrap-style:square" from="15,51" to="9375,51" o:connectortype="straight" o:gfxdata="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" strokeweight="1.5pt"/>
                 <w10:anchorlock/>
               </v:group>
@@ -5171,23 +5195,13 @@
           <w:lang w:eastAsia="zh-TW"/>
         </w:rPr>
       </w:pPr>
-      <w:proofErr w:type="gramStart"/>
-      <w:r>
-        <w:rPr>
-          <w:rFonts w:eastAsia="標楷體" w:hint="eastAsia"/>
-          <w:sz w:val="24"/>
-          <w:lang w:eastAsia="zh-TW"/>
-        </w:rPr>
-        <w:t>特教生國語</w:t>
-      </w:r>
-      <w:proofErr w:type="gramEnd"/>
-      <w:r>
-        <w:rPr>
-          <w:rFonts w:eastAsia="標楷體" w:hint="eastAsia"/>
-          <w:sz w:val="24"/>
-          <w:lang w:eastAsia="zh-TW"/>
-        </w:rPr>
-        <w:t>與對話能力之資訊輔導</w:t>
+      <w:r>
+        <w:rPr>
+          <w:rFonts w:eastAsia="標楷體" w:hint="eastAsia"/>
+          <w:sz w:val="24"/>
+          <w:lang w:eastAsia="zh-TW"/>
+        </w:rPr>
+        <w:t>特教生國語與對話能力之資訊輔導</w:t>
       </w:r>
       <w:r>
         <w:rPr>
@@ -5444,23 +5458,13 @@
           <w:lang w:eastAsia="zh-TW"/>
         </w:rPr>
       </w:pPr>
-      <w:proofErr w:type="gramStart"/>
-      <w:r>
-        <w:rPr>
-          <w:rFonts w:eastAsia="標楷體" w:hint="eastAsia"/>
-          <w:sz w:val="24"/>
-          <w:lang w:eastAsia="zh-TW"/>
-        </w:rPr>
-        <w:t>圖書館借還書</w:t>
-      </w:r>
-      <w:proofErr w:type="gramEnd"/>
-      <w:r>
-        <w:rPr>
-          <w:rFonts w:eastAsia="標楷體" w:hint="eastAsia"/>
-          <w:sz w:val="24"/>
-          <w:lang w:eastAsia="zh-TW"/>
-        </w:rPr>
-        <w:t>系統</w:t>
+      <w:r>
+        <w:rPr>
+          <w:rFonts w:eastAsia="標楷體" w:hint="eastAsia"/>
+          <w:sz w:val="24"/>
+          <w:lang w:eastAsia="zh-TW"/>
+        </w:rPr>
+        <w:t>圖書館借還書系統</w:t>
       </w:r>
       <w:r>
         <w:rPr>
@@ -5700,23 +5704,13 @@
         </w:rPr>
         <w:t xml:space="preserve"> </w:t>
       </w:r>
-      <w:proofErr w:type="gramStart"/>
-      <w:r>
-        <w:rPr>
-          <w:rFonts w:eastAsia="標楷體" w:hint="eastAsia"/>
-          <w:sz w:val="24"/>
-          <w:lang w:eastAsia="zh-TW"/>
-        </w:rPr>
-        <w:t>快篩試劑</w:t>
-      </w:r>
-      <w:proofErr w:type="gramEnd"/>
-      <w:r>
-        <w:rPr>
-          <w:rFonts w:eastAsia="標楷體" w:hint="eastAsia"/>
-          <w:sz w:val="24"/>
-          <w:lang w:eastAsia="zh-TW"/>
-        </w:rPr>
-        <w:t>診所配發查詢</w:t>
+      <w:r>
+        <w:rPr>
+          <w:rFonts w:eastAsia="標楷體" w:hint="eastAsia"/>
+          <w:sz w:val="24"/>
+          <w:lang w:eastAsia="zh-TW"/>
+        </w:rPr>
+        <w:t>快篩試劑診所配發查詢</w:t>
       </w:r>
       <w:r>
         <w:rPr>

--- a/assets/JieLong Chen CV(ch).docx
+++ b/assets/JieLong Chen CV(ch).docx
@@ -326,7 +326,7 @@
           </mc:Choice>
           <mc:Fallback>
             <w:pict>
-              <v:line w14:anchorId="1D0B6AAE" id="直線接點 13" o:spid="_x0000_s1026" style="position:absolute;z-index:-15722496;visibility:visible;mso-wrap-style:square;mso-width-percent:0;mso-height-percent:0;mso-wrap-distance-left:0;mso-wrap-distance-top:0;mso-wrap-distance-right:0;mso-wrap-distance-bottom:0;mso-position-horizontal:absolute;mso-position-horizontal-relative:page;mso-position-vertical:absolute;mso-position-vertical-relative:text;mso-width-percent:0;mso-height-percent:0;mso-width-relative:page;mso-height-relative:page" from="1in,10.9pt" to="540pt,10.9pt" o:gfxdata="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" strokeweight="1.5pt">
+              <v:line w14:anchorId="19A91B03" id="直線接點 13" o:spid="_x0000_s1026" style="position:absolute;z-index:-15722496;visibility:visible;mso-wrap-style:square;mso-width-percent:0;mso-height-percent:0;mso-wrap-distance-left:0;mso-wrap-distance-top:0;mso-wrap-distance-right:0;mso-wrap-distance-bottom:0;mso-position-horizontal:absolute;mso-position-horizontal-relative:page;mso-position-vertical:absolute;mso-position-vertical-relative:text;mso-width-percent:0;mso-height-percent:0;mso-width-relative:page;mso-height-relative:page" from="1in,10.9pt" to="540pt,10.9pt" o:gfxdata="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" strokeweight="1.5pt">
                 <w10:wrap type="topAndBottom" anchorx="page"/>
               </v:line>
             </w:pict>
@@ -438,7 +438,7 @@
           </mc:Choice>
           <mc:Fallback>
             <w:pict>
-              <v:group w14:anchorId="41011CD5" id="群組 12" o:spid="_x0000_s1026" style="width:469.5pt;height:3.3pt;mso-position-horizontal-relative:char;mso-position-vertical-relative:line" coordsize="9390,66" o:gfxdata="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">
+              <v:group w14:anchorId="07237230" id="群組 12" o:spid="_x0000_s1026" style="width:469.5pt;height:3.3pt;mso-position-horizontal-relative:char;mso-position-vertical-relative:line" coordsize="9390,66" o:gfxdata="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">
                 <v:line id="Line 26" o:spid="_x0000_s1027" style="position:absolute;visibility:visible;mso-wrap-style:square" from="15,51" to="9375,51" o:connectortype="straight" o:gfxdata="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" strokeweight="1.5pt"/>
                 <w10:anchorlock/>
               </v:group>
@@ -544,7 +544,7 @@
           </mc:Choice>
           <mc:Fallback>
             <w:pict>
-              <v:line w14:anchorId="2DCA7ABC" id="直線接點 10" o:spid="_x0000_s1026" style="position:absolute;z-index:-251661824;visibility:visible;mso-wrap-style:square;mso-width-percent:0;mso-height-percent:0;mso-wrap-distance-left:0;mso-wrap-distance-top:0;mso-wrap-distance-right:0;mso-wrap-distance-bottom:0;mso-position-horizontal:absolute;mso-position-horizontal-relative:page;mso-position-vertical:absolute;mso-position-vertical-relative:text;mso-width-percent:0;mso-height-percent:0;mso-width-relative:page;mso-height-relative:page" from="1in,10.45pt" to="540pt,10.45pt" o:gfxdata="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" strokeweight="1.5pt">
+              <v:line w14:anchorId="47D3021F" id="直線接點 10" o:spid="_x0000_s1026" style="position:absolute;z-index:-251661824;visibility:visible;mso-wrap-style:square;mso-width-percent:0;mso-height-percent:0;mso-wrap-distance-left:0;mso-wrap-distance-top:0;mso-wrap-distance-right:0;mso-wrap-distance-bottom:0;mso-position-horizontal:absolute;mso-position-horizontal-relative:page;mso-position-vertical:absolute;mso-position-vertical-relative:text;mso-width-percent:0;mso-height-percent:0;mso-width-relative:page;mso-height-relative:page" from="1in,10.45pt" to="540pt,10.45pt" o:gfxdata="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" strokeweight="1.5pt">
                 <w10:wrap type="topAndBottom" anchorx="page"/>
               </v:line>
             </w:pict>
@@ -656,7 +656,7 @@
           </mc:Choice>
           <mc:Fallback>
             <w:pict>
-              <v:group w14:anchorId="63028E80" id="群組 9" o:spid="_x0000_s1026" style="width:469.5pt;height:3.3pt;mso-position-horizontal-relative:char;mso-position-vertical-relative:line" coordsize="9390,66" o:gfxdata="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">
+              <v:group w14:anchorId="6184A4C3" id="群組 9" o:spid="_x0000_s1026" style="width:469.5pt;height:3.3pt;mso-position-horizontal-relative:char;mso-position-vertical-relative:line" coordsize="9390,66" o:gfxdata="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">
                 <v:line id="Line 26" o:spid="_x0000_s1027" style="position:absolute;visibility:visible;mso-wrap-style:square" from="15,51" to="9375,51" o:connectortype="straight" o:gfxdata="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" strokeweight="1.5pt"/>
                 <w10:anchorlock/>
               </v:group>
@@ -2057,7 +2057,7 @@
           </mc:Choice>
           <mc:Fallback>
             <w:pict>
-              <v:line w14:anchorId="28FD573B" id="直線接點 6" o:spid="_x0000_s1026" style="position:absolute;z-index:-251649024;visibility:visible;mso-wrap-style:square;mso-width-percent:0;mso-height-percent:0;mso-wrap-distance-left:0;mso-wrap-distance-top:0;mso-wrap-distance-right:0;mso-wrap-distance-bottom:0;mso-position-horizontal:absolute;mso-position-horizontal-relative:page;mso-position-vertical:absolute;mso-position-vertical-relative:text;mso-width-percent:0;mso-height-percent:0;mso-width-relative:page;mso-height-relative:page" from="1in,10.9pt" to="540pt,10.9pt" o:gfxdata="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" strokeweight="1.5pt">
+              <v:line w14:anchorId="235A91DA" id="直線接點 6" o:spid="_x0000_s1026" style="position:absolute;z-index:-251649024;visibility:visible;mso-wrap-style:square;mso-width-percent:0;mso-height-percent:0;mso-wrap-distance-left:0;mso-wrap-distance-top:0;mso-wrap-distance-right:0;mso-wrap-distance-bottom:0;mso-position-horizontal:absolute;mso-position-horizontal-relative:page;mso-position-vertical:absolute;mso-position-vertical-relative:text;mso-width-percent:0;mso-height-percent:0;mso-width-relative:page;mso-height-relative:page" from="1in,10.9pt" to="540pt,10.9pt" o:gfxdata="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" strokeweight="1.5pt">
                 <w10:wrap type="topAndBottom" anchorx="page"/>
               </v:line>
             </w:pict>
@@ -2169,7 +2169,7 @@
           </mc:Choice>
           <mc:Fallback>
             <w:pict>
-              <v:group w14:anchorId="12860AA4" id="群組 5" o:spid="_x0000_s1026" style="width:469.5pt;height:3.3pt;mso-position-horizontal-relative:char;mso-position-vertical-relative:line" coordsize="9390,66" o:gfxdata="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">
+              <v:group w14:anchorId="1009D83A" id="群組 5" o:spid="_x0000_s1026" style="width:469.5pt;height:3.3pt;mso-position-horizontal-relative:char;mso-position-vertical-relative:line" coordsize="9390,66" o:gfxdata="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">
                 <v:line id="Line 26" o:spid="_x0000_s1027" style="position:absolute;visibility:visible;mso-wrap-style:square" from="15,51" to="9375,51" o:connectortype="straight" o:gfxdata="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" strokeweight="1.5pt"/>
                 <w10:anchorlock/>
               </v:group>
@@ -2525,7 +2525,7 @@
           </mc:Choice>
           <mc:Fallback>
             <w:pict>
-              <v:line w14:anchorId="09E2DEEB" id="直線接點 6" o:spid="_x0000_s1026" style="position:absolute;z-index:-251664384;visibility:visible;mso-wrap-style:square;mso-width-percent:0;mso-height-percent:0;mso-wrap-distance-left:0;mso-wrap-distance-top:0;mso-wrap-distance-right:0;mso-wrap-distance-bottom:0;mso-position-horizontal:absolute;mso-position-horizontal-relative:page;mso-position-vertical:absolute;mso-position-vertical-relative:text;mso-width-percent:0;mso-height-percent:0;mso-width-relative:page;mso-height-relative:page" from="1in,10.9pt" to="540pt,10.9pt" o:gfxdata="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" strokeweight="1.5pt">
+              <v:line w14:anchorId="3F5F64D5" id="直線接點 6" o:spid="_x0000_s1026" style="position:absolute;z-index:-251664384;visibility:visible;mso-wrap-style:square;mso-width-percent:0;mso-height-percent:0;mso-wrap-distance-left:0;mso-wrap-distance-top:0;mso-wrap-distance-right:0;mso-wrap-distance-bottom:0;mso-position-horizontal:absolute;mso-position-horizontal-relative:page;mso-position-vertical:absolute;mso-position-vertical-relative:text;mso-width-percent:0;mso-height-percent:0;mso-width-relative:page;mso-height-relative:page" from="1in,10.9pt" to="540pt,10.9pt" o:gfxdata="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" strokeweight="1.5pt">
                 <w10:wrap type="topAndBottom" anchorx="page"/>
               </v:line>
             </w:pict>
@@ -2638,13 +2638,41 @@
           </mc:Choice>
           <mc:Fallback>
             <w:pict>
-              <v:group w14:anchorId="753B4C06" id="群組 5" o:spid="_x0000_s1026" style="width:469.5pt;height:3.3pt;mso-position-horizontal-relative:char;mso-position-vertical-relative:line" coordsize="9390,66" o:gfxdata="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">
+              <v:group w14:anchorId="3D1DAC0B" id="群組 5" o:spid="_x0000_s1026" style="width:469.5pt;height:3.3pt;mso-position-horizontal-relative:char;mso-position-vertical-relative:line" coordsize="9390,66" o:gfxdata="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">
                 <v:line id="Line 32" o:spid="_x0000_s1027" style="position:absolute;visibility:visible;mso-wrap-style:square" from="15,51" to="9375,51" o:connectortype="straight" o:gfxdata="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" strokeweight="1.5pt"/>
                 <w10:anchorlock/>
               </v:group>
             </w:pict>
           </mc:Fallback>
         </mc:AlternateContent>
+      </w:r>
+    </w:p>
+    <w:p>
+      <w:pPr>
+        <w:pStyle w:val="a5"/>
+        <w:numPr>
+          <w:ilvl w:val="0"/>
+          <w:numId w:val="1"/>
+        </w:numPr>
+        <w:tabs>
+          <w:tab w:val="left" w:pos="520"/>
+          <w:tab w:val="left" w:pos="521"/>
+        </w:tabs>
+        <w:spacing w:before="136"/>
+        <w:ind w:right="117"/>
+        <w:rPr>
+          <w:rFonts w:eastAsia="標楷體"/>
+          <w:sz w:val="24"/>
+          <w:lang w:eastAsia="zh-TW"/>
+        </w:rPr>
+      </w:pPr>
+      <w:r>
+        <w:rPr>
+          <w:rFonts w:eastAsia="標楷體"/>
+          <w:sz w:val="24"/>
+          <w:lang w:eastAsia="zh-TW"/>
+        </w:rPr>
+        <w:t>Reviewer of IEEE Conference on Computational Intelligence in Bioinformatics and Computational Biology(CIBCB), 2025</w:t>
       </w:r>
     </w:p>
     <w:p>
@@ -3962,7 +3990,7 @@
           </mc:Choice>
           <mc:Fallback>
             <w:pict>
-              <v:line w14:anchorId="0FD574EA" id="直線接點 6" o:spid="_x0000_s1026" style="position:absolute;z-index:-251643904;visibility:visible;mso-wrap-style:square;mso-width-percent:0;mso-height-percent:0;mso-wrap-distance-left:0;mso-wrap-distance-top:0;mso-wrap-distance-right:0;mso-wrap-distance-bottom:0;mso-position-horizontal:absolute;mso-position-horizontal-relative:page;mso-position-vertical:absolute;mso-position-vertical-relative:text;mso-width-percent:0;mso-height-percent:0;mso-width-relative:page;mso-height-relative:page" from="1in,10.9pt" to="540pt,10.9pt" o:gfxdata="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" strokeweight="1.5pt">
+              <v:line w14:anchorId="19D314AE" id="直線接點 6" o:spid="_x0000_s1026" style="position:absolute;z-index:-251643904;visibility:visible;mso-wrap-style:square;mso-width-percent:0;mso-height-percent:0;mso-wrap-distance-left:0;mso-wrap-distance-top:0;mso-wrap-distance-right:0;mso-wrap-distance-bottom:0;mso-position-horizontal:absolute;mso-position-horizontal-relative:page;mso-position-vertical:absolute;mso-position-vertical-relative:text;mso-width-percent:0;mso-height-percent:0;mso-width-relative:page;mso-height-relative:page" from="1in,10.9pt" to="540pt,10.9pt" o:gfxdata="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" strokeweight="1.5pt">
                 <w10:wrap type="topAndBottom" anchorx="page"/>
               </v:line>
             </w:pict>
@@ -4075,7 +4103,7 @@
           </mc:Choice>
           <mc:Fallback>
             <w:pict>
-              <v:group w14:anchorId="4DB3362C" id="群組 5" o:spid="_x0000_s1026" style="width:469.5pt;height:3.3pt;mso-position-horizontal-relative:char;mso-position-vertical-relative:line" coordsize="9390,66" o:gfxdata="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">
+              <v:group w14:anchorId="1DAD8BBB" id="群組 5" o:spid="_x0000_s1026" style="width:469.5pt;height:3.3pt;mso-position-horizontal-relative:char;mso-position-vertical-relative:line" coordsize="9390,66" o:gfxdata="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">
                 <v:line id="Line 32" o:spid="_x0000_s1027" style="position:absolute;visibility:visible;mso-wrap-style:square" from="15,51" to="9375,51" o:connectortype="straight" o:gfxdata="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" strokeweight="1.5pt"/>
                 <w10:anchorlock/>
               </v:group>
@@ -4421,6 +4449,7 @@
           <w:sz w:val="24"/>
           <w:lang w:eastAsia="zh-TW"/>
         </w:rPr>
+        <w:lastRenderedPageBreak/>
         <w:t xml:space="preserve">TQC+ </w:t>
       </w:r>
       <w:r>
@@ -4557,7 +4586,6 @@
           <w:sz w:val="24"/>
           <w:lang w:eastAsia="zh-TW"/>
         </w:rPr>
-        <w:lastRenderedPageBreak/>
         <w:t>BAP</w:t>
       </w:r>
       <w:r>
@@ -4969,7 +4997,7 @@
           </mc:Choice>
           <mc:Fallback>
             <w:pict>
-              <v:line w14:anchorId="73813497" id="直線接點 6" o:spid="_x0000_s1026" style="position:absolute;z-index:-15725568;visibility:visible;mso-wrap-style:square;mso-width-percent:0;mso-height-percent:0;mso-wrap-distance-left:0;mso-wrap-distance-top:0;mso-wrap-distance-right:0;mso-wrap-distance-bottom:0;mso-position-horizontal:absolute;mso-position-horizontal-relative:page;mso-position-vertical:absolute;mso-position-vertical-relative:text;mso-width-percent:0;mso-height-percent:0;mso-width-relative:page;mso-height-relative:page" from="1in,10.9pt" to="540pt,10.9pt" o:gfxdata="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" strokeweight="1.5pt">
+              <v:line w14:anchorId="024BCC2A" id="直線接點 6" o:spid="_x0000_s1026" style="position:absolute;z-index:-15725568;visibility:visible;mso-wrap-style:square;mso-width-percent:0;mso-height-percent:0;mso-wrap-distance-left:0;mso-wrap-distance-top:0;mso-wrap-distance-right:0;mso-wrap-distance-bottom:0;mso-position-horizontal:absolute;mso-position-horizontal-relative:page;mso-position-vertical:absolute;mso-position-vertical-relative:text;mso-width-percent:0;mso-height-percent:0;mso-width-relative:page;mso-height-relative:page" from="1in,10.9pt" to="540pt,10.9pt" o:gfxdata="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" strokeweight="1.5pt">
                 <w10:wrap type="topAndBottom" anchorx="page"/>
               </v:line>
             </w:pict>
@@ -5082,7 +5110,7 @@
           </mc:Choice>
           <mc:Fallback>
             <w:pict>
-              <v:group w14:anchorId="7177A0D4" id="群組 5" o:spid="_x0000_s1026" style="width:469.5pt;height:3.3pt;mso-position-horizontal-relative:char;mso-position-vertical-relative:line" coordsize="9390,66" o:gfxdata="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">
+              <v:group w14:anchorId="4E1EA25E" id="群組 5" o:spid="_x0000_s1026" style="width:469.5pt;height:3.3pt;mso-position-horizontal-relative:char;mso-position-vertical-relative:line" coordsize="9390,66" o:gfxdata="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">
                 <v:line id="Line 32" o:spid="_x0000_s1027" style="position:absolute;visibility:visible;mso-wrap-style:square" from="15,51" to="9375,51" o:connectortype="straight" o:gfxdata="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" strokeweight="1.5pt"/>
                 <w10:anchorlock/>
               </v:group>
@@ -6677,6 +6705,7 @@
   <w:style w:type="character" w:default="1" w:styleId="a0">
     <w:name w:val="Default Paragraph Font"/>
     <w:uiPriority w:val="1"/>
+    <w:semiHidden/>
     <w:unhideWhenUsed/>
   </w:style>
   <w:style w:type="table" w:default="1" w:styleId="a1">

--- a/assets/JieLong Chen CV(ch).docx
+++ b/assets/JieLong Chen CV(ch).docx
@@ -326,7 +326,7 @@
           </mc:Choice>
           <mc:Fallback>
             <w:pict>
-              <v:line w14:anchorId="19A91B03" id="直線接點 13" o:spid="_x0000_s1026" style="position:absolute;z-index:-15722496;visibility:visible;mso-wrap-style:square;mso-width-percent:0;mso-height-percent:0;mso-wrap-distance-left:0;mso-wrap-distance-top:0;mso-wrap-distance-right:0;mso-wrap-distance-bottom:0;mso-position-horizontal:absolute;mso-position-horizontal-relative:page;mso-position-vertical:absolute;mso-position-vertical-relative:text;mso-width-percent:0;mso-height-percent:0;mso-width-relative:page;mso-height-relative:page" from="1in,10.9pt" to="540pt,10.9pt" o:gfxdata="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" strokeweight="1.5pt">
+              <v:line w14:anchorId="3E60EB86" id="直線接點 13" o:spid="_x0000_s1026" style="position:absolute;z-index:-15722496;visibility:visible;mso-wrap-style:square;mso-width-percent:0;mso-height-percent:0;mso-wrap-distance-left:0;mso-wrap-distance-top:0;mso-wrap-distance-right:0;mso-wrap-distance-bottom:0;mso-position-horizontal:absolute;mso-position-horizontal-relative:page;mso-position-vertical:absolute;mso-position-vertical-relative:text;mso-width-percent:0;mso-height-percent:0;mso-width-relative:page;mso-height-relative:page" from="1in,10.9pt" to="540pt,10.9pt" o:gfxdata="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" strokeweight="1.5pt">
                 <w10:wrap type="topAndBottom" anchorx="page"/>
               </v:line>
             </w:pict>
@@ -438,7 +438,7 @@
           </mc:Choice>
           <mc:Fallback>
             <w:pict>
-              <v:group w14:anchorId="07237230" id="群組 12" o:spid="_x0000_s1026" style="width:469.5pt;height:3.3pt;mso-position-horizontal-relative:char;mso-position-vertical-relative:line" coordsize="9390,66" o:gfxdata="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">
+              <v:group w14:anchorId="16F06FB3" id="群組 12" o:spid="_x0000_s1026" style="width:469.5pt;height:3.3pt;mso-position-horizontal-relative:char;mso-position-vertical-relative:line" coordsize="9390,66" o:gfxdata="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">
                 <v:line id="Line 26" o:spid="_x0000_s1027" style="position:absolute;visibility:visible;mso-wrap-style:square" from="15,51" to="9375,51" o:connectortype="straight" o:gfxdata="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" strokeweight="1.5pt"/>
                 <w10:anchorlock/>
               </v:group>
@@ -544,7 +544,7 @@
           </mc:Choice>
           <mc:Fallback>
             <w:pict>
-              <v:line w14:anchorId="47D3021F" id="直線接點 10" o:spid="_x0000_s1026" style="position:absolute;z-index:-251661824;visibility:visible;mso-wrap-style:square;mso-width-percent:0;mso-height-percent:0;mso-wrap-distance-left:0;mso-wrap-distance-top:0;mso-wrap-distance-right:0;mso-wrap-distance-bottom:0;mso-position-horizontal:absolute;mso-position-horizontal-relative:page;mso-position-vertical:absolute;mso-position-vertical-relative:text;mso-width-percent:0;mso-height-percent:0;mso-width-relative:page;mso-height-relative:page" from="1in,10.45pt" to="540pt,10.45pt" o:gfxdata="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" strokeweight="1.5pt">
+              <v:line w14:anchorId="0AA10630" id="直線接點 10" o:spid="_x0000_s1026" style="position:absolute;z-index:-251661824;visibility:visible;mso-wrap-style:square;mso-width-percent:0;mso-height-percent:0;mso-wrap-distance-left:0;mso-wrap-distance-top:0;mso-wrap-distance-right:0;mso-wrap-distance-bottom:0;mso-position-horizontal:absolute;mso-position-horizontal-relative:page;mso-position-vertical:absolute;mso-position-vertical-relative:text;mso-width-percent:0;mso-height-percent:0;mso-width-relative:page;mso-height-relative:page" from="1in,10.45pt" to="540pt,10.45pt" o:gfxdata="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" strokeweight="1.5pt">
                 <w10:wrap type="topAndBottom" anchorx="page"/>
               </v:line>
             </w:pict>
@@ -656,7 +656,7 @@
           </mc:Choice>
           <mc:Fallback>
             <w:pict>
-              <v:group w14:anchorId="6184A4C3" id="群組 9" o:spid="_x0000_s1026" style="width:469.5pt;height:3.3pt;mso-position-horizontal-relative:char;mso-position-vertical-relative:line" coordsize="9390,66" o:gfxdata="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">
+              <v:group w14:anchorId="2966CFF9" id="群組 9" o:spid="_x0000_s1026" style="width:469.5pt;height:3.3pt;mso-position-horizontal-relative:char;mso-position-vertical-relative:line" coordsize="9390,66" o:gfxdata="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">
                 <v:line id="Line 26" o:spid="_x0000_s1027" style="position:absolute;visibility:visible;mso-wrap-style:square" from="15,51" to="9375,51" o:connectortype="straight" o:gfxdata="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" strokeweight="1.5pt"/>
                 <w10:anchorlock/>
               </v:group>
@@ -1432,39 +1432,7 @@
           <w:sz w:val="24"/>
           <w:lang w:eastAsia="zh-TW"/>
         </w:rPr>
-        <w:t>20</w:t>
-      </w:r>
-      <w:r>
-        <w:rPr>
-          <w:rFonts w:eastAsia="標楷體" w:hint="eastAsia"/>
-          <w:sz w:val="24"/>
-          <w:lang w:eastAsia="zh-TW"/>
-        </w:rPr>
-        <w:t>2</w:t>
-      </w:r>
-      <w:r>
-        <w:rPr>
-          <w:rFonts w:eastAsia="標楷體" w:hint="eastAsia"/>
-          <w:sz w:val="24"/>
-          <w:lang w:eastAsia="zh-TW"/>
-        </w:rPr>
-        <w:t>5</w:t>
-      </w:r>
-      <w:r>
-        <w:rPr>
-          <w:rFonts w:eastAsia="標楷體"/>
-          <w:sz w:val="24"/>
-          <w:lang w:eastAsia="zh-TW"/>
-        </w:rPr>
-        <w:t>/0</w:t>
-      </w:r>
-      <w:r>
-        <w:rPr>
-          <w:rFonts w:eastAsia="標楷體" w:hint="eastAsia"/>
-          <w:sz w:val="24"/>
-          <w:lang w:eastAsia="zh-TW"/>
-        </w:rPr>
-        <w:t>2</w:t>
+        <w:t>迄今</w:t>
       </w:r>
     </w:p>
     <w:p>
@@ -2057,7 +2025,7 @@
           </mc:Choice>
           <mc:Fallback>
             <w:pict>
-              <v:line w14:anchorId="235A91DA" id="直線接點 6" o:spid="_x0000_s1026" style="position:absolute;z-index:-251649024;visibility:visible;mso-wrap-style:square;mso-width-percent:0;mso-height-percent:0;mso-wrap-distance-left:0;mso-wrap-distance-top:0;mso-wrap-distance-right:0;mso-wrap-distance-bottom:0;mso-position-horizontal:absolute;mso-position-horizontal-relative:page;mso-position-vertical:absolute;mso-position-vertical-relative:text;mso-width-percent:0;mso-height-percent:0;mso-width-relative:page;mso-height-relative:page" from="1in,10.9pt" to="540pt,10.9pt" o:gfxdata="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" strokeweight="1.5pt">
+              <v:line w14:anchorId="31182EB7" id="直線接點 6" o:spid="_x0000_s1026" style="position:absolute;z-index:-251649024;visibility:visible;mso-wrap-style:square;mso-width-percent:0;mso-height-percent:0;mso-wrap-distance-left:0;mso-wrap-distance-top:0;mso-wrap-distance-right:0;mso-wrap-distance-bottom:0;mso-position-horizontal:absolute;mso-position-horizontal-relative:page;mso-position-vertical:absolute;mso-position-vertical-relative:text;mso-width-percent:0;mso-height-percent:0;mso-width-relative:page;mso-height-relative:page" from="1in,10.9pt" to="540pt,10.9pt" o:gfxdata="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" strokeweight="1.5pt">
                 <w10:wrap type="topAndBottom" anchorx="page"/>
               </v:line>
             </w:pict>
@@ -2169,7 +2137,7 @@
           </mc:Choice>
           <mc:Fallback>
             <w:pict>
-              <v:group w14:anchorId="1009D83A" id="群組 5" o:spid="_x0000_s1026" style="width:469.5pt;height:3.3pt;mso-position-horizontal-relative:char;mso-position-vertical-relative:line" coordsize="9390,66" o:gfxdata="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">
+              <v:group w14:anchorId="26E702D5" id="群組 5" o:spid="_x0000_s1026" style="width:469.5pt;height:3.3pt;mso-position-horizontal-relative:char;mso-position-vertical-relative:line" coordsize="9390,66" o:gfxdata="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">
                 <v:line id="Line 26" o:spid="_x0000_s1027" style="position:absolute;visibility:visible;mso-wrap-style:square" from="15,51" to="9375,51" o:connectortype="straight" o:gfxdata="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" strokeweight="1.5pt"/>
                 <w10:anchorlock/>
               </v:group>
@@ -2199,58 +2167,6 @@
       </w:pPr>
       <w:r>
         <w:rPr>
-          <w:rFonts w:eastAsia="標楷體"/>
-          <w:sz w:val="24"/>
-          <w:lang w:eastAsia="zh-TW"/>
-        </w:rPr>
-        <w:t>PI</w:t>
-      </w:r>
-      <w:r>
-        <w:rPr>
-          <w:rFonts w:eastAsia="標楷體" w:hint="eastAsia"/>
-          <w:sz w:val="24"/>
-          <w:lang w:eastAsia="zh-TW"/>
-        </w:rPr>
-        <w:t>（</w:t>
-      </w:r>
-      <w:r>
-        <w:rPr>
-          <w:rFonts w:eastAsia="標楷體"/>
-          <w:sz w:val="24"/>
-          <w:lang w:eastAsia="zh-TW"/>
-        </w:rPr>
-        <w:t>Principal Investigator</w:t>
-      </w:r>
-      <w:r>
-        <w:rPr>
-          <w:rFonts w:eastAsia="標楷體" w:hint="eastAsia"/>
-          <w:sz w:val="24"/>
-          <w:lang w:eastAsia="zh-TW"/>
-        </w:rPr>
-        <w:t>）</w:t>
-      </w:r>
-    </w:p>
-    <w:p>
-      <w:pPr>
-        <w:pStyle w:val="a5"/>
-        <w:numPr>
-          <w:ilvl w:val="1"/>
-          <w:numId w:val="1"/>
-        </w:numPr>
-        <w:tabs>
-          <w:tab w:val="left" w:pos="520"/>
-          <w:tab w:val="left" w:pos="521"/>
-        </w:tabs>
-        <w:spacing w:before="136"/>
-        <w:ind w:right="117"/>
-        <w:rPr>
-          <w:rFonts w:eastAsia="標楷體"/>
-          <w:sz w:val="24"/>
-          <w:lang w:eastAsia="zh-TW"/>
-        </w:rPr>
-      </w:pPr>
-      <w:r>
-        <w:rPr>
           <w:rFonts w:eastAsia="標楷體" w:hint="eastAsia"/>
           <w:sz w:val="24"/>
           <w:lang w:eastAsia="zh-TW"/>
@@ -2432,14 +2348,31 @@
     </w:p>
     <w:p>
       <w:pPr>
+        <w:pStyle w:val="a5"/>
         <w:tabs>
           <w:tab w:val="left" w:pos="520"/>
           <w:tab w:val="left" w:pos="521"/>
         </w:tabs>
         <w:spacing w:before="136"/>
-        <w:ind w:left="160" w:right="117"/>
-        <w:rPr>
-          <w:rFonts w:eastAsia="標楷體"/>
+        <w:ind w:right="117" w:firstLine="0"/>
+        <w:rPr>
+          <w:rFonts w:eastAsia="標楷體"/>
+          <w:sz w:val="24"/>
+          <w:lang w:eastAsia="zh-TW"/>
+        </w:rPr>
+      </w:pPr>
+    </w:p>
+    <w:p>
+      <w:pPr>
+        <w:pStyle w:val="a5"/>
+        <w:tabs>
+          <w:tab w:val="left" w:pos="520"/>
+          <w:tab w:val="left" w:pos="521"/>
+        </w:tabs>
+        <w:spacing w:before="136"/>
+        <w:ind w:right="117" w:firstLine="0"/>
+        <w:rPr>
+          <w:rFonts w:eastAsia="標楷體" w:hint="eastAsia"/>
           <w:sz w:val="24"/>
           <w:lang w:eastAsia="zh-TW"/>
         </w:rPr>
@@ -2525,7 +2458,7 @@
           </mc:Choice>
           <mc:Fallback>
             <w:pict>
-              <v:line w14:anchorId="3F5F64D5" id="直線接點 6" o:spid="_x0000_s1026" style="position:absolute;z-index:-251664384;visibility:visible;mso-wrap-style:square;mso-width-percent:0;mso-height-percent:0;mso-wrap-distance-left:0;mso-wrap-distance-top:0;mso-wrap-distance-right:0;mso-wrap-distance-bottom:0;mso-position-horizontal:absolute;mso-position-horizontal-relative:page;mso-position-vertical:absolute;mso-position-vertical-relative:text;mso-width-percent:0;mso-height-percent:0;mso-width-relative:page;mso-height-relative:page" from="1in,10.9pt" to="540pt,10.9pt" o:gfxdata="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" strokeweight="1.5pt">
+              <v:line w14:anchorId="02560B8D" id="直線接點 6" o:spid="_x0000_s1026" style="position:absolute;z-index:-251664384;visibility:visible;mso-wrap-style:square;mso-width-percent:0;mso-height-percent:0;mso-wrap-distance-left:0;mso-wrap-distance-top:0;mso-wrap-distance-right:0;mso-wrap-distance-bottom:0;mso-position-horizontal:absolute;mso-position-horizontal-relative:page;mso-position-vertical:absolute;mso-position-vertical-relative:text;mso-width-percent:0;mso-height-percent:0;mso-width-relative:page;mso-height-relative:page" from="1in,10.9pt" to="540pt,10.9pt" o:gfxdata="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" strokeweight="1.5pt">
                 <w10:wrap type="topAndBottom" anchorx="page"/>
               </v:line>
             </w:pict>
@@ -2638,13 +2571,81 @@
           </mc:Choice>
           <mc:Fallback>
             <w:pict>
-              <v:group w14:anchorId="3D1DAC0B" id="群組 5" o:spid="_x0000_s1026" style="width:469.5pt;height:3.3pt;mso-position-horizontal-relative:char;mso-position-vertical-relative:line" coordsize="9390,66" o:gfxdata="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">
+              <v:group w14:anchorId="2FF76226" id="群組 5" o:spid="_x0000_s1026" style="width:469.5pt;height:3.3pt;mso-position-horizontal-relative:char;mso-position-vertical-relative:line" coordsize="9390,66" o:gfxdata="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">
                 <v:line id="Line 32" o:spid="_x0000_s1027" style="position:absolute;visibility:visible;mso-wrap-style:square" from="15,51" to="9375,51" o:connectortype="straight" o:gfxdata="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" strokeweight="1.5pt"/>
                 <w10:anchorlock/>
               </v:group>
             </w:pict>
           </mc:Fallback>
         </mc:AlternateContent>
+      </w:r>
+    </w:p>
+    <w:p>
+      <w:pPr>
+        <w:pStyle w:val="a5"/>
+        <w:numPr>
+          <w:ilvl w:val="0"/>
+          <w:numId w:val="1"/>
+        </w:numPr>
+        <w:tabs>
+          <w:tab w:val="left" w:pos="520"/>
+          <w:tab w:val="left" w:pos="521"/>
+        </w:tabs>
+        <w:spacing w:before="136"/>
+        <w:ind w:right="117"/>
+        <w:rPr>
+          <w:rFonts w:eastAsia="標楷體"/>
+          <w:sz w:val="24"/>
+          <w:lang w:eastAsia="zh-TW"/>
+        </w:rPr>
+      </w:pPr>
+      <w:r>
+        <w:rPr>
+          <w:rFonts w:eastAsia="標楷體" w:hint="eastAsia"/>
+          <w:sz w:val="24"/>
+          <w:lang w:eastAsia="zh-TW"/>
+        </w:rPr>
+        <w:t>第</w:t>
+      </w:r>
+      <w:r>
+        <w:rPr>
+          <w:rFonts w:eastAsia="標楷體" w:hint="eastAsia"/>
+          <w:sz w:val="24"/>
+          <w:lang w:eastAsia="zh-TW"/>
+        </w:rPr>
+        <w:t>三十六</w:t>
+      </w:r>
+      <w:r>
+        <w:rPr>
+          <w:rFonts w:eastAsia="標楷體" w:hint="eastAsia"/>
+          <w:sz w:val="24"/>
+          <w:lang w:eastAsia="zh-TW"/>
+        </w:rPr>
+        <w:t>屆國際資訊管理學術研討會</w:t>
+      </w:r>
+      <w:r>
+        <w:rPr>
+          <w:rFonts w:eastAsia="標楷體" w:hint="eastAsia"/>
+          <w:sz w:val="24"/>
+          <w:lang w:eastAsia="zh-TW"/>
+        </w:rPr>
+        <w:t>(ICIM)</w:t>
+      </w:r>
+      <w:r>
+        <w:rPr>
+          <w:rFonts w:eastAsia="標楷體" w:hint="eastAsia"/>
+          <w:sz w:val="24"/>
+          <w:lang w:eastAsia="zh-TW"/>
+        </w:rPr>
+        <w:t>績優論文簡報獎</w:t>
+      </w:r>
+      <w:r>
+        <w:rPr>
+          <w:rFonts w:eastAsia="標楷體"/>
+          <w:sz w:val="24"/>
+          <w:lang w:eastAsia="zh-TW"/>
+        </w:rPr>
+        <w:t>, 2025</w:t>
       </w:r>
     </w:p>
     <w:p>
@@ -3990,7 +3991,7 @@
           </mc:Choice>
           <mc:Fallback>
             <w:pict>
-              <v:line w14:anchorId="19D314AE" id="直線接點 6" o:spid="_x0000_s1026" style="position:absolute;z-index:-251643904;visibility:visible;mso-wrap-style:square;mso-width-percent:0;mso-height-percent:0;mso-wrap-distance-left:0;mso-wrap-distance-top:0;mso-wrap-distance-right:0;mso-wrap-distance-bottom:0;mso-position-horizontal:absolute;mso-position-horizontal-relative:page;mso-position-vertical:absolute;mso-position-vertical-relative:text;mso-width-percent:0;mso-height-percent:0;mso-width-relative:page;mso-height-relative:page" from="1in,10.9pt" to="540pt,10.9pt" o:gfxdata="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" strokeweight="1.5pt">
+              <v:line w14:anchorId="12FF2A43" id="直線接點 6" o:spid="_x0000_s1026" style="position:absolute;z-index:-251643904;visibility:visible;mso-wrap-style:square;mso-width-percent:0;mso-height-percent:0;mso-wrap-distance-left:0;mso-wrap-distance-top:0;mso-wrap-distance-right:0;mso-wrap-distance-bottom:0;mso-position-horizontal:absolute;mso-position-horizontal-relative:page;mso-position-vertical:absolute;mso-position-vertical-relative:text;mso-width-percent:0;mso-height-percent:0;mso-width-relative:page;mso-height-relative:page" from="1in,10.9pt" to="540pt,10.9pt" o:gfxdata="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" strokeweight="1.5pt">
                 <w10:wrap type="topAndBottom" anchorx="page"/>
               </v:line>
             </w:pict>
@@ -4103,7 +4104,7 @@
           </mc:Choice>
           <mc:Fallback>
             <w:pict>
-              <v:group w14:anchorId="1DAD8BBB" id="群組 5" o:spid="_x0000_s1026" style="width:469.5pt;height:3.3pt;mso-position-horizontal-relative:char;mso-position-vertical-relative:line" coordsize="9390,66" o:gfxdata="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">
+              <v:group w14:anchorId="1BD46E25" id="群組 5" o:spid="_x0000_s1026" style="width:469.5pt;height:3.3pt;mso-position-horizontal-relative:char;mso-position-vertical-relative:line" coordsize="9390,66" o:gfxdata="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">
                 <v:line id="Line 32" o:spid="_x0000_s1027" style="position:absolute;visibility:visible;mso-wrap-style:square" from="15,51" to="9375,51" o:connectortype="straight" o:gfxdata="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" strokeweight="1.5pt"/>
                 <w10:anchorlock/>
               </v:group>
@@ -4373,6 +4374,7 @@
           <w:sz w:val="24"/>
           <w:lang w:eastAsia="zh-TW"/>
         </w:rPr>
+        <w:lastRenderedPageBreak/>
         <w:t xml:space="preserve">TQC+ </w:t>
       </w:r>
       <w:r>
@@ -4449,7 +4451,6 @@
           <w:sz w:val="24"/>
           <w:lang w:eastAsia="zh-TW"/>
         </w:rPr>
-        <w:lastRenderedPageBreak/>
         <w:t xml:space="preserve">TQC+ </w:t>
       </w:r>
       <w:r>
@@ -4997,7 +4998,7 @@
           </mc:Choice>
           <mc:Fallback>
             <w:pict>
-              <v:line w14:anchorId="024BCC2A" id="直線接點 6" o:spid="_x0000_s1026" style="position:absolute;z-index:-15725568;visibility:visible;mso-wrap-style:square;mso-width-percent:0;mso-height-percent:0;mso-wrap-distance-left:0;mso-wrap-distance-top:0;mso-wrap-distance-right:0;mso-wrap-distance-bottom:0;mso-position-horizontal:absolute;mso-position-horizontal-relative:page;mso-position-vertical:absolute;mso-position-vertical-relative:text;mso-width-percent:0;mso-height-percent:0;mso-width-relative:page;mso-height-relative:page" from="1in,10.9pt" to="540pt,10.9pt" o:gfxdata="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" strokeweight="1.5pt">
+              <v:line w14:anchorId="7D4D2D2D" id="直線接點 6" o:spid="_x0000_s1026" style="position:absolute;z-index:-15725568;visibility:visible;mso-wrap-style:square;mso-width-percent:0;mso-height-percent:0;mso-wrap-distance-left:0;mso-wrap-distance-top:0;mso-wrap-distance-right:0;mso-wrap-distance-bottom:0;mso-position-horizontal:absolute;mso-position-horizontal-relative:page;mso-position-vertical:absolute;mso-position-vertical-relative:text;mso-width-percent:0;mso-height-percent:0;mso-width-relative:page;mso-height-relative:page" from="1in,10.9pt" to="540pt,10.9pt" o:gfxdata="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" strokeweight="1.5pt">
                 <w10:wrap type="topAndBottom" anchorx="page"/>
               </v:line>
             </w:pict>
@@ -5110,7 +5111,7 @@
           </mc:Choice>
           <mc:Fallback>
             <w:pict>
-              <v:group w14:anchorId="4E1EA25E" id="群組 5" o:spid="_x0000_s1026" style="width:469.5pt;height:3.3pt;mso-position-horizontal-relative:char;mso-position-vertical-relative:line" coordsize="9390,66" o:gfxdata="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">
+              <v:group w14:anchorId="321D87A8" id="群組 5" o:spid="_x0000_s1026" style="width:469.5pt;height:3.3pt;mso-position-horizontal-relative:char;mso-position-vertical-relative:line" coordsize="9390,66" o:gfxdata="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">
                 <v:line id="Line 32" o:spid="_x0000_s1027" style="position:absolute;visibility:visible;mso-wrap-style:square" from="15,51" to="9375,51" o:connectortype="straight" o:gfxdata="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" strokeweight="1.5pt"/>
                 <w10:anchorlock/>
               </v:group>

--- a/assets/JieLong Chen CV(ch).docx
+++ b/assets/JieLong Chen CV(ch).docx
@@ -326,7 +326,7 @@
           </mc:Choice>
           <mc:Fallback>
             <w:pict>
-              <v:line w14:anchorId="3E60EB86" id="直線接點 13" o:spid="_x0000_s1026" style="position:absolute;z-index:-15722496;visibility:visible;mso-wrap-style:square;mso-width-percent:0;mso-height-percent:0;mso-wrap-distance-left:0;mso-wrap-distance-top:0;mso-wrap-distance-right:0;mso-wrap-distance-bottom:0;mso-position-horizontal:absolute;mso-position-horizontal-relative:page;mso-position-vertical:absolute;mso-position-vertical-relative:text;mso-width-percent:0;mso-height-percent:0;mso-width-relative:page;mso-height-relative:page" from="1in,10.9pt" to="540pt,10.9pt" o:gfxdata="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" strokeweight="1.5pt">
+              <v:line w14:anchorId="7F327CF9" id="直線接點 13" o:spid="_x0000_s1026" style="position:absolute;z-index:-15722496;visibility:visible;mso-wrap-style:square;mso-width-percent:0;mso-height-percent:0;mso-wrap-distance-left:0;mso-wrap-distance-top:0;mso-wrap-distance-right:0;mso-wrap-distance-bottom:0;mso-position-horizontal:absolute;mso-position-horizontal-relative:page;mso-position-vertical:absolute;mso-position-vertical-relative:text;mso-width-percent:0;mso-height-percent:0;mso-width-relative:page;mso-height-relative:page" from="1in,10.9pt" to="540pt,10.9pt" o:gfxdata="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" strokeweight="1.5pt">
                 <w10:wrap type="topAndBottom" anchorx="page"/>
               </v:line>
             </w:pict>
@@ -438,7 +438,7 @@
           </mc:Choice>
           <mc:Fallback>
             <w:pict>
-              <v:group w14:anchorId="16F06FB3" id="群組 12" o:spid="_x0000_s1026" style="width:469.5pt;height:3.3pt;mso-position-horizontal-relative:char;mso-position-vertical-relative:line" coordsize="9390,66" o:gfxdata="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">
+              <v:group w14:anchorId="23221791" id="群組 12" o:spid="_x0000_s1026" style="width:469.5pt;height:3.3pt;mso-position-horizontal-relative:char;mso-position-vertical-relative:line" coordsize="9390,66" o:gfxdata="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">
                 <v:line id="Line 26" o:spid="_x0000_s1027" style="position:absolute;visibility:visible;mso-wrap-style:square" from="15,51" to="9375,51" o:connectortype="straight" o:gfxdata="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" strokeweight="1.5pt"/>
                 <w10:anchorlock/>
               </v:group>
@@ -544,7 +544,7 @@
           </mc:Choice>
           <mc:Fallback>
             <w:pict>
-              <v:line w14:anchorId="0AA10630" id="直線接點 10" o:spid="_x0000_s1026" style="position:absolute;z-index:-251661824;visibility:visible;mso-wrap-style:square;mso-width-percent:0;mso-height-percent:0;mso-wrap-distance-left:0;mso-wrap-distance-top:0;mso-wrap-distance-right:0;mso-wrap-distance-bottom:0;mso-position-horizontal:absolute;mso-position-horizontal-relative:page;mso-position-vertical:absolute;mso-position-vertical-relative:text;mso-width-percent:0;mso-height-percent:0;mso-width-relative:page;mso-height-relative:page" from="1in,10.45pt" to="540pt,10.45pt" o:gfxdata="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" strokeweight="1.5pt">
+              <v:line w14:anchorId="74C5FB84" id="直線接點 10" o:spid="_x0000_s1026" style="position:absolute;z-index:-251661824;visibility:visible;mso-wrap-style:square;mso-width-percent:0;mso-height-percent:0;mso-wrap-distance-left:0;mso-wrap-distance-top:0;mso-wrap-distance-right:0;mso-wrap-distance-bottom:0;mso-position-horizontal:absolute;mso-position-horizontal-relative:page;mso-position-vertical:absolute;mso-position-vertical-relative:text;mso-width-percent:0;mso-height-percent:0;mso-width-relative:page;mso-height-relative:page" from="1in,10.45pt" to="540pt,10.45pt" o:gfxdata="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" strokeweight="1.5pt">
                 <w10:wrap type="topAndBottom" anchorx="page"/>
               </v:line>
             </w:pict>
@@ -656,7 +656,7 @@
           </mc:Choice>
           <mc:Fallback>
             <w:pict>
-              <v:group w14:anchorId="2966CFF9" id="群組 9" o:spid="_x0000_s1026" style="width:469.5pt;height:3.3pt;mso-position-horizontal-relative:char;mso-position-vertical-relative:line" coordsize="9390,66" o:gfxdata="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">
+              <v:group w14:anchorId="40E318CA" id="群組 9" o:spid="_x0000_s1026" style="width:469.5pt;height:3.3pt;mso-position-horizontal-relative:char;mso-position-vertical-relative:line" coordsize="9390,66" o:gfxdata="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">
                 <v:line id="Line 26" o:spid="_x0000_s1027" style="position:absolute;visibility:visible;mso-wrap-style:square" from="15,51" to="9375,51" o:connectortype="straight" o:gfxdata="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" strokeweight="1.5pt"/>
                 <w10:anchorlock/>
               </v:group>
@@ -831,6 +831,7 @@
               </w:rPr>
               <w:t xml:space="preserve"> </w:t>
             </w:r>
+            <w:proofErr w:type="spellStart"/>
             <w:r>
               <w:rPr>
                 <w:rFonts w:eastAsia="標楷體"/>
@@ -838,6 +839,7 @@
               </w:rPr>
               <w:t>迄今</w:t>
             </w:r>
+            <w:proofErr w:type="spellEnd"/>
           </w:p>
         </w:tc>
       </w:tr>
@@ -1246,6 +1248,7 @@
         </w:rPr>
         <w:t xml:space="preserve">2 </w:t>
       </w:r>
+      <w:proofErr w:type="gramStart"/>
       <w:r>
         <w:rPr>
           <w:rFonts w:eastAsia="標楷體"/>
@@ -1254,6 +1257,7 @@
         </w:rPr>
         <w:t>–</w:t>
       </w:r>
+      <w:proofErr w:type="gramEnd"/>
       <w:r>
         <w:rPr>
           <w:rFonts w:eastAsia="標楷體" w:hint="eastAsia"/>
@@ -1401,6 +1405,7 @@
         </w:rPr>
         <w:t xml:space="preserve"> </w:t>
       </w:r>
+      <w:proofErr w:type="gramStart"/>
       <w:r>
         <w:rPr>
           <w:rFonts w:eastAsia="標楷體"/>
@@ -1409,6 +1414,7 @@
         </w:rPr>
         <w:t>–</w:t>
       </w:r>
+      <w:proofErr w:type="gramEnd"/>
       <w:r>
         <w:rPr>
           <w:rFonts w:eastAsia="標楷體" w:hint="eastAsia"/>
@@ -1578,6 +1584,7 @@
         </w:rPr>
         <w:t xml:space="preserve"> </w:t>
       </w:r>
+      <w:proofErr w:type="gramStart"/>
       <w:r>
         <w:rPr>
           <w:rFonts w:eastAsia="標楷體"/>
@@ -1586,6 +1593,7 @@
         </w:rPr>
         <w:t>–</w:t>
       </w:r>
+      <w:proofErr w:type="gramEnd"/>
       <w:r>
         <w:rPr>
           <w:rFonts w:eastAsia="標楷體" w:hint="eastAsia"/>
@@ -1795,6 +1803,7 @@
         </w:rPr>
         <w:t xml:space="preserve"> </w:t>
       </w:r>
+      <w:proofErr w:type="gramStart"/>
       <w:r>
         <w:rPr>
           <w:rFonts w:eastAsia="標楷體"/>
@@ -1803,6 +1812,7 @@
         </w:rPr>
         <w:t>–</w:t>
       </w:r>
+      <w:proofErr w:type="gramEnd"/>
       <w:r>
         <w:rPr>
           <w:rFonts w:eastAsia="標楷體" w:hint="eastAsia"/>
@@ -2025,7 +2035,7 @@
           </mc:Choice>
           <mc:Fallback>
             <w:pict>
-              <v:line w14:anchorId="31182EB7" id="直線接點 6" o:spid="_x0000_s1026" style="position:absolute;z-index:-251649024;visibility:visible;mso-wrap-style:square;mso-width-percent:0;mso-height-percent:0;mso-wrap-distance-left:0;mso-wrap-distance-top:0;mso-wrap-distance-right:0;mso-wrap-distance-bottom:0;mso-position-horizontal:absolute;mso-position-horizontal-relative:page;mso-position-vertical:absolute;mso-position-vertical-relative:text;mso-width-percent:0;mso-height-percent:0;mso-width-relative:page;mso-height-relative:page" from="1in,10.9pt" to="540pt,10.9pt" o:gfxdata="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" strokeweight="1.5pt">
+              <v:line w14:anchorId="5E788A01" id="直線接點 6" o:spid="_x0000_s1026" style="position:absolute;z-index:-251649024;visibility:visible;mso-wrap-style:square;mso-width-percent:0;mso-height-percent:0;mso-wrap-distance-left:0;mso-wrap-distance-top:0;mso-wrap-distance-right:0;mso-wrap-distance-bottom:0;mso-position-horizontal:absolute;mso-position-horizontal-relative:page;mso-position-vertical:absolute;mso-position-vertical-relative:text;mso-width-percent:0;mso-height-percent:0;mso-width-relative:page;mso-height-relative:page" from="1in,10.9pt" to="540pt,10.9pt" o:gfxdata="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" strokeweight="1.5pt">
                 <w10:wrap type="topAndBottom" anchorx="page"/>
               </v:line>
             </w:pict>
@@ -2054,7 +2064,7 @@
           <w:sz w:val="24"/>
           <w:lang w:eastAsia="zh-TW"/>
         </w:rPr>
-        <w:t>Publications &amp; Project</w:t>
+        <w:t>Publications</w:t>
       </w:r>
     </w:p>
     <w:p>
@@ -2137,7 +2147,7 @@
           </mc:Choice>
           <mc:Fallback>
             <w:pict>
-              <v:group w14:anchorId="26E702D5" id="群組 5" o:spid="_x0000_s1026" style="width:469.5pt;height:3.3pt;mso-position-horizontal-relative:char;mso-position-vertical-relative:line" coordsize="9390,66" o:gfxdata="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">
+              <v:group w14:anchorId="23E9CCCC" id="群組 5" o:spid="_x0000_s1026" style="width:469.5pt;height:3.3pt;mso-position-horizontal-relative:char;mso-position-vertical-relative:line" coordsize="9390,66" o:gfxdata="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">
                 <v:line id="Line 26" o:spid="_x0000_s1027" style="position:absolute;visibility:visible;mso-wrap-style:square" from="15,51" to="9375,51" o:connectortype="straight" o:gfxdata="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" strokeweight="1.5pt"/>
                 <w10:anchorlock/>
               </v:group>
@@ -2171,31 +2181,268 @@
           <w:sz w:val="24"/>
           <w:lang w:eastAsia="zh-TW"/>
         </w:rPr>
-        <w:t>相輔相程─特教生國文與對話能力之資訊輔導</w:t>
-      </w:r>
-      <w:r>
-        <w:rPr>
-          <w:rFonts w:eastAsia="標楷體"/>
-          <w:sz w:val="24"/>
-          <w:lang w:eastAsia="zh-TW"/>
-        </w:rPr>
-        <w:t>, </w:t>
-      </w:r>
-      <w:r>
-        <w:rPr>
-          <w:rFonts w:eastAsia="標楷體" w:hint="eastAsia"/>
-          <w:sz w:val="24"/>
-          <w:lang w:eastAsia="zh-TW"/>
-        </w:rPr>
-        <w:t>國科會</w:t>
-      </w:r>
-      <w:r>
-        <w:rPr>
-          <w:rFonts w:eastAsia="標楷體"/>
-          <w:sz w:val="24"/>
-          <w:lang w:eastAsia="zh-TW"/>
-        </w:rPr>
-        <w:t>(NSTC), 2023/07/01~2024/02/29</w:t>
+        <w:t>研討會論文</w:t>
+      </w:r>
+    </w:p>
+    <w:p>
+      <w:pPr>
+        <w:pStyle w:val="a5"/>
+        <w:numPr>
+          <w:ilvl w:val="1"/>
+          <w:numId w:val="1"/>
+        </w:numPr>
+        <w:rPr>
+          <w:rFonts w:eastAsia="標楷體" w:hint="eastAsia"/>
+          <w:sz w:val="24"/>
+          <w:lang w:eastAsia="zh-TW"/>
+        </w:rPr>
+      </w:pPr>
+      <w:r>
+        <w:rPr>
+          <w:rFonts w:eastAsia="標楷體"/>
+          <w:b/>
+          <w:bCs/>
+          <w:i/>
+          <w:iCs/>
+          <w:sz w:val="24"/>
+          <w:lang w:eastAsia="zh-TW"/>
+        </w:rPr>
+        <w:t>Jie-Long Chen</w:t>
+      </w:r>
+      <w:r>
+        <w:rPr>
+          <w:rFonts w:eastAsia="標楷體"/>
+          <w:sz w:val="24"/>
+          <w:lang w:eastAsia="zh-TW"/>
+        </w:rPr>
+        <w:t>, Wan-Ying Zheng, Wen-Feng Hsiao, "Mutually Reinforcing: A Platform for Interactive Learning and Emotional Recognition in Mandarin Tutoring for Special Education Students", The 36th International Conference on Information Management, 2025/05/16, CSIM, Taipei.</w:t>
+      </w:r>
+    </w:p>
+    <w:p>
+      <w:pPr>
+        <w:pStyle w:val="a5"/>
+        <w:tabs>
+          <w:tab w:val="left" w:pos="520"/>
+          <w:tab w:val="left" w:pos="521"/>
+        </w:tabs>
+        <w:spacing w:before="136"/>
+        <w:ind w:right="117" w:firstLine="0"/>
+        <w:rPr>
+          <w:rFonts w:eastAsia="標楷體"/>
+          <w:sz w:val="24"/>
+          <w:lang w:eastAsia="zh-TW"/>
+        </w:rPr>
+      </w:pPr>
+    </w:p>
+    <w:p>
+      <w:pPr>
+        <w:pStyle w:val="a3"/>
+        <w:spacing w:before="123"/>
+        <w:ind w:left="160"/>
+        <w:rPr>
+          <w:rFonts w:eastAsia="標楷體"/>
+          <w:lang w:eastAsia="zh-TW"/>
+        </w:rPr>
+      </w:pPr>
+    </w:p>
+    <w:p>
+      <w:pPr>
+        <w:pStyle w:val="a3"/>
+        <w:spacing w:before="1"/>
+        <w:rPr>
+          <w:rFonts w:eastAsia="標楷體"/>
+          <w:sz w:val="11"/>
+          <w:lang w:eastAsia="zh-TW"/>
+        </w:rPr>
+      </w:pPr>
+      <w:r>
+        <w:rPr>
+          <w:rFonts w:eastAsia="標楷體"/>
+          <w:noProof/>
+        </w:rPr>
+        <mc:AlternateContent>
+          <mc:Choice Requires="wps">
+            <w:drawing>
+              <wp:anchor distT="0" distB="0" distL="0" distR="0" simplePos="0" relativeHeight="487596032" behindDoc="1" locked="0" layoutInCell="1" allowOverlap="1" wp14:anchorId="3F763534" wp14:editId="34E3F145">
+                <wp:simplePos x="0" y="0"/>
+                <wp:positionH relativeFrom="page">
+                  <wp:posOffset>914400</wp:posOffset>
+                </wp:positionH>
+                <wp:positionV relativeFrom="paragraph">
+                  <wp:posOffset>138430</wp:posOffset>
+                </wp:positionV>
+                <wp:extent cx="5943600" cy="0"/>
+                <wp:effectExtent l="0" t="0" r="0" b="0"/>
+                <wp:wrapTopAndBottom/>
+                <wp:docPr id="208927879" name="直線接點 6"/>
+                <wp:cNvGraphicFramePr>
+                  <a:graphicFrameLocks xmlns:a="http://schemas.openxmlformats.org/drawingml/2006/main"/>
+                </wp:cNvGraphicFramePr>
+                <a:graphic xmlns:a="http://schemas.openxmlformats.org/drawingml/2006/main">
+                  <a:graphicData uri="http://schemas.microsoft.com/office/word/2010/wordprocessingShape">
+                    <wps:wsp>
+                      <wps:cNvCnPr>
+                        <a:cxnSpLocks noChangeShapeType="1"/>
+                      </wps:cNvCnPr>
+                      <wps:spPr bwMode="auto">
+                        <a:xfrm>
+                          <a:off x="0" y="0"/>
+                          <a:ext cx="5943600" cy="0"/>
+                        </a:xfrm>
+                        <a:prstGeom prst="line">
+                          <a:avLst/>
+                        </a:prstGeom>
+                        <a:noFill/>
+                        <a:ln w="19050">
+                          <a:solidFill>
+                            <a:srgbClr val="000000"/>
+                          </a:solidFill>
+                          <a:round/>
+                          <a:headEnd/>
+                          <a:tailEnd/>
+                        </a:ln>
+                        <a:extLst>
+                          <a:ext uri="{909E8E84-426E-40DD-AFC4-6F175D3DCCD1}">
+                            <a14:hiddenFill xmlns:a14="http://schemas.microsoft.com/office/drawing/2010/main">
+                              <a:noFill/>
+                            </a14:hiddenFill>
+                          </a:ext>
+                        </a:extLst>
+                      </wps:spPr>
+                      <wps:bodyPr/>
+                    </wps:wsp>
+                  </a:graphicData>
+                </a:graphic>
+                <wp14:sizeRelH relativeFrom="page">
+                  <wp14:pctWidth>0</wp14:pctWidth>
+                </wp14:sizeRelH>
+                <wp14:sizeRelV relativeFrom="page">
+                  <wp14:pctHeight>0</wp14:pctHeight>
+                </wp14:sizeRelV>
+              </wp:anchor>
+            </w:drawing>
+          </mc:Choice>
+          <mc:Fallback>
+            <w:pict>
+              <v:line w14:anchorId="26C716CE" id="直線接點 6" o:spid="_x0000_s1026" style="position:absolute;z-index:-15720448;visibility:visible;mso-wrap-style:square;mso-width-percent:0;mso-height-percent:0;mso-wrap-distance-left:0;mso-wrap-distance-top:0;mso-wrap-distance-right:0;mso-wrap-distance-bottom:0;mso-position-horizontal:absolute;mso-position-horizontal-relative:page;mso-position-vertical:absolute;mso-position-vertical-relative:text;mso-width-percent:0;mso-height-percent:0;mso-width-relative:page;mso-height-relative:page" from="1in,10.9pt" to="540pt,10.9pt" o:gfxdata="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" strokeweight="1.5pt">
+                <w10:wrap type="topAndBottom" anchorx="page"/>
+              </v:line>
+            </w:pict>
+          </mc:Fallback>
+        </mc:AlternateContent>
+      </w:r>
+    </w:p>
+    <w:p>
+      <w:pPr>
+        <w:spacing w:beforeLines="100" w:before="240" w:afterLines="50" w:after="120"/>
+        <w:ind w:left="1627" w:right="1588"/>
+        <w:jc w:val="center"/>
+        <w:rPr>
+          <w:rFonts w:eastAsia="標楷體"/>
+          <w:b/>
+          <w:bCs/>
+          <w:sz w:val="24"/>
+          <w:lang w:eastAsia="zh-TW"/>
+        </w:rPr>
+      </w:pPr>
+      <w:r>
+        <w:rPr>
+          <w:rFonts w:eastAsia="標楷體"/>
+          <w:b/>
+          <w:bCs/>
+          <w:sz w:val="24"/>
+          <w:lang w:eastAsia="zh-TW"/>
+        </w:rPr>
+        <w:t>Project</w:t>
+      </w:r>
+    </w:p>
+    <w:p>
+      <w:pPr>
+        <w:pStyle w:val="a3"/>
+        <w:spacing w:line="66" w:lineRule="exact"/>
+        <w:ind w:left="145"/>
+        <w:rPr>
+          <w:rFonts w:eastAsia="標楷體"/>
+          <w:sz w:val="6"/>
+        </w:rPr>
+      </w:pPr>
+      <w:r>
+        <w:rPr>
+          <w:rFonts w:eastAsia="標楷體"/>
+          <w:noProof/>
+          <w:sz w:val="6"/>
+        </w:rPr>
+        <mc:AlternateContent>
+          <mc:Choice Requires="wpg">
+            <w:drawing>
+              <wp:inline distT="0" distB="0" distL="0" distR="0" wp14:anchorId="27ABB4B1" wp14:editId="013FAEDD">
+                <wp:extent cx="5962650" cy="41910"/>
+                <wp:effectExtent l="0" t="5715" r="0" b="0"/>
+                <wp:docPr id="1597398516" name="群組 5"/>
+                <wp:cNvGraphicFramePr>
+                  <a:graphicFrameLocks xmlns:a="http://schemas.openxmlformats.org/drawingml/2006/main"/>
+                </wp:cNvGraphicFramePr>
+                <a:graphic xmlns:a="http://schemas.openxmlformats.org/drawingml/2006/main">
+                  <a:graphicData uri="http://schemas.microsoft.com/office/word/2010/wordprocessingGroup">
+                    <wpg:wgp>
+                      <wpg:cNvGrpSpPr>
+                        <a:grpSpLocks/>
+                      </wpg:cNvGrpSpPr>
+                      <wpg:grpSpPr bwMode="auto">
+                        <a:xfrm>
+                          <a:off x="0" y="0"/>
+                          <a:ext cx="5962650" cy="41910"/>
+                          <a:chOff x="0" y="0"/>
+                          <a:chExt cx="9390" cy="66"/>
+                        </a:xfrm>
+                      </wpg:grpSpPr>
+                      <wps:wsp>
+                        <wps:cNvPr id="620152987" name="Line 26"/>
+                        <wps:cNvCnPr>
+                          <a:cxnSpLocks noChangeShapeType="1"/>
+                        </wps:cNvCnPr>
+                        <wps:spPr bwMode="auto">
+                          <a:xfrm>
+                            <a:off x="15" y="51"/>
+                            <a:ext cx="9360" cy="0"/>
+                          </a:xfrm>
+                          <a:prstGeom prst="line">
+                            <a:avLst/>
+                          </a:prstGeom>
+                          <a:noFill/>
+                          <a:ln w="19050">
+                            <a:solidFill>
+                              <a:srgbClr val="000000"/>
+                            </a:solidFill>
+                            <a:round/>
+                            <a:headEnd/>
+                            <a:tailEnd/>
+                          </a:ln>
+                          <a:extLst>
+                            <a:ext uri="{909E8E84-426E-40DD-AFC4-6F175D3DCCD1}">
+                              <a14:hiddenFill xmlns:a14="http://schemas.microsoft.com/office/drawing/2010/main">
+                                <a:noFill/>
+                              </a14:hiddenFill>
+                            </a:ext>
+                          </a:extLst>
+                        </wps:spPr>
+                        <wps:bodyPr/>
+                      </wps:wsp>
+                    </wpg:wgp>
+                  </a:graphicData>
+                </a:graphic>
+              </wp:inline>
+            </w:drawing>
+          </mc:Choice>
+          <mc:Fallback>
+            <w:pict>
+              <v:group w14:anchorId="643E3EB0" id="群組 5" o:spid="_x0000_s1026" style="width:469.5pt;height:3.3pt;mso-position-horizontal-relative:char;mso-position-vertical-relative:line" coordsize="9390,66" o:gfxdata="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">
+                <v:line id="Line 26" o:spid="_x0000_s1027" style="position:absolute;visibility:visible;mso-wrap-style:square" from="15,51" to="9375,51" o:connectortype="straight" o:gfxdata="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" strokeweight="1.5pt"/>
+                <w10:anchorlock/>
+              </v:group>
+            </w:pict>
+          </mc:Fallback>
+        </mc:AlternateContent>
       </w:r>
     </w:p>
     <w:p>
@@ -2212,171 +2459,61 @@
         <w:spacing w:before="136"/>
         <w:ind w:right="117"/>
         <w:rPr>
-          <w:rFonts w:eastAsia="標楷體"/>
-          <w:sz w:val="24"/>
-          <w:lang w:eastAsia="zh-TW"/>
-        </w:rPr>
-      </w:pPr>
-      <w:r>
-        <w:rPr>
-          <w:rFonts w:eastAsia="標楷體" w:hint="eastAsia"/>
-          <w:sz w:val="24"/>
-          <w:lang w:eastAsia="zh-TW"/>
-        </w:rPr>
-        <w:t>陳杰龍</w:t>
-      </w:r>
-      <w:r>
-        <w:rPr>
-          <w:rFonts w:eastAsia="標楷體" w:hint="eastAsia"/>
-          <w:sz w:val="24"/>
-          <w:lang w:eastAsia="zh-TW"/>
-        </w:rPr>
-        <w:t>、</w:t>
-      </w:r>
-      <w:r>
-        <w:rPr>
-          <w:rFonts w:eastAsia="標楷體" w:hint="eastAsia"/>
-          <w:sz w:val="24"/>
-          <w:lang w:eastAsia="zh-TW"/>
-        </w:rPr>
-        <w:t>鄭琬瑩</w:t>
-      </w:r>
-      <w:r>
-        <w:rPr>
-          <w:rFonts w:eastAsia="標楷體" w:hint="eastAsia"/>
-          <w:sz w:val="24"/>
-          <w:lang w:eastAsia="zh-TW"/>
-        </w:rPr>
-        <w:t>、</w:t>
-      </w:r>
-      <w:r>
-        <w:rPr>
-          <w:rFonts w:eastAsia="標楷體" w:hint="eastAsia"/>
-          <w:sz w:val="24"/>
-          <w:lang w:eastAsia="zh-TW"/>
-        </w:rPr>
-        <w:t>蕭文峰</w:t>
-      </w:r>
-      <w:r>
-        <w:rPr>
-          <w:rFonts w:eastAsia="標楷體" w:hint="eastAsia"/>
-          <w:sz w:val="24"/>
-          <w:lang w:eastAsia="zh-TW"/>
-        </w:rPr>
-        <w:t>，</w:t>
-      </w:r>
-      <w:r>
-        <w:rPr>
-          <w:rFonts w:eastAsia="標楷體" w:hint="eastAsia"/>
-          <w:sz w:val="24"/>
-          <w:lang w:eastAsia="zh-TW"/>
-        </w:rPr>
-        <w:t>資訊科技輔助教學對特教生國語學習成效之研究</w:t>
-      </w:r>
-      <w:r>
-        <w:rPr>
-          <w:rFonts w:eastAsia="標楷體" w:hint="eastAsia"/>
-          <w:sz w:val="24"/>
-          <w:lang w:eastAsia="zh-TW"/>
-        </w:rPr>
-        <w:t>，第</w:t>
-      </w:r>
-      <w:r>
-        <w:rPr>
-          <w:rFonts w:eastAsia="標楷體" w:hint="eastAsia"/>
-          <w:sz w:val="24"/>
-          <w:lang w:eastAsia="zh-TW"/>
-        </w:rPr>
-        <w:t>三十六</w:t>
-      </w:r>
-      <w:r>
-        <w:rPr>
-          <w:rFonts w:eastAsia="標楷體" w:hint="eastAsia"/>
-          <w:sz w:val="24"/>
-          <w:lang w:eastAsia="zh-TW"/>
-        </w:rPr>
-        <w:t>屆國際資訊管理學術研討會，</w:t>
-      </w:r>
-      <w:r>
-        <w:rPr>
-          <w:rFonts w:eastAsia="標楷體"/>
-          <w:sz w:val="24"/>
-          <w:lang w:eastAsia="zh-TW"/>
-        </w:rPr>
-        <w:t>20</w:t>
-      </w:r>
-      <w:r>
-        <w:rPr>
-          <w:rFonts w:eastAsia="標楷體" w:hint="eastAsia"/>
-          <w:sz w:val="24"/>
-          <w:lang w:eastAsia="zh-TW"/>
-        </w:rPr>
-        <w:t>25</w:t>
-      </w:r>
-      <w:r>
-        <w:rPr>
-          <w:rFonts w:eastAsia="標楷體"/>
-          <w:sz w:val="24"/>
-          <w:lang w:eastAsia="zh-TW"/>
-        </w:rPr>
-        <w:t>/5/16</w:t>
-      </w:r>
-      <w:r>
-        <w:rPr>
-          <w:rFonts w:eastAsia="標楷體" w:hint="eastAsia"/>
-          <w:sz w:val="24"/>
-          <w:lang w:eastAsia="zh-TW"/>
-        </w:rPr>
-        <w:t>，國立</w:t>
-      </w:r>
-      <w:r>
-        <w:rPr>
-          <w:rFonts w:eastAsia="標楷體" w:hint="eastAsia"/>
-          <w:sz w:val="24"/>
-          <w:lang w:eastAsia="zh-TW"/>
-        </w:rPr>
-        <w:t>台北</w:t>
-      </w:r>
-      <w:r>
-        <w:rPr>
-          <w:rFonts w:eastAsia="標楷體" w:hint="eastAsia"/>
-          <w:sz w:val="24"/>
-          <w:lang w:eastAsia="zh-TW"/>
-        </w:rPr>
-        <w:t>大學。</w:t>
-      </w:r>
-    </w:p>
-    <w:p>
-      <w:pPr>
-        <w:pStyle w:val="a5"/>
-        <w:tabs>
-          <w:tab w:val="left" w:pos="520"/>
-          <w:tab w:val="left" w:pos="521"/>
-        </w:tabs>
-        <w:spacing w:before="136"/>
-        <w:ind w:right="117" w:firstLine="0"/>
-        <w:rPr>
-          <w:rFonts w:eastAsia="標楷體"/>
-          <w:sz w:val="24"/>
-          <w:lang w:eastAsia="zh-TW"/>
-        </w:rPr>
-      </w:pPr>
-    </w:p>
-    <w:p>
-      <w:pPr>
-        <w:pStyle w:val="a5"/>
-        <w:tabs>
-          <w:tab w:val="left" w:pos="520"/>
-          <w:tab w:val="left" w:pos="521"/>
-        </w:tabs>
-        <w:spacing w:before="136"/>
-        <w:ind w:right="117" w:firstLine="0"/>
-        <w:rPr>
-          <w:rFonts w:eastAsia="標楷體" w:hint="eastAsia"/>
-          <w:sz w:val="24"/>
-          <w:lang w:eastAsia="zh-TW"/>
-        </w:rPr>
-      </w:pPr>
+          <w:rFonts w:eastAsia="標楷體" w:hint="eastAsia"/>
+          <w:sz w:val="24"/>
+          <w:lang w:eastAsia="zh-TW"/>
+        </w:rPr>
+      </w:pPr>
+      <w:r>
+        <w:rPr>
+          <w:rFonts w:eastAsia="標楷體" w:hint="eastAsia"/>
+          <w:sz w:val="24"/>
+          <w:lang w:eastAsia="zh-TW"/>
+        </w:rPr>
+        <w:t>相輔相程</w:t>
+      </w:r>
+      <w:proofErr w:type="gramStart"/>
+      <w:r>
+        <w:rPr>
+          <w:rFonts w:eastAsia="標楷體" w:hint="eastAsia"/>
+          <w:sz w:val="24"/>
+          <w:lang w:eastAsia="zh-TW"/>
+        </w:rPr>
+        <w:t>─特教生國文</w:t>
+      </w:r>
+      <w:proofErr w:type="gramEnd"/>
+      <w:r>
+        <w:rPr>
+          <w:rFonts w:eastAsia="標楷體" w:hint="eastAsia"/>
+          <w:sz w:val="24"/>
+          <w:lang w:eastAsia="zh-TW"/>
+        </w:rPr>
+        <w:t>與對話能力之資訊輔導</w:t>
+      </w:r>
+      <w:r>
+        <w:rPr>
+          <w:rFonts w:eastAsia="標楷體"/>
+          <w:sz w:val="24"/>
+          <w:lang w:eastAsia="zh-TW"/>
+        </w:rPr>
+        <w:t>, </w:t>
+      </w:r>
+      <w:r>
+        <w:rPr>
+          <w:rFonts w:eastAsia="標楷體" w:hint="eastAsia"/>
+          <w:sz w:val="24"/>
+          <w:lang w:eastAsia="zh-TW"/>
+        </w:rPr>
+        <w:t>國科會</w:t>
+      </w:r>
+      <w:r>
+        <w:rPr>
+          <w:rFonts w:eastAsia="標楷體"/>
+          <w:sz w:val="24"/>
+          <w:lang w:eastAsia="zh-TW"/>
+        </w:rPr>
+        <w:t>(NSTC), 2023/07/01~2024/02/29</w:t>
+      </w:r>
     </w:p>
     <w:p>
       <w:pPr>
@@ -2458,7 +2595,7 @@
           </mc:Choice>
           <mc:Fallback>
             <w:pict>
-              <v:line w14:anchorId="02560B8D" id="直線接點 6" o:spid="_x0000_s1026" style="position:absolute;z-index:-251664384;visibility:visible;mso-wrap-style:square;mso-width-percent:0;mso-height-percent:0;mso-wrap-distance-left:0;mso-wrap-distance-top:0;mso-wrap-distance-right:0;mso-wrap-distance-bottom:0;mso-position-horizontal:absolute;mso-position-horizontal-relative:page;mso-position-vertical:absolute;mso-position-vertical-relative:text;mso-width-percent:0;mso-height-percent:0;mso-width-relative:page;mso-height-relative:page" from="1in,10.9pt" to="540pt,10.9pt" o:gfxdata="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" strokeweight="1.5pt">
+              <v:line w14:anchorId="1DB45AD7" id="直線接點 6" o:spid="_x0000_s1026" style="position:absolute;z-index:-251664384;visibility:visible;mso-wrap-style:square;mso-width-percent:0;mso-height-percent:0;mso-wrap-distance-left:0;mso-wrap-distance-top:0;mso-wrap-distance-right:0;mso-wrap-distance-bottom:0;mso-position-horizontal:absolute;mso-position-horizontal-relative:page;mso-position-vertical:absolute;mso-position-vertical-relative:text;mso-width-percent:0;mso-height-percent:0;mso-width-relative:page;mso-height-relative:page" from="1in,10.9pt" to="540pt,10.9pt" o:gfxdata="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" strokeweight="1.5pt">
                 <w10:wrap type="topAndBottom" anchorx="page"/>
               </v:line>
             </w:pict>
@@ -2571,7 +2708,7 @@
           </mc:Choice>
           <mc:Fallback>
             <w:pict>
-              <v:group w14:anchorId="2FF76226" id="群組 5" o:spid="_x0000_s1026" style="width:469.5pt;height:3.3pt;mso-position-horizontal-relative:char;mso-position-vertical-relative:line" coordsize="9390,66" o:gfxdata="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">
+              <v:group w14:anchorId="0EB8AD54" id="群組 5" o:spid="_x0000_s1026" style="width:469.5pt;height:3.3pt;mso-position-horizontal-relative:char;mso-position-vertical-relative:line" coordsize="9390,66" o:gfxdata="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">
                 <v:line id="Line 32" o:spid="_x0000_s1027" style="position:absolute;visibility:visible;mso-wrap-style:square" from="15,51" to="9375,51" o:connectortype="straight" o:gfxdata="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" strokeweight="1.5pt"/>
                 <w10:anchorlock/>
               </v:group>
@@ -2673,7 +2810,25 @@
           <w:sz w:val="24"/>
           <w:lang w:eastAsia="zh-TW"/>
         </w:rPr>
-        <w:t>Reviewer of IEEE Conference on Computational Intelligence in Bioinformatics and Computational Biology(CIBCB), 2025</w:t>
+        <w:t xml:space="preserve">Reviewer of IEEE Conference on Computational Intelligence in Bioinformatics and Computational </w:t>
+      </w:r>
+      <w:proofErr w:type="gramStart"/>
+      <w:r>
+        <w:rPr>
+          <w:rFonts w:eastAsia="標楷體"/>
+          <w:sz w:val="24"/>
+          <w:lang w:eastAsia="zh-TW"/>
+        </w:rPr>
+        <w:t>Biology(</w:t>
+      </w:r>
+      <w:proofErr w:type="gramEnd"/>
+      <w:r>
+        <w:rPr>
+          <w:rFonts w:eastAsia="標楷體"/>
+          <w:sz w:val="24"/>
+          <w:lang w:eastAsia="zh-TW"/>
+        </w:rPr>
+        <w:t>CIBCB), 2025</w:t>
       </w:r>
     </w:p>
     <w:p>
@@ -3114,9 +3269,19 @@
           <w:sz w:val="24"/>
           <w:lang w:eastAsia="zh-TW"/>
         </w:rPr>
-        <w:t>國立屏東大學五育獎</w:t>
+        <w:t>國立屏東大學五</w:t>
+      </w:r>
+      <w:proofErr w:type="gramStart"/>
+      <w:r>
+        <w:rPr>
+          <w:rFonts w:eastAsia="標楷體" w:hint="eastAsia"/>
+          <w:sz w:val="24"/>
+          <w:lang w:eastAsia="zh-TW"/>
+        </w:rPr>
+        <w:t>育獎</w:t>
       </w:r>
       <w:bookmarkStart w:id="1" w:name="_Hlk180443757"/>
+      <w:proofErr w:type="gramEnd"/>
       <w:r>
         <w:rPr>
           <w:rFonts w:eastAsia="標楷體" w:hint="eastAsia"/>
@@ -3482,6 +3647,7 @@
         </w:rPr>
         <w:t>創辦</w:t>
       </w:r>
+      <w:proofErr w:type="spellStart"/>
       <w:r>
         <w:rPr>
           <w:rFonts w:eastAsia="標楷體"/>
@@ -3490,6 +3656,7 @@
         </w:rPr>
         <w:t>CodeCrafters</w:t>
       </w:r>
+      <w:proofErr w:type="spellEnd"/>
       <w:r>
         <w:rPr>
           <w:rFonts w:eastAsia="標楷體" w:hint="eastAsia"/>
@@ -3768,7 +3935,25 @@
           <w:sz w:val="24"/>
           <w:lang w:eastAsia="zh-TW"/>
         </w:rPr>
-        <w:t>巨匠電腦金匠獎</w:t>
+        <w:t>巨匠電腦金</w:t>
+      </w:r>
+      <w:proofErr w:type="gramStart"/>
+      <w:r>
+        <w:rPr>
+          <w:rFonts w:eastAsia="標楷體" w:hint="eastAsia"/>
+          <w:sz w:val="24"/>
+          <w:lang w:eastAsia="zh-TW"/>
+        </w:rPr>
+        <w:t>匠</w:t>
+      </w:r>
+      <w:proofErr w:type="gramEnd"/>
+      <w:r>
+        <w:rPr>
+          <w:rFonts w:eastAsia="標楷體" w:hint="eastAsia"/>
+          <w:sz w:val="24"/>
+          <w:lang w:eastAsia="zh-TW"/>
+        </w:rPr>
+        <w:t>獎</w:t>
       </w:r>
       <w:r>
         <w:rPr>
@@ -3876,8 +4061,18 @@
           <w:sz w:val="24"/>
           <w:lang w:eastAsia="zh-TW"/>
         </w:rPr>
-        <w:t>計算機概論與商業概論滿級分</w:t>
-      </w:r>
+        <w:t>計算機概論與商業</w:t>
+      </w:r>
+      <w:proofErr w:type="gramStart"/>
+      <w:r>
+        <w:rPr>
+          <w:rFonts w:eastAsia="標楷體" w:hint="eastAsia"/>
+          <w:sz w:val="24"/>
+          <w:lang w:eastAsia="zh-TW"/>
+        </w:rPr>
+        <w:t>概論滿級分</w:t>
+      </w:r>
+      <w:proofErr w:type="gramEnd"/>
       <w:r>
         <w:rPr>
           <w:rFonts w:eastAsia="標楷體"/>
@@ -3991,7 +4186,7 @@
           </mc:Choice>
           <mc:Fallback>
             <w:pict>
-              <v:line w14:anchorId="12FF2A43" id="直線接點 6" o:spid="_x0000_s1026" style="position:absolute;z-index:-251643904;visibility:visible;mso-wrap-style:square;mso-width-percent:0;mso-height-percent:0;mso-wrap-distance-left:0;mso-wrap-distance-top:0;mso-wrap-distance-right:0;mso-wrap-distance-bottom:0;mso-position-horizontal:absolute;mso-position-horizontal-relative:page;mso-position-vertical:absolute;mso-position-vertical-relative:text;mso-width-percent:0;mso-height-percent:0;mso-width-relative:page;mso-height-relative:page" from="1in,10.9pt" to="540pt,10.9pt" o:gfxdata="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" strokeweight="1.5pt">
+              <v:line w14:anchorId="7FC1683D" id="直線接點 6" o:spid="_x0000_s1026" style="position:absolute;z-index:-251643904;visibility:visible;mso-wrap-style:square;mso-width-percent:0;mso-height-percent:0;mso-wrap-distance-left:0;mso-wrap-distance-top:0;mso-wrap-distance-right:0;mso-wrap-distance-bottom:0;mso-position-horizontal:absolute;mso-position-horizontal-relative:page;mso-position-vertical:absolute;mso-position-vertical-relative:text;mso-width-percent:0;mso-height-percent:0;mso-width-relative:page;mso-height-relative:page" from="1in,10.9pt" to="540pt,10.9pt" o:gfxdata="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" strokeweight="1.5pt">
                 <w10:wrap type="topAndBottom" anchorx="page"/>
               </v:line>
             </w:pict>
@@ -4104,7 +4299,7 @@
           </mc:Choice>
           <mc:Fallback>
             <w:pict>
-              <v:group w14:anchorId="1BD46E25" id="群組 5" o:spid="_x0000_s1026" style="width:469.5pt;height:3.3pt;mso-position-horizontal-relative:char;mso-position-vertical-relative:line" coordsize="9390,66" o:gfxdata="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">
+              <v:group w14:anchorId="2545D658" id="群組 5" o:spid="_x0000_s1026" style="width:469.5pt;height:3.3pt;mso-position-horizontal-relative:char;mso-position-vertical-relative:line" coordsize="9390,66" o:gfxdata="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">
                 <v:line id="Line 32" o:spid="_x0000_s1027" style="position:absolute;visibility:visible;mso-wrap-style:square" from="15,51" to="9375,51" o:connectortype="straight" o:gfxdata="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" strokeweight="1.5pt"/>
                 <w10:anchorlock/>
               </v:group>
@@ -4138,6 +4333,7 @@
           <w:sz w:val="24"/>
           <w:lang w:eastAsia="zh-TW"/>
         </w:rPr>
+        <w:lastRenderedPageBreak/>
         <w:t>經濟部</w:t>
       </w:r>
       <w:r>
@@ -4254,7 +4450,16 @@
           <w:sz w:val="24"/>
           <w:lang w:eastAsia="zh-TW"/>
         </w:rPr>
-        <w:t xml:space="preserve"> 550(L295/R255)</w:t>
+        <w:t xml:space="preserve"> 550(L295/R255</w:t>
+      </w:r>
+      <w:proofErr w:type="gramStart"/>
+      <w:r>
+        <w:rPr>
+          <w:rFonts w:eastAsia="標楷體" w:hint="eastAsia"/>
+          <w:sz w:val="24"/>
+          <w:lang w:eastAsia="zh-TW"/>
+        </w:rPr>
+        <w:t>)</w:t>
       </w:r>
       <w:r>
         <w:rPr>
@@ -4264,6 +4469,7 @@
         </w:rPr>
         <w:t xml:space="preserve"> ,</w:t>
       </w:r>
+      <w:proofErr w:type="gramEnd"/>
       <w:r>
         <w:rPr>
           <w:rFonts w:eastAsia="標楷體" w:hint="eastAsia"/>
@@ -4314,8 +4520,18 @@
           <w:sz w:val="24"/>
           <w:lang w:eastAsia="zh-TW"/>
         </w:rPr>
-        <w:t>電腦硬體裝修技術士丙級</w:t>
-      </w:r>
+        <w:t>電腦硬體裝修</w:t>
+      </w:r>
+      <w:proofErr w:type="gramStart"/>
+      <w:r>
+        <w:rPr>
+          <w:rFonts w:eastAsia="標楷體" w:hint="eastAsia"/>
+          <w:sz w:val="24"/>
+          <w:lang w:eastAsia="zh-TW"/>
+        </w:rPr>
+        <w:t>技術士丙級</w:t>
+      </w:r>
+      <w:proofErr w:type="gramEnd"/>
       <w:r>
         <w:rPr>
           <w:rFonts w:eastAsia="標楷體"/>
@@ -4374,7 +4590,6 @@
           <w:sz w:val="24"/>
           <w:lang w:eastAsia="zh-TW"/>
         </w:rPr>
-        <w:lastRenderedPageBreak/>
         <w:t xml:space="preserve">TQC+ </w:t>
       </w:r>
       <w:r>
@@ -4527,8 +4742,18 @@
           <w:sz w:val="24"/>
           <w:lang w:eastAsia="zh-TW"/>
         </w:rPr>
-        <w:t>電腦軟體應用技術士乙級</w:t>
-      </w:r>
+        <w:t>電腦軟體應用</w:t>
+      </w:r>
+      <w:proofErr w:type="gramStart"/>
+      <w:r>
+        <w:rPr>
+          <w:rFonts w:eastAsia="標楷體" w:hint="eastAsia"/>
+          <w:sz w:val="24"/>
+          <w:lang w:eastAsia="zh-TW"/>
+        </w:rPr>
+        <w:t>技術士乙級</w:t>
+      </w:r>
+      <w:proofErr w:type="gramEnd"/>
       <w:r>
         <w:rPr>
           <w:rFonts w:eastAsia="標楷體"/>
@@ -4875,8 +5100,18 @@
           <w:sz w:val="24"/>
           <w:lang w:eastAsia="zh-TW"/>
         </w:rPr>
-        <w:t>電腦軟體應用技術士丙級</w:t>
-      </w:r>
+        <w:t>電腦軟體應用</w:t>
+      </w:r>
+      <w:proofErr w:type="gramStart"/>
+      <w:r>
+        <w:rPr>
+          <w:rFonts w:eastAsia="標楷體" w:hint="eastAsia"/>
+          <w:sz w:val="24"/>
+          <w:lang w:eastAsia="zh-TW"/>
+        </w:rPr>
+        <w:t>技術士丙級</w:t>
+      </w:r>
+      <w:proofErr w:type="gramEnd"/>
       <w:r>
         <w:rPr>
           <w:rFonts w:eastAsia="標楷體"/>
@@ -4998,7 +5233,7 @@
           </mc:Choice>
           <mc:Fallback>
             <w:pict>
-              <v:line w14:anchorId="7D4D2D2D" id="直線接點 6" o:spid="_x0000_s1026" style="position:absolute;z-index:-15725568;visibility:visible;mso-wrap-style:square;mso-width-percent:0;mso-height-percent:0;mso-wrap-distance-left:0;mso-wrap-distance-top:0;mso-wrap-distance-right:0;mso-wrap-distance-bottom:0;mso-position-horizontal:absolute;mso-position-horizontal-relative:page;mso-position-vertical:absolute;mso-position-vertical-relative:text;mso-width-percent:0;mso-height-percent:0;mso-width-relative:page;mso-height-relative:page" from="1in,10.9pt" to="540pt,10.9pt" o:gfxdata="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" strokeweight="1.5pt">
+              <v:line w14:anchorId="6F8C1983" id="直線接點 6" o:spid="_x0000_s1026" style="position:absolute;z-index:-15725568;visibility:visible;mso-wrap-style:square;mso-width-percent:0;mso-height-percent:0;mso-wrap-distance-left:0;mso-wrap-distance-top:0;mso-wrap-distance-right:0;mso-wrap-distance-bottom:0;mso-position-horizontal:absolute;mso-position-horizontal-relative:page;mso-position-vertical:absolute;mso-position-vertical-relative:text;mso-width-percent:0;mso-height-percent:0;mso-width-relative:page;mso-height-relative:page" from="1in,10.9pt" to="540pt,10.9pt" o:gfxdata="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" strokeweight="1.5pt">
                 <w10:wrap type="topAndBottom" anchorx="page"/>
               </v:line>
             </w:pict>
@@ -5111,7 +5346,7 @@
           </mc:Choice>
           <mc:Fallback>
             <w:pict>
-              <v:group w14:anchorId="321D87A8" id="群組 5" o:spid="_x0000_s1026" style="width:469.5pt;height:3.3pt;mso-position-horizontal-relative:char;mso-position-vertical-relative:line" coordsize="9390,66" o:gfxdata="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">
+              <v:group w14:anchorId="3E4C6707" id="群組 5" o:spid="_x0000_s1026" style="width:469.5pt;height:3.3pt;mso-position-horizontal-relative:char;mso-position-vertical-relative:line" coordsize="9390,66" o:gfxdata="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">
                 <v:line id="Line 32" o:spid="_x0000_s1027" style="position:absolute;visibility:visible;mso-wrap-style:square" from="15,51" to="9375,51" o:connectortype="straight" o:gfxdata="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" strokeweight="1.5pt"/>
                 <w10:anchorlock/>
               </v:group>
@@ -5224,13 +5459,23 @@
           <w:lang w:eastAsia="zh-TW"/>
         </w:rPr>
       </w:pPr>
-      <w:r>
-        <w:rPr>
-          <w:rFonts w:eastAsia="標楷體" w:hint="eastAsia"/>
-          <w:sz w:val="24"/>
-          <w:lang w:eastAsia="zh-TW"/>
-        </w:rPr>
-        <w:t>特教生國語與對話能力之資訊輔導</w:t>
+      <w:proofErr w:type="gramStart"/>
+      <w:r>
+        <w:rPr>
+          <w:rFonts w:eastAsia="標楷體" w:hint="eastAsia"/>
+          <w:sz w:val="24"/>
+          <w:lang w:eastAsia="zh-TW"/>
+        </w:rPr>
+        <w:t>特教生國語</w:t>
+      </w:r>
+      <w:proofErr w:type="gramEnd"/>
+      <w:r>
+        <w:rPr>
+          <w:rFonts w:eastAsia="標楷體" w:hint="eastAsia"/>
+          <w:sz w:val="24"/>
+          <w:lang w:eastAsia="zh-TW"/>
+        </w:rPr>
+        <w:t>與對話能力之資訊輔導</w:t>
       </w:r>
       <w:r>
         <w:rPr>
@@ -5487,13 +5732,23 @@
           <w:lang w:eastAsia="zh-TW"/>
         </w:rPr>
       </w:pPr>
-      <w:r>
-        <w:rPr>
-          <w:rFonts w:eastAsia="標楷體" w:hint="eastAsia"/>
-          <w:sz w:val="24"/>
-          <w:lang w:eastAsia="zh-TW"/>
-        </w:rPr>
-        <w:t>圖書館借還書系統</w:t>
+      <w:proofErr w:type="gramStart"/>
+      <w:r>
+        <w:rPr>
+          <w:rFonts w:eastAsia="標楷體" w:hint="eastAsia"/>
+          <w:sz w:val="24"/>
+          <w:lang w:eastAsia="zh-TW"/>
+        </w:rPr>
+        <w:t>圖書館借還書</w:t>
+      </w:r>
+      <w:proofErr w:type="gramEnd"/>
+      <w:r>
+        <w:rPr>
+          <w:rFonts w:eastAsia="標楷體" w:hint="eastAsia"/>
+          <w:sz w:val="24"/>
+          <w:lang w:eastAsia="zh-TW"/>
+        </w:rPr>
+        <w:t>系統</w:t>
       </w:r>
       <w:r>
         <w:rPr>
@@ -5733,13 +5988,23 @@
         </w:rPr>
         <w:t xml:space="preserve"> </w:t>
       </w:r>
-      <w:r>
-        <w:rPr>
-          <w:rFonts w:eastAsia="標楷體" w:hint="eastAsia"/>
-          <w:sz w:val="24"/>
-          <w:lang w:eastAsia="zh-TW"/>
-        </w:rPr>
-        <w:t>快篩試劑診所配發查詢</w:t>
+      <w:proofErr w:type="gramStart"/>
+      <w:r>
+        <w:rPr>
+          <w:rFonts w:eastAsia="標楷體" w:hint="eastAsia"/>
+          <w:sz w:val="24"/>
+          <w:lang w:eastAsia="zh-TW"/>
+        </w:rPr>
+        <w:t>快篩試劑</w:t>
+      </w:r>
+      <w:proofErr w:type="gramEnd"/>
+      <w:r>
+        <w:rPr>
+          <w:rFonts w:eastAsia="標楷體" w:hint="eastAsia"/>
+          <w:sz w:val="24"/>
+          <w:lang w:eastAsia="zh-TW"/>
+        </w:rPr>
+        <w:t>診所配發查詢</w:t>
       </w:r>
       <w:r>
         <w:rPr>

--- a/assets/JieLong Chen CV(ch).docx
+++ b/assets/JieLong Chen CV(ch).docx
@@ -326,7 +326,7 @@
           </mc:Choice>
           <mc:Fallback>
             <w:pict>
-              <v:line w14:anchorId="7F327CF9" id="直線接點 13" o:spid="_x0000_s1026" style="position:absolute;z-index:-15722496;visibility:visible;mso-wrap-style:square;mso-width-percent:0;mso-height-percent:0;mso-wrap-distance-left:0;mso-wrap-distance-top:0;mso-wrap-distance-right:0;mso-wrap-distance-bottom:0;mso-position-horizontal:absolute;mso-position-horizontal-relative:page;mso-position-vertical:absolute;mso-position-vertical-relative:text;mso-width-percent:0;mso-height-percent:0;mso-width-relative:page;mso-height-relative:page" from="1in,10.9pt" to="540pt,10.9pt" o:gfxdata="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" strokeweight="1.5pt">
+              <v:line w14:anchorId="31E263FF" id="直線接點 13" o:spid="_x0000_s1026" style="position:absolute;z-index:-15722496;visibility:visible;mso-wrap-style:square;mso-width-percent:0;mso-height-percent:0;mso-wrap-distance-left:0;mso-wrap-distance-top:0;mso-wrap-distance-right:0;mso-wrap-distance-bottom:0;mso-position-horizontal:absolute;mso-position-horizontal-relative:page;mso-position-vertical:absolute;mso-position-vertical-relative:text;mso-width-percent:0;mso-height-percent:0;mso-width-relative:page;mso-height-relative:page" from="1in,10.9pt" to="540pt,10.9pt" o:gfxdata="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" strokeweight="1.5pt">
                 <w10:wrap type="topAndBottom" anchorx="page"/>
               </v:line>
             </w:pict>
@@ -438,7 +438,7 @@
           </mc:Choice>
           <mc:Fallback>
             <w:pict>
-              <v:group w14:anchorId="23221791" id="群組 12" o:spid="_x0000_s1026" style="width:469.5pt;height:3.3pt;mso-position-horizontal-relative:char;mso-position-vertical-relative:line" coordsize="9390,66" o:gfxdata="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">
+              <v:group w14:anchorId="3E7ABE66" id="群組 12" o:spid="_x0000_s1026" style="width:469.5pt;height:3.3pt;mso-position-horizontal-relative:char;mso-position-vertical-relative:line" coordsize="9390,66" o:gfxdata="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">
                 <v:line id="Line 26" o:spid="_x0000_s1027" style="position:absolute;visibility:visible;mso-wrap-style:square" from="15,51" to="9375,51" o:connectortype="straight" o:gfxdata="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" strokeweight="1.5pt"/>
                 <w10:anchorlock/>
               </v:group>
@@ -544,7 +544,7 @@
           </mc:Choice>
           <mc:Fallback>
             <w:pict>
-              <v:line w14:anchorId="74C5FB84" id="直線接點 10" o:spid="_x0000_s1026" style="position:absolute;z-index:-251661824;visibility:visible;mso-wrap-style:square;mso-width-percent:0;mso-height-percent:0;mso-wrap-distance-left:0;mso-wrap-distance-top:0;mso-wrap-distance-right:0;mso-wrap-distance-bottom:0;mso-position-horizontal:absolute;mso-position-horizontal-relative:page;mso-position-vertical:absolute;mso-position-vertical-relative:text;mso-width-percent:0;mso-height-percent:0;mso-width-relative:page;mso-height-relative:page" from="1in,10.45pt" to="540pt,10.45pt" o:gfxdata="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" strokeweight="1.5pt">
+              <v:line w14:anchorId="4ABEF846" id="直線接點 10" o:spid="_x0000_s1026" style="position:absolute;z-index:-251661824;visibility:visible;mso-wrap-style:square;mso-width-percent:0;mso-height-percent:0;mso-wrap-distance-left:0;mso-wrap-distance-top:0;mso-wrap-distance-right:0;mso-wrap-distance-bottom:0;mso-position-horizontal:absolute;mso-position-horizontal-relative:page;mso-position-vertical:absolute;mso-position-vertical-relative:text;mso-width-percent:0;mso-height-percent:0;mso-width-relative:page;mso-height-relative:page" from="1in,10.45pt" to="540pt,10.45pt" o:gfxdata="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" strokeweight="1.5pt">
                 <w10:wrap type="topAndBottom" anchorx="page"/>
               </v:line>
             </w:pict>
@@ -656,7 +656,7 @@
           </mc:Choice>
           <mc:Fallback>
             <w:pict>
-              <v:group w14:anchorId="40E318CA" id="群組 9" o:spid="_x0000_s1026" style="width:469.5pt;height:3.3pt;mso-position-horizontal-relative:char;mso-position-vertical-relative:line" coordsize="9390,66" o:gfxdata="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">
+              <v:group w14:anchorId="0289786E" id="群組 9" o:spid="_x0000_s1026" style="width:469.5pt;height:3.3pt;mso-position-horizontal-relative:char;mso-position-vertical-relative:line" coordsize="9390,66" o:gfxdata="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">
                 <v:line id="Line 26" o:spid="_x0000_s1027" style="position:absolute;visibility:visible;mso-wrap-style:square" from="15,51" to="9375,51" o:connectortype="straight" o:gfxdata="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" strokeweight="1.5pt"/>
                 <w10:anchorlock/>
               </v:group>
@@ -831,7 +831,6 @@
               </w:rPr>
               <w:t xml:space="preserve"> </w:t>
             </w:r>
-            <w:proofErr w:type="spellStart"/>
             <w:r>
               <w:rPr>
                 <w:rFonts w:eastAsia="標楷體"/>
@@ -839,7 +838,6 @@
               </w:rPr>
               <w:t>迄今</w:t>
             </w:r>
-            <w:proofErr w:type="spellEnd"/>
           </w:p>
         </w:tc>
       </w:tr>
@@ -1126,19 +1124,11 @@
       </w:pPr>
       <w:r>
         <w:rPr>
-          <w:rFonts w:eastAsia="標楷體"/>
-          <w:sz w:val="24"/>
-          <w:lang w:eastAsia="zh-TW"/>
-        </w:rPr>
-        <w:t>教學助理</w:t>
-      </w:r>
-      <w:r>
-        <w:rPr>
-          <w:rFonts w:eastAsia="標楷體" w:hint="eastAsia"/>
-          <w:sz w:val="24"/>
-          <w:lang w:eastAsia="zh-TW"/>
-        </w:rPr>
-        <w:t>(TA)</w:t>
+          <w:rFonts w:eastAsia="標楷體" w:hint="eastAsia"/>
+          <w:sz w:val="24"/>
+          <w:lang w:eastAsia="zh-TW"/>
+        </w:rPr>
+        <w:t>資訊技術家教與顧問</w:t>
       </w:r>
       <w:r>
         <w:rPr>
@@ -1157,14 +1147,28 @@
         </w:rPr>
         <w:t xml:space="preserve"> </w:t>
       </w:r>
-      <w:r>
-        <w:rPr>
-          <w:rFonts w:eastAsia="標楷體" w:hint="eastAsia"/>
-          <w:sz w:val="24"/>
-          <w:lang w:eastAsia="zh-TW"/>
-        </w:rPr>
-        <w:t>國立雲林科技大學</w:t>
-      </w:r>
+      <w:hyperlink r:id="rId9" w:history="1">
+        <w:r>
+          <w:rPr>
+            <w:rFonts w:eastAsia="標楷體"/>
+            <w:color w:val="0462C1"/>
+            <w:sz w:val="24"/>
+            <w:szCs w:val="24"/>
+            <w:lang w:eastAsia="zh-TW"/>
+          </w:rPr>
+          <w:t>CodeCrafters</w:t>
+        </w:r>
+        <w:r>
+          <w:rPr>
+            <w:rFonts w:eastAsia="標楷體" w:hint="eastAsia"/>
+            <w:color w:val="0462C1"/>
+            <w:sz w:val="24"/>
+            <w:szCs w:val="24"/>
+            <w:lang w:eastAsia="zh-TW"/>
+          </w:rPr>
+          <w:t>交流站</w:t>
+        </w:r>
+      </w:hyperlink>
       <w:r>
         <w:rPr>
           <w:rFonts w:eastAsia="標楷體"/>
@@ -1176,7 +1180,7 @@
       <w:r>
         <w:rPr>
           <w:rFonts w:eastAsia="標楷體"/>
-          <w:spacing w:val="16"/>
+          <w:spacing w:val="14"/>
           <w:sz w:val="24"/>
           <w:lang w:eastAsia="zh-TW"/>
         </w:rPr>
@@ -1185,24 +1189,38 @@
       <w:r>
         <w:rPr>
           <w:rFonts w:eastAsia="標楷體"/>
-          <w:spacing w:val="16"/>
-          <w:sz w:val="24"/>
-          <w:lang w:eastAsia="zh-TW"/>
-        </w:rPr>
-        <w:t>物件導向程式語言</w:t>
-      </w:r>
-      <w:r>
-        <w:rPr>
-          <w:rFonts w:eastAsia="標楷體"/>
-          <w:sz w:val="24"/>
-          <w:lang w:eastAsia="zh-TW"/>
-        </w:rPr>
-        <w:t>,</w:t>
-      </w:r>
-      <w:r>
-        <w:rPr>
-          <w:rFonts w:eastAsia="標楷體"/>
-          <w:spacing w:val="14"/>
+          <w:sz w:val="24"/>
+          <w:lang w:eastAsia="zh-TW"/>
+        </w:rPr>
+        <w:t>20</w:t>
+      </w:r>
+      <w:r>
+        <w:rPr>
+          <w:rFonts w:eastAsia="標楷體" w:hint="eastAsia"/>
+          <w:sz w:val="24"/>
+          <w:lang w:eastAsia="zh-TW"/>
+        </w:rPr>
+        <w:t>23</w:t>
+      </w:r>
+      <w:r>
+        <w:rPr>
+          <w:rFonts w:eastAsia="標楷體"/>
+          <w:sz w:val="24"/>
+          <w:lang w:eastAsia="zh-TW"/>
+        </w:rPr>
+        <w:t>/0</w:t>
+      </w:r>
+      <w:r>
+        <w:rPr>
+          <w:rFonts w:eastAsia="標楷體" w:hint="eastAsia"/>
+          <w:sz w:val="24"/>
+          <w:lang w:eastAsia="zh-TW"/>
+        </w:rPr>
+        <w:t>7</w:t>
+      </w:r>
+      <w:r>
+        <w:rPr>
+          <w:rFonts w:eastAsia="標楷體" w:hint="eastAsia"/>
           <w:sz w:val="24"/>
           <w:lang w:eastAsia="zh-TW"/>
         </w:rPr>
@@ -1214,50 +1232,8 @@
           <w:sz w:val="24"/>
           <w:lang w:eastAsia="zh-TW"/>
         </w:rPr>
-        <w:t>20</w:t>
-      </w:r>
-      <w:r>
-        <w:rPr>
-          <w:rFonts w:eastAsia="標楷體" w:hint="eastAsia"/>
-          <w:sz w:val="24"/>
-          <w:lang w:eastAsia="zh-TW"/>
-        </w:rPr>
-        <w:t>2</w:t>
-      </w:r>
-      <w:r>
-        <w:rPr>
-          <w:rFonts w:eastAsia="標楷體" w:hint="eastAsia"/>
-          <w:sz w:val="24"/>
-          <w:lang w:eastAsia="zh-TW"/>
-        </w:rPr>
-        <w:t>5</w:t>
-      </w:r>
-      <w:r>
-        <w:rPr>
-          <w:rFonts w:eastAsia="標楷體"/>
-          <w:sz w:val="24"/>
-          <w:lang w:eastAsia="zh-TW"/>
-        </w:rPr>
-        <w:t>/0</w:t>
-      </w:r>
-      <w:r>
-        <w:rPr>
-          <w:rFonts w:eastAsia="標楷體" w:hint="eastAsia"/>
-          <w:sz w:val="24"/>
-          <w:lang w:eastAsia="zh-TW"/>
-        </w:rPr>
-        <w:t xml:space="preserve">2 </w:t>
-      </w:r>
-      <w:proofErr w:type="gramStart"/>
-      <w:r>
-        <w:rPr>
-          <w:rFonts w:eastAsia="標楷體"/>
-          <w:sz w:val="24"/>
-          <w:lang w:eastAsia="zh-TW"/>
-        </w:rPr>
         <w:t>–</w:t>
       </w:r>
-      <w:proofErr w:type="gramEnd"/>
       <w:r>
         <w:rPr>
           <w:rFonts w:eastAsia="標楷體" w:hint="eastAsia"/>
@@ -1305,11 +1281,19 @@
       </w:pPr>
       <w:r>
         <w:rPr>
-          <w:rFonts w:eastAsia="標楷體" w:hint="eastAsia"/>
-          <w:sz w:val="24"/>
-          <w:lang w:eastAsia="zh-TW"/>
-        </w:rPr>
-        <w:t>資訊技術家教與顧問</w:t>
+          <w:rFonts w:eastAsia="標楷體"/>
+          <w:sz w:val="24"/>
+          <w:lang w:eastAsia="zh-TW"/>
+        </w:rPr>
+        <w:t>教學助理</w:t>
+      </w:r>
+      <w:r>
+        <w:rPr>
+          <w:rFonts w:eastAsia="標楷體" w:hint="eastAsia"/>
+          <w:sz w:val="24"/>
+          <w:lang w:eastAsia="zh-TW"/>
+        </w:rPr>
+        <w:t>(TA)</w:t>
       </w:r>
       <w:r>
         <w:rPr>
@@ -1328,26 +1312,14 @@
         </w:rPr>
         <w:t xml:space="preserve"> </w:t>
       </w:r>
-      <w:hyperlink r:id="rId9" w:history="1">
-        <w:r>
-          <w:rPr>
-            <w:rFonts w:eastAsia="標楷體"/>
-            <w:color w:val="0462C1"/>
-            <w:sz w:val="24"/>
-            <w:szCs w:val="24"/>
-          </w:rPr>
-          <w:t>CodeCrafters</w:t>
-        </w:r>
-        <w:r>
-          <w:rPr>
-            <w:rFonts w:eastAsia="標楷體" w:hint="eastAsia"/>
-            <w:color w:val="0462C1"/>
-            <w:sz w:val="24"/>
-            <w:szCs w:val="24"/>
-          </w:rPr>
-          <w:t>交流站</w:t>
-        </w:r>
-      </w:hyperlink>
+      <w:r>
+        <w:rPr>
+          <w:rFonts w:eastAsia="標楷體" w:hint="eastAsia"/>
+          <w:sz w:val="24"/>
+          <w:lang w:eastAsia="zh-TW"/>
+        </w:rPr>
+        <w:t>國立雲林科技大學</w:t>
+      </w:r>
       <w:r>
         <w:rPr>
           <w:rFonts w:eastAsia="標楷體"/>
@@ -1359,6 +1331,41 @@
       <w:r>
         <w:rPr>
           <w:rFonts w:eastAsia="標楷體"/>
+          <w:spacing w:val="16"/>
+          <w:sz w:val="24"/>
+          <w:lang w:eastAsia="zh-TW"/>
+        </w:rPr>
+        <w:t xml:space="preserve"> </w:t>
+      </w:r>
+      <w:r>
+        <w:rPr>
+          <w:rFonts w:eastAsia="標楷體" w:hint="eastAsia"/>
+          <w:spacing w:val="16"/>
+          <w:sz w:val="24"/>
+          <w:lang w:eastAsia="zh-TW"/>
+        </w:rPr>
+        <w:t>Java</w:t>
+      </w:r>
+      <w:r>
+        <w:rPr>
+          <w:rFonts w:eastAsia="標楷體"/>
+          <w:spacing w:val="16"/>
+          <w:sz w:val="24"/>
+          <w:lang w:eastAsia="zh-TW"/>
+        </w:rPr>
+        <w:t>物件導向程式語言</w:t>
+      </w:r>
+      <w:r>
+        <w:rPr>
+          <w:rFonts w:eastAsia="標楷體"/>
+          <w:sz w:val="24"/>
+          <w:lang w:eastAsia="zh-TW"/>
+        </w:rPr>
+        <w:t>,</w:t>
+      </w:r>
+      <w:r>
+        <w:rPr>
+          <w:rFonts w:eastAsia="標楷體"/>
           <w:spacing w:val="14"/>
           <w:sz w:val="24"/>
           <w:lang w:eastAsia="zh-TW"/>
@@ -1379,7 +1386,15 @@
           <w:sz w:val="24"/>
           <w:lang w:eastAsia="zh-TW"/>
         </w:rPr>
-        <w:t>23</w:t>
+        <w:t>2</w:t>
+      </w:r>
+      <w:r>
+        <w:rPr>
+          <w:rFonts w:eastAsia="標楷體" w:hint="eastAsia"/>
+          <w:sz w:val="24"/>
+          <w:lang w:eastAsia="zh-TW"/>
+        </w:rPr>
+        <w:t>5</w:t>
       </w:r>
       <w:r>
         <w:rPr>
@@ -1395,7 +1410,15 @@
           <w:sz w:val="24"/>
           <w:lang w:eastAsia="zh-TW"/>
         </w:rPr>
-        <w:t>7</w:t>
+        <w:t xml:space="preserve">2 </w:t>
+      </w:r>
+      <w:r>
+        <w:rPr>
+          <w:rFonts w:eastAsia="標楷體"/>
+          <w:sz w:val="24"/>
+          <w:lang w:eastAsia="zh-TW"/>
+        </w:rPr>
+        <w:t>–</w:t>
       </w:r>
       <w:r>
         <w:rPr>
@@ -1405,19 +1428,10 @@
         </w:rPr>
         <w:t xml:space="preserve"> </w:t>
       </w:r>
-      <w:proofErr w:type="gramStart"/>
-      <w:r>
-        <w:rPr>
-          <w:rFonts w:eastAsia="標楷體"/>
-          <w:sz w:val="24"/>
-          <w:lang w:eastAsia="zh-TW"/>
-        </w:rPr>
-        <w:t>–</w:t>
-      </w:r>
-      <w:proofErr w:type="gramEnd"/>
-      <w:r>
-        <w:rPr>
-          <w:rFonts w:eastAsia="標楷體" w:hint="eastAsia"/>
+      <w:r>
+        <w:rPr>
+          <w:rFonts w:eastAsia="標楷體"/>
+          <w:spacing w:val="-57"/>
           <w:sz w:val="24"/>
           <w:lang w:eastAsia="zh-TW"/>
         </w:rPr>
@@ -1425,20 +1439,11 @@
       </w:r>
       <w:r>
         <w:rPr>
-          <w:rFonts w:eastAsia="標楷體"/>
-          <w:spacing w:val="-57"/>
-          <w:sz w:val="24"/>
-          <w:lang w:eastAsia="zh-TW"/>
-        </w:rPr>
-        <w:t xml:space="preserve"> </w:t>
-      </w:r>
-      <w:r>
-        <w:rPr>
-          <w:rFonts w:eastAsia="標楷體"/>
-          <w:sz w:val="24"/>
-          <w:lang w:eastAsia="zh-TW"/>
-        </w:rPr>
-        <w:t>迄今</w:t>
+          <w:rFonts w:eastAsia="標楷體" w:hint="eastAsia"/>
+          <w:sz w:val="24"/>
+          <w:lang w:eastAsia="zh-TW"/>
+        </w:rPr>
+        <w:t>2025/06</w:t>
       </w:r>
     </w:p>
     <w:p>
@@ -1525,6 +1530,15 @@
           <w:sz w:val="24"/>
           <w:lang w:eastAsia="zh-TW"/>
         </w:rPr>
+        <w:t>Python</w:t>
+      </w:r>
+      <w:r>
+        <w:rPr>
+          <w:rFonts w:eastAsia="標楷體" w:hint="eastAsia"/>
+          <w:spacing w:val="16"/>
+          <w:sz w:val="24"/>
+          <w:lang w:eastAsia="zh-TW"/>
+        </w:rPr>
         <w:t>程式設計概念與方法</w:t>
       </w:r>
       <w:r>
@@ -1584,7 +1598,6 @@
         </w:rPr>
         <w:t xml:space="preserve"> </w:t>
       </w:r>
-      <w:proofErr w:type="gramStart"/>
       <w:r>
         <w:rPr>
           <w:rFonts w:eastAsia="標楷體"/>
@@ -1593,7 +1606,6 @@
         </w:rPr>
         <w:t>–</w:t>
       </w:r>
-      <w:proofErr w:type="gramEnd"/>
       <w:r>
         <w:rPr>
           <w:rFonts w:eastAsia="標楷體" w:hint="eastAsia"/>
@@ -1803,7 +1815,6 @@
         </w:rPr>
         <w:t xml:space="preserve"> </w:t>
       </w:r>
-      <w:proofErr w:type="gramStart"/>
       <w:r>
         <w:rPr>
           <w:rFonts w:eastAsia="標楷體"/>
@@ -1812,7 +1823,6 @@
         </w:rPr>
         <w:t>–</w:t>
       </w:r>
-      <w:proofErr w:type="gramEnd"/>
       <w:r>
         <w:rPr>
           <w:rFonts w:eastAsia="標楷體" w:hint="eastAsia"/>
@@ -2035,7 +2045,7 @@
           </mc:Choice>
           <mc:Fallback>
             <w:pict>
-              <v:line w14:anchorId="5E788A01" id="直線接點 6" o:spid="_x0000_s1026" style="position:absolute;z-index:-251649024;visibility:visible;mso-wrap-style:square;mso-width-percent:0;mso-height-percent:0;mso-wrap-distance-left:0;mso-wrap-distance-top:0;mso-wrap-distance-right:0;mso-wrap-distance-bottom:0;mso-position-horizontal:absolute;mso-position-horizontal-relative:page;mso-position-vertical:absolute;mso-position-vertical-relative:text;mso-width-percent:0;mso-height-percent:0;mso-width-relative:page;mso-height-relative:page" from="1in,10.9pt" to="540pt,10.9pt" o:gfxdata="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" strokeweight="1.5pt">
+              <v:line w14:anchorId="3DB38507" id="直線接點 6" o:spid="_x0000_s1026" style="position:absolute;z-index:-251649024;visibility:visible;mso-wrap-style:square;mso-width-percent:0;mso-height-percent:0;mso-wrap-distance-left:0;mso-wrap-distance-top:0;mso-wrap-distance-right:0;mso-wrap-distance-bottom:0;mso-position-horizontal:absolute;mso-position-horizontal-relative:page;mso-position-vertical:absolute;mso-position-vertical-relative:text;mso-width-percent:0;mso-height-percent:0;mso-width-relative:page;mso-height-relative:page" from="1in,10.9pt" to="540pt,10.9pt" o:gfxdata="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" strokeweight="1.5pt">
                 <w10:wrap type="topAndBottom" anchorx="page"/>
               </v:line>
             </w:pict>
@@ -2147,7 +2157,7 @@
           </mc:Choice>
           <mc:Fallback>
             <w:pict>
-              <v:group w14:anchorId="23E9CCCC" id="群組 5" o:spid="_x0000_s1026" style="width:469.5pt;height:3.3pt;mso-position-horizontal-relative:char;mso-position-vertical-relative:line" coordsize="9390,66" o:gfxdata="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">
+              <v:group w14:anchorId="2DCF469D" id="群組 5" o:spid="_x0000_s1026" style="width:469.5pt;height:3.3pt;mso-position-horizontal-relative:char;mso-position-vertical-relative:line" coordsize="9390,66" o:gfxdata="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">
                 <v:line id="Line 26" o:spid="_x0000_s1027" style="position:absolute;visibility:visible;mso-wrap-style:square" from="15,51" to="9375,51" o:connectortype="straight" o:gfxdata="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" strokeweight="1.5pt"/>
                 <w10:anchorlock/>
               </v:group>
@@ -2192,7 +2202,7 @@
           <w:numId w:val="1"/>
         </w:numPr>
         <w:rPr>
-          <w:rFonts w:eastAsia="標楷體" w:hint="eastAsia"/>
+          <w:rFonts w:eastAsia="標楷體"/>
           <w:sz w:val="24"/>
           <w:lang w:eastAsia="zh-TW"/>
         </w:rPr>
@@ -2324,7 +2334,7 @@
           </mc:Choice>
           <mc:Fallback>
             <w:pict>
-              <v:line w14:anchorId="26C716CE" id="直線接點 6" o:spid="_x0000_s1026" style="position:absolute;z-index:-15720448;visibility:visible;mso-wrap-style:square;mso-width-percent:0;mso-height-percent:0;mso-wrap-distance-left:0;mso-wrap-distance-top:0;mso-wrap-distance-right:0;mso-wrap-distance-bottom:0;mso-position-horizontal:absolute;mso-position-horizontal-relative:page;mso-position-vertical:absolute;mso-position-vertical-relative:text;mso-width-percent:0;mso-height-percent:0;mso-width-relative:page;mso-height-relative:page" from="1in,10.9pt" to="540pt,10.9pt" o:gfxdata="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" strokeweight="1.5pt">
+              <v:line w14:anchorId="4D375BD1" id="直線接點 6" o:spid="_x0000_s1026" style="position:absolute;z-index:-15720448;visibility:visible;mso-wrap-style:square;mso-width-percent:0;mso-height-percent:0;mso-wrap-distance-left:0;mso-wrap-distance-top:0;mso-wrap-distance-right:0;mso-wrap-distance-bottom:0;mso-position-horizontal:absolute;mso-position-horizontal-relative:page;mso-position-vertical:absolute;mso-position-vertical-relative:text;mso-width-percent:0;mso-height-percent:0;mso-width-relative:page;mso-height-relative:page" from="1in,10.9pt" to="540pt,10.9pt" o:gfxdata="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" strokeweight="1.5pt">
                 <w10:wrap type="topAndBottom" anchorx="page"/>
               </v:line>
             </w:pict>
@@ -2436,7 +2446,7 @@
           </mc:Choice>
           <mc:Fallback>
             <w:pict>
-              <v:group w14:anchorId="643E3EB0" id="群組 5" o:spid="_x0000_s1026" style="width:469.5pt;height:3.3pt;mso-position-horizontal-relative:char;mso-position-vertical-relative:line" coordsize="9390,66" o:gfxdata="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">
+              <v:group w14:anchorId="35B9EF3A" id="群組 5" o:spid="_x0000_s1026" style="width:469.5pt;height:3.3pt;mso-position-horizontal-relative:char;mso-position-vertical-relative:line" coordsize="9390,66" o:gfxdata="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">
                 <v:line id="Line 26" o:spid="_x0000_s1027" style="position:absolute;visibility:visible;mso-wrap-style:square" from="15,51" to="9375,51" o:connectortype="straight" o:gfxdata="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" strokeweight="1.5pt"/>
                 <w10:anchorlock/>
               </v:group>
@@ -2459,36 +2469,18 @@
         <w:spacing w:before="136"/>
         <w:ind w:right="117"/>
         <w:rPr>
-          <w:rFonts w:eastAsia="標楷體" w:hint="eastAsia"/>
-          <w:sz w:val="24"/>
-          <w:lang w:eastAsia="zh-TW"/>
-        </w:rPr>
-      </w:pPr>
-      <w:r>
-        <w:rPr>
-          <w:rFonts w:eastAsia="標楷體" w:hint="eastAsia"/>
-          <w:sz w:val="24"/>
-          <w:lang w:eastAsia="zh-TW"/>
-        </w:rPr>
-        <w:t>相輔相程</w:t>
-      </w:r>
-      <w:proofErr w:type="gramStart"/>
-      <w:r>
-        <w:rPr>
-          <w:rFonts w:eastAsia="標楷體" w:hint="eastAsia"/>
-          <w:sz w:val="24"/>
-          <w:lang w:eastAsia="zh-TW"/>
-        </w:rPr>
-        <w:t>─特教生國文</w:t>
-      </w:r>
-      <w:proofErr w:type="gramEnd"/>
-      <w:r>
-        <w:rPr>
-          <w:rFonts w:eastAsia="標楷體" w:hint="eastAsia"/>
-          <w:sz w:val="24"/>
-          <w:lang w:eastAsia="zh-TW"/>
-        </w:rPr>
-        <w:t>與對話能力之資訊輔導</w:t>
+          <w:rFonts w:eastAsia="標楷體"/>
+          <w:sz w:val="24"/>
+          <w:lang w:eastAsia="zh-TW"/>
+        </w:rPr>
+      </w:pPr>
+      <w:r>
+        <w:rPr>
+          <w:rFonts w:eastAsia="標楷體" w:hint="eastAsia"/>
+          <w:sz w:val="24"/>
+          <w:lang w:eastAsia="zh-TW"/>
+        </w:rPr>
+        <w:t>相輔相程─特教生國文與對話能力之資訊輔導</w:t>
       </w:r>
       <w:r>
         <w:rPr>
@@ -2595,7 +2587,7 @@
           </mc:Choice>
           <mc:Fallback>
             <w:pict>
-              <v:line w14:anchorId="1DB45AD7" id="直線接點 6" o:spid="_x0000_s1026" style="position:absolute;z-index:-251664384;visibility:visible;mso-wrap-style:square;mso-width-percent:0;mso-height-percent:0;mso-wrap-distance-left:0;mso-wrap-distance-top:0;mso-wrap-distance-right:0;mso-wrap-distance-bottom:0;mso-position-horizontal:absolute;mso-position-horizontal-relative:page;mso-position-vertical:absolute;mso-position-vertical-relative:text;mso-width-percent:0;mso-height-percent:0;mso-width-relative:page;mso-height-relative:page" from="1in,10.9pt" to="540pt,10.9pt" o:gfxdata="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" strokeweight="1.5pt">
+              <v:line w14:anchorId="29620FD3" id="直線接點 6" o:spid="_x0000_s1026" style="position:absolute;z-index:-251664384;visibility:visible;mso-wrap-style:square;mso-width-percent:0;mso-height-percent:0;mso-wrap-distance-left:0;mso-wrap-distance-top:0;mso-wrap-distance-right:0;mso-wrap-distance-bottom:0;mso-position-horizontal:absolute;mso-position-horizontal-relative:page;mso-position-vertical:absolute;mso-position-vertical-relative:text;mso-width-percent:0;mso-height-percent:0;mso-width-relative:page;mso-height-relative:page" from="1in,10.9pt" to="540pt,10.9pt" o:gfxdata="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" strokeweight="1.5pt">
                 <w10:wrap type="topAndBottom" anchorx="page"/>
               </v:line>
             </w:pict>
@@ -2708,7 +2700,7 @@
           </mc:Choice>
           <mc:Fallback>
             <w:pict>
-              <v:group w14:anchorId="0EB8AD54" id="群組 5" o:spid="_x0000_s1026" style="width:469.5pt;height:3.3pt;mso-position-horizontal-relative:char;mso-position-vertical-relative:line" coordsize="9390,66" o:gfxdata="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">
+              <v:group w14:anchorId="695A3449" id="群組 5" o:spid="_x0000_s1026" style="width:469.5pt;height:3.3pt;mso-position-horizontal-relative:char;mso-position-vertical-relative:line" coordsize="9390,66" o:gfxdata="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">
                 <v:line id="Line 32" o:spid="_x0000_s1027" style="position:absolute;visibility:visible;mso-wrap-style:square" from="15,51" to="9375,51" o:connectortype="straight" o:gfxdata="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" strokeweight="1.5pt"/>
                 <w10:anchorlock/>
               </v:group>
@@ -2810,25 +2802,7 @@
           <w:sz w:val="24"/>
           <w:lang w:eastAsia="zh-TW"/>
         </w:rPr>
-        <w:t xml:space="preserve">Reviewer of IEEE Conference on Computational Intelligence in Bioinformatics and Computational </w:t>
-      </w:r>
-      <w:proofErr w:type="gramStart"/>
-      <w:r>
-        <w:rPr>
-          <w:rFonts w:eastAsia="標楷體"/>
-          <w:sz w:val="24"/>
-          <w:lang w:eastAsia="zh-TW"/>
-        </w:rPr>
-        <w:t>Biology(</w:t>
-      </w:r>
-      <w:proofErr w:type="gramEnd"/>
-      <w:r>
-        <w:rPr>
-          <w:rFonts w:eastAsia="標楷體"/>
-          <w:sz w:val="24"/>
-          <w:lang w:eastAsia="zh-TW"/>
-        </w:rPr>
-        <w:t>CIBCB), 2025</w:t>
+        <w:t>Reviewer of IEEE Conference on Computational Intelligence in Bioinformatics and Computational Biology(CIBCB), 2025</w:t>
       </w:r>
     </w:p>
     <w:p>
@@ -3269,19 +3243,9 @@
           <w:sz w:val="24"/>
           <w:lang w:eastAsia="zh-TW"/>
         </w:rPr>
-        <w:t>國立屏東大學五</w:t>
-      </w:r>
-      <w:proofErr w:type="gramStart"/>
-      <w:r>
-        <w:rPr>
-          <w:rFonts w:eastAsia="標楷體" w:hint="eastAsia"/>
-          <w:sz w:val="24"/>
-          <w:lang w:eastAsia="zh-TW"/>
-        </w:rPr>
-        <w:t>育獎</w:t>
+        <w:t>國立屏東大學五育獎</w:t>
       </w:r>
       <w:bookmarkStart w:id="1" w:name="_Hlk180443757"/>
-      <w:proofErr w:type="gramEnd"/>
       <w:r>
         <w:rPr>
           <w:rFonts w:eastAsia="標楷體" w:hint="eastAsia"/>
@@ -3647,7 +3611,6 @@
         </w:rPr>
         <w:t>創辦</w:t>
       </w:r>
-      <w:proofErr w:type="spellStart"/>
       <w:r>
         <w:rPr>
           <w:rFonts w:eastAsia="標楷體"/>
@@ -3656,7 +3619,6 @@
         </w:rPr>
         <w:t>CodeCrafters</w:t>
       </w:r>
-      <w:proofErr w:type="spellEnd"/>
       <w:r>
         <w:rPr>
           <w:rFonts w:eastAsia="標楷體" w:hint="eastAsia"/>
@@ -3935,25 +3897,7 @@
           <w:sz w:val="24"/>
           <w:lang w:eastAsia="zh-TW"/>
         </w:rPr>
-        <w:t>巨匠電腦金</w:t>
-      </w:r>
-      <w:proofErr w:type="gramStart"/>
-      <w:r>
-        <w:rPr>
-          <w:rFonts w:eastAsia="標楷體" w:hint="eastAsia"/>
-          <w:sz w:val="24"/>
-          <w:lang w:eastAsia="zh-TW"/>
-        </w:rPr>
-        <w:t>匠</w:t>
-      </w:r>
-      <w:proofErr w:type="gramEnd"/>
-      <w:r>
-        <w:rPr>
-          <w:rFonts w:eastAsia="標楷體" w:hint="eastAsia"/>
-          <w:sz w:val="24"/>
-          <w:lang w:eastAsia="zh-TW"/>
-        </w:rPr>
-        <w:t>獎</w:t>
+        <w:t>巨匠電腦金匠獎</w:t>
       </w:r>
       <w:r>
         <w:rPr>
@@ -4061,18 +4005,8 @@
           <w:sz w:val="24"/>
           <w:lang w:eastAsia="zh-TW"/>
         </w:rPr>
-        <w:t>計算機概論與商業</w:t>
-      </w:r>
-      <w:proofErr w:type="gramStart"/>
-      <w:r>
-        <w:rPr>
-          <w:rFonts w:eastAsia="標楷體" w:hint="eastAsia"/>
-          <w:sz w:val="24"/>
-          <w:lang w:eastAsia="zh-TW"/>
-        </w:rPr>
-        <w:t>概論滿級分</w:t>
-      </w:r>
-      <w:proofErr w:type="gramEnd"/>
+        <w:t>計算機概論與商業概論滿級分</w:t>
+      </w:r>
       <w:r>
         <w:rPr>
           <w:rFonts w:eastAsia="標楷體"/>
@@ -4105,6 +4039,51 @@
         </w:rPr>
         <w:t>0</w:t>
       </w:r>
+    </w:p>
+    <w:p>
+      <w:pPr>
+        <w:tabs>
+          <w:tab w:val="left" w:pos="520"/>
+          <w:tab w:val="left" w:pos="521"/>
+        </w:tabs>
+        <w:spacing w:before="136"/>
+        <w:ind w:right="117"/>
+        <w:rPr>
+          <w:rFonts w:eastAsia="標楷體"/>
+          <w:sz w:val="24"/>
+          <w:lang w:eastAsia="zh-TW"/>
+        </w:rPr>
+      </w:pPr>
+    </w:p>
+    <w:p>
+      <w:pPr>
+        <w:tabs>
+          <w:tab w:val="left" w:pos="520"/>
+          <w:tab w:val="left" w:pos="521"/>
+        </w:tabs>
+        <w:spacing w:before="136"/>
+        <w:ind w:right="117"/>
+        <w:rPr>
+          <w:rFonts w:eastAsia="標楷體"/>
+          <w:sz w:val="24"/>
+          <w:lang w:eastAsia="zh-TW"/>
+        </w:rPr>
+      </w:pPr>
+    </w:p>
+    <w:p>
+      <w:pPr>
+        <w:tabs>
+          <w:tab w:val="left" w:pos="520"/>
+          <w:tab w:val="left" w:pos="521"/>
+        </w:tabs>
+        <w:spacing w:before="136"/>
+        <w:ind w:right="117"/>
+        <w:rPr>
+          <w:rFonts w:eastAsia="標楷體" w:hint="eastAsia"/>
+          <w:sz w:val="24"/>
+          <w:lang w:eastAsia="zh-TW"/>
+        </w:rPr>
+      </w:pPr>
     </w:p>
     <w:p>
       <w:pPr>
@@ -4121,6 +4100,7 @@
           <w:rFonts w:eastAsia="標楷體"/>
           <w:noProof/>
         </w:rPr>
+        <w:lastRenderedPageBreak/>
         <mc:AlternateContent>
           <mc:Choice Requires="wps">
             <w:drawing>
@@ -4186,7 +4166,7 @@
           </mc:Choice>
           <mc:Fallback>
             <w:pict>
-              <v:line w14:anchorId="7FC1683D" id="直線接點 6" o:spid="_x0000_s1026" style="position:absolute;z-index:-251643904;visibility:visible;mso-wrap-style:square;mso-width-percent:0;mso-height-percent:0;mso-wrap-distance-left:0;mso-wrap-distance-top:0;mso-wrap-distance-right:0;mso-wrap-distance-bottom:0;mso-position-horizontal:absolute;mso-position-horizontal-relative:page;mso-position-vertical:absolute;mso-position-vertical-relative:text;mso-width-percent:0;mso-height-percent:0;mso-width-relative:page;mso-height-relative:page" from="1in,10.9pt" to="540pt,10.9pt" o:gfxdata="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" strokeweight="1.5pt">
+              <v:line w14:anchorId="7485277B" id="直線接點 6" o:spid="_x0000_s1026" style="position:absolute;z-index:-251643904;visibility:visible;mso-wrap-style:square;mso-width-percent:0;mso-height-percent:0;mso-wrap-distance-left:0;mso-wrap-distance-top:0;mso-wrap-distance-right:0;mso-wrap-distance-bottom:0;mso-position-horizontal:absolute;mso-position-horizontal-relative:page;mso-position-vertical:absolute;mso-position-vertical-relative:text;mso-width-percent:0;mso-height-percent:0;mso-width-relative:page;mso-height-relative:page" from="1in,10.9pt" to="540pt,10.9pt" o:gfxdata="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" strokeweight="1.5pt">
                 <w10:wrap type="topAndBottom" anchorx="page"/>
               </v:line>
             </w:pict>
@@ -4299,7 +4279,7 @@
           </mc:Choice>
           <mc:Fallback>
             <w:pict>
-              <v:group w14:anchorId="2545D658" id="群組 5" o:spid="_x0000_s1026" style="width:469.5pt;height:3.3pt;mso-position-horizontal-relative:char;mso-position-vertical-relative:line" coordsize="9390,66" o:gfxdata="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">
+              <v:group w14:anchorId="4A497C0C" id="群組 5" o:spid="_x0000_s1026" style="width:469.5pt;height:3.3pt;mso-position-horizontal-relative:char;mso-position-vertical-relative:line" coordsize="9390,66" o:gfxdata="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">
                 <v:line id="Line 32" o:spid="_x0000_s1027" style="position:absolute;visibility:visible;mso-wrap-style:square" from="15,51" to="9375,51" o:connectortype="straight" o:gfxdata="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" strokeweight="1.5pt"/>
                 <w10:anchorlock/>
               </v:group>
@@ -4333,7 +4313,6 @@
           <w:sz w:val="24"/>
           <w:lang w:eastAsia="zh-TW"/>
         </w:rPr>
-        <w:lastRenderedPageBreak/>
         <w:t>經濟部</w:t>
       </w:r>
       <w:r>
@@ -4375,6 +4354,30 @@
           <w:lang w:eastAsia="zh-TW"/>
         </w:rPr>
         <w:t>初級</w:t>
+      </w:r>
+      <w:r>
+        <w:rPr>
+          <w:rFonts w:eastAsia="標楷體" w:hint="eastAsia"/>
+          <w:sz w:val="24"/>
+          <w:lang w:eastAsia="zh-TW"/>
+        </w:rPr>
+        <w:t>(</w:t>
+      </w:r>
+      <w:r>
+        <w:rPr>
+          <w:rFonts w:eastAsia="標楷體" w:hint="eastAsia"/>
+          <w:sz w:val="24"/>
+          <w:lang w:eastAsia="zh-TW"/>
+        </w:rPr>
+        <w:t>全國首批</w:t>
+      </w:r>
+      <w:r>
+        <w:rPr>
+          <w:rFonts w:eastAsia="標楷體" w:hint="eastAsia"/>
+          <w:sz w:val="24"/>
+          <w:lang w:eastAsia="zh-TW"/>
+        </w:rPr>
+        <w:t>)</w:t>
       </w:r>
       <w:r>
         <w:rPr>
@@ -4450,16 +4453,7 @@
           <w:sz w:val="24"/>
           <w:lang w:eastAsia="zh-TW"/>
         </w:rPr>
-        <w:t xml:space="preserve"> 550(L295/R255</w:t>
-      </w:r>
-      <w:proofErr w:type="gramStart"/>
-      <w:r>
-        <w:rPr>
-          <w:rFonts w:eastAsia="標楷體" w:hint="eastAsia"/>
-          <w:sz w:val="24"/>
-          <w:lang w:eastAsia="zh-TW"/>
-        </w:rPr>
-        <w:t>)</w:t>
+        <w:t xml:space="preserve"> 550(L295/R255)</w:t>
       </w:r>
       <w:r>
         <w:rPr>
@@ -4469,7 +4463,6 @@
         </w:rPr>
         <w:t xml:space="preserve"> ,</w:t>
       </w:r>
-      <w:proofErr w:type="gramEnd"/>
       <w:r>
         <w:rPr>
           <w:rFonts w:eastAsia="標楷體" w:hint="eastAsia"/>
@@ -4520,18 +4513,8 @@
           <w:sz w:val="24"/>
           <w:lang w:eastAsia="zh-TW"/>
         </w:rPr>
-        <w:t>電腦硬體裝修</w:t>
-      </w:r>
-      <w:proofErr w:type="gramStart"/>
-      <w:r>
-        <w:rPr>
-          <w:rFonts w:eastAsia="標楷體" w:hint="eastAsia"/>
-          <w:sz w:val="24"/>
-          <w:lang w:eastAsia="zh-TW"/>
-        </w:rPr>
-        <w:t>技術士丙級</w:t>
-      </w:r>
-      <w:proofErr w:type="gramEnd"/>
+        <w:t>電腦硬體裝修技術士丙級</w:t>
+      </w:r>
       <w:r>
         <w:rPr>
           <w:rFonts w:eastAsia="標楷體"/>
@@ -4742,18 +4725,8 @@
           <w:sz w:val="24"/>
           <w:lang w:eastAsia="zh-TW"/>
         </w:rPr>
-        <w:t>電腦軟體應用</w:t>
-      </w:r>
-      <w:proofErr w:type="gramStart"/>
-      <w:r>
-        <w:rPr>
-          <w:rFonts w:eastAsia="標楷體" w:hint="eastAsia"/>
-          <w:sz w:val="24"/>
-          <w:lang w:eastAsia="zh-TW"/>
-        </w:rPr>
-        <w:t>技術士乙級</w:t>
-      </w:r>
-      <w:proofErr w:type="gramEnd"/>
+        <w:t>電腦軟體應用技術士乙級</w:t>
+      </w:r>
       <w:r>
         <w:rPr>
           <w:rFonts w:eastAsia="標楷體"/>
@@ -5100,18 +5073,8 @@
           <w:sz w:val="24"/>
           <w:lang w:eastAsia="zh-TW"/>
         </w:rPr>
-        <w:t>電腦軟體應用</w:t>
-      </w:r>
-      <w:proofErr w:type="gramStart"/>
-      <w:r>
-        <w:rPr>
-          <w:rFonts w:eastAsia="標楷體" w:hint="eastAsia"/>
-          <w:sz w:val="24"/>
-          <w:lang w:eastAsia="zh-TW"/>
-        </w:rPr>
-        <w:t>技術士丙級</w:t>
-      </w:r>
-      <w:proofErr w:type="gramEnd"/>
+        <w:t>電腦軟體應用技術士丙級</w:t>
+      </w:r>
       <w:r>
         <w:rPr>
           <w:rFonts w:eastAsia="標楷體"/>
@@ -5233,7 +5196,7 @@
           </mc:Choice>
           <mc:Fallback>
             <w:pict>
-              <v:line w14:anchorId="6F8C1983" id="直線接點 6" o:spid="_x0000_s1026" style="position:absolute;z-index:-15725568;visibility:visible;mso-wrap-style:square;mso-width-percent:0;mso-height-percent:0;mso-wrap-distance-left:0;mso-wrap-distance-top:0;mso-wrap-distance-right:0;mso-wrap-distance-bottom:0;mso-position-horizontal:absolute;mso-position-horizontal-relative:page;mso-position-vertical:absolute;mso-position-vertical-relative:text;mso-width-percent:0;mso-height-percent:0;mso-width-relative:page;mso-height-relative:page" from="1in,10.9pt" to="540pt,10.9pt" o:gfxdata="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" strokeweight="1.5pt">
+              <v:line w14:anchorId="35355968" id="直線接點 6" o:spid="_x0000_s1026" style="position:absolute;z-index:-15725568;visibility:visible;mso-wrap-style:square;mso-width-percent:0;mso-height-percent:0;mso-wrap-distance-left:0;mso-wrap-distance-top:0;mso-wrap-distance-right:0;mso-wrap-distance-bottom:0;mso-position-horizontal:absolute;mso-position-horizontal-relative:page;mso-position-vertical:absolute;mso-position-vertical-relative:text;mso-width-percent:0;mso-height-percent:0;mso-width-relative:page;mso-height-relative:page" from="1in,10.9pt" to="540pt,10.9pt" o:gfxdata="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" strokeweight="1.5pt">
                 <w10:wrap type="topAndBottom" anchorx="page"/>
               </v:line>
             </w:pict>
@@ -5346,7 +5309,7 @@
           </mc:Choice>
           <mc:Fallback>
             <w:pict>
-              <v:group w14:anchorId="3E4C6707" id="群組 5" o:spid="_x0000_s1026" style="width:469.5pt;height:3.3pt;mso-position-horizontal-relative:char;mso-position-vertical-relative:line" coordsize="9390,66" o:gfxdata="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">
+              <v:group w14:anchorId="16338DD7" id="群組 5" o:spid="_x0000_s1026" style="width:469.5pt;height:3.3pt;mso-position-horizontal-relative:char;mso-position-vertical-relative:line" coordsize="9390,66" o:gfxdata="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">
                 <v:line id="Line 32" o:spid="_x0000_s1027" style="position:absolute;visibility:visible;mso-wrap-style:square" from="15,51" to="9375,51" o:connectortype="straight" o:gfxdata="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" strokeweight="1.5pt"/>
                 <w10:anchorlock/>
               </v:group>
@@ -5459,23 +5422,13 @@
           <w:lang w:eastAsia="zh-TW"/>
         </w:rPr>
       </w:pPr>
-      <w:proofErr w:type="gramStart"/>
-      <w:r>
-        <w:rPr>
-          <w:rFonts w:eastAsia="標楷體" w:hint="eastAsia"/>
-          <w:sz w:val="24"/>
-          <w:lang w:eastAsia="zh-TW"/>
-        </w:rPr>
-        <w:t>特教生國語</w:t>
-      </w:r>
-      <w:proofErr w:type="gramEnd"/>
-      <w:r>
-        <w:rPr>
-          <w:rFonts w:eastAsia="標楷體" w:hint="eastAsia"/>
-          <w:sz w:val="24"/>
-          <w:lang w:eastAsia="zh-TW"/>
-        </w:rPr>
-        <w:t>與對話能力之資訊輔導</w:t>
+      <w:r>
+        <w:rPr>
+          <w:rFonts w:eastAsia="標楷體" w:hint="eastAsia"/>
+          <w:sz w:val="24"/>
+          <w:lang w:eastAsia="zh-TW"/>
+        </w:rPr>
+        <w:t>特教生國語與對話能力之資訊輔導</w:t>
       </w:r>
       <w:r>
         <w:rPr>
@@ -5732,23 +5685,13 @@
           <w:lang w:eastAsia="zh-TW"/>
         </w:rPr>
       </w:pPr>
-      <w:proofErr w:type="gramStart"/>
-      <w:r>
-        <w:rPr>
-          <w:rFonts w:eastAsia="標楷體" w:hint="eastAsia"/>
-          <w:sz w:val="24"/>
-          <w:lang w:eastAsia="zh-TW"/>
-        </w:rPr>
-        <w:t>圖書館借還書</w:t>
-      </w:r>
-      <w:proofErr w:type="gramEnd"/>
-      <w:r>
-        <w:rPr>
-          <w:rFonts w:eastAsia="標楷體" w:hint="eastAsia"/>
-          <w:sz w:val="24"/>
-          <w:lang w:eastAsia="zh-TW"/>
-        </w:rPr>
-        <w:t>系統</w:t>
+      <w:r>
+        <w:rPr>
+          <w:rFonts w:eastAsia="標楷體" w:hint="eastAsia"/>
+          <w:sz w:val="24"/>
+          <w:lang w:eastAsia="zh-TW"/>
+        </w:rPr>
+        <w:t>圖書館借還書系統</w:t>
       </w:r>
       <w:r>
         <w:rPr>
@@ -5988,23 +5931,13 @@
         </w:rPr>
         <w:t xml:space="preserve"> </w:t>
       </w:r>
-      <w:proofErr w:type="gramStart"/>
-      <w:r>
-        <w:rPr>
-          <w:rFonts w:eastAsia="標楷體" w:hint="eastAsia"/>
-          <w:sz w:val="24"/>
-          <w:lang w:eastAsia="zh-TW"/>
-        </w:rPr>
-        <w:t>快篩試劑</w:t>
-      </w:r>
-      <w:proofErr w:type="gramEnd"/>
-      <w:r>
-        <w:rPr>
-          <w:rFonts w:eastAsia="標楷體" w:hint="eastAsia"/>
-          <w:sz w:val="24"/>
-          <w:lang w:eastAsia="zh-TW"/>
-        </w:rPr>
-        <w:t>診所配發查詢</w:t>
+      <w:r>
+        <w:rPr>
+          <w:rFonts w:eastAsia="標楷體" w:hint="eastAsia"/>
+          <w:sz w:val="24"/>
+          <w:lang w:eastAsia="zh-TW"/>
+        </w:rPr>
+        <w:t>快篩試劑診所配發查詢</w:t>
       </w:r>
       <w:r>
         <w:rPr>

--- a/assets/JieLong Chen CV(ch).docx
+++ b/assets/JieLong Chen CV(ch).docx
@@ -326,7 +326,7 @@
           </mc:Choice>
           <mc:Fallback>
             <w:pict>
-              <v:line w14:anchorId="31E263FF" id="直線接點 13" o:spid="_x0000_s1026" style="position:absolute;z-index:-15722496;visibility:visible;mso-wrap-style:square;mso-width-percent:0;mso-height-percent:0;mso-wrap-distance-left:0;mso-wrap-distance-top:0;mso-wrap-distance-right:0;mso-wrap-distance-bottom:0;mso-position-horizontal:absolute;mso-position-horizontal-relative:page;mso-position-vertical:absolute;mso-position-vertical-relative:text;mso-width-percent:0;mso-height-percent:0;mso-width-relative:page;mso-height-relative:page" from="1in,10.9pt" to="540pt,10.9pt" o:gfxdata="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" strokeweight="1.5pt">
+              <v:line w14:anchorId="1D9C57B7" id="直線接點 13" o:spid="_x0000_s1026" style="position:absolute;z-index:-15722496;visibility:visible;mso-wrap-style:square;mso-width-percent:0;mso-height-percent:0;mso-wrap-distance-left:0;mso-wrap-distance-top:0;mso-wrap-distance-right:0;mso-wrap-distance-bottom:0;mso-position-horizontal:absolute;mso-position-horizontal-relative:page;mso-position-vertical:absolute;mso-position-vertical-relative:text;mso-width-percent:0;mso-height-percent:0;mso-width-relative:page;mso-height-relative:page" from="1in,10.9pt" to="540pt,10.9pt" o:gfxdata="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" strokeweight="1.5pt">
                 <w10:wrap type="topAndBottom" anchorx="page"/>
               </v:line>
             </w:pict>
@@ -438,7 +438,7 @@
           </mc:Choice>
           <mc:Fallback>
             <w:pict>
-              <v:group w14:anchorId="3E7ABE66" id="群組 12" o:spid="_x0000_s1026" style="width:469.5pt;height:3.3pt;mso-position-horizontal-relative:char;mso-position-vertical-relative:line" coordsize="9390,66" o:gfxdata="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">
+              <v:group w14:anchorId="5E2989C7" id="群組 12" o:spid="_x0000_s1026" style="width:469.5pt;height:3.3pt;mso-position-horizontal-relative:char;mso-position-vertical-relative:line" coordsize="9390,66" o:gfxdata="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">
                 <v:line id="Line 26" o:spid="_x0000_s1027" style="position:absolute;visibility:visible;mso-wrap-style:square" from="15,51" to="9375,51" o:connectortype="straight" o:gfxdata="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" strokeweight="1.5pt"/>
                 <w10:anchorlock/>
               </v:group>
@@ -452,17 +452,18 @@
         <w:pStyle w:val="a3"/>
         <w:spacing w:before="123" w:line="276" w:lineRule="auto"/>
         <w:ind w:left="160"/>
-        <w:rPr>
-          <w:rFonts w:eastAsia="標楷體"/>
-          <w:lang w:eastAsia="zh-TW"/>
-        </w:rPr>
-      </w:pPr>
-      <w:r>
-        <w:rPr>
-          <w:rFonts w:eastAsia="標楷體"/>
-          <w:lang w:eastAsia="zh-TW"/>
-        </w:rPr>
-        <w:t>Jie-Long Chen is currently a graduate student in the Department of Information Management at National Yunlin University of Science and Technology, where he was awarded a full scholarship of 600,000 NTD for his master's degree. He received the B.S. degree in Information Management from National Pingtung University in 2024. He has experience in information technology tutoring, serving as a teaching assistant for programming courses, and working as a software development intern at CTBC Bank.</w:t>
+        <w:jc w:val="both"/>
+        <w:rPr>
+          <w:rFonts w:eastAsia="標楷體"/>
+          <w:lang w:eastAsia="zh-TW"/>
+        </w:rPr>
+      </w:pPr>
+      <w:r>
+        <w:rPr>
+          <w:rFonts w:eastAsia="標楷體"/>
+          <w:lang w:eastAsia="zh-TW"/>
+        </w:rPr>
+        <w:t>Jie-Long Chen is a graduate student in Information Management at National Yunlin University of Science and Technology, awarded a prestigious NT$600,000 merit scholarship. He has solid experience in algorithms, system development, and AI applications. Previously, he worked as a software development intern at CTBC Bank and has served as a teaching assistant for multiple university-level programming courses, as well as a private IT tutor. His research has earned recognition with an Outstanding Paper Award at the ICIM International Conference, and he serves as a reviewer for the IEEE Conference on Computational Intelligence in Bioinformatics and Computational Biology (CIBCB). He has developed a wide range of application systems across fields such as educational technology, financial technology, and daily life solutions, demonstrating extensive project execution and cross-disciplinary collaboration skills.</w:t>
       </w:r>
     </w:p>
     <w:p>
@@ -544,7 +545,7 @@
           </mc:Choice>
           <mc:Fallback>
             <w:pict>
-              <v:line w14:anchorId="4ABEF846" id="直線接點 10" o:spid="_x0000_s1026" style="position:absolute;z-index:-251661824;visibility:visible;mso-wrap-style:square;mso-width-percent:0;mso-height-percent:0;mso-wrap-distance-left:0;mso-wrap-distance-top:0;mso-wrap-distance-right:0;mso-wrap-distance-bottom:0;mso-position-horizontal:absolute;mso-position-horizontal-relative:page;mso-position-vertical:absolute;mso-position-vertical-relative:text;mso-width-percent:0;mso-height-percent:0;mso-width-relative:page;mso-height-relative:page" from="1in,10.45pt" to="540pt,10.45pt" o:gfxdata="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" strokeweight="1.5pt">
+              <v:line w14:anchorId="0F82A0D9" id="直線接點 10" o:spid="_x0000_s1026" style="position:absolute;z-index:-251661824;visibility:visible;mso-wrap-style:square;mso-width-percent:0;mso-height-percent:0;mso-wrap-distance-left:0;mso-wrap-distance-top:0;mso-wrap-distance-right:0;mso-wrap-distance-bottom:0;mso-position-horizontal:absolute;mso-position-horizontal-relative:page;mso-position-vertical:absolute;mso-position-vertical-relative:text;mso-width-percent:0;mso-height-percent:0;mso-width-relative:page;mso-height-relative:page" from="1in,10.45pt" to="540pt,10.45pt" o:gfxdata="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" strokeweight="1.5pt">
                 <w10:wrap type="topAndBottom" anchorx="page"/>
               </v:line>
             </w:pict>
@@ -656,7 +657,7 @@
           </mc:Choice>
           <mc:Fallback>
             <w:pict>
-              <v:group w14:anchorId="0289786E" id="群組 9" o:spid="_x0000_s1026" style="width:469.5pt;height:3.3pt;mso-position-horizontal-relative:char;mso-position-vertical-relative:line" coordsize="9390,66" o:gfxdata="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">
+              <v:group w14:anchorId="47142BB0" id="群組 9" o:spid="_x0000_s1026" style="width:469.5pt;height:3.3pt;mso-position-horizontal-relative:char;mso-position-vertical-relative:line" coordsize="9390,66" o:gfxdata="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">
                 <v:line id="Line 26" o:spid="_x0000_s1027" style="position:absolute;visibility:visible;mso-wrap-style:square" from="15,51" to="9375,51" o:connectortype="straight" o:gfxdata="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" strokeweight="1.5pt"/>
                 <w10:anchorlock/>
               </v:group>
@@ -831,6 +832,7 @@
               </w:rPr>
               <w:t xml:space="preserve"> </w:t>
             </w:r>
+            <w:proofErr w:type="spellStart"/>
             <w:r>
               <w:rPr>
                 <w:rFonts w:eastAsia="標楷體"/>
@@ -838,6 +840,7 @@
               </w:rPr>
               <w:t>迄今</w:t>
             </w:r>
+            <w:proofErr w:type="spellEnd"/>
           </w:p>
         </w:tc>
       </w:tr>
@@ -1226,6 +1229,7 @@
         </w:rPr>
         <w:t xml:space="preserve"> </w:t>
       </w:r>
+      <w:proofErr w:type="gramStart"/>
       <w:r>
         <w:rPr>
           <w:rFonts w:eastAsia="標楷體"/>
@@ -1234,6 +1238,7 @@
         </w:rPr>
         <w:t>–</w:t>
       </w:r>
+      <w:proofErr w:type="gramEnd"/>
       <w:r>
         <w:rPr>
           <w:rFonts w:eastAsia="標楷體" w:hint="eastAsia"/>
@@ -1412,6 +1417,7 @@
         </w:rPr>
         <w:t xml:space="preserve">2 </w:t>
       </w:r>
+      <w:proofErr w:type="gramStart"/>
       <w:r>
         <w:rPr>
           <w:rFonts w:eastAsia="標楷體"/>
@@ -1420,6 +1426,7 @@
         </w:rPr>
         <w:t>–</w:t>
       </w:r>
+      <w:proofErr w:type="gramEnd"/>
       <w:r>
         <w:rPr>
           <w:rFonts w:eastAsia="標楷體" w:hint="eastAsia"/>
@@ -1598,6 +1605,7 @@
         </w:rPr>
         <w:t xml:space="preserve"> </w:t>
       </w:r>
+      <w:proofErr w:type="gramStart"/>
       <w:r>
         <w:rPr>
           <w:rFonts w:eastAsia="標楷體"/>
@@ -1606,6 +1614,7 @@
         </w:rPr>
         <w:t>–</w:t>
       </w:r>
+      <w:proofErr w:type="gramEnd"/>
       <w:r>
         <w:rPr>
           <w:rFonts w:eastAsia="標楷體" w:hint="eastAsia"/>
@@ -1815,6 +1824,7 @@
         </w:rPr>
         <w:t xml:space="preserve"> </w:t>
       </w:r>
+      <w:proofErr w:type="gramStart"/>
       <w:r>
         <w:rPr>
           <w:rFonts w:eastAsia="標楷體"/>
@@ -1823,6 +1833,7 @@
         </w:rPr>
         <w:t>–</w:t>
       </w:r>
+      <w:proofErr w:type="gramEnd"/>
       <w:r>
         <w:rPr>
           <w:rFonts w:eastAsia="標楷體" w:hint="eastAsia"/>
@@ -2045,7 +2056,7 @@
           </mc:Choice>
           <mc:Fallback>
             <w:pict>
-              <v:line w14:anchorId="3DB38507" id="直線接點 6" o:spid="_x0000_s1026" style="position:absolute;z-index:-251649024;visibility:visible;mso-wrap-style:square;mso-width-percent:0;mso-height-percent:0;mso-wrap-distance-left:0;mso-wrap-distance-top:0;mso-wrap-distance-right:0;mso-wrap-distance-bottom:0;mso-position-horizontal:absolute;mso-position-horizontal-relative:page;mso-position-vertical:absolute;mso-position-vertical-relative:text;mso-width-percent:0;mso-height-percent:0;mso-width-relative:page;mso-height-relative:page" from="1in,10.9pt" to="540pt,10.9pt" o:gfxdata="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" strokeweight="1.5pt">
+              <v:line w14:anchorId="0C177909" id="直線接點 6" o:spid="_x0000_s1026" style="position:absolute;z-index:-251649024;visibility:visible;mso-wrap-style:square;mso-width-percent:0;mso-height-percent:0;mso-wrap-distance-left:0;mso-wrap-distance-top:0;mso-wrap-distance-right:0;mso-wrap-distance-bottom:0;mso-position-horizontal:absolute;mso-position-horizontal-relative:page;mso-position-vertical:absolute;mso-position-vertical-relative:text;mso-width-percent:0;mso-height-percent:0;mso-width-relative:page;mso-height-relative:page" from="1in,10.9pt" to="540pt,10.9pt" o:gfxdata="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" strokeweight="1.5pt">
                 <w10:wrap type="topAndBottom" anchorx="page"/>
               </v:line>
             </w:pict>
@@ -2157,7 +2168,7 @@
           </mc:Choice>
           <mc:Fallback>
             <w:pict>
-              <v:group w14:anchorId="2DCF469D" id="群組 5" o:spid="_x0000_s1026" style="width:469.5pt;height:3.3pt;mso-position-horizontal-relative:char;mso-position-vertical-relative:line" coordsize="9390,66" o:gfxdata="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">
+              <v:group w14:anchorId="2D4B8FDF" id="群組 5" o:spid="_x0000_s1026" style="width:469.5pt;height:3.3pt;mso-position-horizontal-relative:char;mso-position-vertical-relative:line" coordsize="9390,66" o:gfxdata="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">
                 <v:line id="Line 26" o:spid="_x0000_s1027" style="position:absolute;visibility:visible;mso-wrap-style:square" from="15,51" to="9375,51" o:connectortype="straight" o:gfxdata="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" strokeweight="1.5pt"/>
                 <w10:anchorlock/>
               </v:group>
@@ -2202,7 +2213,7 @@
           <w:numId w:val="1"/>
         </w:numPr>
         <w:rPr>
-          <w:rFonts w:eastAsia="標楷體"/>
+          <w:rFonts w:eastAsia="標楷體" w:hint="eastAsia"/>
           <w:sz w:val="24"/>
           <w:lang w:eastAsia="zh-TW"/>
         </w:rPr>
@@ -2217,6 +2228,7 @@
           <w:sz w:val="24"/>
           <w:lang w:eastAsia="zh-TW"/>
         </w:rPr>
+        <w:lastRenderedPageBreak/>
         <w:t>Jie-Long Chen</w:t>
       </w:r>
       <w:r>
@@ -2227,33 +2239,6 @@
         </w:rPr>
         <w:t>, Wan-Ying Zheng, Wen-Feng Hsiao, "Mutually Reinforcing: A Platform for Interactive Learning and Emotional Recognition in Mandarin Tutoring for Special Education Students", The 36th International Conference on Information Management, 2025/05/16, CSIM, Taipei.</w:t>
       </w:r>
-    </w:p>
-    <w:p>
-      <w:pPr>
-        <w:pStyle w:val="a5"/>
-        <w:tabs>
-          <w:tab w:val="left" w:pos="520"/>
-          <w:tab w:val="left" w:pos="521"/>
-        </w:tabs>
-        <w:spacing w:before="136"/>
-        <w:ind w:right="117" w:firstLine="0"/>
-        <w:rPr>
-          <w:rFonts w:eastAsia="標楷體"/>
-          <w:sz w:val="24"/>
-          <w:lang w:eastAsia="zh-TW"/>
-        </w:rPr>
-      </w:pPr>
-    </w:p>
-    <w:p>
-      <w:pPr>
-        <w:pStyle w:val="a3"/>
-        <w:spacing w:before="123"/>
-        <w:ind w:left="160"/>
-        <w:rPr>
-          <w:rFonts w:eastAsia="標楷體"/>
-          <w:lang w:eastAsia="zh-TW"/>
-        </w:rPr>
-      </w:pPr>
     </w:p>
     <w:p>
       <w:pPr>
@@ -2334,7 +2319,7 @@
           </mc:Choice>
           <mc:Fallback>
             <w:pict>
-              <v:line w14:anchorId="4D375BD1" id="直線接點 6" o:spid="_x0000_s1026" style="position:absolute;z-index:-15720448;visibility:visible;mso-wrap-style:square;mso-width-percent:0;mso-height-percent:0;mso-wrap-distance-left:0;mso-wrap-distance-top:0;mso-wrap-distance-right:0;mso-wrap-distance-bottom:0;mso-position-horizontal:absolute;mso-position-horizontal-relative:page;mso-position-vertical:absolute;mso-position-vertical-relative:text;mso-width-percent:0;mso-height-percent:0;mso-width-relative:page;mso-height-relative:page" from="1in,10.9pt" to="540pt,10.9pt" o:gfxdata="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" strokeweight="1.5pt">
+              <v:line w14:anchorId="6B696C29" id="直線接點 6" o:spid="_x0000_s1026" style="position:absolute;z-index:-15720448;visibility:visible;mso-wrap-style:square;mso-width-percent:0;mso-height-percent:0;mso-wrap-distance-left:0;mso-wrap-distance-top:0;mso-wrap-distance-right:0;mso-wrap-distance-bottom:0;mso-position-horizontal:absolute;mso-position-horizontal-relative:page;mso-position-vertical:absolute;mso-position-vertical-relative:text;mso-width-percent:0;mso-height-percent:0;mso-width-relative:page;mso-height-relative:page" from="1in,10.9pt" to="540pt,10.9pt" o:gfxdata="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" strokeweight="1.5pt">
                 <w10:wrap type="topAndBottom" anchorx="page"/>
               </v:line>
             </w:pict>
@@ -2446,7 +2431,7 @@
           </mc:Choice>
           <mc:Fallback>
             <w:pict>
-              <v:group w14:anchorId="35B9EF3A" id="群組 5" o:spid="_x0000_s1026" style="width:469.5pt;height:3.3pt;mso-position-horizontal-relative:char;mso-position-vertical-relative:line" coordsize="9390,66" o:gfxdata="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">
+              <v:group w14:anchorId="0737169F" id="群組 5" o:spid="_x0000_s1026" style="width:469.5pt;height:3.3pt;mso-position-horizontal-relative:char;mso-position-vertical-relative:line" coordsize="9390,66" o:gfxdata="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">
                 <v:line id="Line 26" o:spid="_x0000_s1027" style="position:absolute;visibility:visible;mso-wrap-style:square" from="15,51" to="9375,51" o:connectortype="straight" o:gfxdata="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" strokeweight="1.5pt"/>
                 <w10:anchorlock/>
               </v:group>
@@ -2480,7 +2465,25 @@
           <w:sz w:val="24"/>
           <w:lang w:eastAsia="zh-TW"/>
         </w:rPr>
-        <w:t>相輔相程─特教生國文與對話能力之資訊輔導</w:t>
+        <w:t>相輔相程</w:t>
+      </w:r>
+      <w:proofErr w:type="gramStart"/>
+      <w:r>
+        <w:rPr>
+          <w:rFonts w:eastAsia="標楷體" w:hint="eastAsia"/>
+          <w:sz w:val="24"/>
+          <w:lang w:eastAsia="zh-TW"/>
+        </w:rPr>
+        <w:t>─特教生國文</w:t>
+      </w:r>
+      <w:proofErr w:type="gramEnd"/>
+      <w:r>
+        <w:rPr>
+          <w:rFonts w:eastAsia="標楷體" w:hint="eastAsia"/>
+          <w:sz w:val="24"/>
+          <w:lang w:eastAsia="zh-TW"/>
+        </w:rPr>
+        <w:t>與對話能力之資訊輔導</w:t>
       </w:r>
       <w:r>
         <w:rPr>
@@ -2587,7 +2590,7 @@
           </mc:Choice>
           <mc:Fallback>
             <w:pict>
-              <v:line w14:anchorId="29620FD3" id="直線接點 6" o:spid="_x0000_s1026" style="position:absolute;z-index:-251664384;visibility:visible;mso-wrap-style:square;mso-width-percent:0;mso-height-percent:0;mso-wrap-distance-left:0;mso-wrap-distance-top:0;mso-wrap-distance-right:0;mso-wrap-distance-bottom:0;mso-position-horizontal:absolute;mso-position-horizontal-relative:page;mso-position-vertical:absolute;mso-position-vertical-relative:text;mso-width-percent:0;mso-height-percent:0;mso-width-relative:page;mso-height-relative:page" from="1in,10.9pt" to="540pt,10.9pt" o:gfxdata="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" strokeweight="1.5pt">
+              <v:line w14:anchorId="4B3A96E7" id="直線接點 6" o:spid="_x0000_s1026" style="position:absolute;z-index:-251664384;visibility:visible;mso-wrap-style:square;mso-width-percent:0;mso-height-percent:0;mso-wrap-distance-left:0;mso-wrap-distance-top:0;mso-wrap-distance-right:0;mso-wrap-distance-bottom:0;mso-position-horizontal:absolute;mso-position-horizontal-relative:page;mso-position-vertical:absolute;mso-position-vertical-relative:text;mso-width-percent:0;mso-height-percent:0;mso-width-relative:page;mso-height-relative:page" from="1in,10.9pt" to="540pt,10.9pt" o:gfxdata="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" strokeweight="1.5pt">
                 <w10:wrap type="topAndBottom" anchorx="page"/>
               </v:line>
             </w:pict>
@@ -2700,7 +2703,7 @@
           </mc:Choice>
           <mc:Fallback>
             <w:pict>
-              <v:group w14:anchorId="695A3449" id="群組 5" o:spid="_x0000_s1026" style="width:469.5pt;height:3.3pt;mso-position-horizontal-relative:char;mso-position-vertical-relative:line" coordsize="9390,66" o:gfxdata="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">
+              <v:group w14:anchorId="486BB776" id="群組 5" o:spid="_x0000_s1026" style="width:469.5pt;height:3.3pt;mso-position-horizontal-relative:char;mso-position-vertical-relative:line" coordsize="9390,66" o:gfxdata="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">
                 <v:line id="Line 32" o:spid="_x0000_s1027" style="position:absolute;visibility:visible;mso-wrap-style:square" from="15,51" to="9375,51" o:connectortype="straight" o:gfxdata="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" strokeweight="1.5pt"/>
                 <w10:anchorlock/>
               </v:group>
@@ -2802,7 +2805,25 @@
           <w:sz w:val="24"/>
           <w:lang w:eastAsia="zh-TW"/>
         </w:rPr>
-        <w:t>Reviewer of IEEE Conference on Computational Intelligence in Bioinformatics and Computational Biology(CIBCB), 2025</w:t>
+        <w:t xml:space="preserve">Reviewer of IEEE Conference on Computational Intelligence in Bioinformatics and Computational </w:t>
+      </w:r>
+      <w:proofErr w:type="gramStart"/>
+      <w:r>
+        <w:rPr>
+          <w:rFonts w:eastAsia="標楷體"/>
+          <w:sz w:val="24"/>
+          <w:lang w:eastAsia="zh-TW"/>
+        </w:rPr>
+        <w:t>Biology(</w:t>
+      </w:r>
+      <w:proofErr w:type="gramEnd"/>
+      <w:r>
+        <w:rPr>
+          <w:rFonts w:eastAsia="標楷體"/>
+          <w:sz w:val="24"/>
+          <w:lang w:eastAsia="zh-TW"/>
+        </w:rPr>
+        <w:t>CIBCB), 2025</w:t>
       </w:r>
     </w:p>
     <w:p>
@@ -3243,9 +3264,19 @@
           <w:sz w:val="24"/>
           <w:lang w:eastAsia="zh-TW"/>
         </w:rPr>
-        <w:t>國立屏東大學五育獎</w:t>
+        <w:t>國立屏東大學五</w:t>
+      </w:r>
+      <w:proofErr w:type="gramStart"/>
+      <w:r>
+        <w:rPr>
+          <w:rFonts w:eastAsia="標楷體" w:hint="eastAsia"/>
+          <w:sz w:val="24"/>
+          <w:lang w:eastAsia="zh-TW"/>
+        </w:rPr>
+        <w:t>育獎</w:t>
       </w:r>
       <w:bookmarkStart w:id="1" w:name="_Hlk180443757"/>
+      <w:proofErr w:type="gramEnd"/>
       <w:r>
         <w:rPr>
           <w:rFonts w:eastAsia="標楷體" w:hint="eastAsia"/>
@@ -3611,6 +3642,7 @@
         </w:rPr>
         <w:t>創辦</w:t>
       </w:r>
+      <w:proofErr w:type="spellStart"/>
       <w:r>
         <w:rPr>
           <w:rFonts w:eastAsia="標楷體"/>
@@ -3619,6 +3651,7 @@
         </w:rPr>
         <w:t>CodeCrafters</w:t>
       </w:r>
+      <w:proofErr w:type="spellEnd"/>
       <w:r>
         <w:rPr>
           <w:rFonts w:eastAsia="標楷體" w:hint="eastAsia"/>
@@ -3897,7 +3930,25 @@
           <w:sz w:val="24"/>
           <w:lang w:eastAsia="zh-TW"/>
         </w:rPr>
-        <w:t>巨匠電腦金匠獎</w:t>
+        <w:t>巨匠電腦金</w:t>
+      </w:r>
+      <w:proofErr w:type="gramStart"/>
+      <w:r>
+        <w:rPr>
+          <w:rFonts w:eastAsia="標楷體" w:hint="eastAsia"/>
+          <w:sz w:val="24"/>
+          <w:lang w:eastAsia="zh-TW"/>
+        </w:rPr>
+        <w:t>匠</w:t>
+      </w:r>
+      <w:proofErr w:type="gramEnd"/>
+      <w:r>
+        <w:rPr>
+          <w:rFonts w:eastAsia="標楷體" w:hint="eastAsia"/>
+          <w:sz w:val="24"/>
+          <w:lang w:eastAsia="zh-TW"/>
+        </w:rPr>
+        <w:t>獎</w:t>
       </w:r>
       <w:r>
         <w:rPr>
@@ -4005,8 +4056,18 @@
           <w:sz w:val="24"/>
           <w:lang w:eastAsia="zh-TW"/>
         </w:rPr>
-        <w:t>計算機概論與商業概論滿級分</w:t>
-      </w:r>
+        <w:t>計算機概論與商業</w:t>
+      </w:r>
+      <w:proofErr w:type="gramStart"/>
+      <w:r>
+        <w:rPr>
+          <w:rFonts w:eastAsia="標楷體" w:hint="eastAsia"/>
+          <w:sz w:val="24"/>
+          <w:lang w:eastAsia="zh-TW"/>
+        </w:rPr>
+        <w:t>概論滿級分</w:t>
+      </w:r>
+      <w:proofErr w:type="gramEnd"/>
       <w:r>
         <w:rPr>
           <w:rFonts w:eastAsia="標楷體"/>
@@ -4042,42 +4103,13 @@
     </w:p>
     <w:p>
       <w:pPr>
+        <w:pStyle w:val="a5"/>
         <w:tabs>
           <w:tab w:val="left" w:pos="520"/>
           <w:tab w:val="left" w:pos="521"/>
         </w:tabs>
         <w:spacing w:before="136"/>
-        <w:ind w:right="117"/>
-        <w:rPr>
-          <w:rFonts w:eastAsia="標楷體"/>
-          <w:sz w:val="24"/>
-          <w:lang w:eastAsia="zh-TW"/>
-        </w:rPr>
-      </w:pPr>
-    </w:p>
-    <w:p>
-      <w:pPr>
-        <w:tabs>
-          <w:tab w:val="left" w:pos="520"/>
-          <w:tab w:val="left" w:pos="521"/>
-        </w:tabs>
-        <w:spacing w:before="136"/>
-        <w:ind w:right="117"/>
-        <w:rPr>
-          <w:rFonts w:eastAsia="標楷體"/>
-          <w:sz w:val="24"/>
-          <w:lang w:eastAsia="zh-TW"/>
-        </w:rPr>
-      </w:pPr>
-    </w:p>
-    <w:p>
-      <w:pPr>
-        <w:tabs>
-          <w:tab w:val="left" w:pos="520"/>
-          <w:tab w:val="left" w:pos="521"/>
-        </w:tabs>
-        <w:spacing w:before="136"/>
-        <w:ind w:right="117"/>
+        <w:ind w:right="117" w:firstLine="0"/>
         <w:rPr>
           <w:rFonts w:eastAsia="標楷體" w:hint="eastAsia"/>
           <w:sz w:val="24"/>
@@ -4166,7 +4198,7 @@
           </mc:Choice>
           <mc:Fallback>
             <w:pict>
-              <v:line w14:anchorId="7485277B" id="直線接點 6" o:spid="_x0000_s1026" style="position:absolute;z-index:-251643904;visibility:visible;mso-wrap-style:square;mso-width-percent:0;mso-height-percent:0;mso-wrap-distance-left:0;mso-wrap-distance-top:0;mso-wrap-distance-right:0;mso-wrap-distance-bottom:0;mso-position-horizontal:absolute;mso-position-horizontal-relative:page;mso-position-vertical:absolute;mso-position-vertical-relative:text;mso-width-percent:0;mso-height-percent:0;mso-width-relative:page;mso-height-relative:page" from="1in,10.9pt" to="540pt,10.9pt" o:gfxdata="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" strokeweight="1.5pt">
+              <v:line w14:anchorId="5126DD2E" id="直線接點 6" o:spid="_x0000_s1026" style="position:absolute;z-index:-251643904;visibility:visible;mso-wrap-style:square;mso-width-percent:0;mso-height-percent:0;mso-wrap-distance-left:0;mso-wrap-distance-top:0;mso-wrap-distance-right:0;mso-wrap-distance-bottom:0;mso-position-horizontal:absolute;mso-position-horizontal-relative:page;mso-position-vertical:absolute;mso-position-vertical-relative:text;mso-width-percent:0;mso-height-percent:0;mso-width-relative:page;mso-height-relative:page" from="1in,10.9pt" to="540pt,10.9pt" o:gfxdata="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" strokeweight="1.5pt">
                 <w10:wrap type="topAndBottom" anchorx="page"/>
               </v:line>
             </w:pict>
@@ -4279,7 +4311,7 @@
           </mc:Choice>
           <mc:Fallback>
             <w:pict>
-              <v:group w14:anchorId="4A497C0C" id="群組 5" o:spid="_x0000_s1026" style="width:469.5pt;height:3.3pt;mso-position-horizontal-relative:char;mso-position-vertical-relative:line" coordsize="9390,66" o:gfxdata="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">
+              <v:group w14:anchorId="6B59A48A" id="群組 5" o:spid="_x0000_s1026" style="width:469.5pt;height:3.3pt;mso-position-horizontal-relative:char;mso-position-vertical-relative:line" coordsize="9390,66" o:gfxdata="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">
                 <v:line id="Line 32" o:spid="_x0000_s1027" style="position:absolute;visibility:visible;mso-wrap-style:square" from="15,51" to="9375,51" o:connectortype="straight" o:gfxdata="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" strokeweight="1.5pt"/>
                 <w10:anchorlock/>
               </v:group>
@@ -4453,7 +4485,16 @@
           <w:sz w:val="24"/>
           <w:lang w:eastAsia="zh-TW"/>
         </w:rPr>
-        <w:t xml:space="preserve"> 550(L295/R255)</w:t>
+        <w:t xml:space="preserve"> 550(L295/R255</w:t>
+      </w:r>
+      <w:proofErr w:type="gramStart"/>
+      <w:r>
+        <w:rPr>
+          <w:rFonts w:eastAsia="標楷體" w:hint="eastAsia"/>
+          <w:sz w:val="24"/>
+          <w:lang w:eastAsia="zh-TW"/>
+        </w:rPr>
+        <w:t>)</w:t>
       </w:r>
       <w:r>
         <w:rPr>
@@ -4463,6 +4504,7 @@
         </w:rPr>
         <w:t xml:space="preserve"> ,</w:t>
       </w:r>
+      <w:proofErr w:type="gramEnd"/>
       <w:r>
         <w:rPr>
           <w:rFonts w:eastAsia="標楷體" w:hint="eastAsia"/>
@@ -4513,8 +4555,18 @@
           <w:sz w:val="24"/>
           <w:lang w:eastAsia="zh-TW"/>
         </w:rPr>
-        <w:t>電腦硬體裝修技術士丙級</w:t>
-      </w:r>
+        <w:t>電腦硬體裝修</w:t>
+      </w:r>
+      <w:proofErr w:type="gramStart"/>
+      <w:r>
+        <w:rPr>
+          <w:rFonts w:eastAsia="標楷體" w:hint="eastAsia"/>
+          <w:sz w:val="24"/>
+          <w:lang w:eastAsia="zh-TW"/>
+        </w:rPr>
+        <w:t>技術士丙級</w:t>
+      </w:r>
+      <w:proofErr w:type="gramEnd"/>
       <w:r>
         <w:rPr>
           <w:rFonts w:eastAsia="標楷體"/>
@@ -4725,8 +4777,18 @@
           <w:sz w:val="24"/>
           <w:lang w:eastAsia="zh-TW"/>
         </w:rPr>
-        <w:t>電腦軟體應用技術士乙級</w:t>
-      </w:r>
+        <w:t>電腦軟體應用</w:t>
+      </w:r>
+      <w:proofErr w:type="gramStart"/>
+      <w:r>
+        <w:rPr>
+          <w:rFonts w:eastAsia="標楷體" w:hint="eastAsia"/>
+          <w:sz w:val="24"/>
+          <w:lang w:eastAsia="zh-TW"/>
+        </w:rPr>
+        <w:t>技術士乙級</w:t>
+      </w:r>
+      <w:proofErr w:type="gramEnd"/>
       <w:r>
         <w:rPr>
           <w:rFonts w:eastAsia="標楷體"/>
@@ -5073,8 +5135,18 @@
           <w:sz w:val="24"/>
           <w:lang w:eastAsia="zh-TW"/>
         </w:rPr>
-        <w:t>電腦軟體應用技術士丙級</w:t>
-      </w:r>
+        <w:t>電腦軟體應用</w:t>
+      </w:r>
+      <w:proofErr w:type="gramStart"/>
+      <w:r>
+        <w:rPr>
+          <w:rFonts w:eastAsia="標楷體" w:hint="eastAsia"/>
+          <w:sz w:val="24"/>
+          <w:lang w:eastAsia="zh-TW"/>
+        </w:rPr>
+        <w:t>技術士丙級</w:t>
+      </w:r>
+      <w:proofErr w:type="gramEnd"/>
       <w:r>
         <w:rPr>
           <w:rFonts w:eastAsia="標楷體"/>
@@ -5196,7 +5268,7 @@
           </mc:Choice>
           <mc:Fallback>
             <w:pict>
-              <v:line w14:anchorId="35355968" id="直線接點 6" o:spid="_x0000_s1026" style="position:absolute;z-index:-15725568;visibility:visible;mso-wrap-style:square;mso-width-percent:0;mso-height-percent:0;mso-wrap-distance-left:0;mso-wrap-distance-top:0;mso-wrap-distance-right:0;mso-wrap-distance-bottom:0;mso-position-horizontal:absolute;mso-position-horizontal-relative:page;mso-position-vertical:absolute;mso-position-vertical-relative:text;mso-width-percent:0;mso-height-percent:0;mso-width-relative:page;mso-height-relative:page" from="1in,10.9pt" to="540pt,10.9pt" o:gfxdata="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" strokeweight="1.5pt">
+              <v:line w14:anchorId="266A186A" id="直線接點 6" o:spid="_x0000_s1026" style="position:absolute;z-index:-15725568;visibility:visible;mso-wrap-style:square;mso-width-percent:0;mso-height-percent:0;mso-wrap-distance-left:0;mso-wrap-distance-top:0;mso-wrap-distance-right:0;mso-wrap-distance-bottom:0;mso-position-horizontal:absolute;mso-position-horizontal-relative:page;mso-position-vertical:absolute;mso-position-vertical-relative:text;mso-width-percent:0;mso-height-percent:0;mso-width-relative:page;mso-height-relative:page" from="1in,10.9pt" to="540pt,10.9pt" o:gfxdata="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" strokeweight="1.5pt">
                 <w10:wrap type="topAndBottom" anchorx="page"/>
               </v:line>
             </w:pict>
@@ -5309,7 +5381,7 @@
           </mc:Choice>
           <mc:Fallback>
             <w:pict>
-              <v:group w14:anchorId="16338DD7" id="群組 5" o:spid="_x0000_s1026" style="width:469.5pt;height:3.3pt;mso-position-horizontal-relative:char;mso-position-vertical-relative:line" coordsize="9390,66" o:gfxdata="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">
+              <v:group w14:anchorId="592DEA7B" id="群組 5" o:spid="_x0000_s1026" style="width:469.5pt;height:3.3pt;mso-position-horizontal-relative:char;mso-position-vertical-relative:line" coordsize="9390,66" o:gfxdata="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">
                 <v:line id="Line 32" o:spid="_x0000_s1027" style="position:absolute;visibility:visible;mso-wrap-style:square" from="15,51" to="9375,51" o:connectortype="straight" o:gfxdata="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" strokeweight="1.5pt"/>
                 <w10:anchorlock/>
               </v:group>
@@ -5422,13 +5494,23 @@
           <w:lang w:eastAsia="zh-TW"/>
         </w:rPr>
       </w:pPr>
-      <w:r>
-        <w:rPr>
-          <w:rFonts w:eastAsia="標楷體" w:hint="eastAsia"/>
-          <w:sz w:val="24"/>
-          <w:lang w:eastAsia="zh-TW"/>
-        </w:rPr>
-        <w:t>特教生國語與對話能力之資訊輔導</w:t>
+      <w:proofErr w:type="gramStart"/>
+      <w:r>
+        <w:rPr>
+          <w:rFonts w:eastAsia="標楷體" w:hint="eastAsia"/>
+          <w:sz w:val="24"/>
+          <w:lang w:eastAsia="zh-TW"/>
+        </w:rPr>
+        <w:t>特教生國語</w:t>
+      </w:r>
+      <w:proofErr w:type="gramEnd"/>
+      <w:r>
+        <w:rPr>
+          <w:rFonts w:eastAsia="標楷體" w:hint="eastAsia"/>
+          <w:sz w:val="24"/>
+          <w:lang w:eastAsia="zh-TW"/>
+        </w:rPr>
+        <w:t>與對話能力之資訊輔導</w:t>
       </w:r>
       <w:r>
         <w:rPr>
@@ -5685,13 +5767,23 @@
           <w:lang w:eastAsia="zh-TW"/>
         </w:rPr>
       </w:pPr>
-      <w:r>
-        <w:rPr>
-          <w:rFonts w:eastAsia="標楷體" w:hint="eastAsia"/>
-          <w:sz w:val="24"/>
-          <w:lang w:eastAsia="zh-TW"/>
-        </w:rPr>
-        <w:t>圖書館借還書系統</w:t>
+      <w:proofErr w:type="gramStart"/>
+      <w:r>
+        <w:rPr>
+          <w:rFonts w:eastAsia="標楷體" w:hint="eastAsia"/>
+          <w:sz w:val="24"/>
+          <w:lang w:eastAsia="zh-TW"/>
+        </w:rPr>
+        <w:t>圖書館借還書</w:t>
+      </w:r>
+      <w:proofErr w:type="gramEnd"/>
+      <w:r>
+        <w:rPr>
+          <w:rFonts w:eastAsia="標楷體" w:hint="eastAsia"/>
+          <w:sz w:val="24"/>
+          <w:lang w:eastAsia="zh-TW"/>
+        </w:rPr>
+        <w:t>系統</w:t>
       </w:r>
       <w:r>
         <w:rPr>
@@ -5931,13 +6023,23 @@
         </w:rPr>
         <w:t xml:space="preserve"> </w:t>
       </w:r>
-      <w:r>
-        <w:rPr>
-          <w:rFonts w:eastAsia="標楷體" w:hint="eastAsia"/>
-          <w:sz w:val="24"/>
-          <w:lang w:eastAsia="zh-TW"/>
-        </w:rPr>
-        <w:t>快篩試劑診所配發查詢</w:t>
+      <w:proofErr w:type="gramStart"/>
+      <w:r>
+        <w:rPr>
+          <w:rFonts w:eastAsia="標楷體" w:hint="eastAsia"/>
+          <w:sz w:val="24"/>
+          <w:lang w:eastAsia="zh-TW"/>
+        </w:rPr>
+        <w:t>快篩試劑</w:t>
+      </w:r>
+      <w:proofErr w:type="gramEnd"/>
+      <w:r>
+        <w:rPr>
+          <w:rFonts w:eastAsia="標楷體" w:hint="eastAsia"/>
+          <w:sz w:val="24"/>
+          <w:lang w:eastAsia="zh-TW"/>
+        </w:rPr>
+        <w:t>診所配發查詢</w:t>
       </w:r>
       <w:r>
         <w:rPr>
@@ -6904,7 +7006,6 @@
   <w:style w:type="character" w:default="1" w:styleId="a0">
     <w:name w:val="Default Paragraph Font"/>
     <w:uiPriority w:val="1"/>
-    <w:semiHidden/>
     <w:unhideWhenUsed/>
   </w:style>
   <w:style w:type="table" w:default="1" w:styleId="a1">

--- a/assets/JieLong Chen CV(ch).docx
+++ b/assets/JieLong Chen CV(ch).docx
@@ -326,7 +326,7 @@
           </mc:Choice>
           <mc:Fallback>
             <w:pict>
-              <v:line w14:anchorId="1D9C57B7" id="直線接點 13" o:spid="_x0000_s1026" style="position:absolute;z-index:-15722496;visibility:visible;mso-wrap-style:square;mso-width-percent:0;mso-height-percent:0;mso-wrap-distance-left:0;mso-wrap-distance-top:0;mso-wrap-distance-right:0;mso-wrap-distance-bottom:0;mso-position-horizontal:absolute;mso-position-horizontal-relative:page;mso-position-vertical:absolute;mso-position-vertical-relative:text;mso-width-percent:0;mso-height-percent:0;mso-width-relative:page;mso-height-relative:page" from="1in,10.9pt" to="540pt,10.9pt" o:gfxdata="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" strokeweight="1.5pt">
+              <v:line w14:anchorId="76D65CAA" id="直線接點 13" o:spid="_x0000_s1026" style="position:absolute;z-index:-15722496;visibility:visible;mso-wrap-style:square;mso-width-percent:0;mso-height-percent:0;mso-wrap-distance-left:0;mso-wrap-distance-top:0;mso-wrap-distance-right:0;mso-wrap-distance-bottom:0;mso-position-horizontal:absolute;mso-position-horizontal-relative:page;mso-position-vertical:absolute;mso-position-vertical-relative:text;mso-width-percent:0;mso-height-percent:0;mso-width-relative:page;mso-height-relative:page" from="1in,10.9pt" to="540pt,10.9pt" o:gfxdata="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" strokeweight="1.5pt">
                 <w10:wrap type="topAndBottom" anchorx="page"/>
               </v:line>
             </w:pict>
@@ -438,7 +438,7 @@
           </mc:Choice>
           <mc:Fallback>
             <w:pict>
-              <v:group w14:anchorId="5E2989C7" id="群組 12" o:spid="_x0000_s1026" style="width:469.5pt;height:3.3pt;mso-position-horizontal-relative:char;mso-position-vertical-relative:line" coordsize="9390,66" o:gfxdata="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">
+              <v:group w14:anchorId="7162A5A7" id="群組 12" o:spid="_x0000_s1026" style="width:469.5pt;height:3.3pt;mso-position-horizontal-relative:char;mso-position-vertical-relative:line" coordsize="9390,66" o:gfxdata="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">
                 <v:line id="Line 26" o:spid="_x0000_s1027" style="position:absolute;visibility:visible;mso-wrap-style:square" from="15,51" to="9375,51" o:connectortype="straight" o:gfxdata="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" strokeweight="1.5pt"/>
                 <w10:anchorlock/>
               </v:group>
@@ -545,7 +545,7 @@
           </mc:Choice>
           <mc:Fallback>
             <w:pict>
-              <v:line w14:anchorId="0F82A0D9" id="直線接點 10" o:spid="_x0000_s1026" style="position:absolute;z-index:-251661824;visibility:visible;mso-wrap-style:square;mso-width-percent:0;mso-height-percent:0;mso-wrap-distance-left:0;mso-wrap-distance-top:0;mso-wrap-distance-right:0;mso-wrap-distance-bottom:0;mso-position-horizontal:absolute;mso-position-horizontal-relative:page;mso-position-vertical:absolute;mso-position-vertical-relative:text;mso-width-percent:0;mso-height-percent:0;mso-width-relative:page;mso-height-relative:page" from="1in,10.45pt" to="540pt,10.45pt" o:gfxdata="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" strokeweight="1.5pt">
+              <v:line w14:anchorId="2200223B" id="直線接點 10" o:spid="_x0000_s1026" style="position:absolute;z-index:-251661824;visibility:visible;mso-wrap-style:square;mso-width-percent:0;mso-height-percent:0;mso-wrap-distance-left:0;mso-wrap-distance-top:0;mso-wrap-distance-right:0;mso-wrap-distance-bottom:0;mso-position-horizontal:absolute;mso-position-horizontal-relative:page;mso-position-vertical:absolute;mso-position-vertical-relative:text;mso-width-percent:0;mso-height-percent:0;mso-width-relative:page;mso-height-relative:page" from="1in,10.45pt" to="540pt,10.45pt" o:gfxdata="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" strokeweight="1.5pt">
                 <w10:wrap type="topAndBottom" anchorx="page"/>
               </v:line>
             </w:pict>
@@ -657,7 +657,7 @@
           </mc:Choice>
           <mc:Fallback>
             <w:pict>
-              <v:group w14:anchorId="47142BB0" id="群組 9" o:spid="_x0000_s1026" style="width:469.5pt;height:3.3pt;mso-position-horizontal-relative:char;mso-position-vertical-relative:line" coordsize="9390,66" o:gfxdata="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">
+              <v:group w14:anchorId="7E7FB258" id="群組 9" o:spid="_x0000_s1026" style="width:469.5pt;height:3.3pt;mso-position-horizontal-relative:char;mso-position-vertical-relative:line" coordsize="9390,66" o:gfxdata="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">
                 <v:line id="Line 26" o:spid="_x0000_s1027" style="position:absolute;visibility:visible;mso-wrap-style:square" from="15,51" to="9375,51" o:connectortype="straight" o:gfxdata="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" strokeweight="1.5pt"/>
                 <w10:anchorlock/>
               </v:group>
@@ -1229,7 +1229,6 @@
         </w:rPr>
         <w:t xml:space="preserve"> </w:t>
       </w:r>
-      <w:proofErr w:type="gramStart"/>
       <w:r>
         <w:rPr>
           <w:rFonts w:eastAsia="標楷體"/>
@@ -1238,7 +1237,6 @@
         </w:rPr>
         <w:t>–</w:t>
       </w:r>
-      <w:proofErr w:type="gramEnd"/>
       <w:r>
         <w:rPr>
           <w:rFonts w:eastAsia="標楷體" w:hint="eastAsia"/>
@@ -1417,7 +1415,6 @@
         </w:rPr>
         <w:t xml:space="preserve">2 </w:t>
       </w:r>
-      <w:proofErr w:type="gramStart"/>
       <w:r>
         <w:rPr>
           <w:rFonts w:eastAsia="標楷體"/>
@@ -1426,7 +1423,6 @@
         </w:rPr>
         <w:t>–</w:t>
       </w:r>
-      <w:proofErr w:type="gramEnd"/>
       <w:r>
         <w:rPr>
           <w:rFonts w:eastAsia="標楷體" w:hint="eastAsia"/>
@@ -1605,7 +1601,6 @@
         </w:rPr>
         <w:t xml:space="preserve"> </w:t>
       </w:r>
-      <w:proofErr w:type="gramStart"/>
       <w:r>
         <w:rPr>
           <w:rFonts w:eastAsia="標楷體"/>
@@ -1614,7 +1609,6 @@
         </w:rPr>
         <w:t>–</w:t>
       </w:r>
-      <w:proofErr w:type="gramEnd"/>
       <w:r>
         <w:rPr>
           <w:rFonts w:eastAsia="標楷體" w:hint="eastAsia"/>
@@ -1824,7 +1818,6 @@
         </w:rPr>
         <w:t xml:space="preserve"> </w:t>
       </w:r>
-      <w:proofErr w:type="gramStart"/>
       <w:r>
         <w:rPr>
           <w:rFonts w:eastAsia="標楷體"/>
@@ -1833,7 +1826,6 @@
         </w:rPr>
         <w:t>–</w:t>
       </w:r>
-      <w:proofErr w:type="gramEnd"/>
       <w:r>
         <w:rPr>
           <w:rFonts w:eastAsia="標楷體" w:hint="eastAsia"/>
@@ -1976,6 +1968,50 @@
         </w:rPr>
         <w:t>演算法、系統開發、人工智慧應用</w:t>
       </w:r>
+    </w:p>
+    <w:p>
+      <w:pPr>
+        <w:pStyle w:val="a3"/>
+        <w:spacing w:before="123"/>
+        <w:ind w:left="160"/>
+        <w:rPr>
+          <w:rFonts w:eastAsia="標楷體"/>
+          <w:lang w:eastAsia="zh-TW"/>
+        </w:rPr>
+      </w:pPr>
+    </w:p>
+    <w:p>
+      <w:pPr>
+        <w:pStyle w:val="a3"/>
+        <w:spacing w:before="123"/>
+        <w:ind w:left="160"/>
+        <w:rPr>
+          <w:rFonts w:eastAsia="標楷體"/>
+          <w:lang w:eastAsia="zh-TW"/>
+        </w:rPr>
+      </w:pPr>
+    </w:p>
+    <w:p>
+      <w:pPr>
+        <w:pStyle w:val="a3"/>
+        <w:spacing w:before="123"/>
+        <w:ind w:left="160"/>
+        <w:rPr>
+          <w:rFonts w:eastAsia="標楷體"/>
+          <w:lang w:eastAsia="zh-TW"/>
+        </w:rPr>
+      </w:pPr>
+    </w:p>
+    <w:p>
+      <w:pPr>
+        <w:pStyle w:val="a3"/>
+        <w:spacing w:before="123"/>
+        <w:ind w:left="160"/>
+        <w:rPr>
+          <w:rFonts w:eastAsia="標楷體" w:hint="eastAsia"/>
+          <w:lang w:eastAsia="zh-TW"/>
+        </w:rPr>
+      </w:pPr>
     </w:p>
     <w:p>
       <w:pPr>
@@ -2056,7 +2092,7 @@
           </mc:Choice>
           <mc:Fallback>
             <w:pict>
-              <v:line w14:anchorId="0C177909" id="直線接點 6" o:spid="_x0000_s1026" style="position:absolute;z-index:-251649024;visibility:visible;mso-wrap-style:square;mso-width-percent:0;mso-height-percent:0;mso-wrap-distance-left:0;mso-wrap-distance-top:0;mso-wrap-distance-right:0;mso-wrap-distance-bottom:0;mso-position-horizontal:absolute;mso-position-horizontal-relative:page;mso-position-vertical:absolute;mso-position-vertical-relative:text;mso-width-percent:0;mso-height-percent:0;mso-width-relative:page;mso-height-relative:page" from="1in,10.9pt" to="540pt,10.9pt" o:gfxdata="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" strokeweight="1.5pt">
+              <v:line w14:anchorId="31B664D3" id="直線接點 6" o:spid="_x0000_s1026" style="position:absolute;z-index:-251649024;visibility:visible;mso-wrap-style:square;mso-width-percent:0;mso-height-percent:0;mso-wrap-distance-left:0;mso-wrap-distance-top:0;mso-wrap-distance-right:0;mso-wrap-distance-bottom:0;mso-position-horizontal:absolute;mso-position-horizontal-relative:page;mso-position-vertical:absolute;mso-position-vertical-relative:text;mso-width-percent:0;mso-height-percent:0;mso-width-relative:page;mso-height-relative:page" from="1in,10.9pt" to="540pt,10.9pt" o:gfxdata="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" strokeweight="1.5pt">
                 <w10:wrap type="topAndBottom" anchorx="page"/>
               </v:line>
             </w:pict>
@@ -2168,7 +2204,7 @@
           </mc:Choice>
           <mc:Fallback>
             <w:pict>
-              <v:group w14:anchorId="2D4B8FDF" id="群組 5" o:spid="_x0000_s1026" style="width:469.5pt;height:3.3pt;mso-position-horizontal-relative:char;mso-position-vertical-relative:line" coordsize="9390,66" o:gfxdata="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">
+              <v:group w14:anchorId="29641975" id="群組 5" o:spid="_x0000_s1026" style="width:469.5pt;height:3.3pt;mso-position-horizontal-relative:char;mso-position-vertical-relative:line" coordsize="9390,66" o:gfxdata="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">
                 <v:line id="Line 26" o:spid="_x0000_s1027" style="position:absolute;visibility:visible;mso-wrap-style:square" from="15,51" to="9375,51" o:connectortype="straight" o:gfxdata="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" strokeweight="1.5pt"/>
                 <w10:anchorlock/>
               </v:group>
@@ -2212,23 +2248,186 @@
           <w:ilvl w:val="1"/>
           <w:numId w:val="1"/>
         </w:numPr>
-        <w:rPr>
-          <w:rFonts w:eastAsia="標楷體" w:hint="eastAsia"/>
-          <w:sz w:val="24"/>
-          <w:lang w:eastAsia="zh-TW"/>
-        </w:rPr>
-      </w:pPr>
-      <w:r>
-        <w:rPr>
-          <w:rFonts w:eastAsia="標楷體"/>
-          <w:b/>
-          <w:bCs/>
-          <w:i/>
-          <w:iCs/>
-          <w:sz w:val="24"/>
-          <w:lang w:eastAsia="zh-TW"/>
-        </w:rPr>
-        <w:lastRenderedPageBreak/>
+        <w:spacing w:after="240"/>
+        <w:rPr>
+          <w:rFonts w:eastAsia="標楷體"/>
+          <w:sz w:val="24"/>
+          <w:lang w:eastAsia="zh-TW"/>
+        </w:rPr>
+      </w:pPr>
+      <w:r>
+        <w:rPr>
+          <w:rFonts w:eastAsia="標楷體"/>
+          <w:sz w:val="24"/>
+          <w:lang w:eastAsia="zh-TW"/>
+        </w:rPr>
+        <w:t>Jie-Long Chen, Ching-Chung Chen, Arthur Chang,</w:t>
+      </w:r>
+      <w:r>
+        <w:rPr>
+          <w:rFonts w:eastAsia="標楷體" w:hint="eastAsia"/>
+          <w:sz w:val="24"/>
+          <w:lang w:eastAsia="zh-TW"/>
+        </w:rPr>
+        <w:t xml:space="preserve"> </w:t>
+      </w:r>
+      <w:r>
+        <w:rPr>
+          <w:rFonts w:eastAsia="標楷體"/>
+          <w:sz w:val="24"/>
+          <w:lang w:eastAsia="zh-TW"/>
+        </w:rPr>
+        <w:t>A Comparative Analysis of Machine Learning Algorithms for Wheat Disease Classification in Taiwan Using the Orange Data Mining Tool,</w:t>
+      </w:r>
+      <w:r>
+        <w:rPr>
+          <w:rFonts w:eastAsia="標楷體" w:hint="eastAsia"/>
+          <w:sz w:val="24"/>
+          <w:lang w:eastAsia="zh-TW"/>
+        </w:rPr>
+        <w:t xml:space="preserve"> </w:t>
+      </w:r>
+      <w:r>
+        <w:rPr>
+          <w:rFonts w:eastAsia="標楷體"/>
+          <w:sz w:val="24"/>
+          <w:lang w:eastAsia="zh-TW"/>
+        </w:rPr>
+        <w:t>IEEE Conference on Computational Intelligence in Bioinformatics and Computational Biology,</w:t>
+      </w:r>
+      <w:r>
+        <w:rPr>
+          <w:rFonts w:eastAsia="標楷體" w:hint="eastAsia"/>
+          <w:sz w:val="24"/>
+          <w:lang w:eastAsia="zh-TW"/>
+        </w:rPr>
+        <w:t xml:space="preserve"> </w:t>
+      </w:r>
+      <w:r>
+        <w:rPr>
+          <w:rFonts w:eastAsia="標楷體"/>
+          <w:sz w:val="24"/>
+          <w:lang w:eastAsia="zh-TW"/>
+        </w:rPr>
+        <w:t>2025/08/20-22, Tainan.</w:t>
+      </w:r>
+    </w:p>
+    <w:p>
+      <w:pPr>
+        <w:pStyle w:val="a5"/>
+        <w:numPr>
+          <w:ilvl w:val="1"/>
+          <w:numId w:val="1"/>
+        </w:numPr>
+        <w:spacing w:after="240"/>
+        <w:rPr>
+          <w:rFonts w:eastAsia="標楷體"/>
+          <w:sz w:val="24"/>
+          <w:lang w:eastAsia="zh-TW"/>
+        </w:rPr>
+      </w:pPr>
+      <w:r>
+        <w:rPr>
+          <w:rFonts w:eastAsia="標楷體"/>
+          <w:sz w:val="24"/>
+          <w:u w:val="single"/>
+          <w:lang w:eastAsia="zh-TW"/>
+        </w:rPr>
+        <w:t>Jie-Long Chen</w:t>
+      </w:r>
+      <w:r>
+        <w:rPr>
+          <w:rFonts w:eastAsia="標楷體"/>
+          <w:sz w:val="24"/>
+          <w:lang w:eastAsia="zh-TW"/>
+        </w:rPr>
+        <w:t>, Dong-Jie Guo, Arthur Chang,</w:t>
+      </w:r>
+      <w:r>
+        <w:rPr>
+          <w:rFonts w:eastAsia="標楷體" w:hint="eastAsia"/>
+          <w:sz w:val="24"/>
+          <w:lang w:eastAsia="zh-TW"/>
+        </w:rPr>
+        <w:t xml:space="preserve"> </w:t>
+      </w:r>
+      <w:r>
+        <w:rPr>
+          <w:rFonts w:eastAsia="標楷體"/>
+          <w:sz w:val="24"/>
+          <w:lang w:eastAsia="zh-TW"/>
+        </w:rPr>
+        <w:t>Few-Shot Learning for Mushroom Image Classification via Transfer Learning</w:t>
+      </w:r>
+      <w:r>
+        <w:rPr>
+          <w:rFonts w:eastAsia="標楷體" w:hint="eastAsia"/>
+          <w:sz w:val="24"/>
+          <w:lang w:eastAsia="zh-TW"/>
+        </w:rPr>
+        <w:t xml:space="preserve"> </w:t>
+      </w:r>
+      <w:r>
+        <w:rPr>
+          <w:rFonts w:eastAsia="標楷體"/>
+          <w:sz w:val="24"/>
+          <w:lang w:eastAsia="zh-TW"/>
+        </w:rPr>
+        <w:t>with Image Enhancement and Augmentation Techniques,</w:t>
+      </w:r>
+      <w:r>
+        <w:rPr>
+          <w:rFonts w:eastAsia="標楷體" w:hint="eastAsia"/>
+          <w:sz w:val="24"/>
+          <w:lang w:eastAsia="zh-TW"/>
+        </w:rPr>
+        <w:t xml:space="preserve"> </w:t>
+      </w:r>
+      <w:r>
+        <w:rPr>
+          <w:rFonts w:eastAsia="標楷體"/>
+          <w:sz w:val="24"/>
+          <w:lang w:eastAsia="zh-TW"/>
+        </w:rPr>
+        <w:t>The 15th National Conference on Web Intelligence and Applications,</w:t>
+      </w:r>
+      <w:r>
+        <w:rPr>
+          <w:rFonts w:eastAsia="標楷體" w:hint="eastAsia"/>
+          <w:sz w:val="24"/>
+          <w:lang w:eastAsia="zh-TW"/>
+        </w:rPr>
+        <w:t xml:space="preserve"> </w:t>
+      </w:r>
+      <w:r>
+        <w:rPr>
+          <w:rFonts w:eastAsia="標楷體"/>
+          <w:sz w:val="24"/>
+          <w:lang w:eastAsia="zh-TW"/>
+        </w:rPr>
+        <w:t>2025/07/11-12, Yunlin.</w:t>
+      </w:r>
+    </w:p>
+    <w:p>
+      <w:pPr>
+        <w:pStyle w:val="a5"/>
+        <w:numPr>
+          <w:ilvl w:val="1"/>
+          <w:numId w:val="1"/>
+        </w:numPr>
+        <w:rPr>
+          <w:rFonts w:eastAsia="標楷體"/>
+          <w:sz w:val="24"/>
+          <w:lang w:eastAsia="zh-TW"/>
+        </w:rPr>
+      </w:pPr>
+      <w:r>
+        <w:rPr>
+          <w:rFonts w:eastAsia="標楷體"/>
+          <w:sz w:val="24"/>
+          <w:u w:val="single"/>
+          <w:lang w:eastAsia="zh-TW"/>
+        </w:rPr>
         <w:t>Jie-Long Chen</w:t>
       </w:r>
       <w:r>
@@ -2319,7 +2518,7 @@
           </mc:Choice>
           <mc:Fallback>
             <w:pict>
-              <v:line w14:anchorId="6B696C29" id="直線接點 6" o:spid="_x0000_s1026" style="position:absolute;z-index:-15720448;visibility:visible;mso-wrap-style:square;mso-width-percent:0;mso-height-percent:0;mso-wrap-distance-left:0;mso-wrap-distance-top:0;mso-wrap-distance-right:0;mso-wrap-distance-bottom:0;mso-position-horizontal:absolute;mso-position-horizontal-relative:page;mso-position-vertical:absolute;mso-position-vertical-relative:text;mso-width-percent:0;mso-height-percent:0;mso-width-relative:page;mso-height-relative:page" from="1in,10.9pt" to="540pt,10.9pt" o:gfxdata="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" strokeweight="1.5pt">
+              <v:line w14:anchorId="4F4A451D" id="直線接點 6" o:spid="_x0000_s1026" style="position:absolute;z-index:-15720448;visibility:visible;mso-wrap-style:square;mso-width-percent:0;mso-height-percent:0;mso-wrap-distance-left:0;mso-wrap-distance-top:0;mso-wrap-distance-right:0;mso-wrap-distance-bottom:0;mso-position-horizontal:absolute;mso-position-horizontal-relative:page;mso-position-vertical:absolute;mso-position-vertical-relative:text;mso-width-percent:0;mso-height-percent:0;mso-width-relative:page;mso-height-relative:page" from="1in,10.9pt" to="540pt,10.9pt" o:gfxdata="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" strokeweight="1.5pt">
                 <w10:wrap type="topAndBottom" anchorx="page"/>
               </v:line>
             </w:pict>
@@ -2431,7 +2630,7 @@
           </mc:Choice>
           <mc:Fallback>
             <w:pict>
-              <v:group w14:anchorId="0737169F" id="群組 5" o:spid="_x0000_s1026" style="width:469.5pt;height:3.3pt;mso-position-horizontal-relative:char;mso-position-vertical-relative:line" coordsize="9390,66" o:gfxdata="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">
+              <v:group w14:anchorId="3F6B28C3" id="群組 5" o:spid="_x0000_s1026" style="width:469.5pt;height:3.3pt;mso-position-horizontal-relative:char;mso-position-vertical-relative:line" coordsize="9390,66" o:gfxdata="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">
                 <v:line id="Line 26" o:spid="_x0000_s1027" style="position:absolute;visibility:visible;mso-wrap-style:square" from="15,51" to="9375,51" o:connectortype="straight" o:gfxdata="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" strokeweight="1.5pt"/>
                 <w10:anchorlock/>
               </v:group>
@@ -2465,25 +2664,7 @@
           <w:sz w:val="24"/>
           <w:lang w:eastAsia="zh-TW"/>
         </w:rPr>
-        <w:t>相輔相程</w:t>
-      </w:r>
-      <w:proofErr w:type="gramStart"/>
-      <w:r>
-        <w:rPr>
-          <w:rFonts w:eastAsia="標楷體" w:hint="eastAsia"/>
-          <w:sz w:val="24"/>
-          <w:lang w:eastAsia="zh-TW"/>
-        </w:rPr>
-        <w:t>─特教生國文</w:t>
-      </w:r>
-      <w:proofErr w:type="gramEnd"/>
-      <w:r>
-        <w:rPr>
-          <w:rFonts w:eastAsia="標楷體" w:hint="eastAsia"/>
-          <w:sz w:val="24"/>
-          <w:lang w:eastAsia="zh-TW"/>
-        </w:rPr>
-        <w:t>與對話能力之資訊輔導</w:t>
+        <w:t>相輔相程─特教生國文與對話能力之資訊輔導</w:t>
       </w:r>
       <w:r>
         <w:rPr>
@@ -2590,7 +2771,7 @@
           </mc:Choice>
           <mc:Fallback>
             <w:pict>
-              <v:line w14:anchorId="4B3A96E7" id="直線接點 6" o:spid="_x0000_s1026" style="position:absolute;z-index:-251664384;visibility:visible;mso-wrap-style:square;mso-width-percent:0;mso-height-percent:0;mso-wrap-distance-left:0;mso-wrap-distance-top:0;mso-wrap-distance-right:0;mso-wrap-distance-bottom:0;mso-position-horizontal:absolute;mso-position-horizontal-relative:page;mso-position-vertical:absolute;mso-position-vertical-relative:text;mso-width-percent:0;mso-height-percent:0;mso-width-relative:page;mso-height-relative:page" from="1in,10.9pt" to="540pt,10.9pt" o:gfxdata="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" strokeweight="1.5pt">
+              <v:line w14:anchorId="6494C6B7" id="直線接點 6" o:spid="_x0000_s1026" style="position:absolute;z-index:-251664384;visibility:visible;mso-wrap-style:square;mso-width-percent:0;mso-height-percent:0;mso-wrap-distance-left:0;mso-wrap-distance-top:0;mso-wrap-distance-right:0;mso-wrap-distance-bottom:0;mso-position-horizontal:absolute;mso-position-horizontal-relative:page;mso-position-vertical:absolute;mso-position-vertical-relative:text;mso-width-percent:0;mso-height-percent:0;mso-width-relative:page;mso-height-relative:page" from="1in,10.9pt" to="540pt,10.9pt" o:gfxdata="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" strokeweight="1.5pt">
                 <w10:wrap type="topAndBottom" anchorx="page"/>
               </v:line>
             </w:pict>
@@ -2703,7 +2884,7 @@
           </mc:Choice>
           <mc:Fallback>
             <w:pict>
-              <v:group w14:anchorId="486BB776" id="群組 5" o:spid="_x0000_s1026" style="width:469.5pt;height:3.3pt;mso-position-horizontal-relative:char;mso-position-vertical-relative:line" coordsize="9390,66" o:gfxdata="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">
+              <v:group w14:anchorId="0B11EB2A" id="群組 5" o:spid="_x0000_s1026" style="width:469.5pt;height:3.3pt;mso-position-horizontal-relative:char;mso-position-vertical-relative:line" coordsize="9390,66" o:gfxdata="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">
                 <v:line id="Line 32" o:spid="_x0000_s1027" style="position:absolute;visibility:visible;mso-wrap-style:square" from="15,51" to="9375,51" o:connectortype="straight" o:gfxdata="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" strokeweight="1.5pt"/>
                 <w10:anchorlock/>
               </v:group>
@@ -2805,25 +2986,7 @@
           <w:sz w:val="24"/>
           <w:lang w:eastAsia="zh-TW"/>
         </w:rPr>
-        <w:t xml:space="preserve">Reviewer of IEEE Conference on Computational Intelligence in Bioinformatics and Computational </w:t>
-      </w:r>
-      <w:proofErr w:type="gramStart"/>
-      <w:r>
-        <w:rPr>
-          <w:rFonts w:eastAsia="標楷體"/>
-          <w:sz w:val="24"/>
-          <w:lang w:eastAsia="zh-TW"/>
-        </w:rPr>
-        <w:t>Biology(</w:t>
-      </w:r>
-      <w:proofErr w:type="gramEnd"/>
-      <w:r>
-        <w:rPr>
-          <w:rFonts w:eastAsia="標楷體"/>
-          <w:sz w:val="24"/>
-          <w:lang w:eastAsia="zh-TW"/>
-        </w:rPr>
-        <w:t>CIBCB), 2025</w:t>
+        <w:t>Reviewer of IEEE Conference on Computational Intelligence in Bioinformatics and Computational Biology(CIBCB), 2025</w:t>
       </w:r>
     </w:p>
     <w:p>
@@ -3264,19 +3427,9 @@
           <w:sz w:val="24"/>
           <w:lang w:eastAsia="zh-TW"/>
         </w:rPr>
-        <w:t>國立屏東大學五</w:t>
-      </w:r>
-      <w:proofErr w:type="gramStart"/>
-      <w:r>
-        <w:rPr>
-          <w:rFonts w:eastAsia="標楷體" w:hint="eastAsia"/>
-          <w:sz w:val="24"/>
-          <w:lang w:eastAsia="zh-TW"/>
-        </w:rPr>
-        <w:t>育獎</w:t>
+        <w:t>國立屏東大學五育獎</w:t>
       </w:r>
       <w:bookmarkStart w:id="1" w:name="_Hlk180443757"/>
-      <w:proofErr w:type="gramEnd"/>
       <w:r>
         <w:rPr>
           <w:rFonts w:eastAsia="標楷體" w:hint="eastAsia"/>
@@ -3528,7 +3681,16 @@
           <w:sz w:val="24"/>
           <w:lang w:eastAsia="zh-TW"/>
         </w:rPr>
-        <w:t>錄取國立中央大學、國立中山大學、國立中興大學、國立彰化師範大學、國立雲林科技大學、國立屏東大學等資訊管理研究所碩士班</w:t>
+        <w:t>錄取國立中央大學、國立中山大學、國立中興大學、國立彰化師範大學、國立雲林科</w:t>
+      </w:r>
+      <w:r>
+        <w:rPr>
+          <w:rFonts w:eastAsia="標楷體" w:hint="eastAsia"/>
+          <w:sz w:val="24"/>
+          <w:lang w:eastAsia="zh-TW"/>
+        </w:rPr>
+        <w:lastRenderedPageBreak/>
+        <w:t>技大學、國立屏東大學等資訊管理研究所碩士班</w:t>
       </w:r>
       <w:r>
         <w:rPr>
@@ -3930,25 +4092,7 @@
           <w:sz w:val="24"/>
           <w:lang w:eastAsia="zh-TW"/>
         </w:rPr>
-        <w:t>巨匠電腦金</w:t>
-      </w:r>
-      <w:proofErr w:type="gramStart"/>
-      <w:r>
-        <w:rPr>
-          <w:rFonts w:eastAsia="標楷體" w:hint="eastAsia"/>
-          <w:sz w:val="24"/>
-          <w:lang w:eastAsia="zh-TW"/>
-        </w:rPr>
-        <w:t>匠</w:t>
-      </w:r>
-      <w:proofErr w:type="gramEnd"/>
-      <w:r>
-        <w:rPr>
-          <w:rFonts w:eastAsia="標楷體" w:hint="eastAsia"/>
-          <w:sz w:val="24"/>
-          <w:lang w:eastAsia="zh-TW"/>
-        </w:rPr>
-        <w:t>獎</w:t>
+        <w:t>巨匠電腦金匠獎</w:t>
       </w:r>
       <w:r>
         <w:rPr>
@@ -4056,18 +4200,8 @@
           <w:sz w:val="24"/>
           <w:lang w:eastAsia="zh-TW"/>
         </w:rPr>
-        <w:t>計算機概論與商業</w:t>
-      </w:r>
-      <w:proofErr w:type="gramStart"/>
-      <w:r>
-        <w:rPr>
-          <w:rFonts w:eastAsia="標楷體" w:hint="eastAsia"/>
-          <w:sz w:val="24"/>
-          <w:lang w:eastAsia="zh-TW"/>
-        </w:rPr>
-        <w:t>概論滿級分</w:t>
-      </w:r>
-      <w:proofErr w:type="gramEnd"/>
+        <w:t>計算機概論與商業概論滿級分</w:t>
+      </w:r>
       <w:r>
         <w:rPr>
           <w:rFonts w:eastAsia="標楷體"/>
@@ -4111,7 +4245,7 @@
         <w:spacing w:before="136"/>
         <w:ind w:right="117" w:firstLine="0"/>
         <w:rPr>
-          <w:rFonts w:eastAsia="標楷體" w:hint="eastAsia"/>
+          <w:rFonts w:eastAsia="標楷體"/>
           <w:sz w:val="24"/>
           <w:lang w:eastAsia="zh-TW"/>
         </w:rPr>
@@ -4132,7 +4266,6 @@
           <w:rFonts w:eastAsia="標楷體"/>
           <w:noProof/>
         </w:rPr>
-        <w:lastRenderedPageBreak/>
         <mc:AlternateContent>
           <mc:Choice Requires="wps">
             <w:drawing>
@@ -4198,7 +4331,7 @@
           </mc:Choice>
           <mc:Fallback>
             <w:pict>
-              <v:line w14:anchorId="5126DD2E" id="直線接點 6" o:spid="_x0000_s1026" style="position:absolute;z-index:-251643904;visibility:visible;mso-wrap-style:square;mso-width-percent:0;mso-height-percent:0;mso-wrap-distance-left:0;mso-wrap-distance-top:0;mso-wrap-distance-right:0;mso-wrap-distance-bottom:0;mso-position-horizontal:absolute;mso-position-horizontal-relative:page;mso-position-vertical:absolute;mso-position-vertical-relative:text;mso-width-percent:0;mso-height-percent:0;mso-width-relative:page;mso-height-relative:page" from="1in,10.9pt" to="540pt,10.9pt" o:gfxdata="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" strokeweight="1.5pt">
+              <v:line w14:anchorId="23B700FC" id="直線接點 6" o:spid="_x0000_s1026" style="position:absolute;z-index:-251643904;visibility:visible;mso-wrap-style:square;mso-width-percent:0;mso-height-percent:0;mso-wrap-distance-left:0;mso-wrap-distance-top:0;mso-wrap-distance-right:0;mso-wrap-distance-bottom:0;mso-position-horizontal:absolute;mso-position-horizontal-relative:page;mso-position-vertical:absolute;mso-position-vertical-relative:text;mso-width-percent:0;mso-height-percent:0;mso-width-relative:page;mso-height-relative:page" from="1in,10.9pt" to="540pt,10.9pt" o:gfxdata="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" strokeweight="1.5pt">
                 <w10:wrap type="topAndBottom" anchorx="page"/>
               </v:line>
             </w:pict>
@@ -4311,7 +4444,7 @@
           </mc:Choice>
           <mc:Fallback>
             <w:pict>
-              <v:group w14:anchorId="6B59A48A" id="群組 5" o:spid="_x0000_s1026" style="width:469.5pt;height:3.3pt;mso-position-horizontal-relative:char;mso-position-vertical-relative:line" coordsize="9390,66" o:gfxdata="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">
+              <v:group w14:anchorId="7F6E95D0" id="群組 5" o:spid="_x0000_s1026" style="width:469.5pt;height:3.3pt;mso-position-horizontal-relative:char;mso-position-vertical-relative:line" coordsize="9390,66" o:gfxdata="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">
                 <v:line id="Line 32" o:spid="_x0000_s1027" style="position:absolute;visibility:visible;mso-wrap-style:square" from="15,51" to="9375,51" o:connectortype="straight" o:gfxdata="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" strokeweight="1.5pt"/>
                 <w10:anchorlock/>
               </v:group>
@@ -4485,16 +4618,7 @@
           <w:sz w:val="24"/>
           <w:lang w:eastAsia="zh-TW"/>
         </w:rPr>
-        <w:t xml:space="preserve"> 550(L295/R255</w:t>
-      </w:r>
-      <w:proofErr w:type="gramStart"/>
-      <w:r>
-        <w:rPr>
-          <w:rFonts w:eastAsia="標楷體" w:hint="eastAsia"/>
-          <w:sz w:val="24"/>
-          <w:lang w:eastAsia="zh-TW"/>
-        </w:rPr>
-        <w:t>)</w:t>
+        <w:t xml:space="preserve"> 550(L295/R255)</w:t>
       </w:r>
       <w:r>
         <w:rPr>
@@ -4504,7 +4628,6 @@
         </w:rPr>
         <w:t xml:space="preserve"> ,</w:t>
       </w:r>
-      <w:proofErr w:type="gramEnd"/>
       <w:r>
         <w:rPr>
           <w:rFonts w:eastAsia="標楷體" w:hint="eastAsia"/>
@@ -4555,18 +4678,8 @@
           <w:sz w:val="24"/>
           <w:lang w:eastAsia="zh-TW"/>
         </w:rPr>
-        <w:t>電腦硬體裝修</w:t>
-      </w:r>
-      <w:proofErr w:type="gramStart"/>
-      <w:r>
-        <w:rPr>
-          <w:rFonts w:eastAsia="標楷體" w:hint="eastAsia"/>
-          <w:sz w:val="24"/>
-          <w:lang w:eastAsia="zh-TW"/>
-        </w:rPr>
-        <w:t>技術士丙級</w:t>
-      </w:r>
-      <w:proofErr w:type="gramEnd"/>
+        <w:t>電腦硬體裝修技術士丙級</w:t>
+      </w:r>
       <w:r>
         <w:rPr>
           <w:rFonts w:eastAsia="標楷體"/>
@@ -4777,18 +4890,8 @@
           <w:sz w:val="24"/>
           <w:lang w:eastAsia="zh-TW"/>
         </w:rPr>
-        <w:t>電腦軟體應用</w:t>
-      </w:r>
-      <w:proofErr w:type="gramStart"/>
-      <w:r>
-        <w:rPr>
-          <w:rFonts w:eastAsia="標楷體" w:hint="eastAsia"/>
-          <w:sz w:val="24"/>
-          <w:lang w:eastAsia="zh-TW"/>
-        </w:rPr>
-        <w:t>技術士乙級</w:t>
-      </w:r>
-      <w:proofErr w:type="gramEnd"/>
+        <w:t>電腦軟體應用技術士乙級</w:t>
+      </w:r>
       <w:r>
         <w:rPr>
           <w:rFonts w:eastAsia="標楷體"/>
@@ -5135,18 +5238,8 @@
           <w:sz w:val="24"/>
           <w:lang w:eastAsia="zh-TW"/>
         </w:rPr>
-        <w:t>電腦軟體應用</w:t>
-      </w:r>
-      <w:proofErr w:type="gramStart"/>
-      <w:r>
-        <w:rPr>
-          <w:rFonts w:eastAsia="標楷體" w:hint="eastAsia"/>
-          <w:sz w:val="24"/>
-          <w:lang w:eastAsia="zh-TW"/>
-        </w:rPr>
-        <w:t>技術士丙級</w:t>
-      </w:r>
-      <w:proofErr w:type="gramEnd"/>
+        <w:t>電腦軟體應用技術士丙級</w:t>
+      </w:r>
       <w:r>
         <w:rPr>
           <w:rFonts w:eastAsia="標楷體"/>
@@ -5268,7 +5361,7 @@
           </mc:Choice>
           <mc:Fallback>
             <w:pict>
-              <v:line w14:anchorId="266A186A" id="直線接點 6" o:spid="_x0000_s1026" style="position:absolute;z-index:-15725568;visibility:visible;mso-wrap-style:square;mso-width-percent:0;mso-height-percent:0;mso-wrap-distance-left:0;mso-wrap-distance-top:0;mso-wrap-distance-right:0;mso-wrap-distance-bottom:0;mso-position-horizontal:absolute;mso-position-horizontal-relative:page;mso-position-vertical:absolute;mso-position-vertical-relative:text;mso-width-percent:0;mso-height-percent:0;mso-width-relative:page;mso-height-relative:page" from="1in,10.9pt" to="540pt,10.9pt" o:gfxdata="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" strokeweight="1.5pt">
+              <v:line w14:anchorId="3FF21DA1" id="直線接點 6" o:spid="_x0000_s1026" style="position:absolute;z-index:-15725568;visibility:visible;mso-wrap-style:square;mso-width-percent:0;mso-height-percent:0;mso-wrap-distance-left:0;mso-wrap-distance-top:0;mso-wrap-distance-right:0;mso-wrap-distance-bottom:0;mso-position-horizontal:absolute;mso-position-horizontal-relative:page;mso-position-vertical:absolute;mso-position-vertical-relative:text;mso-width-percent:0;mso-height-percent:0;mso-width-relative:page;mso-height-relative:page" from="1in,10.9pt" to="540pt,10.9pt" o:gfxdata="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" strokeweight="1.5pt">
                 <w10:wrap type="topAndBottom" anchorx="page"/>
               </v:line>
             </w:pict>
@@ -5381,7 +5474,7 @@
           </mc:Choice>
           <mc:Fallback>
             <w:pict>
-              <v:group w14:anchorId="592DEA7B" id="群組 5" o:spid="_x0000_s1026" style="width:469.5pt;height:3.3pt;mso-position-horizontal-relative:char;mso-position-vertical-relative:line" coordsize="9390,66" o:gfxdata="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">
+              <v:group w14:anchorId="5D30E46B" id="群組 5" o:spid="_x0000_s1026" style="width:469.5pt;height:3.3pt;mso-position-horizontal-relative:char;mso-position-vertical-relative:line" coordsize="9390,66" o:gfxdata="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">
                 <v:line id="Line 32" o:spid="_x0000_s1027" style="position:absolute;visibility:visible;mso-wrap-style:square" from="15,51" to="9375,51" o:connectortype="straight" o:gfxdata="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" strokeweight="1.5pt"/>
                 <w10:anchorlock/>
               </v:group>
@@ -5494,23 +5587,13 @@
           <w:lang w:eastAsia="zh-TW"/>
         </w:rPr>
       </w:pPr>
-      <w:proofErr w:type="gramStart"/>
-      <w:r>
-        <w:rPr>
-          <w:rFonts w:eastAsia="標楷體" w:hint="eastAsia"/>
-          <w:sz w:val="24"/>
-          <w:lang w:eastAsia="zh-TW"/>
-        </w:rPr>
-        <w:t>特教生國語</w:t>
-      </w:r>
-      <w:proofErr w:type="gramEnd"/>
-      <w:r>
-        <w:rPr>
-          <w:rFonts w:eastAsia="標楷體" w:hint="eastAsia"/>
-          <w:sz w:val="24"/>
-          <w:lang w:eastAsia="zh-TW"/>
-        </w:rPr>
-        <w:t>與對話能力之資訊輔導</w:t>
+      <w:r>
+        <w:rPr>
+          <w:rFonts w:eastAsia="標楷體" w:hint="eastAsia"/>
+          <w:sz w:val="24"/>
+          <w:lang w:eastAsia="zh-TW"/>
+        </w:rPr>
+        <w:t>特教生國語與對話能力之資訊輔導</w:t>
       </w:r>
       <w:r>
         <w:rPr>
@@ -5767,23 +5850,13 @@
           <w:lang w:eastAsia="zh-TW"/>
         </w:rPr>
       </w:pPr>
-      <w:proofErr w:type="gramStart"/>
-      <w:r>
-        <w:rPr>
-          <w:rFonts w:eastAsia="標楷體" w:hint="eastAsia"/>
-          <w:sz w:val="24"/>
-          <w:lang w:eastAsia="zh-TW"/>
-        </w:rPr>
-        <w:t>圖書館借還書</w:t>
-      </w:r>
-      <w:proofErr w:type="gramEnd"/>
-      <w:r>
-        <w:rPr>
-          <w:rFonts w:eastAsia="標楷體" w:hint="eastAsia"/>
-          <w:sz w:val="24"/>
-          <w:lang w:eastAsia="zh-TW"/>
-        </w:rPr>
-        <w:t>系統</w:t>
+      <w:r>
+        <w:rPr>
+          <w:rFonts w:eastAsia="標楷體" w:hint="eastAsia"/>
+          <w:sz w:val="24"/>
+          <w:lang w:eastAsia="zh-TW"/>
+        </w:rPr>
+        <w:t>圖書館借還書系統</w:t>
       </w:r>
       <w:r>
         <w:rPr>
@@ -5868,6 +5941,7 @@
           <w:sz w:val="24"/>
           <w:lang w:eastAsia="zh-TW"/>
         </w:rPr>
+        <w:lastRenderedPageBreak/>
         <w:t>計程車費用共享</w:t>
       </w:r>
       <w:r>
@@ -6023,23 +6097,13 @@
         </w:rPr>
         <w:t xml:space="preserve"> </w:t>
       </w:r>
-      <w:proofErr w:type="gramStart"/>
-      <w:r>
-        <w:rPr>
-          <w:rFonts w:eastAsia="標楷體" w:hint="eastAsia"/>
-          <w:sz w:val="24"/>
-          <w:lang w:eastAsia="zh-TW"/>
-        </w:rPr>
-        <w:t>快篩試劑</w:t>
-      </w:r>
-      <w:proofErr w:type="gramEnd"/>
-      <w:r>
-        <w:rPr>
-          <w:rFonts w:eastAsia="標楷體" w:hint="eastAsia"/>
-          <w:sz w:val="24"/>
-          <w:lang w:eastAsia="zh-TW"/>
-        </w:rPr>
-        <w:t>診所配發查詢</w:t>
+      <w:r>
+        <w:rPr>
+          <w:rFonts w:eastAsia="標楷體" w:hint="eastAsia"/>
+          <w:sz w:val="24"/>
+          <w:lang w:eastAsia="zh-TW"/>
+        </w:rPr>
+        <w:t>快篩試劑診所配發查詢</w:t>
       </w:r>
       <w:r>
         <w:rPr>
@@ -7006,6 +7070,7 @@
   <w:style w:type="character" w:default="1" w:styleId="a0">
     <w:name w:val="Default Paragraph Font"/>
     <w:uiPriority w:val="1"/>
+    <w:semiHidden/>
     <w:unhideWhenUsed/>
   </w:style>
   <w:style w:type="table" w:default="1" w:styleId="a1">

--- a/assets/JieLong Chen CV(ch).docx
+++ b/assets/JieLong Chen CV(ch).docx
@@ -326,7 +326,7 @@
           </mc:Choice>
           <mc:Fallback>
             <w:pict>
-              <v:line w14:anchorId="76D65CAA" id="直線接點 13" o:spid="_x0000_s1026" style="position:absolute;z-index:-15722496;visibility:visible;mso-wrap-style:square;mso-width-percent:0;mso-height-percent:0;mso-wrap-distance-left:0;mso-wrap-distance-top:0;mso-wrap-distance-right:0;mso-wrap-distance-bottom:0;mso-position-horizontal:absolute;mso-position-horizontal-relative:page;mso-position-vertical:absolute;mso-position-vertical-relative:text;mso-width-percent:0;mso-height-percent:0;mso-width-relative:page;mso-height-relative:page" from="1in,10.9pt" to="540pt,10.9pt" o:gfxdata="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" strokeweight="1.5pt">
+              <v:line w14:anchorId="073EB195" id="直線接點 13" o:spid="_x0000_s1026" style="position:absolute;z-index:-15722496;visibility:visible;mso-wrap-style:square;mso-width-percent:0;mso-height-percent:0;mso-wrap-distance-left:0;mso-wrap-distance-top:0;mso-wrap-distance-right:0;mso-wrap-distance-bottom:0;mso-position-horizontal:absolute;mso-position-horizontal-relative:page;mso-position-vertical:absolute;mso-position-vertical-relative:text;mso-width-percent:0;mso-height-percent:0;mso-width-relative:page;mso-height-relative:page" from="1in,10.9pt" to="540pt,10.9pt" o:gfxdata="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" strokeweight="1.5pt">
                 <w10:wrap type="topAndBottom" anchorx="page"/>
               </v:line>
             </w:pict>
@@ -438,7 +438,7 @@
           </mc:Choice>
           <mc:Fallback>
             <w:pict>
-              <v:group w14:anchorId="7162A5A7" id="群組 12" o:spid="_x0000_s1026" style="width:469.5pt;height:3.3pt;mso-position-horizontal-relative:char;mso-position-vertical-relative:line" coordsize="9390,66" o:gfxdata="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">
+              <v:group w14:anchorId="398BABBE" id="群組 12" o:spid="_x0000_s1026" style="width:469.5pt;height:3.3pt;mso-position-horizontal-relative:char;mso-position-vertical-relative:line" coordsize="9390,66" o:gfxdata="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">
                 <v:line id="Line 26" o:spid="_x0000_s1027" style="position:absolute;visibility:visible;mso-wrap-style:square" from="15,51" to="9375,51" o:connectortype="straight" o:gfxdata="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" strokeweight="1.5pt"/>
                 <w10:anchorlock/>
               </v:group>
@@ -545,7 +545,7 @@
           </mc:Choice>
           <mc:Fallback>
             <w:pict>
-              <v:line w14:anchorId="2200223B" id="直線接點 10" o:spid="_x0000_s1026" style="position:absolute;z-index:-251661824;visibility:visible;mso-wrap-style:square;mso-width-percent:0;mso-height-percent:0;mso-wrap-distance-left:0;mso-wrap-distance-top:0;mso-wrap-distance-right:0;mso-wrap-distance-bottom:0;mso-position-horizontal:absolute;mso-position-horizontal-relative:page;mso-position-vertical:absolute;mso-position-vertical-relative:text;mso-width-percent:0;mso-height-percent:0;mso-width-relative:page;mso-height-relative:page" from="1in,10.45pt" to="540pt,10.45pt" o:gfxdata="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" strokeweight="1.5pt">
+              <v:line w14:anchorId="52708866" id="直線接點 10" o:spid="_x0000_s1026" style="position:absolute;z-index:-251661824;visibility:visible;mso-wrap-style:square;mso-width-percent:0;mso-height-percent:0;mso-wrap-distance-left:0;mso-wrap-distance-top:0;mso-wrap-distance-right:0;mso-wrap-distance-bottom:0;mso-position-horizontal:absolute;mso-position-horizontal-relative:page;mso-position-vertical:absolute;mso-position-vertical-relative:text;mso-width-percent:0;mso-height-percent:0;mso-width-relative:page;mso-height-relative:page" from="1in,10.45pt" to="540pt,10.45pt" o:gfxdata="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" strokeweight="1.5pt">
                 <w10:wrap type="topAndBottom" anchorx="page"/>
               </v:line>
             </w:pict>
@@ -657,7 +657,7 @@
           </mc:Choice>
           <mc:Fallback>
             <w:pict>
-              <v:group w14:anchorId="7E7FB258" id="群組 9" o:spid="_x0000_s1026" style="width:469.5pt;height:3.3pt;mso-position-horizontal-relative:char;mso-position-vertical-relative:line" coordsize="9390,66" o:gfxdata="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">
+              <v:group w14:anchorId="54017628" id="群組 9" o:spid="_x0000_s1026" style="width:469.5pt;height:3.3pt;mso-position-horizontal-relative:char;mso-position-vertical-relative:line" coordsize="9390,66" o:gfxdata="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">
                 <v:line id="Line 26" o:spid="_x0000_s1027" style="position:absolute;visibility:visible;mso-wrap-style:square" from="15,51" to="9375,51" o:connectortype="straight" o:gfxdata="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" strokeweight="1.5pt"/>
                 <w10:anchorlock/>
               </v:group>
@@ -832,7 +832,6 @@
               </w:rPr>
               <w:t xml:space="preserve"> </w:t>
             </w:r>
-            <w:proofErr w:type="spellStart"/>
             <w:r>
               <w:rPr>
                 <w:rFonts w:eastAsia="標楷體"/>
@@ -840,7 +839,6 @@
               </w:rPr>
               <w:t>迄今</w:t>
             </w:r>
-            <w:proofErr w:type="spellEnd"/>
           </w:p>
         </w:tc>
       </w:tr>
@@ -2008,7 +2006,7 @@
         <w:spacing w:before="123"/>
         <w:ind w:left="160"/>
         <w:rPr>
-          <w:rFonts w:eastAsia="標楷體" w:hint="eastAsia"/>
+          <w:rFonts w:eastAsia="標楷體"/>
           <w:lang w:eastAsia="zh-TW"/>
         </w:rPr>
       </w:pPr>
@@ -2092,7 +2090,7 @@
           </mc:Choice>
           <mc:Fallback>
             <w:pict>
-              <v:line w14:anchorId="31B664D3" id="直線接點 6" o:spid="_x0000_s1026" style="position:absolute;z-index:-251649024;visibility:visible;mso-wrap-style:square;mso-width-percent:0;mso-height-percent:0;mso-wrap-distance-left:0;mso-wrap-distance-top:0;mso-wrap-distance-right:0;mso-wrap-distance-bottom:0;mso-position-horizontal:absolute;mso-position-horizontal-relative:page;mso-position-vertical:absolute;mso-position-vertical-relative:text;mso-width-percent:0;mso-height-percent:0;mso-width-relative:page;mso-height-relative:page" from="1in,10.9pt" to="540pt,10.9pt" o:gfxdata="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" strokeweight="1.5pt">
+              <v:line w14:anchorId="3194CCB4" id="直線接點 6" o:spid="_x0000_s1026" style="position:absolute;z-index:-251649024;visibility:visible;mso-wrap-style:square;mso-width-percent:0;mso-height-percent:0;mso-wrap-distance-left:0;mso-wrap-distance-top:0;mso-wrap-distance-right:0;mso-wrap-distance-bottom:0;mso-position-horizontal:absolute;mso-position-horizontal-relative:page;mso-position-vertical:absolute;mso-position-vertical-relative:text;mso-width-percent:0;mso-height-percent:0;mso-width-relative:page;mso-height-relative:page" from="1in,10.9pt" to="540pt,10.9pt" o:gfxdata="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" strokeweight="1.5pt">
                 <w10:wrap type="topAndBottom" anchorx="page"/>
               </v:line>
             </w:pict>
@@ -2204,7 +2202,7 @@
           </mc:Choice>
           <mc:Fallback>
             <w:pict>
-              <v:group w14:anchorId="29641975" id="群組 5" o:spid="_x0000_s1026" style="width:469.5pt;height:3.3pt;mso-position-horizontal-relative:char;mso-position-vertical-relative:line" coordsize="9390,66" o:gfxdata="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">
+              <v:group w14:anchorId="6FD57AD1" id="群組 5" o:spid="_x0000_s1026" style="width:469.5pt;height:3.3pt;mso-position-horizontal-relative:char;mso-position-vertical-relative:line" coordsize="9390,66" o:gfxdata="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">
                 <v:line id="Line 26" o:spid="_x0000_s1027" style="position:absolute;visibility:visible;mso-wrap-style:square" from="15,51" to="9375,51" o:connectortype="straight" o:gfxdata="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" strokeweight="1.5pt"/>
                 <w10:anchorlock/>
               </v:group>
@@ -2259,9 +2257,18 @@
         <w:rPr>
           <w:rFonts w:eastAsia="標楷體"/>
           <w:sz w:val="24"/>
-          <w:lang w:eastAsia="zh-TW"/>
-        </w:rPr>
-        <w:t>Jie-Long Chen, Ching-Chung Chen, Arthur Chang,</w:t>
+          <w:u w:val="single"/>
+          <w:lang w:eastAsia="zh-TW"/>
+        </w:rPr>
+        <w:t>Jie-Long Chen</w:t>
+      </w:r>
+      <w:r>
+        <w:rPr>
+          <w:rFonts w:eastAsia="標楷體"/>
+          <w:sz w:val="24"/>
+          <w:lang w:eastAsia="zh-TW"/>
+        </w:rPr>
+        <w:t>, Ching-Chung Chen, Arthur Chang,</w:t>
       </w:r>
       <w:r>
         <w:rPr>
@@ -2518,7 +2525,7 @@
           </mc:Choice>
           <mc:Fallback>
             <w:pict>
-              <v:line w14:anchorId="4F4A451D" id="直線接點 6" o:spid="_x0000_s1026" style="position:absolute;z-index:-15720448;visibility:visible;mso-wrap-style:square;mso-width-percent:0;mso-height-percent:0;mso-wrap-distance-left:0;mso-wrap-distance-top:0;mso-wrap-distance-right:0;mso-wrap-distance-bottom:0;mso-position-horizontal:absolute;mso-position-horizontal-relative:page;mso-position-vertical:absolute;mso-position-vertical-relative:text;mso-width-percent:0;mso-height-percent:0;mso-width-relative:page;mso-height-relative:page" from="1in,10.9pt" to="540pt,10.9pt" o:gfxdata="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" strokeweight="1.5pt">
+              <v:line w14:anchorId="7EF07D84" id="直線接點 6" o:spid="_x0000_s1026" style="position:absolute;z-index:-15720448;visibility:visible;mso-wrap-style:square;mso-width-percent:0;mso-height-percent:0;mso-wrap-distance-left:0;mso-wrap-distance-top:0;mso-wrap-distance-right:0;mso-wrap-distance-bottom:0;mso-position-horizontal:absolute;mso-position-horizontal-relative:page;mso-position-vertical:absolute;mso-position-vertical-relative:text;mso-width-percent:0;mso-height-percent:0;mso-width-relative:page;mso-height-relative:page" from="1in,10.9pt" to="540pt,10.9pt" o:gfxdata="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" strokeweight="1.5pt">
                 <w10:wrap type="topAndBottom" anchorx="page"/>
               </v:line>
             </w:pict>
@@ -2630,7 +2637,7 @@
           </mc:Choice>
           <mc:Fallback>
             <w:pict>
-              <v:group w14:anchorId="3F6B28C3" id="群組 5" o:spid="_x0000_s1026" style="width:469.5pt;height:3.3pt;mso-position-horizontal-relative:char;mso-position-vertical-relative:line" coordsize="9390,66" o:gfxdata="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">
+              <v:group w14:anchorId="3C6ACB56" id="群組 5" o:spid="_x0000_s1026" style="width:469.5pt;height:3.3pt;mso-position-horizontal-relative:char;mso-position-vertical-relative:line" coordsize="9390,66" o:gfxdata="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">
                 <v:line id="Line 26" o:spid="_x0000_s1027" style="position:absolute;visibility:visible;mso-wrap-style:square" from="15,51" to="9375,51" o:connectortype="straight" o:gfxdata="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" strokeweight="1.5pt"/>
                 <w10:anchorlock/>
               </v:group>
@@ -2771,7 +2778,7 @@
           </mc:Choice>
           <mc:Fallback>
             <w:pict>
-              <v:line w14:anchorId="6494C6B7" id="直線接點 6" o:spid="_x0000_s1026" style="position:absolute;z-index:-251664384;visibility:visible;mso-wrap-style:square;mso-width-percent:0;mso-height-percent:0;mso-wrap-distance-left:0;mso-wrap-distance-top:0;mso-wrap-distance-right:0;mso-wrap-distance-bottom:0;mso-position-horizontal:absolute;mso-position-horizontal-relative:page;mso-position-vertical:absolute;mso-position-vertical-relative:text;mso-width-percent:0;mso-height-percent:0;mso-width-relative:page;mso-height-relative:page" from="1in,10.9pt" to="540pt,10.9pt" o:gfxdata="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" strokeweight="1.5pt">
+              <v:line w14:anchorId="26D3DBDB" id="直線接點 6" o:spid="_x0000_s1026" style="position:absolute;z-index:-251664384;visibility:visible;mso-wrap-style:square;mso-width-percent:0;mso-height-percent:0;mso-wrap-distance-left:0;mso-wrap-distance-top:0;mso-wrap-distance-right:0;mso-wrap-distance-bottom:0;mso-position-horizontal:absolute;mso-position-horizontal-relative:page;mso-position-vertical:absolute;mso-position-vertical-relative:text;mso-width-percent:0;mso-height-percent:0;mso-width-relative:page;mso-height-relative:page" from="1in,10.9pt" to="540pt,10.9pt" o:gfxdata="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" strokeweight="1.5pt">
                 <w10:wrap type="topAndBottom" anchorx="page"/>
               </v:line>
             </w:pict>
@@ -2884,7 +2891,7 @@
           </mc:Choice>
           <mc:Fallback>
             <w:pict>
-              <v:group w14:anchorId="0B11EB2A" id="群組 5" o:spid="_x0000_s1026" style="width:469.5pt;height:3.3pt;mso-position-horizontal-relative:char;mso-position-vertical-relative:line" coordsize="9390,66" o:gfxdata="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">
+              <v:group w14:anchorId="7EC25FD0" id="群組 5" o:spid="_x0000_s1026" style="width:469.5pt;height:3.3pt;mso-position-horizontal-relative:char;mso-position-vertical-relative:line" coordsize="9390,66" o:gfxdata="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">
                 <v:line id="Line 32" o:spid="_x0000_s1027" style="position:absolute;visibility:visible;mso-wrap-style:square" from="15,51" to="9375,51" o:connectortype="straight" o:gfxdata="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" strokeweight="1.5pt"/>
                 <w10:anchorlock/>
               </v:group>
@@ -3804,7 +3811,6 @@
         </w:rPr>
         <w:t>創辦</w:t>
       </w:r>
-      <w:proofErr w:type="spellStart"/>
       <w:r>
         <w:rPr>
           <w:rFonts w:eastAsia="標楷體"/>
@@ -3813,7 +3819,6 @@
         </w:rPr>
         <w:t>CodeCrafters</w:t>
       </w:r>
-      <w:proofErr w:type="spellEnd"/>
       <w:r>
         <w:rPr>
           <w:rFonts w:eastAsia="標楷體" w:hint="eastAsia"/>
@@ -4331,7 +4336,7 @@
           </mc:Choice>
           <mc:Fallback>
             <w:pict>
-              <v:line w14:anchorId="23B700FC" id="直線接點 6" o:spid="_x0000_s1026" style="position:absolute;z-index:-251643904;visibility:visible;mso-wrap-style:square;mso-width-percent:0;mso-height-percent:0;mso-wrap-distance-left:0;mso-wrap-distance-top:0;mso-wrap-distance-right:0;mso-wrap-distance-bottom:0;mso-position-horizontal:absolute;mso-position-horizontal-relative:page;mso-position-vertical:absolute;mso-position-vertical-relative:text;mso-width-percent:0;mso-height-percent:0;mso-width-relative:page;mso-height-relative:page" from="1in,10.9pt" to="540pt,10.9pt" o:gfxdata="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" strokeweight="1.5pt">
+              <v:line w14:anchorId="7309B658" id="直線接點 6" o:spid="_x0000_s1026" style="position:absolute;z-index:-251643904;visibility:visible;mso-wrap-style:square;mso-width-percent:0;mso-height-percent:0;mso-wrap-distance-left:0;mso-wrap-distance-top:0;mso-wrap-distance-right:0;mso-wrap-distance-bottom:0;mso-position-horizontal:absolute;mso-position-horizontal-relative:page;mso-position-vertical:absolute;mso-position-vertical-relative:text;mso-width-percent:0;mso-height-percent:0;mso-width-relative:page;mso-height-relative:page" from="1in,10.9pt" to="540pt,10.9pt" o:gfxdata="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" strokeweight="1.5pt">
                 <w10:wrap type="topAndBottom" anchorx="page"/>
               </v:line>
             </w:pict>
@@ -4444,7 +4449,7 @@
           </mc:Choice>
           <mc:Fallback>
             <w:pict>
-              <v:group w14:anchorId="7F6E95D0" id="群組 5" o:spid="_x0000_s1026" style="width:469.5pt;height:3.3pt;mso-position-horizontal-relative:char;mso-position-vertical-relative:line" coordsize="9390,66" o:gfxdata="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">
+              <v:group w14:anchorId="79D73236" id="群組 5" o:spid="_x0000_s1026" style="width:469.5pt;height:3.3pt;mso-position-horizontal-relative:char;mso-position-vertical-relative:line" coordsize="9390,66" o:gfxdata="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">
                 <v:line id="Line 32" o:spid="_x0000_s1027" style="position:absolute;visibility:visible;mso-wrap-style:square" from="15,51" to="9375,51" o:connectortype="straight" o:gfxdata="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" strokeweight="1.5pt"/>
                 <w10:anchorlock/>
               </v:group>
@@ -5361,7 +5366,7 @@
           </mc:Choice>
           <mc:Fallback>
             <w:pict>
-              <v:line w14:anchorId="3FF21DA1" id="直線接點 6" o:spid="_x0000_s1026" style="position:absolute;z-index:-15725568;visibility:visible;mso-wrap-style:square;mso-width-percent:0;mso-height-percent:0;mso-wrap-distance-left:0;mso-wrap-distance-top:0;mso-wrap-distance-right:0;mso-wrap-distance-bottom:0;mso-position-horizontal:absolute;mso-position-horizontal-relative:page;mso-position-vertical:absolute;mso-position-vertical-relative:text;mso-width-percent:0;mso-height-percent:0;mso-width-relative:page;mso-height-relative:page" from="1in,10.9pt" to="540pt,10.9pt" o:gfxdata="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" strokeweight="1.5pt">
+              <v:line w14:anchorId="059C1E7D" id="直線接點 6" o:spid="_x0000_s1026" style="position:absolute;z-index:-15725568;visibility:visible;mso-wrap-style:square;mso-width-percent:0;mso-height-percent:0;mso-wrap-distance-left:0;mso-wrap-distance-top:0;mso-wrap-distance-right:0;mso-wrap-distance-bottom:0;mso-position-horizontal:absolute;mso-position-horizontal-relative:page;mso-position-vertical:absolute;mso-position-vertical-relative:text;mso-width-percent:0;mso-height-percent:0;mso-width-relative:page;mso-height-relative:page" from="1in,10.9pt" to="540pt,10.9pt" o:gfxdata="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" strokeweight="1.5pt">
                 <w10:wrap type="topAndBottom" anchorx="page"/>
               </v:line>
             </w:pict>
@@ -5474,7 +5479,7 @@
           </mc:Choice>
           <mc:Fallback>
             <w:pict>
-              <v:group w14:anchorId="5D30E46B" id="群組 5" o:spid="_x0000_s1026" style="width:469.5pt;height:3.3pt;mso-position-horizontal-relative:char;mso-position-vertical-relative:line" coordsize="9390,66" o:gfxdata="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">
+              <v:group w14:anchorId="314EF7E9" id="群組 5" o:spid="_x0000_s1026" style="width:469.5pt;height:3.3pt;mso-position-horizontal-relative:char;mso-position-vertical-relative:line" coordsize="9390,66" o:gfxdata="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">
                 <v:line id="Line 32" o:spid="_x0000_s1027" style="position:absolute;visibility:visible;mso-wrap-style:square" from="15,51" to="9375,51" o:connectortype="straight" o:gfxdata="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" strokeweight="1.5pt"/>
                 <w10:anchorlock/>
               </v:group>

--- a/assets/JieLong Chen CV(ch).docx
+++ b/assets/JieLong Chen CV(ch).docx
@@ -17,16 +17,16 @@
           <w:lang w:eastAsia="zh-TW"/>
         </w:rPr>
         <w:drawing>
-          <wp:anchor distT="0" distB="0" distL="114300" distR="114300" simplePos="0" relativeHeight="487591936" behindDoc="0" locked="0" layoutInCell="1" allowOverlap="1" wp14:anchorId="15F55F69" wp14:editId="347C7935">
+          <wp:anchor distT="0" distB="0" distL="114300" distR="114300" simplePos="0" relativeHeight="487591936" behindDoc="0" locked="0" layoutInCell="1" allowOverlap="1" wp14:anchorId="15F55F69" wp14:editId="14B46DAD">
             <wp:simplePos x="0" y="0"/>
             <wp:positionH relativeFrom="column">
-              <wp:posOffset>5098465</wp:posOffset>
+              <wp:posOffset>5099050</wp:posOffset>
             </wp:positionH>
             <wp:positionV relativeFrom="paragraph">
-              <wp:posOffset>41711</wp:posOffset>
+              <wp:posOffset>92075</wp:posOffset>
             </wp:positionV>
-            <wp:extent cx="946466" cy="1304925"/>
-            <wp:effectExtent l="19050" t="19050" r="25400" b="9525"/>
+            <wp:extent cx="946150" cy="1208405"/>
+            <wp:effectExtent l="19050" t="19050" r="25400" b="10795"/>
             <wp:wrapSquare wrapText="bothSides"/>
             <wp:docPr id="2004525972" name="圖片 11"/>
             <wp:cNvGraphicFramePr>
@@ -36,7 +36,7 @@
               <a:graphicData uri="http://schemas.openxmlformats.org/drawingml/2006/picture">
                 <pic:pic xmlns:pic="http://schemas.openxmlformats.org/drawingml/2006/picture">
                   <pic:nvPicPr>
-                    <pic:cNvPr id="2004525972" name="圖片 2004525972"/>
+                    <pic:cNvPr id="2004525972" name="圖片 11"/>
                     <pic:cNvPicPr/>
                   </pic:nvPicPr>
                   <pic:blipFill>
@@ -54,7 +54,7 @@
                   <pic:spPr>
                     <a:xfrm>
                       <a:off x="0" y="0"/>
-                      <a:ext cx="946466" cy="1304925"/>
+                      <a:ext cx="946150" cy="1208405"/>
                     </a:xfrm>
                     <a:prstGeom prst="rect">
                       <a:avLst/>
@@ -173,14 +173,35 @@
           <w:rFonts w:eastAsia="標楷體" w:hint="eastAsia"/>
           <w:lang w:eastAsia="zh-TW"/>
         </w:rPr>
-        <w:t>MB204</w:t>
-      </w:r>
-      <w:r>
-        <w:rPr>
-          <w:rFonts w:eastAsia="標楷體" w:hint="eastAsia"/>
-          <w:lang w:eastAsia="zh-TW"/>
-        </w:rPr>
-        <w:t>智慧應用新實驗室</w:t>
+        <w:t>MB20</w:t>
+      </w:r>
+      <w:r>
+        <w:rPr>
+          <w:rFonts w:eastAsia="標楷體" w:hint="eastAsia"/>
+          <w:lang w:eastAsia="zh-TW"/>
+        </w:rPr>
+        <w:t>6</w:t>
+      </w:r>
+      <w:r>
+        <w:rPr>
+          <w:rFonts w:eastAsia="標楷體" w:hint="eastAsia"/>
+          <w:lang w:eastAsia="zh-TW"/>
+        </w:rPr>
+        <w:t>智慧應用</w:t>
+      </w:r>
+      <w:r>
+        <w:rPr>
+          <w:rFonts w:eastAsia="標楷體" w:hint="eastAsia"/>
+          <w:lang w:eastAsia="zh-TW"/>
+        </w:rPr>
+        <w:t>創</w:t>
+      </w:r>
+      <w:r>
+        <w:rPr>
+          <w:rFonts w:eastAsia="標楷體" w:hint="eastAsia"/>
+          <w:lang w:eastAsia="zh-TW"/>
+        </w:rPr>
+        <w:t>新實驗室</w:t>
       </w:r>
       <w:r>
         <w:rPr>
@@ -326,7 +347,7 @@
           </mc:Choice>
           <mc:Fallback>
             <w:pict>
-              <v:line w14:anchorId="073EB195" id="直線接點 13" o:spid="_x0000_s1026" style="position:absolute;z-index:-15722496;visibility:visible;mso-wrap-style:square;mso-width-percent:0;mso-height-percent:0;mso-wrap-distance-left:0;mso-wrap-distance-top:0;mso-wrap-distance-right:0;mso-wrap-distance-bottom:0;mso-position-horizontal:absolute;mso-position-horizontal-relative:page;mso-position-vertical:absolute;mso-position-vertical-relative:text;mso-width-percent:0;mso-height-percent:0;mso-width-relative:page;mso-height-relative:page" from="1in,10.9pt" to="540pt,10.9pt" o:gfxdata="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" strokeweight="1.5pt">
+              <v:line w14:anchorId="7814A9FC" id="直線接點 13" o:spid="_x0000_s1026" style="position:absolute;z-index:-15722496;visibility:visible;mso-wrap-style:square;mso-width-percent:0;mso-height-percent:0;mso-wrap-distance-left:0;mso-wrap-distance-top:0;mso-wrap-distance-right:0;mso-wrap-distance-bottom:0;mso-position-horizontal:absolute;mso-position-horizontal-relative:page;mso-position-vertical:absolute;mso-position-vertical-relative:text;mso-width-percent:0;mso-height-percent:0;mso-width-relative:page;mso-height-relative:page" from="1in,10.9pt" to="540pt,10.9pt" o:gfxdata="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" strokeweight="1.5pt">
                 <w10:wrap type="topAndBottom" anchorx="page"/>
               </v:line>
             </w:pict>
@@ -438,7 +459,7 @@
           </mc:Choice>
           <mc:Fallback>
             <w:pict>
-              <v:group w14:anchorId="398BABBE" id="群組 12" o:spid="_x0000_s1026" style="width:469.5pt;height:3.3pt;mso-position-horizontal-relative:char;mso-position-vertical-relative:line" coordsize="9390,66" o:gfxdata="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">
+              <v:group w14:anchorId="5ED7338F" id="群組 12" o:spid="_x0000_s1026" style="width:469.5pt;height:3.3pt;mso-position-horizontal-relative:char;mso-position-vertical-relative:line" coordsize="9390,66" o:gfxdata="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">
                 <v:line id="Line 26" o:spid="_x0000_s1027" style="position:absolute;visibility:visible;mso-wrap-style:square" from="15,51" to="9375,51" o:connectortype="straight" o:gfxdata="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" strokeweight="1.5pt"/>
                 <w10:anchorlock/>
               </v:group>
@@ -463,7 +484,7 @@
           <w:rFonts w:eastAsia="標楷體"/>
           <w:lang w:eastAsia="zh-TW"/>
         </w:rPr>
-        <w:t>Jie-Long Chen is a graduate student in Information Management at National Yunlin University of Science and Technology, awarded a prestigious NT$600,000 merit scholarship. He has solid experience in algorithms, system development, and AI applications. Previously, he worked as a software development intern at CTBC Bank and has served as a teaching assistant for multiple university-level programming courses, as well as a private IT tutor. His research has earned recognition with an Outstanding Paper Award at the ICIM International Conference, and he serves as a reviewer for the IEEE Conference on Computational Intelligence in Bioinformatics and Computational Biology (CIBCB). He has developed a wide range of application systems across fields such as educational technology, financial technology, and daily life solutions, demonstrating extensive project execution and cross-disciplinary collaboration skills.</w:t>
+        <w:t>Jie-Long Chen is a graduate student in the Department of Information Management at National Yunlin University of Science and Technology. He was awarded a prestigious NT$600,000 merit scholarship. He has solid experience in algorithms, system development, and artificial intelligence applications. Previously, he worked as a software development intern at CTBC Bank and has served as a teaching assistant for multiple university-level programming courses, as well as a private IT tutor. His research areas include AI applications, system development, and digital learning. His academic achievements include publishing several conference papers and submitting journal papers currently under review. He also serves as a reviewer for the IEEE Conference on Computational Intelligence in Bioinformatics and Computational Biology (CIBCB). He has developed a wide range of application systems across fields such as educational technology and daily life solutions.</w:t>
       </w:r>
     </w:p>
     <w:p>
@@ -545,7 +566,7 @@
           </mc:Choice>
           <mc:Fallback>
             <w:pict>
-              <v:line w14:anchorId="52708866" id="直線接點 10" o:spid="_x0000_s1026" style="position:absolute;z-index:-251661824;visibility:visible;mso-wrap-style:square;mso-width-percent:0;mso-height-percent:0;mso-wrap-distance-left:0;mso-wrap-distance-top:0;mso-wrap-distance-right:0;mso-wrap-distance-bottom:0;mso-position-horizontal:absolute;mso-position-horizontal-relative:page;mso-position-vertical:absolute;mso-position-vertical-relative:text;mso-width-percent:0;mso-height-percent:0;mso-width-relative:page;mso-height-relative:page" from="1in,10.45pt" to="540pt,10.45pt" o:gfxdata="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" strokeweight="1.5pt">
+              <v:line w14:anchorId="2AB33ED3" id="直線接點 10" o:spid="_x0000_s1026" style="position:absolute;z-index:-251661824;visibility:visible;mso-wrap-style:square;mso-width-percent:0;mso-height-percent:0;mso-wrap-distance-left:0;mso-wrap-distance-top:0;mso-wrap-distance-right:0;mso-wrap-distance-bottom:0;mso-position-horizontal:absolute;mso-position-horizontal-relative:page;mso-position-vertical:absolute;mso-position-vertical-relative:text;mso-width-percent:0;mso-height-percent:0;mso-width-relative:page;mso-height-relative:page" from="1in,10.45pt" to="540pt,10.45pt" o:gfxdata="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" strokeweight="1.5pt">
                 <w10:wrap type="topAndBottom" anchorx="page"/>
               </v:line>
             </w:pict>
@@ -657,7 +678,7 @@
           </mc:Choice>
           <mc:Fallback>
             <w:pict>
-              <v:group w14:anchorId="54017628" id="群組 9" o:spid="_x0000_s1026" style="width:469.5pt;height:3.3pt;mso-position-horizontal-relative:char;mso-position-vertical-relative:line" coordsize="9390,66" o:gfxdata="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">
+              <v:group w14:anchorId="41CBA9DE" id="群組 9" o:spid="_x0000_s1026" style="width:469.5pt;height:3.3pt;mso-position-horizontal-relative:char;mso-position-vertical-relative:line" coordsize="9390,66" o:gfxdata="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">
                 <v:line id="Line 26" o:spid="_x0000_s1027" style="position:absolute;visibility:visible;mso-wrap-style:square" from="15,51" to="9375,51" o:connectortype="straight" o:gfxdata="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" strokeweight="1.5pt"/>
                 <w10:anchorlock/>
               </v:group>
@@ -832,6 +853,7 @@
               </w:rPr>
               <w:t xml:space="preserve"> </w:t>
             </w:r>
+            <w:proofErr w:type="spellStart"/>
             <w:r>
               <w:rPr>
                 <w:rFonts w:eastAsia="標楷體"/>
@@ -839,6 +861,7 @@
               </w:rPr>
               <w:t>迄今</w:t>
             </w:r>
+            <w:proofErr w:type="spellEnd"/>
           </w:p>
         </w:tc>
       </w:tr>
@@ -1227,6 +1250,7 @@
         </w:rPr>
         <w:t xml:space="preserve"> </w:t>
       </w:r>
+      <w:proofErr w:type="gramStart"/>
       <w:r>
         <w:rPr>
           <w:rFonts w:eastAsia="標楷體"/>
@@ -1235,6 +1259,7 @@
         </w:rPr>
         <w:t>–</w:t>
       </w:r>
+      <w:proofErr w:type="gramEnd"/>
       <w:r>
         <w:rPr>
           <w:rFonts w:eastAsia="標楷體" w:hint="eastAsia"/>
@@ -1315,11 +1340,19 @@
       </w:r>
       <w:r>
         <w:rPr>
-          <w:rFonts w:eastAsia="標楷體" w:hint="eastAsia"/>
-          <w:sz w:val="24"/>
-          <w:lang w:eastAsia="zh-TW"/>
-        </w:rPr>
-        <w:t>國立雲林科技大學</w:t>
+          <w:rFonts w:eastAsia="標楷體"/>
+          <w:sz w:val="24"/>
+          <w:lang w:eastAsia="zh-TW"/>
+        </w:rPr>
+        <w:t xml:space="preserve">TAICA </w:t>
+      </w:r>
+      <w:r>
+        <w:rPr>
+          <w:rFonts w:eastAsia="標楷體"/>
+          <w:sz w:val="24"/>
+          <w:lang w:eastAsia="zh-TW"/>
+        </w:rPr>
+        <w:t>臺灣大專院校人工智慧學程聯盟</w:t>
       </w:r>
       <w:r>
         <w:rPr>
@@ -1340,12 +1373,12 @@
       </w:r>
       <w:r>
         <w:rPr>
-          <w:rFonts w:eastAsia="標楷體" w:hint="eastAsia"/>
+          <w:rFonts w:eastAsia="標楷體"/>
           <w:spacing w:val="16"/>
           <w:sz w:val="24"/>
           <w:lang w:eastAsia="zh-TW"/>
         </w:rPr>
-        <w:t>Java</w:t>
+        <w:t>基礎程式設計</w:t>
       </w:r>
       <w:r>
         <w:rPr>
@@ -1354,7 +1387,7 @@
           <w:sz w:val="24"/>
           <w:lang w:eastAsia="zh-TW"/>
         </w:rPr>
-        <w:t>物件導向程式語言</w:t>
+        <w:t xml:space="preserve"> C++</w:t>
       </w:r>
       <w:r>
         <w:rPr>
@@ -1379,40 +1412,9 @@
           <w:sz w:val="24"/>
           <w:lang w:eastAsia="zh-TW"/>
         </w:rPr>
-        <w:t>20</w:t>
-      </w:r>
-      <w:r>
-        <w:rPr>
-          <w:rFonts w:eastAsia="標楷體" w:hint="eastAsia"/>
-          <w:sz w:val="24"/>
-          <w:lang w:eastAsia="zh-TW"/>
-        </w:rPr>
-        <w:t>2</w:t>
-      </w:r>
-      <w:r>
-        <w:rPr>
-          <w:rFonts w:eastAsia="標楷體" w:hint="eastAsia"/>
-          <w:sz w:val="24"/>
-          <w:lang w:eastAsia="zh-TW"/>
-        </w:rPr>
-        <w:t>5</w:t>
-      </w:r>
-      <w:r>
-        <w:rPr>
-          <w:rFonts w:eastAsia="標楷體"/>
-          <w:sz w:val="24"/>
-          <w:lang w:eastAsia="zh-TW"/>
-        </w:rPr>
-        <w:t>/0</w:t>
-      </w:r>
-      <w:r>
-        <w:rPr>
-          <w:rFonts w:eastAsia="標楷體" w:hint="eastAsia"/>
-          <w:sz w:val="24"/>
-          <w:lang w:eastAsia="zh-TW"/>
-        </w:rPr>
-        <w:t xml:space="preserve">2 </w:t>
-      </w:r>
+        <w:t xml:space="preserve">2025/09 </w:t>
+      </w:r>
+      <w:proofErr w:type="gramStart"/>
       <w:r>
         <w:rPr>
           <w:rFonts w:eastAsia="標楷體"/>
@@ -1421,9 +1423,10 @@
         </w:rPr>
         <w:t>–</w:t>
       </w:r>
-      <w:r>
-        <w:rPr>
-          <w:rFonts w:eastAsia="標楷體" w:hint="eastAsia"/>
+      <w:proofErr w:type="gramEnd"/>
+      <w:r>
+        <w:rPr>
+          <w:rFonts w:eastAsia="標楷體"/>
           <w:sz w:val="24"/>
           <w:lang w:eastAsia="zh-TW"/>
         </w:rPr>
@@ -1432,19 +1435,10 @@
       <w:r>
         <w:rPr>
           <w:rFonts w:eastAsia="標楷體"/>
-          <w:spacing w:val="-57"/>
-          <w:sz w:val="24"/>
-          <w:lang w:eastAsia="zh-TW"/>
-        </w:rPr>
-        <w:t xml:space="preserve"> </w:t>
-      </w:r>
-      <w:r>
-        <w:rPr>
-          <w:rFonts w:eastAsia="標楷體" w:hint="eastAsia"/>
-          <w:sz w:val="24"/>
-          <w:lang w:eastAsia="zh-TW"/>
-        </w:rPr>
-        <w:t>2025/06</w:t>
+          <w:sz w:val="24"/>
+          <w:lang w:eastAsia="zh-TW"/>
+        </w:rPr>
+        <w:t>迄今</w:t>
       </w:r>
     </w:p>
     <w:p>
@@ -1531,16 +1525,16 @@
           <w:sz w:val="24"/>
           <w:lang w:eastAsia="zh-TW"/>
         </w:rPr>
-        <w:t>Python</w:t>
-      </w:r>
-      <w:r>
-        <w:rPr>
-          <w:rFonts w:eastAsia="標楷體" w:hint="eastAsia"/>
+        <w:t>Java</w:t>
+      </w:r>
+      <w:r>
+        <w:rPr>
+          <w:rFonts w:eastAsia="標楷體"/>
           <w:spacing w:val="16"/>
           <w:sz w:val="24"/>
           <w:lang w:eastAsia="zh-TW"/>
         </w:rPr>
-        <w:t>程式設計概念與方法</w:t>
+        <w:t>物件導向程式語言</w:t>
       </w:r>
       <w:r>
         <w:rPr>
@@ -1573,7 +1567,15 @@
           <w:sz w:val="24"/>
           <w:lang w:eastAsia="zh-TW"/>
         </w:rPr>
-        <w:t>24</w:t>
+        <w:t>2</w:t>
+      </w:r>
+      <w:r>
+        <w:rPr>
+          <w:rFonts w:eastAsia="標楷體" w:hint="eastAsia"/>
+          <w:sz w:val="24"/>
+          <w:lang w:eastAsia="zh-TW"/>
+        </w:rPr>
+        <w:t>5</w:t>
       </w:r>
       <w:r>
         <w:rPr>
@@ -1589,8 +1591,18 @@
           <w:sz w:val="24"/>
           <w:lang w:eastAsia="zh-TW"/>
         </w:rPr>
-        <w:t>9</w:t>
-      </w:r>
+        <w:t xml:space="preserve">2 </w:t>
+      </w:r>
+      <w:proofErr w:type="gramStart"/>
+      <w:r>
+        <w:rPr>
+          <w:rFonts w:eastAsia="標楷體"/>
+          <w:sz w:val="24"/>
+          <w:lang w:eastAsia="zh-TW"/>
+        </w:rPr>
+        <w:t>–</w:t>
+      </w:r>
+      <w:proofErr w:type="gramEnd"/>
       <w:r>
         <w:rPr>
           <w:rFonts w:eastAsia="標楷體" w:hint="eastAsia"/>
@@ -1602,14 +1614,7 @@
       <w:r>
         <w:rPr>
           <w:rFonts w:eastAsia="標楷體"/>
-          <w:sz w:val="24"/>
-          <w:lang w:eastAsia="zh-TW"/>
-        </w:rPr>
-        <w:t>–</w:t>
-      </w:r>
-      <w:r>
-        <w:rPr>
-          <w:rFonts w:eastAsia="標楷體" w:hint="eastAsia"/>
+          <w:spacing w:val="-57"/>
           <w:sz w:val="24"/>
           <w:lang w:eastAsia="zh-TW"/>
         </w:rPr>
@@ -1617,52 +1622,11 @@
       </w:r>
       <w:r>
         <w:rPr>
-          <w:rFonts w:eastAsia="標楷體"/>
-          <w:spacing w:val="-57"/>
-          <w:sz w:val="24"/>
-          <w:lang w:eastAsia="zh-TW"/>
-        </w:rPr>
-        <w:t xml:space="preserve"> </w:t>
-      </w:r>
-      <w:r>
-        <w:rPr>
-          <w:rFonts w:eastAsia="標楷體"/>
-          <w:sz w:val="24"/>
-          <w:lang w:eastAsia="zh-TW"/>
-        </w:rPr>
-        <w:t>20</w:t>
-      </w:r>
-      <w:r>
-        <w:rPr>
-          <w:rFonts w:eastAsia="標楷體" w:hint="eastAsia"/>
-          <w:sz w:val="24"/>
-          <w:lang w:eastAsia="zh-TW"/>
-        </w:rPr>
-        <w:t>2</w:t>
-      </w:r>
-      <w:r>
-        <w:rPr>
-          <w:rFonts w:eastAsia="標楷體" w:hint="eastAsia"/>
-          <w:sz w:val="24"/>
-          <w:lang w:eastAsia="zh-TW"/>
-        </w:rPr>
-        <w:t>5</w:t>
-      </w:r>
-      <w:r>
-        <w:rPr>
-          <w:rFonts w:eastAsia="標楷體"/>
-          <w:sz w:val="24"/>
-          <w:lang w:eastAsia="zh-TW"/>
-        </w:rPr>
-        <w:t>/0</w:t>
-      </w:r>
-      <w:r>
-        <w:rPr>
-          <w:rFonts w:eastAsia="標楷體" w:hint="eastAsia"/>
-          <w:sz w:val="24"/>
-          <w:lang w:eastAsia="zh-TW"/>
-        </w:rPr>
-        <w:t>1</w:t>
+          <w:rFonts w:eastAsia="標楷體" w:hint="eastAsia"/>
+          <w:sz w:val="24"/>
+          <w:lang w:eastAsia="zh-TW"/>
+        </w:rPr>
+        <w:t>2025/06</w:t>
       </w:r>
     </w:p>
     <w:p>
@@ -1686,6 +1650,226 @@
       </w:pPr>
       <w:r>
         <w:rPr>
+          <w:rFonts w:eastAsia="標楷體"/>
+          <w:sz w:val="24"/>
+          <w:lang w:eastAsia="zh-TW"/>
+        </w:rPr>
+        <w:t>教學助理</w:t>
+      </w:r>
+      <w:r>
+        <w:rPr>
+          <w:rFonts w:eastAsia="標楷體" w:hint="eastAsia"/>
+          <w:sz w:val="24"/>
+          <w:lang w:eastAsia="zh-TW"/>
+        </w:rPr>
+        <w:t>(TA)</w:t>
+      </w:r>
+      <w:r>
+        <w:rPr>
+          <w:rFonts w:eastAsia="標楷體"/>
+          <w:sz w:val="24"/>
+          <w:lang w:eastAsia="zh-TW"/>
+        </w:rPr>
+        <w:t>,</w:t>
+      </w:r>
+      <w:r>
+        <w:rPr>
+          <w:rFonts w:eastAsia="標楷體"/>
+          <w:spacing w:val="16"/>
+          <w:sz w:val="24"/>
+          <w:lang w:eastAsia="zh-TW"/>
+        </w:rPr>
+        <w:t xml:space="preserve"> </w:t>
+      </w:r>
+      <w:r>
+        <w:rPr>
+          <w:rFonts w:eastAsia="標楷體" w:hint="eastAsia"/>
+          <w:sz w:val="24"/>
+          <w:lang w:eastAsia="zh-TW"/>
+        </w:rPr>
+        <w:t>國立雲林科技大學</w:t>
+      </w:r>
+      <w:r>
+        <w:rPr>
+          <w:rFonts w:eastAsia="標楷體"/>
+          <w:sz w:val="24"/>
+          <w:lang w:eastAsia="zh-TW"/>
+        </w:rPr>
+        <w:t>,</w:t>
+      </w:r>
+      <w:r>
+        <w:rPr>
+          <w:rFonts w:eastAsia="標楷體"/>
+          <w:spacing w:val="16"/>
+          <w:sz w:val="24"/>
+          <w:lang w:eastAsia="zh-TW"/>
+        </w:rPr>
+        <w:t xml:space="preserve"> </w:t>
+      </w:r>
+      <w:r>
+        <w:rPr>
+          <w:rFonts w:eastAsia="標楷體" w:hint="eastAsia"/>
+          <w:spacing w:val="16"/>
+          <w:sz w:val="24"/>
+          <w:lang w:eastAsia="zh-TW"/>
+        </w:rPr>
+        <w:t>Python</w:t>
+      </w:r>
+      <w:r>
+        <w:rPr>
+          <w:rFonts w:eastAsia="標楷體" w:hint="eastAsia"/>
+          <w:spacing w:val="16"/>
+          <w:sz w:val="24"/>
+          <w:lang w:eastAsia="zh-TW"/>
+        </w:rPr>
+        <w:t>程式設計概念與方法</w:t>
+      </w:r>
+      <w:r>
+        <w:rPr>
+          <w:rFonts w:eastAsia="標楷體"/>
+          <w:sz w:val="24"/>
+          <w:lang w:eastAsia="zh-TW"/>
+        </w:rPr>
+        <w:t>,</w:t>
+      </w:r>
+      <w:r>
+        <w:rPr>
+          <w:rFonts w:eastAsia="標楷體"/>
+          <w:spacing w:val="14"/>
+          <w:sz w:val="24"/>
+          <w:lang w:eastAsia="zh-TW"/>
+        </w:rPr>
+        <w:t xml:space="preserve"> </w:t>
+      </w:r>
+      <w:r>
+        <w:rPr>
+          <w:rFonts w:eastAsia="標楷體"/>
+          <w:sz w:val="24"/>
+          <w:lang w:eastAsia="zh-TW"/>
+        </w:rPr>
+        <w:t>20</w:t>
+      </w:r>
+      <w:r>
+        <w:rPr>
+          <w:rFonts w:eastAsia="標楷體" w:hint="eastAsia"/>
+          <w:sz w:val="24"/>
+          <w:lang w:eastAsia="zh-TW"/>
+        </w:rPr>
+        <w:t>24</w:t>
+      </w:r>
+      <w:r>
+        <w:rPr>
+          <w:rFonts w:eastAsia="標楷體"/>
+          <w:sz w:val="24"/>
+          <w:lang w:eastAsia="zh-TW"/>
+        </w:rPr>
+        <w:t>/0</w:t>
+      </w:r>
+      <w:r>
+        <w:rPr>
+          <w:rFonts w:eastAsia="標楷體" w:hint="eastAsia"/>
+          <w:sz w:val="24"/>
+          <w:lang w:eastAsia="zh-TW"/>
+        </w:rPr>
+        <w:t>9</w:t>
+      </w:r>
+      <w:r>
+        <w:rPr>
+          <w:rFonts w:eastAsia="標楷體" w:hint="eastAsia"/>
+          <w:sz w:val="24"/>
+          <w:lang w:eastAsia="zh-TW"/>
+        </w:rPr>
+        <w:t xml:space="preserve"> </w:t>
+      </w:r>
+      <w:proofErr w:type="gramStart"/>
+      <w:r>
+        <w:rPr>
+          <w:rFonts w:eastAsia="標楷體"/>
+          <w:sz w:val="24"/>
+          <w:lang w:eastAsia="zh-TW"/>
+        </w:rPr>
+        <w:t>–</w:t>
+      </w:r>
+      <w:proofErr w:type="gramEnd"/>
+      <w:r>
+        <w:rPr>
+          <w:rFonts w:eastAsia="標楷體" w:hint="eastAsia"/>
+          <w:sz w:val="24"/>
+          <w:lang w:eastAsia="zh-TW"/>
+        </w:rPr>
+        <w:t xml:space="preserve"> </w:t>
+      </w:r>
+      <w:r>
+        <w:rPr>
+          <w:rFonts w:eastAsia="標楷體"/>
+          <w:spacing w:val="-57"/>
+          <w:sz w:val="24"/>
+          <w:lang w:eastAsia="zh-TW"/>
+        </w:rPr>
+        <w:t xml:space="preserve"> </w:t>
+      </w:r>
+      <w:r>
+        <w:rPr>
+          <w:rFonts w:eastAsia="標楷體"/>
+          <w:sz w:val="24"/>
+          <w:lang w:eastAsia="zh-TW"/>
+        </w:rPr>
+        <w:t>20</w:t>
+      </w:r>
+      <w:r>
+        <w:rPr>
+          <w:rFonts w:eastAsia="標楷體" w:hint="eastAsia"/>
+          <w:sz w:val="24"/>
+          <w:lang w:eastAsia="zh-TW"/>
+        </w:rPr>
+        <w:t>2</w:t>
+      </w:r>
+      <w:r>
+        <w:rPr>
+          <w:rFonts w:eastAsia="標楷體" w:hint="eastAsia"/>
+          <w:sz w:val="24"/>
+          <w:lang w:eastAsia="zh-TW"/>
+        </w:rPr>
+        <w:t>5</w:t>
+      </w:r>
+      <w:r>
+        <w:rPr>
+          <w:rFonts w:eastAsia="標楷體"/>
+          <w:sz w:val="24"/>
+          <w:lang w:eastAsia="zh-TW"/>
+        </w:rPr>
+        <w:t>/0</w:t>
+      </w:r>
+      <w:r>
+        <w:rPr>
+          <w:rFonts w:eastAsia="標楷體" w:hint="eastAsia"/>
+          <w:sz w:val="24"/>
+          <w:lang w:eastAsia="zh-TW"/>
+        </w:rPr>
+        <w:t>1</w:t>
+      </w:r>
+    </w:p>
+    <w:p>
+      <w:pPr>
+        <w:pStyle w:val="a5"/>
+        <w:numPr>
+          <w:ilvl w:val="0"/>
+          <w:numId w:val="1"/>
+        </w:numPr>
+        <w:tabs>
+          <w:tab w:val="left" w:pos="520"/>
+          <w:tab w:val="left" w:pos="521"/>
+        </w:tabs>
+        <w:spacing w:before="136"/>
+        <w:ind w:right="117"/>
+        <w:rPr>
+          <w:rFonts w:eastAsia="標楷體"/>
+          <w:sz w:val="24"/>
+          <w:lang w:eastAsia="zh-TW"/>
+        </w:rPr>
+      </w:pPr>
+      <w:r>
+        <w:rPr>
           <w:rFonts w:eastAsia="標楷體" w:hint="eastAsia"/>
           <w:sz w:val="24"/>
           <w:lang w:eastAsia="zh-TW"/>
@@ -1816,6 +2000,7 @@
         </w:rPr>
         <w:t xml:space="preserve"> </w:t>
       </w:r>
+      <w:proofErr w:type="gramStart"/>
       <w:r>
         <w:rPr>
           <w:rFonts w:eastAsia="標楷體"/>
@@ -1824,6 +2009,7 @@
         </w:rPr>
         <w:t>–</w:t>
       </w:r>
+      <w:proofErr w:type="gramEnd"/>
       <w:r>
         <w:rPr>
           <w:rFonts w:eastAsia="標楷體" w:hint="eastAsia"/>
@@ -1971,42 +2157,8 @@
       <w:pPr>
         <w:pStyle w:val="a3"/>
         <w:spacing w:before="123"/>
-        <w:ind w:left="160"/>
-        <w:rPr>
-          <w:rFonts w:eastAsia="標楷體"/>
-          <w:lang w:eastAsia="zh-TW"/>
-        </w:rPr>
-      </w:pPr>
-    </w:p>
-    <w:p>
-      <w:pPr>
-        <w:pStyle w:val="a3"/>
-        <w:spacing w:before="123"/>
-        <w:ind w:left="160"/>
-        <w:rPr>
-          <w:rFonts w:eastAsia="標楷體"/>
-          <w:lang w:eastAsia="zh-TW"/>
-        </w:rPr>
-      </w:pPr>
-    </w:p>
-    <w:p>
-      <w:pPr>
-        <w:pStyle w:val="a3"/>
-        <w:spacing w:before="123"/>
-        <w:ind w:left="160"/>
-        <w:rPr>
-          <w:rFonts w:eastAsia="標楷體"/>
-          <w:lang w:eastAsia="zh-TW"/>
-        </w:rPr>
-      </w:pPr>
-    </w:p>
-    <w:p>
-      <w:pPr>
-        <w:pStyle w:val="a3"/>
-        <w:spacing w:before="123"/>
-        <w:ind w:left="160"/>
-        <w:rPr>
-          <w:rFonts w:eastAsia="標楷體"/>
+        <w:rPr>
+          <w:rFonts w:eastAsia="標楷體" w:hint="eastAsia"/>
           <w:lang w:eastAsia="zh-TW"/>
         </w:rPr>
       </w:pPr>
@@ -2026,6 +2178,7 @@
           <w:rFonts w:eastAsia="標楷體"/>
           <w:noProof/>
         </w:rPr>
+        <w:lastRenderedPageBreak/>
         <mc:AlternateContent>
           <mc:Choice Requires="wps">
             <w:drawing>
@@ -2090,7 +2243,7 @@
           </mc:Choice>
           <mc:Fallback>
             <w:pict>
-              <v:line w14:anchorId="3194CCB4" id="直線接點 6" o:spid="_x0000_s1026" style="position:absolute;z-index:-251649024;visibility:visible;mso-wrap-style:square;mso-width-percent:0;mso-height-percent:0;mso-wrap-distance-left:0;mso-wrap-distance-top:0;mso-wrap-distance-right:0;mso-wrap-distance-bottom:0;mso-position-horizontal:absolute;mso-position-horizontal-relative:page;mso-position-vertical:absolute;mso-position-vertical-relative:text;mso-width-percent:0;mso-height-percent:0;mso-width-relative:page;mso-height-relative:page" from="1in,10.9pt" to="540pt,10.9pt" o:gfxdata="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" strokeweight="1.5pt">
+              <v:line w14:anchorId="45234988" id="直線接點 6" o:spid="_x0000_s1026" style="position:absolute;z-index:-251649024;visibility:visible;mso-wrap-style:square;mso-width-percent:0;mso-height-percent:0;mso-wrap-distance-left:0;mso-wrap-distance-top:0;mso-wrap-distance-right:0;mso-wrap-distance-bottom:0;mso-position-horizontal:absolute;mso-position-horizontal-relative:page;mso-position-vertical:absolute;mso-position-vertical-relative:text;mso-width-percent:0;mso-height-percent:0;mso-width-relative:page;mso-height-relative:page" from="1in,10.9pt" to="540pt,10.9pt" o:gfxdata="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" strokeweight="1.5pt">
                 <w10:wrap type="topAndBottom" anchorx="page"/>
               </v:line>
             </w:pict>
@@ -2202,7 +2355,7 @@
           </mc:Choice>
           <mc:Fallback>
             <w:pict>
-              <v:group w14:anchorId="6FD57AD1" id="群組 5" o:spid="_x0000_s1026" style="width:469.5pt;height:3.3pt;mso-position-horizontal-relative:char;mso-position-vertical-relative:line" coordsize="9390,66" o:gfxdata="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">
+              <v:group w14:anchorId="01DB200B" id="群組 5" o:spid="_x0000_s1026" style="width:469.5pt;height:3.3pt;mso-position-horizontal-relative:char;mso-position-vertical-relative:line" coordsize="9390,66" o:gfxdata="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">
                 <v:line id="Line 26" o:spid="_x0000_s1027" style="position:absolute;visibility:visible;mso-wrap-style:square" from="15,51" to="9375,51" o:connectortype="straight" o:gfxdata="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" strokeweight="1.5pt"/>
                 <w10:anchorlock/>
               </v:group>
@@ -2236,7 +2389,92 @@
           <w:sz w:val="24"/>
           <w:lang w:eastAsia="zh-TW"/>
         </w:rPr>
-        <w:t>研討會論文</w:t>
+        <w:t>期刊</w:t>
+      </w:r>
+    </w:p>
+    <w:p>
+      <w:pPr>
+        <w:pStyle w:val="a5"/>
+        <w:numPr>
+          <w:ilvl w:val="1"/>
+          <w:numId w:val="1"/>
+        </w:numPr>
+        <w:rPr>
+          <w:rFonts w:eastAsia="標楷體" w:hint="eastAsia"/>
+          <w:sz w:val="24"/>
+          <w:lang w:eastAsia="zh-TW"/>
+        </w:rPr>
+      </w:pPr>
+      <w:r>
+        <w:rPr>
+          <w:rFonts w:eastAsia="標楷體"/>
+          <w:sz w:val="24"/>
+          <w:lang w:eastAsia="zh-TW"/>
+        </w:rPr>
+        <w:t xml:space="preserve">Wen-Feng Hsiao, Min-Chun Tsai, </w:t>
+      </w:r>
+      <w:r>
+        <w:rPr>
+          <w:rFonts w:eastAsia="標楷體"/>
+          <w:b/>
+          <w:bCs/>
+          <w:sz w:val="24"/>
+          <w:u w:val="single"/>
+          <w:lang w:eastAsia="zh-TW"/>
+        </w:rPr>
+        <w:t>Jie-Long Chen</w:t>
+      </w:r>
+      <w:r>
+        <w:rPr>
+          <w:rFonts w:eastAsia="標楷體"/>
+          <w:sz w:val="24"/>
+          <w:lang w:eastAsia="zh-TW"/>
+        </w:rPr>
+        <w:t>*, 2025, Real-Time Facial Expression Detection for Gamified Applications, Journal of E-Business. (TSSCI) (</w:t>
+      </w:r>
+      <w:r>
+        <w:rPr>
+          <w:rFonts w:eastAsia="標楷體"/>
+          <w:sz w:val="24"/>
+          <w:lang w:eastAsia="zh-TW"/>
+        </w:rPr>
+        <w:t>Under review</w:t>
+      </w:r>
+      <w:r>
+        <w:rPr>
+          <w:rFonts w:eastAsia="標楷體"/>
+          <w:sz w:val="24"/>
+          <w:lang w:eastAsia="zh-TW"/>
+        </w:rPr>
+        <w:t>)</w:t>
+      </w:r>
+    </w:p>
+    <w:p>
+      <w:pPr>
+        <w:pStyle w:val="a5"/>
+        <w:numPr>
+          <w:ilvl w:val="0"/>
+          <w:numId w:val="1"/>
+        </w:numPr>
+        <w:tabs>
+          <w:tab w:val="left" w:pos="520"/>
+          <w:tab w:val="left" w:pos="521"/>
+        </w:tabs>
+        <w:spacing w:before="136"/>
+        <w:ind w:right="117"/>
+        <w:rPr>
+          <w:rFonts w:eastAsia="標楷體"/>
+          <w:sz w:val="24"/>
+          <w:lang w:eastAsia="zh-TW"/>
+        </w:rPr>
+      </w:pPr>
+      <w:r>
+        <w:rPr>
+          <w:rFonts w:eastAsia="標楷體" w:hint="eastAsia"/>
+          <w:sz w:val="24"/>
+          <w:lang w:eastAsia="zh-TW"/>
+        </w:rPr>
+        <w:t>研討會</w:t>
       </w:r>
     </w:p>
     <w:p>
@@ -2248,14 +2486,16 @@
         </w:numPr>
         <w:spacing w:after="240"/>
         <w:rPr>
-          <w:rFonts w:eastAsia="標楷體"/>
-          <w:sz w:val="24"/>
-          <w:lang w:eastAsia="zh-TW"/>
-        </w:rPr>
-      </w:pPr>
-      <w:r>
-        <w:rPr>
-          <w:rFonts w:eastAsia="標楷體"/>
+          <w:rFonts w:eastAsia="標楷體" w:hint="eastAsia"/>
+          <w:sz w:val="24"/>
+          <w:lang w:eastAsia="zh-TW"/>
+        </w:rPr>
+      </w:pPr>
+      <w:r>
+        <w:rPr>
+          <w:rFonts w:eastAsia="標楷體"/>
+          <w:b/>
+          <w:bCs/>
           <w:sz w:val="24"/>
           <w:u w:val="single"/>
           <w:lang w:eastAsia="zh-TW"/>
@@ -2268,55 +2508,41 @@
           <w:sz w:val="24"/>
           <w:lang w:eastAsia="zh-TW"/>
         </w:rPr>
-        <w:t>, Ching-Chung Chen, Arthur Chang,</w:t>
-      </w:r>
-      <w:r>
-        <w:rPr>
-          <w:rFonts w:eastAsia="標楷體" w:hint="eastAsia"/>
-          <w:sz w:val="24"/>
-          <w:lang w:eastAsia="zh-TW"/>
-        </w:rPr>
-        <w:t xml:space="preserve"> </w:t>
-      </w:r>
-      <w:r>
-        <w:rPr>
-          <w:rFonts w:eastAsia="標楷體"/>
-          <w:sz w:val="24"/>
-          <w:lang w:eastAsia="zh-TW"/>
-        </w:rPr>
-        <w:t>A Comparative Analysis of Machine Learning Algorithms for Wheat Disease Classification in Taiwan Using the Orange Data Mining Tool,</w:t>
-      </w:r>
-      <w:r>
-        <w:rPr>
-          <w:rFonts w:eastAsia="標楷體" w:hint="eastAsia"/>
-          <w:sz w:val="24"/>
-          <w:lang w:eastAsia="zh-TW"/>
-        </w:rPr>
-        <w:t xml:space="preserve"> </w:t>
-      </w:r>
-      <w:r>
-        <w:rPr>
-          <w:rFonts w:eastAsia="標楷體"/>
-          <w:sz w:val="24"/>
-          <w:lang w:eastAsia="zh-TW"/>
-        </w:rPr>
-        <w:t>IEEE Conference on Computational Intelligence in Bioinformatics and Computational Biology,</w:t>
-      </w:r>
-      <w:r>
-        <w:rPr>
-          <w:rFonts w:eastAsia="標楷體" w:hint="eastAsia"/>
-          <w:sz w:val="24"/>
-          <w:lang w:eastAsia="zh-TW"/>
-        </w:rPr>
-        <w:t xml:space="preserve"> </w:t>
-      </w:r>
-      <w:r>
-        <w:rPr>
-          <w:rFonts w:eastAsia="標楷體"/>
-          <w:sz w:val="24"/>
-          <w:lang w:eastAsia="zh-TW"/>
-        </w:rPr>
-        <w:t>2025/08/20-22, Tainan.</w:t>
+        <w:t xml:space="preserve">, Tung-Chieh Kuo, Arthur Chang*, Effects of Client Number and Non-IID Data Distributions on Federated Learning for Cervical Cancer Binary </w:t>
+      </w:r>
+      <w:proofErr w:type="gramStart"/>
+      <w:r>
+        <w:rPr>
+          <w:rFonts w:eastAsia="標楷體"/>
+          <w:sz w:val="24"/>
+          <w:lang w:eastAsia="zh-TW"/>
+        </w:rPr>
+        <w:t>Classification ,</w:t>
+      </w:r>
+      <w:proofErr w:type="gramEnd"/>
+      <w:r>
+        <w:rPr>
+          <w:rFonts w:eastAsia="標楷體"/>
+          <w:sz w:val="24"/>
+          <w:lang w:eastAsia="zh-TW"/>
+        </w:rPr>
+        <w:t xml:space="preserve"> International Forum on Medical Imaging, 2026/01/12-14, NYUST, Kaohsiung. (</w:t>
+      </w:r>
+      <w:r>
+        <w:rPr>
+          <w:rFonts w:eastAsia="標楷體"/>
+          <w:sz w:val="24"/>
+          <w:lang w:eastAsia="zh-TW"/>
+        </w:rPr>
+        <w:t>Under review</w:t>
+      </w:r>
+      <w:r>
+        <w:rPr>
+          <w:rFonts w:eastAsia="標楷體"/>
+          <w:sz w:val="24"/>
+          <w:lang w:eastAsia="zh-TW"/>
+        </w:rPr>
+        <w:t>)</w:t>
       </w:r>
     </w:p>
     <w:p>
@@ -2328,91 +2554,125 @@
         </w:numPr>
         <w:spacing w:after="240"/>
         <w:rPr>
-          <w:rFonts w:eastAsia="標楷體"/>
-          <w:sz w:val="24"/>
-          <w:lang w:eastAsia="zh-TW"/>
-        </w:rPr>
-      </w:pPr>
-      <w:r>
-        <w:rPr>
-          <w:rFonts w:eastAsia="標楷體"/>
+          <w:rFonts w:eastAsia="標楷體" w:hint="eastAsia"/>
+          <w:sz w:val="24"/>
+          <w:lang w:eastAsia="zh-TW"/>
+        </w:rPr>
+      </w:pPr>
+      <w:r>
+        <w:rPr>
+          <w:rFonts w:eastAsia="標楷體" w:hint="eastAsia"/>
+          <w:b/>
+          <w:bCs/>
           <w:sz w:val="24"/>
           <w:u w:val="single"/>
           <w:lang w:eastAsia="zh-TW"/>
         </w:rPr>
-        <w:t>Jie-Long Chen</w:t>
-      </w:r>
-      <w:r>
-        <w:rPr>
-          <w:rFonts w:eastAsia="標楷體"/>
-          <w:sz w:val="24"/>
-          <w:lang w:eastAsia="zh-TW"/>
-        </w:rPr>
-        <w:t>, Dong-Jie Guo, Arthur Chang,</w:t>
-      </w:r>
-      <w:r>
-        <w:rPr>
-          <w:rFonts w:eastAsia="標楷體" w:hint="eastAsia"/>
-          <w:sz w:val="24"/>
-          <w:lang w:eastAsia="zh-TW"/>
-        </w:rPr>
-        <w:t xml:space="preserve"> </w:t>
-      </w:r>
-      <w:r>
-        <w:rPr>
-          <w:rFonts w:eastAsia="標楷體"/>
-          <w:sz w:val="24"/>
-          <w:lang w:eastAsia="zh-TW"/>
-        </w:rPr>
-        <w:t>Few-Shot Learning for Mushroom Image Classification via Transfer Learning</w:t>
-      </w:r>
-      <w:r>
-        <w:rPr>
-          <w:rFonts w:eastAsia="標楷體" w:hint="eastAsia"/>
-          <w:sz w:val="24"/>
-          <w:lang w:eastAsia="zh-TW"/>
-        </w:rPr>
-        <w:t xml:space="preserve"> </w:t>
-      </w:r>
-      <w:r>
-        <w:rPr>
-          <w:rFonts w:eastAsia="標楷體"/>
-          <w:sz w:val="24"/>
-          <w:lang w:eastAsia="zh-TW"/>
-        </w:rPr>
-        <w:t>with Image Enhancement and Augmentation Techniques,</w:t>
-      </w:r>
-      <w:r>
-        <w:rPr>
-          <w:rFonts w:eastAsia="標楷體" w:hint="eastAsia"/>
-          <w:sz w:val="24"/>
-          <w:lang w:eastAsia="zh-TW"/>
-        </w:rPr>
-        <w:t xml:space="preserve"> </w:t>
-      </w:r>
-      <w:r>
-        <w:rPr>
-          <w:rFonts w:eastAsia="標楷體"/>
-          <w:sz w:val="24"/>
-          <w:lang w:eastAsia="zh-TW"/>
-        </w:rPr>
-        <w:t>The 15th National Conference on Web Intelligence and Applications,</w:t>
-      </w:r>
-      <w:r>
-        <w:rPr>
-          <w:rFonts w:eastAsia="標楷體" w:hint="eastAsia"/>
-          <w:sz w:val="24"/>
-          <w:lang w:eastAsia="zh-TW"/>
-        </w:rPr>
-        <w:t xml:space="preserve"> </w:t>
-      </w:r>
-      <w:r>
-        <w:rPr>
-          <w:rFonts w:eastAsia="標楷體"/>
-          <w:sz w:val="24"/>
-          <w:lang w:eastAsia="zh-TW"/>
-        </w:rPr>
-        <w:t>2025/07/11-12, Yunlin.</w:t>
+        <w:t>陳杰龍</w:t>
+      </w:r>
+      <w:r>
+        <w:rPr>
+          <w:rFonts w:eastAsia="標楷體"/>
+          <w:sz w:val="24"/>
+          <w:lang w:eastAsia="zh-TW"/>
+        </w:rPr>
+        <w:t xml:space="preserve">, </w:t>
+      </w:r>
+      <w:r>
+        <w:rPr>
+          <w:rFonts w:eastAsia="標楷體" w:hint="eastAsia"/>
+          <w:sz w:val="24"/>
+          <w:lang w:eastAsia="zh-TW"/>
+        </w:rPr>
+        <w:t>張榮昇</w:t>
+      </w:r>
+      <w:r>
+        <w:rPr>
+          <w:rFonts w:eastAsia="標楷體"/>
+          <w:sz w:val="24"/>
+          <w:lang w:eastAsia="zh-TW"/>
+        </w:rPr>
+        <w:t xml:space="preserve">, </w:t>
+      </w:r>
+      <w:r>
+        <w:rPr>
+          <w:rFonts w:eastAsia="標楷體" w:hint="eastAsia"/>
+          <w:sz w:val="24"/>
+          <w:lang w:eastAsia="zh-TW"/>
+        </w:rPr>
+        <w:t>基於跨資料集聯邦學習之子宮頸癌影像分類</w:t>
+      </w:r>
+      <w:r>
+        <w:rPr>
+          <w:rFonts w:eastAsia="標楷體"/>
+          <w:sz w:val="24"/>
+          <w:lang w:eastAsia="zh-TW"/>
+        </w:rPr>
+        <w:t xml:space="preserve">, </w:t>
+      </w:r>
+      <w:r>
+        <w:rPr>
+          <w:rFonts w:eastAsia="標楷體" w:hint="eastAsia"/>
+          <w:sz w:val="24"/>
+          <w:lang w:eastAsia="zh-TW"/>
+        </w:rPr>
+        <w:t>台灣網際網路研討會暨全國計算機會議</w:t>
+      </w:r>
+      <w:r>
+        <w:rPr>
+          <w:rFonts w:eastAsia="標楷體"/>
+          <w:sz w:val="24"/>
+          <w:lang w:eastAsia="zh-TW"/>
+        </w:rPr>
+        <w:t xml:space="preserve">, 2025/10/22-24, </w:t>
+      </w:r>
+      <w:r>
+        <w:rPr>
+          <w:rFonts w:eastAsia="標楷體" w:hint="eastAsia"/>
+          <w:sz w:val="24"/>
+          <w:lang w:eastAsia="zh-TW"/>
+        </w:rPr>
+        <w:t>國立宜蘭大學</w:t>
+      </w:r>
+      <w:r>
+        <w:rPr>
+          <w:rFonts w:eastAsia="標楷體"/>
+          <w:sz w:val="24"/>
+          <w:lang w:eastAsia="zh-TW"/>
+        </w:rPr>
+        <w:t xml:space="preserve">, </w:t>
+      </w:r>
+      <w:r>
+        <w:rPr>
+          <w:rFonts w:eastAsia="標楷體" w:hint="eastAsia"/>
+          <w:sz w:val="24"/>
+          <w:lang w:eastAsia="zh-TW"/>
+        </w:rPr>
+        <w:t>宜蘭縣</w:t>
+      </w:r>
+      <w:r>
+        <w:rPr>
+          <w:rFonts w:eastAsia="標楷體"/>
+          <w:sz w:val="24"/>
+          <w:lang w:eastAsia="zh-TW"/>
+        </w:rPr>
+        <w:t>. (</w:t>
+      </w:r>
+      <w:r>
+        <w:rPr>
+          <w:rFonts w:eastAsia="標楷體"/>
+          <w:sz w:val="24"/>
+          <w:lang w:eastAsia="zh-TW"/>
+        </w:rPr>
+        <w:t>Under review</w:t>
+      </w:r>
+      <w:r>
+        <w:rPr>
+          <w:rFonts w:eastAsia="標楷體"/>
+          <w:sz w:val="24"/>
+          <w:lang w:eastAsia="zh-TW"/>
+        </w:rPr>
+        <w:t>)</w:t>
       </w:r>
     </w:p>
     <w:p>
@@ -2422,15 +2682,18 @@
           <w:ilvl w:val="1"/>
           <w:numId w:val="1"/>
         </w:numPr>
-        <w:rPr>
-          <w:rFonts w:eastAsia="標楷體"/>
-          <w:sz w:val="24"/>
-          <w:lang w:eastAsia="zh-TW"/>
-        </w:rPr>
-      </w:pPr>
-      <w:r>
-        <w:rPr>
-          <w:rFonts w:eastAsia="標楷體"/>
+        <w:spacing w:after="240"/>
+        <w:rPr>
+          <w:rFonts w:eastAsia="標楷體"/>
+          <w:sz w:val="24"/>
+          <w:lang w:eastAsia="zh-TW"/>
+        </w:rPr>
+      </w:pPr>
+      <w:r>
+        <w:rPr>
+          <w:rFonts w:eastAsia="標楷體"/>
+          <w:b/>
+          <w:bCs/>
           <w:sz w:val="24"/>
           <w:u w:val="single"/>
           <w:lang w:eastAsia="zh-TW"/>
@@ -2443,7 +2706,364 @@
           <w:sz w:val="24"/>
           <w:lang w:eastAsia="zh-TW"/>
         </w:rPr>
-        <w:t>, Wan-Ying Zheng, Wen-Feng Hsiao, "Mutually Reinforcing: A Platform for Interactive Learning and Emotional Recognition in Mandarin Tutoring for Special Education Students", The 36th International Conference on Information Management, 2025/05/16, CSIM, Taipei.</w:t>
+        <w:t>, Ching-Chung Chen, Arthur Chang,</w:t>
+      </w:r>
+      <w:r>
+        <w:rPr>
+          <w:rFonts w:eastAsia="標楷體" w:hint="eastAsia"/>
+          <w:sz w:val="24"/>
+          <w:lang w:eastAsia="zh-TW"/>
+        </w:rPr>
+        <w:t xml:space="preserve"> </w:t>
+      </w:r>
+      <w:r>
+        <w:rPr>
+          <w:rFonts w:eastAsia="標楷體"/>
+          <w:sz w:val="24"/>
+          <w:lang w:eastAsia="zh-TW"/>
+        </w:rPr>
+        <w:t>A Comparative Analysis of Machine Learning Algorithms for Wheat Disease Classification in Taiwan Using the Orange Data Mining Tool,</w:t>
+      </w:r>
+      <w:r>
+        <w:rPr>
+          <w:rFonts w:eastAsia="標楷體" w:hint="eastAsia"/>
+          <w:sz w:val="24"/>
+          <w:lang w:eastAsia="zh-TW"/>
+        </w:rPr>
+        <w:t xml:space="preserve"> </w:t>
+      </w:r>
+      <w:r>
+        <w:rPr>
+          <w:rFonts w:eastAsia="標楷體"/>
+          <w:sz w:val="24"/>
+          <w:lang w:eastAsia="zh-TW"/>
+        </w:rPr>
+        <w:t>IEEE Conference on Computational Intelligence in Bioinformatics and Computational Biology,</w:t>
+      </w:r>
+      <w:r>
+        <w:rPr>
+          <w:rFonts w:eastAsia="標楷體" w:hint="eastAsia"/>
+          <w:sz w:val="24"/>
+          <w:lang w:eastAsia="zh-TW"/>
+        </w:rPr>
+        <w:t xml:space="preserve"> </w:t>
+      </w:r>
+      <w:r>
+        <w:rPr>
+          <w:rFonts w:eastAsia="標楷體"/>
+          <w:sz w:val="24"/>
+          <w:lang w:eastAsia="zh-TW"/>
+        </w:rPr>
+        <w:t>2025/08/20-22, Tainan.</w:t>
+      </w:r>
+    </w:p>
+    <w:p>
+      <w:pPr>
+        <w:pStyle w:val="a5"/>
+        <w:numPr>
+          <w:ilvl w:val="1"/>
+          <w:numId w:val="1"/>
+        </w:numPr>
+        <w:spacing w:after="240"/>
+        <w:rPr>
+          <w:rFonts w:eastAsia="標楷體"/>
+          <w:sz w:val="24"/>
+          <w:lang w:eastAsia="zh-TW"/>
+        </w:rPr>
+      </w:pPr>
+      <w:r>
+        <w:rPr>
+          <w:rFonts w:eastAsia="標楷體" w:hint="eastAsia"/>
+          <w:b/>
+          <w:bCs/>
+          <w:sz w:val="24"/>
+          <w:u w:val="single"/>
+          <w:lang w:eastAsia="zh-TW"/>
+        </w:rPr>
+        <w:t>陳杰龍</w:t>
+      </w:r>
+      <w:r>
+        <w:rPr>
+          <w:rFonts w:eastAsia="標楷體"/>
+          <w:sz w:val="24"/>
+          <w:lang w:eastAsia="zh-TW"/>
+        </w:rPr>
+        <w:t xml:space="preserve">, </w:t>
+      </w:r>
+      <w:r>
+        <w:rPr>
+          <w:rFonts w:eastAsia="標楷體" w:hint="eastAsia"/>
+          <w:sz w:val="24"/>
+          <w:lang w:eastAsia="zh-TW"/>
+        </w:rPr>
+        <w:t>郭東婕</w:t>
+      </w:r>
+      <w:r>
+        <w:rPr>
+          <w:rFonts w:eastAsia="標楷體"/>
+          <w:sz w:val="24"/>
+          <w:lang w:eastAsia="zh-TW"/>
+        </w:rPr>
+        <w:t xml:space="preserve">, </w:t>
+      </w:r>
+      <w:r>
+        <w:rPr>
+          <w:rFonts w:eastAsia="標楷體" w:hint="eastAsia"/>
+          <w:sz w:val="24"/>
+          <w:lang w:eastAsia="zh-TW"/>
+        </w:rPr>
+        <w:t>張榮昇</w:t>
+      </w:r>
+      <w:r>
+        <w:rPr>
+          <w:rFonts w:eastAsia="標楷體"/>
+          <w:sz w:val="24"/>
+          <w:lang w:eastAsia="zh-TW"/>
+        </w:rPr>
+        <w:t xml:space="preserve">, </w:t>
+      </w:r>
+      <w:r>
+        <w:rPr>
+          <w:rFonts w:eastAsia="標楷體" w:hint="eastAsia"/>
+          <w:sz w:val="24"/>
+          <w:lang w:eastAsia="zh-TW"/>
+        </w:rPr>
+        <w:t>少樣本學習下資料擴增與遷移學習對蕈類影像分類</w:t>
+      </w:r>
+      <w:r>
+        <w:rPr>
+          <w:rFonts w:eastAsia="標楷體"/>
+          <w:sz w:val="24"/>
+          <w:lang w:eastAsia="zh-TW"/>
+        </w:rPr>
+        <w:t xml:space="preserve">, </w:t>
+      </w:r>
+      <w:r>
+        <w:rPr>
+          <w:rFonts w:eastAsia="標楷體" w:hint="eastAsia"/>
+          <w:sz w:val="24"/>
+          <w:lang w:eastAsia="zh-TW"/>
+        </w:rPr>
+        <w:t>第</w:t>
+      </w:r>
+      <w:r>
+        <w:rPr>
+          <w:rFonts w:eastAsia="標楷體"/>
+          <w:sz w:val="24"/>
+          <w:lang w:eastAsia="zh-TW"/>
+        </w:rPr>
+        <w:t>15</w:t>
+      </w:r>
+      <w:r>
+        <w:rPr>
+          <w:rFonts w:eastAsia="標楷體" w:hint="eastAsia"/>
+          <w:sz w:val="24"/>
+          <w:lang w:eastAsia="zh-TW"/>
+        </w:rPr>
+        <w:t>屆網路智能與應用研討會</w:t>
+      </w:r>
+      <w:r>
+        <w:rPr>
+          <w:rFonts w:eastAsia="標楷體"/>
+          <w:sz w:val="24"/>
+          <w:lang w:eastAsia="zh-TW"/>
+        </w:rPr>
+        <w:t xml:space="preserve">, 2025/07/11-12, </w:t>
+      </w:r>
+      <w:r>
+        <w:rPr>
+          <w:rFonts w:eastAsia="標楷體" w:hint="eastAsia"/>
+          <w:sz w:val="24"/>
+          <w:lang w:eastAsia="zh-TW"/>
+        </w:rPr>
+        <w:t>國立雲林科技大學</w:t>
+      </w:r>
+      <w:r>
+        <w:rPr>
+          <w:rFonts w:eastAsia="標楷體"/>
+          <w:sz w:val="24"/>
+          <w:lang w:eastAsia="zh-TW"/>
+        </w:rPr>
+        <w:t xml:space="preserve">, </w:t>
+      </w:r>
+      <w:r>
+        <w:rPr>
+          <w:rFonts w:eastAsia="標楷體" w:hint="eastAsia"/>
+          <w:sz w:val="24"/>
+          <w:lang w:eastAsia="zh-TW"/>
+        </w:rPr>
+        <w:t>雲林縣</w:t>
+      </w:r>
+      <w:r>
+        <w:rPr>
+          <w:rFonts w:eastAsia="標楷體"/>
+          <w:sz w:val="24"/>
+          <w:lang w:eastAsia="zh-TW"/>
+        </w:rPr>
+        <w:t>.</w:t>
+      </w:r>
+    </w:p>
+    <w:p>
+      <w:pPr>
+        <w:pStyle w:val="a5"/>
+        <w:numPr>
+          <w:ilvl w:val="1"/>
+          <w:numId w:val="1"/>
+        </w:numPr>
+        <w:rPr>
+          <w:rFonts w:eastAsia="標楷體" w:hint="eastAsia"/>
+          <w:sz w:val="24"/>
+          <w:lang w:eastAsia="zh-TW"/>
+        </w:rPr>
+      </w:pPr>
+      <w:r>
+        <w:rPr>
+          <w:rFonts w:eastAsia="標楷體" w:hint="eastAsia"/>
+          <w:b/>
+          <w:bCs/>
+          <w:sz w:val="24"/>
+          <w:u w:val="single"/>
+          <w:lang w:eastAsia="zh-TW"/>
+        </w:rPr>
+        <w:t>陳杰龍</w:t>
+      </w:r>
+      <w:r>
+        <w:rPr>
+          <w:rFonts w:eastAsia="標楷體"/>
+          <w:sz w:val="24"/>
+          <w:lang w:eastAsia="zh-TW"/>
+        </w:rPr>
+        <w:t xml:space="preserve">*, </w:t>
+      </w:r>
+      <w:r>
+        <w:rPr>
+          <w:rFonts w:eastAsia="標楷體" w:hint="eastAsia"/>
+          <w:sz w:val="24"/>
+          <w:lang w:eastAsia="zh-TW"/>
+        </w:rPr>
+        <w:t>鄭琬瑩</w:t>
+      </w:r>
+      <w:r>
+        <w:rPr>
+          <w:rFonts w:eastAsia="標楷體"/>
+          <w:sz w:val="24"/>
+          <w:lang w:eastAsia="zh-TW"/>
+        </w:rPr>
+        <w:t xml:space="preserve">, </w:t>
+      </w:r>
+      <w:r>
+        <w:rPr>
+          <w:rFonts w:eastAsia="標楷體" w:hint="eastAsia"/>
+          <w:sz w:val="24"/>
+          <w:lang w:eastAsia="zh-TW"/>
+        </w:rPr>
+        <w:t>蕭文峰</w:t>
+      </w:r>
+      <w:r>
+        <w:rPr>
+          <w:rFonts w:eastAsia="標楷體"/>
+          <w:sz w:val="24"/>
+          <w:lang w:eastAsia="zh-TW"/>
+        </w:rPr>
+        <w:t xml:space="preserve">, </w:t>
+      </w:r>
+      <w:r>
+        <w:rPr>
+          <w:rFonts w:eastAsia="標楷體" w:hint="eastAsia"/>
+          <w:sz w:val="24"/>
+          <w:lang w:eastAsia="zh-TW"/>
+        </w:rPr>
+        <w:t>資訊科技輔助教學對</w:t>
+      </w:r>
+      <w:proofErr w:type="gramStart"/>
+      <w:r>
+        <w:rPr>
+          <w:rFonts w:eastAsia="標楷體" w:hint="eastAsia"/>
+          <w:sz w:val="24"/>
+          <w:lang w:eastAsia="zh-TW"/>
+        </w:rPr>
+        <w:t>特教生國語</w:t>
+      </w:r>
+      <w:proofErr w:type="gramEnd"/>
+      <w:r>
+        <w:rPr>
+          <w:rFonts w:eastAsia="標楷體" w:hint="eastAsia"/>
+          <w:sz w:val="24"/>
+          <w:lang w:eastAsia="zh-TW"/>
+        </w:rPr>
+        <w:t>學習成效之研究</w:t>
+      </w:r>
+      <w:r>
+        <w:rPr>
+          <w:rFonts w:eastAsia="標楷體"/>
+          <w:sz w:val="24"/>
+          <w:lang w:eastAsia="zh-TW"/>
+        </w:rPr>
+        <w:t xml:space="preserve">, </w:t>
+      </w:r>
+      <w:r>
+        <w:rPr>
+          <w:rFonts w:eastAsia="標楷體" w:hint="eastAsia"/>
+          <w:sz w:val="24"/>
+          <w:lang w:eastAsia="zh-TW"/>
+        </w:rPr>
+        <w:t>第</w:t>
+      </w:r>
+      <w:r>
+        <w:rPr>
+          <w:rFonts w:eastAsia="標楷體"/>
+          <w:sz w:val="24"/>
+          <w:lang w:eastAsia="zh-TW"/>
+        </w:rPr>
+        <w:t>36</w:t>
+      </w:r>
+      <w:r>
+        <w:rPr>
+          <w:rFonts w:eastAsia="標楷體" w:hint="eastAsia"/>
+          <w:sz w:val="24"/>
+          <w:lang w:eastAsia="zh-TW"/>
+        </w:rPr>
+        <w:t>屆國際資訊管理學術研討會</w:t>
+      </w:r>
+      <w:r>
+        <w:rPr>
+          <w:rFonts w:eastAsia="標楷體"/>
+          <w:sz w:val="24"/>
+          <w:lang w:eastAsia="zh-TW"/>
+        </w:rPr>
+        <w:t xml:space="preserve">, 2025/05/16, </w:t>
+      </w:r>
+      <w:r>
+        <w:rPr>
+          <w:rFonts w:eastAsia="標楷體" w:hint="eastAsia"/>
+          <w:sz w:val="24"/>
+          <w:lang w:eastAsia="zh-TW"/>
+        </w:rPr>
+        <w:t>中華民國資訊管理學會</w:t>
+      </w:r>
+      <w:r>
+        <w:rPr>
+          <w:rFonts w:eastAsia="標楷體"/>
+          <w:sz w:val="24"/>
+          <w:lang w:eastAsia="zh-TW"/>
+        </w:rPr>
+        <w:t xml:space="preserve">, </w:t>
+      </w:r>
+      <w:r>
+        <w:rPr>
+          <w:rFonts w:eastAsia="標楷體" w:hint="eastAsia"/>
+          <w:sz w:val="24"/>
+          <w:lang w:eastAsia="zh-TW"/>
+        </w:rPr>
+        <w:t>台北市</w:t>
+      </w:r>
+      <w:r>
+        <w:rPr>
+          <w:rFonts w:eastAsia="標楷體"/>
+          <w:sz w:val="24"/>
+          <w:lang w:eastAsia="zh-TW"/>
+        </w:rPr>
+        <w:t>.</w:t>
       </w:r>
     </w:p>
     <w:p>
@@ -2525,7 +3145,7 @@
           </mc:Choice>
           <mc:Fallback>
             <w:pict>
-              <v:line w14:anchorId="7EF07D84" id="直線接點 6" o:spid="_x0000_s1026" style="position:absolute;z-index:-15720448;visibility:visible;mso-wrap-style:square;mso-width-percent:0;mso-height-percent:0;mso-wrap-distance-left:0;mso-wrap-distance-top:0;mso-wrap-distance-right:0;mso-wrap-distance-bottom:0;mso-position-horizontal:absolute;mso-position-horizontal-relative:page;mso-position-vertical:absolute;mso-position-vertical-relative:text;mso-width-percent:0;mso-height-percent:0;mso-width-relative:page;mso-height-relative:page" from="1in,10.9pt" to="540pt,10.9pt" o:gfxdata="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" strokeweight="1.5pt">
+              <v:line w14:anchorId="5497BF62" id="直線接點 6" o:spid="_x0000_s1026" style="position:absolute;z-index:-15720448;visibility:visible;mso-wrap-style:square;mso-width-percent:0;mso-height-percent:0;mso-wrap-distance-left:0;mso-wrap-distance-top:0;mso-wrap-distance-right:0;mso-wrap-distance-bottom:0;mso-position-horizontal:absolute;mso-position-horizontal-relative:page;mso-position-vertical:absolute;mso-position-vertical-relative:text;mso-width-percent:0;mso-height-percent:0;mso-width-relative:page;mso-height-relative:page" from="1in,10.9pt" to="540pt,10.9pt" o:gfxdata="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" strokeweight="1.5pt">
                 <w10:wrap type="topAndBottom" anchorx="page"/>
               </v:line>
             </w:pict>
@@ -2637,7 +3257,7 @@
           </mc:Choice>
           <mc:Fallback>
             <w:pict>
-              <v:group w14:anchorId="3C6ACB56" id="群組 5" o:spid="_x0000_s1026" style="width:469.5pt;height:3.3pt;mso-position-horizontal-relative:char;mso-position-vertical-relative:line" coordsize="9390,66" o:gfxdata="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">
+              <v:group w14:anchorId="4727EC67" id="群組 5" o:spid="_x0000_s1026" style="width:469.5pt;height:3.3pt;mso-position-horizontal-relative:char;mso-position-vertical-relative:line" coordsize="9390,66" o:gfxdata="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">
                 <v:line id="Line 26" o:spid="_x0000_s1027" style="position:absolute;visibility:visible;mso-wrap-style:square" from="15,51" to="9375,51" o:connectortype="straight" o:gfxdata="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" strokeweight="1.5pt"/>
                 <w10:anchorlock/>
               </v:group>
@@ -2671,7 +3291,25 @@
           <w:sz w:val="24"/>
           <w:lang w:eastAsia="zh-TW"/>
         </w:rPr>
-        <w:t>相輔相程─特教生國文與對話能力之資訊輔導</w:t>
+        <w:t>相輔相程</w:t>
+      </w:r>
+      <w:proofErr w:type="gramStart"/>
+      <w:r>
+        <w:rPr>
+          <w:rFonts w:eastAsia="標楷體" w:hint="eastAsia"/>
+          <w:sz w:val="24"/>
+          <w:lang w:eastAsia="zh-TW"/>
+        </w:rPr>
+        <w:t>─特教生國文</w:t>
+      </w:r>
+      <w:proofErr w:type="gramEnd"/>
+      <w:r>
+        <w:rPr>
+          <w:rFonts w:eastAsia="標楷體" w:hint="eastAsia"/>
+          <w:sz w:val="24"/>
+          <w:lang w:eastAsia="zh-TW"/>
+        </w:rPr>
+        <w:t>與對話能力之資訊輔導</w:t>
       </w:r>
       <w:r>
         <w:rPr>
@@ -2778,7 +3416,7 @@
           </mc:Choice>
           <mc:Fallback>
             <w:pict>
-              <v:line w14:anchorId="26D3DBDB" id="直線接點 6" o:spid="_x0000_s1026" style="position:absolute;z-index:-251664384;visibility:visible;mso-wrap-style:square;mso-width-percent:0;mso-height-percent:0;mso-wrap-distance-left:0;mso-wrap-distance-top:0;mso-wrap-distance-right:0;mso-wrap-distance-bottom:0;mso-position-horizontal:absolute;mso-position-horizontal-relative:page;mso-position-vertical:absolute;mso-position-vertical-relative:text;mso-width-percent:0;mso-height-percent:0;mso-width-relative:page;mso-height-relative:page" from="1in,10.9pt" to="540pt,10.9pt" o:gfxdata="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" strokeweight="1.5pt">
+              <v:line w14:anchorId="3C3D8E49" id="直線接點 6" o:spid="_x0000_s1026" style="position:absolute;z-index:-251664384;visibility:visible;mso-wrap-style:square;mso-width-percent:0;mso-height-percent:0;mso-wrap-distance-left:0;mso-wrap-distance-top:0;mso-wrap-distance-right:0;mso-wrap-distance-bottom:0;mso-position-horizontal:absolute;mso-position-horizontal-relative:page;mso-position-vertical:absolute;mso-position-vertical-relative:text;mso-width-percent:0;mso-height-percent:0;mso-width-relative:page;mso-height-relative:page" from="1in,10.9pt" to="540pt,10.9pt" o:gfxdata="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" strokeweight="1.5pt">
                 <w10:wrap type="topAndBottom" anchorx="page"/>
               </v:line>
             </w:pict>
@@ -2891,7 +3529,7 @@
           </mc:Choice>
           <mc:Fallback>
             <w:pict>
-              <v:group w14:anchorId="7EC25FD0" id="群組 5" o:spid="_x0000_s1026" style="width:469.5pt;height:3.3pt;mso-position-horizontal-relative:char;mso-position-vertical-relative:line" coordsize="9390,66" o:gfxdata="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">
+              <v:group w14:anchorId="644F58C2" id="群組 5" o:spid="_x0000_s1026" style="width:469.5pt;height:3.3pt;mso-position-horizontal-relative:char;mso-position-vertical-relative:line" coordsize="9390,66" o:gfxdata="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">
                 <v:line id="Line 32" o:spid="_x0000_s1027" style="position:absolute;visibility:visible;mso-wrap-style:square" from="15,51" to="9375,51" o:connectortype="straight" o:gfxdata="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" strokeweight="1.5pt"/>
                 <w10:anchorlock/>
               </v:group>
@@ -2993,7 +3631,25 @@
           <w:sz w:val="24"/>
           <w:lang w:eastAsia="zh-TW"/>
         </w:rPr>
-        <w:t>Reviewer of IEEE Conference on Computational Intelligence in Bioinformatics and Computational Biology(CIBCB), 2025</w:t>
+        <w:t xml:space="preserve">Reviewer of IEEE Conference on Computational Intelligence in Bioinformatics and Computational </w:t>
+      </w:r>
+      <w:proofErr w:type="gramStart"/>
+      <w:r>
+        <w:rPr>
+          <w:rFonts w:eastAsia="標楷體"/>
+          <w:sz w:val="24"/>
+          <w:lang w:eastAsia="zh-TW"/>
+        </w:rPr>
+        <w:t>Biology(</w:t>
+      </w:r>
+      <w:proofErr w:type="gramEnd"/>
+      <w:r>
+        <w:rPr>
+          <w:rFonts w:eastAsia="標楷體"/>
+          <w:sz w:val="24"/>
+          <w:lang w:eastAsia="zh-TW"/>
+        </w:rPr>
+        <w:t>CIBCB), 2025</w:t>
       </w:r>
     </w:p>
     <w:p>
@@ -3434,9 +4090,19 @@
           <w:sz w:val="24"/>
           <w:lang w:eastAsia="zh-TW"/>
         </w:rPr>
-        <w:t>國立屏東大學五育獎</w:t>
+        <w:t>國立屏東大學五</w:t>
+      </w:r>
+      <w:proofErr w:type="gramStart"/>
+      <w:r>
+        <w:rPr>
+          <w:rFonts w:eastAsia="標楷體" w:hint="eastAsia"/>
+          <w:sz w:val="24"/>
+          <w:lang w:eastAsia="zh-TW"/>
+        </w:rPr>
+        <w:t>育獎</w:t>
       </w:r>
       <w:bookmarkStart w:id="1" w:name="_Hlk180443757"/>
+      <w:proofErr w:type="gramEnd"/>
       <w:r>
         <w:rPr>
           <w:rFonts w:eastAsia="標楷體" w:hint="eastAsia"/>
@@ -3496,6 +4162,7 @@
           <w:sz w:val="24"/>
           <w:lang w:eastAsia="zh-TW"/>
         </w:rPr>
+        <w:lastRenderedPageBreak/>
         <w:t>國立屏東大學</w:t>
       </w:r>
       <w:r>
@@ -3688,16 +4355,7 @@
           <w:sz w:val="24"/>
           <w:lang w:eastAsia="zh-TW"/>
         </w:rPr>
-        <w:t>錄取國立中央大學、國立中山大學、國立中興大學、國立彰化師範大學、國立雲林科</w:t>
-      </w:r>
-      <w:r>
-        <w:rPr>
-          <w:rFonts w:eastAsia="標楷體" w:hint="eastAsia"/>
-          <w:sz w:val="24"/>
-          <w:lang w:eastAsia="zh-TW"/>
-        </w:rPr>
-        <w:lastRenderedPageBreak/>
-        <w:t>技大學、國立屏東大學等資訊管理研究所碩士班</w:t>
+        <w:t>錄取國立中央大學、國立中山大學、國立中興大學、國立彰化師範大學、國立雲林科技大學、國立屏東大學等資訊管理研究所碩士班</w:t>
       </w:r>
       <w:r>
         <w:rPr>
@@ -3811,6 +4469,7 @@
         </w:rPr>
         <w:t>創辦</w:t>
       </w:r>
+      <w:proofErr w:type="spellStart"/>
       <w:r>
         <w:rPr>
           <w:rFonts w:eastAsia="標楷體"/>
@@ -3819,6 +4478,7 @@
         </w:rPr>
         <w:t>CodeCrafters</w:t>
       </w:r>
+      <w:proofErr w:type="spellEnd"/>
       <w:r>
         <w:rPr>
           <w:rFonts w:eastAsia="標楷體" w:hint="eastAsia"/>
@@ -4097,7 +4757,25 @@
           <w:sz w:val="24"/>
           <w:lang w:eastAsia="zh-TW"/>
         </w:rPr>
-        <w:t>巨匠電腦金匠獎</w:t>
+        <w:t>巨匠電腦金</w:t>
+      </w:r>
+      <w:proofErr w:type="gramStart"/>
+      <w:r>
+        <w:rPr>
+          <w:rFonts w:eastAsia="標楷體" w:hint="eastAsia"/>
+          <w:sz w:val="24"/>
+          <w:lang w:eastAsia="zh-TW"/>
+        </w:rPr>
+        <w:t>匠</w:t>
+      </w:r>
+      <w:proofErr w:type="gramEnd"/>
+      <w:r>
+        <w:rPr>
+          <w:rFonts w:eastAsia="標楷體" w:hint="eastAsia"/>
+          <w:sz w:val="24"/>
+          <w:lang w:eastAsia="zh-TW"/>
+        </w:rPr>
+        <w:t>獎</w:t>
       </w:r>
       <w:r>
         <w:rPr>
@@ -4205,8 +4883,18 @@
           <w:sz w:val="24"/>
           <w:lang w:eastAsia="zh-TW"/>
         </w:rPr>
-        <w:t>計算機概論與商業概論滿級分</w:t>
-      </w:r>
+        <w:t>計算機概論與商業</w:t>
+      </w:r>
+      <w:proofErr w:type="gramStart"/>
+      <w:r>
+        <w:rPr>
+          <w:rFonts w:eastAsia="標楷體" w:hint="eastAsia"/>
+          <w:sz w:val="24"/>
+          <w:lang w:eastAsia="zh-TW"/>
+        </w:rPr>
+        <w:t>概論滿級分</w:t>
+      </w:r>
+      <w:proofErr w:type="gramEnd"/>
       <w:r>
         <w:rPr>
           <w:rFonts w:eastAsia="標楷體"/>
@@ -4336,7 +5024,7 @@
           </mc:Choice>
           <mc:Fallback>
             <w:pict>
-              <v:line w14:anchorId="7309B658" id="直線接點 6" o:spid="_x0000_s1026" style="position:absolute;z-index:-251643904;visibility:visible;mso-wrap-style:square;mso-width-percent:0;mso-height-percent:0;mso-wrap-distance-left:0;mso-wrap-distance-top:0;mso-wrap-distance-right:0;mso-wrap-distance-bottom:0;mso-position-horizontal:absolute;mso-position-horizontal-relative:page;mso-position-vertical:absolute;mso-position-vertical-relative:text;mso-width-percent:0;mso-height-percent:0;mso-width-relative:page;mso-height-relative:page" from="1in,10.9pt" to="540pt,10.9pt" o:gfxdata="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" strokeweight="1.5pt">
+              <v:line w14:anchorId="0E4C7DD9" id="直線接點 6" o:spid="_x0000_s1026" style="position:absolute;z-index:-251643904;visibility:visible;mso-wrap-style:square;mso-width-percent:0;mso-height-percent:0;mso-wrap-distance-left:0;mso-wrap-distance-top:0;mso-wrap-distance-right:0;mso-wrap-distance-bottom:0;mso-position-horizontal:absolute;mso-position-horizontal-relative:page;mso-position-vertical:absolute;mso-position-vertical-relative:text;mso-width-percent:0;mso-height-percent:0;mso-width-relative:page;mso-height-relative:page" from="1in,10.9pt" to="540pt,10.9pt" o:gfxdata="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" strokeweight="1.5pt">
                 <w10:wrap type="topAndBottom" anchorx="page"/>
               </v:line>
             </w:pict>
@@ -4449,7 +5137,7 @@
           </mc:Choice>
           <mc:Fallback>
             <w:pict>
-              <v:group w14:anchorId="79D73236" id="群組 5" o:spid="_x0000_s1026" style="width:469.5pt;height:3.3pt;mso-position-horizontal-relative:char;mso-position-vertical-relative:line" coordsize="9390,66" o:gfxdata="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">
+              <v:group w14:anchorId="00DBC0F2" id="群組 5" o:spid="_x0000_s1026" style="width:469.5pt;height:3.3pt;mso-position-horizontal-relative:char;mso-position-vertical-relative:line" coordsize="9390,66" o:gfxdata="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">
                 <v:line id="Line 32" o:spid="_x0000_s1027" style="position:absolute;visibility:visible;mso-wrap-style:square" from="15,51" to="9375,51" o:connectortype="straight" o:gfxdata="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" strokeweight="1.5pt"/>
                 <w10:anchorlock/>
               </v:group>
@@ -4623,7 +5311,16 @@
           <w:sz w:val="24"/>
           <w:lang w:eastAsia="zh-TW"/>
         </w:rPr>
-        <w:t xml:space="preserve"> 550(L295/R255)</w:t>
+        <w:t xml:space="preserve"> 550(L295/R255</w:t>
+      </w:r>
+      <w:proofErr w:type="gramStart"/>
+      <w:r>
+        <w:rPr>
+          <w:rFonts w:eastAsia="標楷體" w:hint="eastAsia"/>
+          <w:sz w:val="24"/>
+          <w:lang w:eastAsia="zh-TW"/>
+        </w:rPr>
+        <w:t>)</w:t>
       </w:r>
       <w:r>
         <w:rPr>
@@ -4633,6 +5330,7 @@
         </w:rPr>
         <w:t xml:space="preserve"> ,</w:t>
       </w:r>
+      <w:proofErr w:type="gramEnd"/>
       <w:r>
         <w:rPr>
           <w:rFonts w:eastAsia="標楷體" w:hint="eastAsia"/>
@@ -4683,8 +5381,18 @@
           <w:sz w:val="24"/>
           <w:lang w:eastAsia="zh-TW"/>
         </w:rPr>
-        <w:t>電腦硬體裝修技術士丙級</w:t>
-      </w:r>
+        <w:t>電腦硬體裝修</w:t>
+      </w:r>
+      <w:proofErr w:type="gramStart"/>
+      <w:r>
+        <w:rPr>
+          <w:rFonts w:eastAsia="標楷體" w:hint="eastAsia"/>
+          <w:sz w:val="24"/>
+          <w:lang w:eastAsia="zh-TW"/>
+        </w:rPr>
+        <w:t>技術士丙級</w:t>
+      </w:r>
+      <w:proofErr w:type="gramEnd"/>
       <w:r>
         <w:rPr>
           <w:rFonts w:eastAsia="標楷體"/>
@@ -4895,8 +5603,18 @@
           <w:sz w:val="24"/>
           <w:lang w:eastAsia="zh-TW"/>
         </w:rPr>
-        <w:t>電腦軟體應用技術士乙級</w:t>
-      </w:r>
+        <w:t>電腦軟體應用</w:t>
+      </w:r>
+      <w:proofErr w:type="gramStart"/>
+      <w:r>
+        <w:rPr>
+          <w:rFonts w:eastAsia="標楷體" w:hint="eastAsia"/>
+          <w:sz w:val="24"/>
+          <w:lang w:eastAsia="zh-TW"/>
+        </w:rPr>
+        <w:t>技術士乙級</w:t>
+      </w:r>
+      <w:proofErr w:type="gramEnd"/>
       <w:r>
         <w:rPr>
           <w:rFonts w:eastAsia="標楷體"/>
@@ -5243,8 +5961,18 @@
           <w:sz w:val="24"/>
           <w:lang w:eastAsia="zh-TW"/>
         </w:rPr>
-        <w:t>電腦軟體應用技術士丙級</w:t>
-      </w:r>
+        <w:t>電腦軟體應用</w:t>
+      </w:r>
+      <w:proofErr w:type="gramStart"/>
+      <w:r>
+        <w:rPr>
+          <w:rFonts w:eastAsia="標楷體" w:hint="eastAsia"/>
+          <w:sz w:val="24"/>
+          <w:lang w:eastAsia="zh-TW"/>
+        </w:rPr>
+        <w:t>技術士丙級</w:t>
+      </w:r>
+      <w:proofErr w:type="gramEnd"/>
       <w:r>
         <w:rPr>
           <w:rFonts w:eastAsia="標楷體"/>
@@ -5366,7 +6094,7 @@
           </mc:Choice>
           <mc:Fallback>
             <w:pict>
-              <v:line w14:anchorId="059C1E7D" id="直線接點 6" o:spid="_x0000_s1026" style="position:absolute;z-index:-15725568;visibility:visible;mso-wrap-style:square;mso-width-percent:0;mso-height-percent:0;mso-wrap-distance-left:0;mso-wrap-distance-top:0;mso-wrap-distance-right:0;mso-wrap-distance-bottom:0;mso-position-horizontal:absolute;mso-position-horizontal-relative:page;mso-position-vertical:absolute;mso-position-vertical-relative:text;mso-width-percent:0;mso-height-percent:0;mso-width-relative:page;mso-height-relative:page" from="1in,10.9pt" to="540pt,10.9pt" o:gfxdata="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" strokeweight="1.5pt">
+              <v:line w14:anchorId="0652210A" id="直線接點 6" o:spid="_x0000_s1026" style="position:absolute;z-index:-15725568;visibility:visible;mso-wrap-style:square;mso-width-percent:0;mso-height-percent:0;mso-wrap-distance-left:0;mso-wrap-distance-top:0;mso-wrap-distance-right:0;mso-wrap-distance-bottom:0;mso-position-horizontal:absolute;mso-position-horizontal-relative:page;mso-position-vertical:absolute;mso-position-vertical-relative:text;mso-width-percent:0;mso-height-percent:0;mso-width-relative:page;mso-height-relative:page" from="1in,10.9pt" to="540pt,10.9pt" o:gfxdata="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" strokeweight="1.5pt">
                 <w10:wrap type="topAndBottom" anchorx="page"/>
               </v:line>
             </w:pict>
@@ -5479,7 +6207,7 @@
           </mc:Choice>
           <mc:Fallback>
             <w:pict>
-              <v:group w14:anchorId="314EF7E9" id="群組 5" o:spid="_x0000_s1026" style="width:469.5pt;height:3.3pt;mso-position-horizontal-relative:char;mso-position-vertical-relative:line" coordsize="9390,66" o:gfxdata="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">
+              <v:group w14:anchorId="27E937F6" id="群組 5" o:spid="_x0000_s1026" style="width:469.5pt;height:3.3pt;mso-position-horizontal-relative:char;mso-position-vertical-relative:line" coordsize="9390,66" o:gfxdata="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">
                 <v:line id="Line 32" o:spid="_x0000_s1027" style="position:absolute;visibility:visible;mso-wrap-style:square" from="15,51" to="9375,51" o:connectortype="straight" o:gfxdata="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" strokeweight="1.5pt"/>
                 <w10:anchorlock/>
               </v:group>
@@ -5513,6 +6241,7 @@
           <w:sz w:val="24"/>
           <w:lang w:eastAsia="zh-TW"/>
         </w:rPr>
+        <w:lastRenderedPageBreak/>
         <w:t>房屋租賃平台</w:t>
       </w:r>
       <w:r>
@@ -5592,13 +6321,23 @@
           <w:lang w:eastAsia="zh-TW"/>
         </w:rPr>
       </w:pPr>
-      <w:r>
-        <w:rPr>
-          <w:rFonts w:eastAsia="標楷體" w:hint="eastAsia"/>
-          <w:sz w:val="24"/>
-          <w:lang w:eastAsia="zh-TW"/>
-        </w:rPr>
-        <w:t>特教生國語與對話能力之資訊輔導</w:t>
+      <w:proofErr w:type="gramStart"/>
+      <w:r>
+        <w:rPr>
+          <w:rFonts w:eastAsia="標楷體" w:hint="eastAsia"/>
+          <w:sz w:val="24"/>
+          <w:lang w:eastAsia="zh-TW"/>
+        </w:rPr>
+        <w:t>特教生國語</w:t>
+      </w:r>
+      <w:proofErr w:type="gramEnd"/>
+      <w:r>
+        <w:rPr>
+          <w:rFonts w:eastAsia="標楷體" w:hint="eastAsia"/>
+          <w:sz w:val="24"/>
+          <w:lang w:eastAsia="zh-TW"/>
+        </w:rPr>
+        <w:t>與對話能力之資訊輔導</w:t>
       </w:r>
       <w:r>
         <w:rPr>
@@ -5855,13 +6594,23 @@
           <w:lang w:eastAsia="zh-TW"/>
         </w:rPr>
       </w:pPr>
-      <w:r>
-        <w:rPr>
-          <w:rFonts w:eastAsia="標楷體" w:hint="eastAsia"/>
-          <w:sz w:val="24"/>
-          <w:lang w:eastAsia="zh-TW"/>
-        </w:rPr>
-        <w:t>圖書館借還書系統</w:t>
+      <w:proofErr w:type="gramStart"/>
+      <w:r>
+        <w:rPr>
+          <w:rFonts w:eastAsia="標楷體" w:hint="eastAsia"/>
+          <w:sz w:val="24"/>
+          <w:lang w:eastAsia="zh-TW"/>
+        </w:rPr>
+        <w:t>圖書館借還書</w:t>
+      </w:r>
+      <w:proofErr w:type="gramEnd"/>
+      <w:r>
+        <w:rPr>
+          <w:rFonts w:eastAsia="標楷體" w:hint="eastAsia"/>
+          <w:sz w:val="24"/>
+          <w:lang w:eastAsia="zh-TW"/>
+        </w:rPr>
+        <w:t>系統</w:t>
       </w:r>
       <w:r>
         <w:rPr>
@@ -5946,7 +6695,6 @@
           <w:sz w:val="24"/>
           <w:lang w:eastAsia="zh-TW"/>
         </w:rPr>
-        <w:lastRenderedPageBreak/>
         <w:t>計程車費用共享</w:t>
       </w:r>
       <w:r>
@@ -6102,13 +6850,23 @@
         </w:rPr>
         <w:t xml:space="preserve"> </w:t>
       </w:r>
-      <w:r>
-        <w:rPr>
-          <w:rFonts w:eastAsia="標楷體" w:hint="eastAsia"/>
-          <w:sz w:val="24"/>
-          <w:lang w:eastAsia="zh-TW"/>
-        </w:rPr>
-        <w:t>快篩試劑診所配發查詢</w:t>
+      <w:proofErr w:type="gramStart"/>
+      <w:r>
+        <w:rPr>
+          <w:rFonts w:eastAsia="標楷體" w:hint="eastAsia"/>
+          <w:sz w:val="24"/>
+          <w:lang w:eastAsia="zh-TW"/>
+        </w:rPr>
+        <w:t>快篩試劑</w:t>
+      </w:r>
+      <w:proofErr w:type="gramEnd"/>
+      <w:r>
+        <w:rPr>
+          <w:rFonts w:eastAsia="標楷體" w:hint="eastAsia"/>
+          <w:sz w:val="24"/>
+          <w:lang w:eastAsia="zh-TW"/>
+        </w:rPr>
+        <w:t>診所配發查詢</w:t>
       </w:r>
       <w:r>
         <w:rPr>
@@ -7075,7 +7833,6 @@
   <w:style w:type="character" w:default="1" w:styleId="a0">
     <w:name w:val="Default Paragraph Font"/>
     <w:uiPriority w:val="1"/>
-    <w:semiHidden/>
     <w:unhideWhenUsed/>
   </w:style>
   <w:style w:type="table" w:default="1" w:styleId="a1">

--- a/assets/JieLong Chen CV(ch).docx
+++ b/assets/JieLong Chen CV(ch).docx
@@ -347,7 +347,7 @@
           </mc:Choice>
           <mc:Fallback>
             <w:pict>
-              <v:line w14:anchorId="7814A9FC" id="直線接點 13" o:spid="_x0000_s1026" style="position:absolute;z-index:-15722496;visibility:visible;mso-wrap-style:square;mso-width-percent:0;mso-height-percent:0;mso-wrap-distance-left:0;mso-wrap-distance-top:0;mso-wrap-distance-right:0;mso-wrap-distance-bottom:0;mso-position-horizontal:absolute;mso-position-horizontal-relative:page;mso-position-vertical:absolute;mso-position-vertical-relative:text;mso-width-percent:0;mso-height-percent:0;mso-width-relative:page;mso-height-relative:page" from="1in,10.9pt" to="540pt,10.9pt" o:gfxdata="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" strokeweight="1.5pt">
+              <v:line w14:anchorId="78AABAE1" id="直線接點 13" o:spid="_x0000_s1026" style="position:absolute;z-index:-15722496;visibility:visible;mso-wrap-style:square;mso-width-percent:0;mso-height-percent:0;mso-wrap-distance-left:0;mso-wrap-distance-top:0;mso-wrap-distance-right:0;mso-wrap-distance-bottom:0;mso-position-horizontal:absolute;mso-position-horizontal-relative:page;mso-position-vertical:absolute;mso-position-vertical-relative:text;mso-width-percent:0;mso-height-percent:0;mso-width-relative:page;mso-height-relative:page" from="1in,10.9pt" to="540pt,10.9pt" o:gfxdata="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" strokeweight="1.5pt">
                 <w10:wrap type="topAndBottom" anchorx="page"/>
               </v:line>
             </w:pict>
@@ -459,7 +459,7 @@
           </mc:Choice>
           <mc:Fallback>
             <w:pict>
-              <v:group w14:anchorId="5ED7338F" id="群組 12" o:spid="_x0000_s1026" style="width:469.5pt;height:3.3pt;mso-position-horizontal-relative:char;mso-position-vertical-relative:line" coordsize="9390,66" o:gfxdata="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">
+              <v:group w14:anchorId="5AE40AD8" id="群組 12" o:spid="_x0000_s1026" style="width:469.5pt;height:3.3pt;mso-position-horizontal-relative:char;mso-position-vertical-relative:line" coordsize="9390,66" o:gfxdata="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">
                 <v:line id="Line 26" o:spid="_x0000_s1027" style="position:absolute;visibility:visible;mso-wrap-style:square" from="15,51" to="9375,51" o:connectortype="straight" o:gfxdata="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" strokeweight="1.5pt"/>
                 <w10:anchorlock/>
               </v:group>
@@ -566,7 +566,7 @@
           </mc:Choice>
           <mc:Fallback>
             <w:pict>
-              <v:line w14:anchorId="2AB33ED3" id="直線接點 10" o:spid="_x0000_s1026" style="position:absolute;z-index:-251661824;visibility:visible;mso-wrap-style:square;mso-width-percent:0;mso-height-percent:0;mso-wrap-distance-left:0;mso-wrap-distance-top:0;mso-wrap-distance-right:0;mso-wrap-distance-bottom:0;mso-position-horizontal:absolute;mso-position-horizontal-relative:page;mso-position-vertical:absolute;mso-position-vertical-relative:text;mso-width-percent:0;mso-height-percent:0;mso-width-relative:page;mso-height-relative:page" from="1in,10.45pt" to="540pt,10.45pt" o:gfxdata="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" strokeweight="1.5pt">
+              <v:line w14:anchorId="62643991" id="直線接點 10" o:spid="_x0000_s1026" style="position:absolute;z-index:-251661824;visibility:visible;mso-wrap-style:square;mso-width-percent:0;mso-height-percent:0;mso-wrap-distance-left:0;mso-wrap-distance-top:0;mso-wrap-distance-right:0;mso-wrap-distance-bottom:0;mso-position-horizontal:absolute;mso-position-horizontal-relative:page;mso-position-vertical:absolute;mso-position-vertical-relative:text;mso-width-percent:0;mso-height-percent:0;mso-width-relative:page;mso-height-relative:page" from="1in,10.45pt" to="540pt,10.45pt" o:gfxdata="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" strokeweight="1.5pt">
                 <w10:wrap type="topAndBottom" anchorx="page"/>
               </v:line>
             </w:pict>
@@ -678,7 +678,7 @@
           </mc:Choice>
           <mc:Fallback>
             <w:pict>
-              <v:group w14:anchorId="41CBA9DE" id="群組 9" o:spid="_x0000_s1026" style="width:469.5pt;height:3.3pt;mso-position-horizontal-relative:char;mso-position-vertical-relative:line" coordsize="9390,66" o:gfxdata="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">
+              <v:group w14:anchorId="2FD842C4" id="群組 9" o:spid="_x0000_s1026" style="width:469.5pt;height:3.3pt;mso-position-horizontal-relative:char;mso-position-vertical-relative:line" coordsize="9390,66" o:gfxdata="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">
                 <v:line id="Line 26" o:spid="_x0000_s1027" style="position:absolute;visibility:visible;mso-wrap-style:square" from="15,51" to="9375,51" o:connectortype="straight" o:gfxdata="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" strokeweight="1.5pt"/>
                 <w10:anchorlock/>
               </v:group>
@@ -853,7 +853,6 @@
               </w:rPr>
               <w:t xml:space="preserve"> </w:t>
             </w:r>
-            <w:proofErr w:type="spellStart"/>
             <w:r>
               <w:rPr>
                 <w:rFonts w:eastAsia="標楷體"/>
@@ -861,7 +860,6 @@
               </w:rPr>
               <w:t>迄今</w:t>
             </w:r>
-            <w:proofErr w:type="spellEnd"/>
           </w:p>
         </w:tc>
       </w:tr>
@@ -1250,7 +1248,6 @@
         </w:rPr>
         <w:t xml:space="preserve"> </w:t>
       </w:r>
-      <w:proofErr w:type="gramStart"/>
       <w:r>
         <w:rPr>
           <w:rFonts w:eastAsia="標楷體"/>
@@ -1259,7 +1256,6 @@
         </w:rPr>
         <w:t>–</w:t>
       </w:r>
-      <w:proofErr w:type="gramEnd"/>
       <w:r>
         <w:rPr>
           <w:rFonts w:eastAsia="標楷體" w:hint="eastAsia"/>
@@ -1412,25 +1408,7 @@
           <w:sz w:val="24"/>
           <w:lang w:eastAsia="zh-TW"/>
         </w:rPr>
-        <w:t xml:space="preserve">2025/09 </w:t>
-      </w:r>
-      <w:proofErr w:type="gramStart"/>
-      <w:r>
-        <w:rPr>
-          <w:rFonts w:eastAsia="標楷體"/>
-          <w:sz w:val="24"/>
-          <w:lang w:eastAsia="zh-TW"/>
-        </w:rPr>
-        <w:t>–</w:t>
-      </w:r>
-      <w:proofErr w:type="gramEnd"/>
-      <w:r>
-        <w:rPr>
-          <w:rFonts w:eastAsia="標楷體"/>
-          <w:sz w:val="24"/>
-          <w:lang w:eastAsia="zh-TW"/>
-        </w:rPr>
-        <w:t xml:space="preserve"> </w:t>
+        <w:t xml:space="preserve">2025/09 – </w:t>
       </w:r>
       <w:r>
         <w:rPr>
@@ -1593,7 +1571,6 @@
         </w:rPr>
         <w:t xml:space="preserve">2 </w:t>
       </w:r>
-      <w:proofErr w:type="gramStart"/>
       <w:r>
         <w:rPr>
           <w:rFonts w:eastAsia="標楷體"/>
@@ -1602,7 +1579,6 @@
         </w:rPr>
         <w:t>–</w:t>
       </w:r>
-      <w:proofErr w:type="gramEnd"/>
       <w:r>
         <w:rPr>
           <w:rFonts w:eastAsia="標楷體" w:hint="eastAsia"/>
@@ -1781,7 +1757,6 @@
         </w:rPr>
         <w:t xml:space="preserve"> </w:t>
       </w:r>
-      <w:proofErr w:type="gramStart"/>
       <w:r>
         <w:rPr>
           <w:rFonts w:eastAsia="標楷體"/>
@@ -1790,7 +1765,6 @@
         </w:rPr>
         <w:t>–</w:t>
       </w:r>
-      <w:proofErr w:type="gramEnd"/>
       <w:r>
         <w:rPr>
           <w:rFonts w:eastAsia="標楷體" w:hint="eastAsia"/>
@@ -2000,7 +1974,6 @@
         </w:rPr>
         <w:t xml:space="preserve"> </w:t>
       </w:r>
-      <w:proofErr w:type="gramStart"/>
       <w:r>
         <w:rPr>
           <w:rFonts w:eastAsia="標楷體"/>
@@ -2009,7 +1982,6 @@
         </w:rPr>
         <w:t>–</w:t>
       </w:r>
-      <w:proofErr w:type="gramEnd"/>
       <w:r>
         <w:rPr>
           <w:rFonts w:eastAsia="標楷體" w:hint="eastAsia"/>
@@ -2158,7 +2130,7 @@
         <w:pStyle w:val="a3"/>
         <w:spacing w:before="123"/>
         <w:rPr>
-          <w:rFonts w:eastAsia="標楷體" w:hint="eastAsia"/>
+          <w:rFonts w:eastAsia="標楷體"/>
           <w:lang w:eastAsia="zh-TW"/>
         </w:rPr>
       </w:pPr>
@@ -2243,7 +2215,7 @@
           </mc:Choice>
           <mc:Fallback>
             <w:pict>
-              <v:line w14:anchorId="45234988" id="直線接點 6" o:spid="_x0000_s1026" style="position:absolute;z-index:-251649024;visibility:visible;mso-wrap-style:square;mso-width-percent:0;mso-height-percent:0;mso-wrap-distance-left:0;mso-wrap-distance-top:0;mso-wrap-distance-right:0;mso-wrap-distance-bottom:0;mso-position-horizontal:absolute;mso-position-horizontal-relative:page;mso-position-vertical:absolute;mso-position-vertical-relative:text;mso-width-percent:0;mso-height-percent:0;mso-width-relative:page;mso-height-relative:page" from="1in,10.9pt" to="540pt,10.9pt" o:gfxdata="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" strokeweight="1.5pt">
+              <v:line w14:anchorId="03569B61" id="直線接點 6" o:spid="_x0000_s1026" style="position:absolute;z-index:-251649024;visibility:visible;mso-wrap-style:square;mso-width-percent:0;mso-height-percent:0;mso-wrap-distance-left:0;mso-wrap-distance-top:0;mso-wrap-distance-right:0;mso-wrap-distance-bottom:0;mso-position-horizontal:absolute;mso-position-horizontal-relative:page;mso-position-vertical:absolute;mso-position-vertical-relative:text;mso-width-percent:0;mso-height-percent:0;mso-width-relative:page;mso-height-relative:page" from="1in,10.9pt" to="540pt,10.9pt" o:gfxdata="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" strokeweight="1.5pt">
                 <w10:wrap type="topAndBottom" anchorx="page"/>
               </v:line>
             </w:pict>
@@ -2355,7 +2327,7 @@
           </mc:Choice>
           <mc:Fallback>
             <w:pict>
-              <v:group w14:anchorId="01DB200B" id="群組 5" o:spid="_x0000_s1026" style="width:469.5pt;height:3.3pt;mso-position-horizontal-relative:char;mso-position-vertical-relative:line" coordsize="9390,66" o:gfxdata="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">
+              <v:group w14:anchorId="5D407BCF" id="群組 5" o:spid="_x0000_s1026" style="width:469.5pt;height:3.3pt;mso-position-horizontal-relative:char;mso-position-vertical-relative:line" coordsize="9390,66" o:gfxdata="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">
                 <v:line id="Line 26" o:spid="_x0000_s1027" style="position:absolute;visibility:visible;mso-wrap-style:square" from="15,51" to="9375,51" o:connectortype="straight" o:gfxdata="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" strokeweight="1.5pt"/>
                 <w10:anchorlock/>
               </v:group>
@@ -2400,7 +2372,7 @@
           <w:numId w:val="1"/>
         </w:numPr>
         <w:rPr>
-          <w:rFonts w:eastAsia="標楷體" w:hint="eastAsia"/>
+          <w:rFonts w:eastAsia="標楷體"/>
           <w:sz w:val="24"/>
           <w:lang w:eastAsia="zh-TW"/>
         </w:rPr>
@@ -2486,7 +2458,7 @@
         </w:numPr>
         <w:spacing w:after="240"/>
         <w:rPr>
-          <w:rFonts w:eastAsia="標楷體" w:hint="eastAsia"/>
+          <w:rFonts w:eastAsia="標楷體"/>
           <w:sz w:val="24"/>
           <w:lang w:eastAsia="zh-TW"/>
         </w:rPr>
@@ -2508,25 +2480,7 @@
           <w:sz w:val="24"/>
           <w:lang w:eastAsia="zh-TW"/>
         </w:rPr>
-        <w:t xml:space="preserve">, Tung-Chieh Kuo, Arthur Chang*, Effects of Client Number and Non-IID Data Distributions on Federated Learning for Cervical Cancer Binary </w:t>
-      </w:r>
-      <w:proofErr w:type="gramStart"/>
-      <w:r>
-        <w:rPr>
-          <w:rFonts w:eastAsia="標楷體"/>
-          <w:sz w:val="24"/>
-          <w:lang w:eastAsia="zh-TW"/>
-        </w:rPr>
-        <w:t>Classification ,</w:t>
-      </w:r>
-      <w:proofErr w:type="gramEnd"/>
-      <w:r>
-        <w:rPr>
-          <w:rFonts w:eastAsia="標楷體"/>
-          <w:sz w:val="24"/>
-          <w:lang w:eastAsia="zh-TW"/>
-        </w:rPr>
-        <w:t xml:space="preserve"> International Forum on Medical Imaging, 2026/01/12-14, NYUST, Kaohsiung. (</w:t>
+        <w:t>, Tung-Chieh Kuo, Arthur Chang*, Effects of Client Number and Non-IID Data Distributions on Federated Learning for Cervical Cancer Binary Classification , International Forum on Medical Imaging, 2026/01/12-14, NYUST, Kaohsiung. (</w:t>
       </w:r>
       <w:r>
         <w:rPr>
@@ -2554,7 +2508,7 @@
         </w:numPr>
         <w:spacing w:after="240"/>
         <w:rPr>
-          <w:rFonts w:eastAsia="標楷體" w:hint="eastAsia"/>
+          <w:rFonts w:eastAsia="標楷體"/>
           <w:sz w:val="24"/>
           <w:lang w:eastAsia="zh-TW"/>
         </w:rPr>
@@ -2600,7 +2554,7 @@
           <w:sz w:val="24"/>
           <w:lang w:eastAsia="zh-TW"/>
         </w:rPr>
-        <w:t>基於跨資料集聯邦學習之子宮頸癌影像分類</w:t>
+        <w:t>跨資料集聯邦學習於子宮頸癌抹片影像分類之研究</w:t>
       </w:r>
       <w:r>
         <w:rPr>
@@ -2911,7 +2865,7 @@
           <w:numId w:val="1"/>
         </w:numPr>
         <w:rPr>
-          <w:rFonts w:eastAsia="標楷體" w:hint="eastAsia"/>
+          <w:rFonts w:eastAsia="標楷體"/>
           <w:sz w:val="24"/>
           <w:lang w:eastAsia="zh-TW"/>
         </w:rPr>
@@ -2973,25 +2927,7 @@
           <w:sz w:val="24"/>
           <w:lang w:eastAsia="zh-TW"/>
         </w:rPr>
-        <w:t>資訊科技輔助教學對</w:t>
-      </w:r>
-      <w:proofErr w:type="gramStart"/>
-      <w:r>
-        <w:rPr>
-          <w:rFonts w:eastAsia="標楷體" w:hint="eastAsia"/>
-          <w:sz w:val="24"/>
-          <w:lang w:eastAsia="zh-TW"/>
-        </w:rPr>
-        <w:t>特教生國語</w:t>
-      </w:r>
-      <w:proofErr w:type="gramEnd"/>
-      <w:r>
-        <w:rPr>
-          <w:rFonts w:eastAsia="標楷體" w:hint="eastAsia"/>
-          <w:sz w:val="24"/>
-          <w:lang w:eastAsia="zh-TW"/>
-        </w:rPr>
-        <w:t>學習成效之研究</w:t>
+        <w:t>資訊科技輔助教學對特教生國語學習成效之研究</w:t>
       </w:r>
       <w:r>
         <w:rPr>
@@ -3145,7 +3081,7 @@
           </mc:Choice>
           <mc:Fallback>
             <w:pict>
-              <v:line w14:anchorId="5497BF62" id="直線接點 6" o:spid="_x0000_s1026" style="position:absolute;z-index:-15720448;visibility:visible;mso-wrap-style:square;mso-width-percent:0;mso-height-percent:0;mso-wrap-distance-left:0;mso-wrap-distance-top:0;mso-wrap-distance-right:0;mso-wrap-distance-bottom:0;mso-position-horizontal:absolute;mso-position-horizontal-relative:page;mso-position-vertical:absolute;mso-position-vertical-relative:text;mso-width-percent:0;mso-height-percent:0;mso-width-relative:page;mso-height-relative:page" from="1in,10.9pt" to="540pt,10.9pt" o:gfxdata="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" strokeweight="1.5pt">
+              <v:line w14:anchorId="31342148" id="直線接點 6" o:spid="_x0000_s1026" style="position:absolute;z-index:-15720448;visibility:visible;mso-wrap-style:square;mso-width-percent:0;mso-height-percent:0;mso-wrap-distance-left:0;mso-wrap-distance-top:0;mso-wrap-distance-right:0;mso-wrap-distance-bottom:0;mso-position-horizontal:absolute;mso-position-horizontal-relative:page;mso-position-vertical:absolute;mso-position-vertical-relative:text;mso-width-percent:0;mso-height-percent:0;mso-width-relative:page;mso-height-relative:page" from="1in,10.9pt" to="540pt,10.9pt" o:gfxdata="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" strokeweight="1.5pt">
                 <w10:wrap type="topAndBottom" anchorx="page"/>
               </v:line>
             </w:pict>
@@ -3257,7 +3193,7 @@
           </mc:Choice>
           <mc:Fallback>
             <w:pict>
-              <v:group w14:anchorId="4727EC67" id="群組 5" o:spid="_x0000_s1026" style="width:469.5pt;height:3.3pt;mso-position-horizontal-relative:char;mso-position-vertical-relative:line" coordsize="9390,66" o:gfxdata="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">
+              <v:group w14:anchorId="059FECF6" id="群組 5" o:spid="_x0000_s1026" style="width:469.5pt;height:3.3pt;mso-position-horizontal-relative:char;mso-position-vertical-relative:line" coordsize="9390,66" o:gfxdata="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">
                 <v:line id="Line 26" o:spid="_x0000_s1027" style="position:absolute;visibility:visible;mso-wrap-style:square" from="15,51" to="9375,51" o:connectortype="straight" o:gfxdata="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" strokeweight="1.5pt"/>
                 <w10:anchorlock/>
               </v:group>
@@ -3291,25 +3227,7 @@
           <w:sz w:val="24"/>
           <w:lang w:eastAsia="zh-TW"/>
         </w:rPr>
-        <w:t>相輔相程</w:t>
-      </w:r>
-      <w:proofErr w:type="gramStart"/>
-      <w:r>
-        <w:rPr>
-          <w:rFonts w:eastAsia="標楷體" w:hint="eastAsia"/>
-          <w:sz w:val="24"/>
-          <w:lang w:eastAsia="zh-TW"/>
-        </w:rPr>
-        <w:t>─特教生國文</w:t>
-      </w:r>
-      <w:proofErr w:type="gramEnd"/>
-      <w:r>
-        <w:rPr>
-          <w:rFonts w:eastAsia="標楷體" w:hint="eastAsia"/>
-          <w:sz w:val="24"/>
-          <w:lang w:eastAsia="zh-TW"/>
-        </w:rPr>
-        <w:t>與對話能力之資訊輔導</w:t>
+        <w:t>相輔相程─特教生國文與對話能力之資訊輔導</w:t>
       </w:r>
       <w:r>
         <w:rPr>
@@ -3416,7 +3334,7 @@
           </mc:Choice>
           <mc:Fallback>
             <w:pict>
-              <v:line w14:anchorId="3C3D8E49" id="直線接點 6" o:spid="_x0000_s1026" style="position:absolute;z-index:-251664384;visibility:visible;mso-wrap-style:square;mso-width-percent:0;mso-height-percent:0;mso-wrap-distance-left:0;mso-wrap-distance-top:0;mso-wrap-distance-right:0;mso-wrap-distance-bottom:0;mso-position-horizontal:absolute;mso-position-horizontal-relative:page;mso-position-vertical:absolute;mso-position-vertical-relative:text;mso-width-percent:0;mso-height-percent:0;mso-width-relative:page;mso-height-relative:page" from="1in,10.9pt" to="540pt,10.9pt" o:gfxdata="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" strokeweight="1.5pt">
+              <v:line w14:anchorId="0ADB3B20" id="直線接點 6" o:spid="_x0000_s1026" style="position:absolute;z-index:-251664384;visibility:visible;mso-wrap-style:square;mso-width-percent:0;mso-height-percent:0;mso-wrap-distance-left:0;mso-wrap-distance-top:0;mso-wrap-distance-right:0;mso-wrap-distance-bottom:0;mso-position-horizontal:absolute;mso-position-horizontal-relative:page;mso-position-vertical:absolute;mso-position-vertical-relative:text;mso-width-percent:0;mso-height-percent:0;mso-width-relative:page;mso-height-relative:page" from="1in,10.9pt" to="540pt,10.9pt" o:gfxdata="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" strokeweight="1.5pt">
                 <w10:wrap type="topAndBottom" anchorx="page"/>
               </v:line>
             </w:pict>
@@ -3529,7 +3447,7 @@
           </mc:Choice>
           <mc:Fallback>
             <w:pict>
-              <v:group w14:anchorId="644F58C2" id="群組 5" o:spid="_x0000_s1026" style="width:469.5pt;height:3.3pt;mso-position-horizontal-relative:char;mso-position-vertical-relative:line" coordsize="9390,66" o:gfxdata="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">
+              <v:group w14:anchorId="530CC386" id="群組 5" o:spid="_x0000_s1026" style="width:469.5pt;height:3.3pt;mso-position-horizontal-relative:char;mso-position-vertical-relative:line" coordsize="9390,66" o:gfxdata="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">
                 <v:line id="Line 32" o:spid="_x0000_s1027" style="position:absolute;visibility:visible;mso-wrap-style:square" from="15,51" to="9375,51" o:connectortype="straight" o:gfxdata="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" strokeweight="1.5pt"/>
                 <w10:anchorlock/>
               </v:group>
@@ -3631,25 +3549,7 @@
           <w:sz w:val="24"/>
           <w:lang w:eastAsia="zh-TW"/>
         </w:rPr>
-        <w:t xml:space="preserve">Reviewer of IEEE Conference on Computational Intelligence in Bioinformatics and Computational </w:t>
-      </w:r>
-      <w:proofErr w:type="gramStart"/>
-      <w:r>
-        <w:rPr>
-          <w:rFonts w:eastAsia="標楷體"/>
-          <w:sz w:val="24"/>
-          <w:lang w:eastAsia="zh-TW"/>
-        </w:rPr>
-        <w:t>Biology(</w:t>
-      </w:r>
-      <w:proofErr w:type="gramEnd"/>
-      <w:r>
-        <w:rPr>
-          <w:rFonts w:eastAsia="標楷體"/>
-          <w:sz w:val="24"/>
-          <w:lang w:eastAsia="zh-TW"/>
-        </w:rPr>
-        <w:t>CIBCB), 2025</w:t>
+        <w:t>Reviewer of IEEE Conference on Computational Intelligence in Bioinformatics and Computational Biology(CIBCB), 2025</w:t>
       </w:r>
     </w:p>
     <w:p>
@@ -4090,19 +3990,9 @@
           <w:sz w:val="24"/>
           <w:lang w:eastAsia="zh-TW"/>
         </w:rPr>
-        <w:t>國立屏東大學五</w:t>
-      </w:r>
-      <w:proofErr w:type="gramStart"/>
-      <w:r>
-        <w:rPr>
-          <w:rFonts w:eastAsia="標楷體" w:hint="eastAsia"/>
-          <w:sz w:val="24"/>
-          <w:lang w:eastAsia="zh-TW"/>
-        </w:rPr>
-        <w:t>育獎</w:t>
+        <w:t>國立屏東大學五育獎</w:t>
       </w:r>
       <w:bookmarkStart w:id="1" w:name="_Hlk180443757"/>
-      <w:proofErr w:type="gramEnd"/>
       <w:r>
         <w:rPr>
           <w:rFonts w:eastAsia="標楷體" w:hint="eastAsia"/>
@@ -4469,7 +4359,6 @@
         </w:rPr>
         <w:t>創辦</w:t>
       </w:r>
-      <w:proofErr w:type="spellStart"/>
       <w:r>
         <w:rPr>
           <w:rFonts w:eastAsia="標楷體"/>
@@ -4478,7 +4367,6 @@
         </w:rPr>
         <w:t>CodeCrafters</w:t>
       </w:r>
-      <w:proofErr w:type="spellEnd"/>
       <w:r>
         <w:rPr>
           <w:rFonts w:eastAsia="標楷體" w:hint="eastAsia"/>
@@ -4757,25 +4645,7 @@
           <w:sz w:val="24"/>
           <w:lang w:eastAsia="zh-TW"/>
         </w:rPr>
-        <w:t>巨匠電腦金</w:t>
-      </w:r>
-      <w:proofErr w:type="gramStart"/>
-      <w:r>
-        <w:rPr>
-          <w:rFonts w:eastAsia="標楷體" w:hint="eastAsia"/>
-          <w:sz w:val="24"/>
-          <w:lang w:eastAsia="zh-TW"/>
-        </w:rPr>
-        <w:t>匠</w:t>
-      </w:r>
-      <w:proofErr w:type="gramEnd"/>
-      <w:r>
-        <w:rPr>
-          <w:rFonts w:eastAsia="標楷體" w:hint="eastAsia"/>
-          <w:sz w:val="24"/>
-          <w:lang w:eastAsia="zh-TW"/>
-        </w:rPr>
-        <w:t>獎</w:t>
+        <w:t>巨匠電腦金匠獎</w:t>
       </w:r>
       <w:r>
         <w:rPr>
@@ -4883,18 +4753,8 @@
           <w:sz w:val="24"/>
           <w:lang w:eastAsia="zh-TW"/>
         </w:rPr>
-        <w:t>計算機概論與商業</w:t>
-      </w:r>
-      <w:proofErr w:type="gramStart"/>
-      <w:r>
-        <w:rPr>
-          <w:rFonts w:eastAsia="標楷體" w:hint="eastAsia"/>
-          <w:sz w:val="24"/>
-          <w:lang w:eastAsia="zh-TW"/>
-        </w:rPr>
-        <w:t>概論滿級分</w:t>
-      </w:r>
-      <w:proofErr w:type="gramEnd"/>
+        <w:t>計算機概論與商業概論滿級分</w:t>
+      </w:r>
       <w:r>
         <w:rPr>
           <w:rFonts w:eastAsia="標楷體"/>
@@ -5024,7 +4884,7 @@
           </mc:Choice>
           <mc:Fallback>
             <w:pict>
-              <v:line w14:anchorId="0E4C7DD9" id="直線接點 6" o:spid="_x0000_s1026" style="position:absolute;z-index:-251643904;visibility:visible;mso-wrap-style:square;mso-width-percent:0;mso-height-percent:0;mso-wrap-distance-left:0;mso-wrap-distance-top:0;mso-wrap-distance-right:0;mso-wrap-distance-bottom:0;mso-position-horizontal:absolute;mso-position-horizontal-relative:page;mso-position-vertical:absolute;mso-position-vertical-relative:text;mso-width-percent:0;mso-height-percent:0;mso-width-relative:page;mso-height-relative:page" from="1in,10.9pt" to="540pt,10.9pt" o:gfxdata="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" strokeweight="1.5pt">
+              <v:line w14:anchorId="49F92BA0" id="直線接點 6" o:spid="_x0000_s1026" style="position:absolute;z-index:-251643904;visibility:visible;mso-wrap-style:square;mso-width-percent:0;mso-height-percent:0;mso-wrap-distance-left:0;mso-wrap-distance-top:0;mso-wrap-distance-right:0;mso-wrap-distance-bottom:0;mso-position-horizontal:absolute;mso-position-horizontal-relative:page;mso-position-vertical:absolute;mso-position-vertical-relative:text;mso-width-percent:0;mso-height-percent:0;mso-width-relative:page;mso-height-relative:page" from="1in,10.9pt" to="540pt,10.9pt" o:gfxdata="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" strokeweight="1.5pt">
                 <w10:wrap type="topAndBottom" anchorx="page"/>
               </v:line>
             </w:pict>
@@ -5137,7 +4997,7 @@
           </mc:Choice>
           <mc:Fallback>
             <w:pict>
-              <v:group w14:anchorId="00DBC0F2" id="群組 5" o:spid="_x0000_s1026" style="width:469.5pt;height:3.3pt;mso-position-horizontal-relative:char;mso-position-vertical-relative:line" coordsize="9390,66" o:gfxdata="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">
+              <v:group w14:anchorId="6FBFAD82" id="群組 5" o:spid="_x0000_s1026" style="width:469.5pt;height:3.3pt;mso-position-horizontal-relative:char;mso-position-vertical-relative:line" coordsize="9390,66" o:gfxdata="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">
                 <v:line id="Line 32" o:spid="_x0000_s1027" style="position:absolute;visibility:visible;mso-wrap-style:square" from="15,51" to="9375,51" o:connectortype="straight" o:gfxdata="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" strokeweight="1.5pt"/>
                 <w10:anchorlock/>
               </v:group>
@@ -5311,16 +5171,7 @@
           <w:sz w:val="24"/>
           <w:lang w:eastAsia="zh-TW"/>
         </w:rPr>
-        <w:t xml:space="preserve"> 550(L295/R255</w:t>
-      </w:r>
-      <w:proofErr w:type="gramStart"/>
-      <w:r>
-        <w:rPr>
-          <w:rFonts w:eastAsia="標楷體" w:hint="eastAsia"/>
-          <w:sz w:val="24"/>
-          <w:lang w:eastAsia="zh-TW"/>
-        </w:rPr>
-        <w:t>)</w:t>
+        <w:t xml:space="preserve"> 550(L295/R255)</w:t>
       </w:r>
       <w:r>
         <w:rPr>
@@ -5330,7 +5181,6 @@
         </w:rPr>
         <w:t xml:space="preserve"> ,</w:t>
       </w:r>
-      <w:proofErr w:type="gramEnd"/>
       <w:r>
         <w:rPr>
           <w:rFonts w:eastAsia="標楷體" w:hint="eastAsia"/>
@@ -5381,18 +5231,8 @@
           <w:sz w:val="24"/>
           <w:lang w:eastAsia="zh-TW"/>
         </w:rPr>
-        <w:t>電腦硬體裝修</w:t>
-      </w:r>
-      <w:proofErr w:type="gramStart"/>
-      <w:r>
-        <w:rPr>
-          <w:rFonts w:eastAsia="標楷體" w:hint="eastAsia"/>
-          <w:sz w:val="24"/>
-          <w:lang w:eastAsia="zh-TW"/>
-        </w:rPr>
-        <w:t>技術士丙級</w:t>
-      </w:r>
-      <w:proofErr w:type="gramEnd"/>
+        <w:t>電腦硬體裝修技術士丙級</w:t>
+      </w:r>
       <w:r>
         <w:rPr>
           <w:rFonts w:eastAsia="標楷體"/>
@@ -5603,18 +5443,8 @@
           <w:sz w:val="24"/>
           <w:lang w:eastAsia="zh-TW"/>
         </w:rPr>
-        <w:t>電腦軟體應用</w:t>
-      </w:r>
-      <w:proofErr w:type="gramStart"/>
-      <w:r>
-        <w:rPr>
-          <w:rFonts w:eastAsia="標楷體" w:hint="eastAsia"/>
-          <w:sz w:val="24"/>
-          <w:lang w:eastAsia="zh-TW"/>
-        </w:rPr>
-        <w:t>技術士乙級</w:t>
-      </w:r>
-      <w:proofErr w:type="gramEnd"/>
+        <w:t>電腦軟體應用技術士乙級</w:t>
+      </w:r>
       <w:r>
         <w:rPr>
           <w:rFonts w:eastAsia="標楷體"/>
@@ -5961,18 +5791,8 @@
           <w:sz w:val="24"/>
           <w:lang w:eastAsia="zh-TW"/>
         </w:rPr>
-        <w:t>電腦軟體應用</w:t>
-      </w:r>
-      <w:proofErr w:type="gramStart"/>
-      <w:r>
-        <w:rPr>
-          <w:rFonts w:eastAsia="標楷體" w:hint="eastAsia"/>
-          <w:sz w:val="24"/>
-          <w:lang w:eastAsia="zh-TW"/>
-        </w:rPr>
-        <w:t>技術士丙級</w:t>
-      </w:r>
-      <w:proofErr w:type="gramEnd"/>
+        <w:t>電腦軟體應用技術士丙級</w:t>
+      </w:r>
       <w:r>
         <w:rPr>
           <w:rFonts w:eastAsia="標楷體"/>
@@ -6094,7 +5914,7 @@
           </mc:Choice>
           <mc:Fallback>
             <w:pict>
-              <v:line w14:anchorId="0652210A" id="直線接點 6" o:spid="_x0000_s1026" style="position:absolute;z-index:-15725568;visibility:visible;mso-wrap-style:square;mso-width-percent:0;mso-height-percent:0;mso-wrap-distance-left:0;mso-wrap-distance-top:0;mso-wrap-distance-right:0;mso-wrap-distance-bottom:0;mso-position-horizontal:absolute;mso-position-horizontal-relative:page;mso-position-vertical:absolute;mso-position-vertical-relative:text;mso-width-percent:0;mso-height-percent:0;mso-width-relative:page;mso-height-relative:page" from="1in,10.9pt" to="540pt,10.9pt" o:gfxdata="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" strokeweight="1.5pt">
+              <v:line w14:anchorId="61EF5B76" id="直線接點 6" o:spid="_x0000_s1026" style="position:absolute;z-index:-15725568;visibility:visible;mso-wrap-style:square;mso-width-percent:0;mso-height-percent:0;mso-wrap-distance-left:0;mso-wrap-distance-top:0;mso-wrap-distance-right:0;mso-wrap-distance-bottom:0;mso-position-horizontal:absolute;mso-position-horizontal-relative:page;mso-position-vertical:absolute;mso-position-vertical-relative:text;mso-width-percent:0;mso-height-percent:0;mso-width-relative:page;mso-height-relative:page" from="1in,10.9pt" to="540pt,10.9pt" o:gfxdata="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" strokeweight="1.5pt">
                 <w10:wrap type="topAndBottom" anchorx="page"/>
               </v:line>
             </w:pict>
@@ -6207,7 +6027,7 @@
           </mc:Choice>
           <mc:Fallback>
             <w:pict>
-              <v:group w14:anchorId="27E937F6" id="群組 5" o:spid="_x0000_s1026" style="width:469.5pt;height:3.3pt;mso-position-horizontal-relative:char;mso-position-vertical-relative:line" coordsize="9390,66" o:gfxdata="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">
+              <v:group w14:anchorId="257A94B0" id="群組 5" o:spid="_x0000_s1026" style="width:469.5pt;height:3.3pt;mso-position-horizontal-relative:char;mso-position-vertical-relative:line" coordsize="9390,66" o:gfxdata="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">
                 <v:line id="Line 32" o:spid="_x0000_s1027" style="position:absolute;visibility:visible;mso-wrap-style:square" from="15,51" to="9375,51" o:connectortype="straight" o:gfxdata="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" strokeweight="1.5pt"/>
                 <w10:anchorlock/>
               </v:group>
@@ -6321,23 +6141,13 @@
           <w:lang w:eastAsia="zh-TW"/>
         </w:rPr>
       </w:pPr>
-      <w:proofErr w:type="gramStart"/>
-      <w:r>
-        <w:rPr>
-          <w:rFonts w:eastAsia="標楷體" w:hint="eastAsia"/>
-          <w:sz w:val="24"/>
-          <w:lang w:eastAsia="zh-TW"/>
-        </w:rPr>
-        <w:t>特教生國語</w:t>
-      </w:r>
-      <w:proofErr w:type="gramEnd"/>
-      <w:r>
-        <w:rPr>
-          <w:rFonts w:eastAsia="標楷體" w:hint="eastAsia"/>
-          <w:sz w:val="24"/>
-          <w:lang w:eastAsia="zh-TW"/>
-        </w:rPr>
-        <w:t>與對話能力之資訊輔導</w:t>
+      <w:r>
+        <w:rPr>
+          <w:rFonts w:eastAsia="標楷體" w:hint="eastAsia"/>
+          <w:sz w:val="24"/>
+          <w:lang w:eastAsia="zh-TW"/>
+        </w:rPr>
+        <w:t>特教生國語與對話能力之資訊輔導</w:t>
       </w:r>
       <w:r>
         <w:rPr>
@@ -6594,23 +6404,13 @@
           <w:lang w:eastAsia="zh-TW"/>
         </w:rPr>
       </w:pPr>
-      <w:proofErr w:type="gramStart"/>
-      <w:r>
-        <w:rPr>
-          <w:rFonts w:eastAsia="標楷體" w:hint="eastAsia"/>
-          <w:sz w:val="24"/>
-          <w:lang w:eastAsia="zh-TW"/>
-        </w:rPr>
-        <w:t>圖書館借還書</w:t>
-      </w:r>
-      <w:proofErr w:type="gramEnd"/>
-      <w:r>
-        <w:rPr>
-          <w:rFonts w:eastAsia="標楷體" w:hint="eastAsia"/>
-          <w:sz w:val="24"/>
-          <w:lang w:eastAsia="zh-TW"/>
-        </w:rPr>
-        <w:t>系統</w:t>
+      <w:r>
+        <w:rPr>
+          <w:rFonts w:eastAsia="標楷體" w:hint="eastAsia"/>
+          <w:sz w:val="24"/>
+          <w:lang w:eastAsia="zh-TW"/>
+        </w:rPr>
+        <w:t>圖書館借還書系統</w:t>
       </w:r>
       <w:r>
         <w:rPr>
@@ -6850,23 +6650,13 @@
         </w:rPr>
         <w:t xml:space="preserve"> </w:t>
       </w:r>
-      <w:proofErr w:type="gramStart"/>
-      <w:r>
-        <w:rPr>
-          <w:rFonts w:eastAsia="標楷體" w:hint="eastAsia"/>
-          <w:sz w:val="24"/>
-          <w:lang w:eastAsia="zh-TW"/>
-        </w:rPr>
-        <w:t>快篩試劑</w:t>
-      </w:r>
-      <w:proofErr w:type="gramEnd"/>
-      <w:r>
-        <w:rPr>
-          <w:rFonts w:eastAsia="標楷體" w:hint="eastAsia"/>
-          <w:sz w:val="24"/>
-          <w:lang w:eastAsia="zh-TW"/>
-        </w:rPr>
-        <w:t>診所配發查詢</w:t>
+      <w:r>
+        <w:rPr>
+          <w:rFonts w:eastAsia="標楷體" w:hint="eastAsia"/>
+          <w:sz w:val="24"/>
+          <w:lang w:eastAsia="zh-TW"/>
+        </w:rPr>
+        <w:t>快篩試劑診所配發查詢</w:t>
       </w:r>
       <w:r>
         <w:rPr>
@@ -7833,6 +7623,7 @@
   <w:style w:type="character" w:default="1" w:styleId="a0">
     <w:name w:val="Default Paragraph Font"/>
     <w:uiPriority w:val="1"/>
+    <w:semiHidden/>
     <w:unhideWhenUsed/>
   </w:style>
   <w:style w:type="table" w:default="1" w:styleId="a1">

--- a/assets/JieLong Chen CV(ch).docx
+++ b/assets/JieLong Chen CV(ch).docx
@@ -40,7 +40,7 @@
                     <pic:cNvPicPr/>
                   </pic:nvPicPr>
                   <pic:blipFill>
-                    <a:blip r:embed="rId7" cstate="print">
+                    <a:blip r:embed="rId8" cstate="print">
                       <a:extLst>
                         <a:ext uri="{28A0092B-C50C-407E-A947-70E740481C1C}">
                           <a14:useLocalDpi xmlns:a14="http://schemas.microsoft.com/office/drawing/2010/main" val="0"/>
@@ -240,7 +240,7 @@
         </w:rPr>
         <w:t xml:space="preserve"> </w:t>
       </w:r>
-      <w:hyperlink r:id="rId8">
+      <w:hyperlink r:id="rId9">
         <w:r>
           <w:rPr>
             <w:rFonts w:eastAsia="標楷體"/>
@@ -347,7 +347,7 @@
           </mc:Choice>
           <mc:Fallback>
             <w:pict>
-              <v:line w14:anchorId="78AABAE1" id="直線接點 13" o:spid="_x0000_s1026" style="position:absolute;z-index:-15722496;visibility:visible;mso-wrap-style:square;mso-width-percent:0;mso-height-percent:0;mso-wrap-distance-left:0;mso-wrap-distance-top:0;mso-wrap-distance-right:0;mso-wrap-distance-bottom:0;mso-position-horizontal:absolute;mso-position-horizontal-relative:page;mso-position-vertical:absolute;mso-position-vertical-relative:text;mso-width-percent:0;mso-height-percent:0;mso-width-relative:page;mso-height-relative:page" from="1in,10.9pt" to="540pt,10.9pt" o:gfxdata="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" strokeweight="1.5pt">
+              <v:line w14:anchorId="69AC7DF4" id="直線接點 13" o:spid="_x0000_s1026" style="position:absolute;z-index:-15722496;visibility:visible;mso-wrap-style:square;mso-width-percent:0;mso-height-percent:0;mso-wrap-distance-left:0;mso-wrap-distance-top:0;mso-wrap-distance-right:0;mso-wrap-distance-bottom:0;mso-position-horizontal:absolute;mso-position-horizontal-relative:page;mso-position-vertical:absolute;mso-position-vertical-relative:text;mso-width-percent:0;mso-height-percent:0;mso-width-relative:page;mso-height-relative:page" from="1in,10.9pt" to="540pt,10.9pt" o:gfxdata="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" strokeweight="1.5pt">
                 <w10:wrap type="topAndBottom" anchorx="page"/>
               </v:line>
             </w:pict>
@@ -459,7 +459,7 @@
           </mc:Choice>
           <mc:Fallback>
             <w:pict>
-              <v:group w14:anchorId="5AE40AD8" id="群組 12" o:spid="_x0000_s1026" style="width:469.5pt;height:3.3pt;mso-position-horizontal-relative:char;mso-position-vertical-relative:line" coordsize="9390,66" o:gfxdata="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">
+              <v:group w14:anchorId="38DA7495" id="群組 12" o:spid="_x0000_s1026" style="width:469.5pt;height:3.3pt;mso-position-horizontal-relative:char;mso-position-vertical-relative:line" coordsize="9390,66" o:gfxdata="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">
                 <v:line id="Line 26" o:spid="_x0000_s1027" style="position:absolute;visibility:visible;mso-wrap-style:square" from="15,51" to="9375,51" o:connectortype="straight" o:gfxdata="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" strokeweight="1.5pt"/>
                 <w10:anchorlock/>
               </v:group>
@@ -566,7 +566,7 @@
           </mc:Choice>
           <mc:Fallback>
             <w:pict>
-              <v:line w14:anchorId="62643991" id="直線接點 10" o:spid="_x0000_s1026" style="position:absolute;z-index:-251661824;visibility:visible;mso-wrap-style:square;mso-width-percent:0;mso-height-percent:0;mso-wrap-distance-left:0;mso-wrap-distance-top:0;mso-wrap-distance-right:0;mso-wrap-distance-bottom:0;mso-position-horizontal:absolute;mso-position-horizontal-relative:page;mso-position-vertical:absolute;mso-position-vertical-relative:text;mso-width-percent:0;mso-height-percent:0;mso-width-relative:page;mso-height-relative:page" from="1in,10.45pt" to="540pt,10.45pt" o:gfxdata="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" strokeweight="1.5pt">
+              <v:line w14:anchorId="0A6DCE01" id="直線接點 10" o:spid="_x0000_s1026" style="position:absolute;z-index:-251661824;visibility:visible;mso-wrap-style:square;mso-width-percent:0;mso-height-percent:0;mso-wrap-distance-left:0;mso-wrap-distance-top:0;mso-wrap-distance-right:0;mso-wrap-distance-bottom:0;mso-position-horizontal:absolute;mso-position-horizontal-relative:page;mso-position-vertical:absolute;mso-position-vertical-relative:text;mso-width-percent:0;mso-height-percent:0;mso-width-relative:page;mso-height-relative:page" from="1in,10.45pt" to="540pt,10.45pt" o:gfxdata="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" strokeweight="1.5pt">
                 <w10:wrap type="topAndBottom" anchorx="page"/>
               </v:line>
             </w:pict>
@@ -678,7 +678,7 @@
           </mc:Choice>
           <mc:Fallback>
             <w:pict>
-              <v:group w14:anchorId="2FD842C4" id="群組 9" o:spid="_x0000_s1026" style="width:469.5pt;height:3.3pt;mso-position-horizontal-relative:char;mso-position-vertical-relative:line" coordsize="9390,66" o:gfxdata="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">
+              <v:group w14:anchorId="727DE4D8" id="群組 9" o:spid="_x0000_s1026" style="width:469.5pt;height:3.3pt;mso-position-horizontal-relative:char;mso-position-vertical-relative:line" coordsize="9390,66" o:gfxdata="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">
                 <v:line id="Line 26" o:spid="_x0000_s1027" style="position:absolute;visibility:visible;mso-wrap-style:square" from="15,51" to="9375,51" o:connectortype="straight" o:gfxdata="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" strokeweight="1.5pt"/>
                 <w10:anchorlock/>
               </v:group>
@@ -853,6 +853,7 @@
               </w:rPr>
               <w:t xml:space="preserve"> </w:t>
             </w:r>
+            <w:proofErr w:type="spellStart"/>
             <w:r>
               <w:rPr>
                 <w:rFonts w:eastAsia="標楷體"/>
@@ -860,6 +861,7 @@
               </w:rPr>
               <w:t>迄今</w:t>
             </w:r>
+            <w:proofErr w:type="spellEnd"/>
           </w:p>
         </w:tc>
       </w:tr>
@@ -952,6 +954,7 @@
               <w:rPr>
                 <w:rFonts w:eastAsia="標楷體"/>
                 <w:sz w:val="24"/>
+                <w:lang w:eastAsia="zh-TW"/>
               </w:rPr>
             </w:pPr>
             <w:r>
@@ -1049,6 +1052,18 @@
               <w:t>1</w:t>
             </w:r>
           </w:p>
+          <w:p>
+            <w:pPr>
+              <w:pStyle w:val="TableParagraph"/>
+              <w:spacing w:before="5"/>
+              <w:ind w:right="113"/>
+              <w:jc w:val="right"/>
+              <w:rPr>
+                <w:rFonts w:eastAsia="標楷體"/>
+                <w:sz w:val="24"/>
+              </w:rPr>
+            </w:pPr>
+          </w:p>
         </w:tc>
       </w:tr>
     </w:tbl>
@@ -1136,8 +1151,8 @@
           <w:tab w:val="left" w:pos="520"/>
           <w:tab w:val="left" w:pos="521"/>
         </w:tabs>
-        <w:spacing w:before="136"/>
-        <w:ind w:right="117"/>
+        <w:spacing w:beforeLines="50" w:before="120"/>
+        <w:ind w:left="516" w:right="119" w:hanging="357"/>
         <w:rPr>
           <w:rFonts w:eastAsia="標楷體"/>
           <w:sz w:val="24"/>
@@ -1169,7 +1184,7 @@
         </w:rPr>
         <w:t xml:space="preserve"> </w:t>
       </w:r>
-      <w:hyperlink r:id="rId9" w:history="1">
+      <w:hyperlink r:id="rId10" w:history="1">
         <w:r>
           <w:rPr>
             <w:rFonts w:eastAsia="標楷體"/>
@@ -1248,6 +1263,7 @@
         </w:rPr>
         <w:t xml:space="preserve"> </w:t>
       </w:r>
+      <w:proofErr w:type="gramStart"/>
       <w:r>
         <w:rPr>
           <w:rFonts w:eastAsia="標楷體"/>
@@ -1256,6 +1272,7 @@
         </w:rPr>
         <w:t>–</w:t>
       </w:r>
+      <w:proofErr w:type="gramEnd"/>
       <w:r>
         <w:rPr>
           <w:rFonts w:eastAsia="標楷體" w:hint="eastAsia"/>
@@ -1293,7 +1310,7 @@
           <w:tab w:val="left" w:pos="520"/>
           <w:tab w:val="left" w:pos="521"/>
         </w:tabs>
-        <w:spacing w:before="136"/>
+        <w:spacing w:before="0"/>
         <w:ind w:right="117"/>
         <w:rPr>
           <w:rFonts w:eastAsia="標楷體"/>
@@ -1408,7 +1425,25 @@
           <w:sz w:val="24"/>
           <w:lang w:eastAsia="zh-TW"/>
         </w:rPr>
-        <w:t xml:space="preserve">2025/09 – </w:t>
+        <w:t xml:space="preserve">2025/09 </w:t>
+      </w:r>
+      <w:proofErr w:type="gramStart"/>
+      <w:r>
+        <w:rPr>
+          <w:rFonts w:eastAsia="標楷體"/>
+          <w:sz w:val="24"/>
+          <w:lang w:eastAsia="zh-TW"/>
+        </w:rPr>
+        <w:t>–</w:t>
+      </w:r>
+      <w:proofErr w:type="gramEnd"/>
+      <w:r>
+        <w:rPr>
+          <w:rFonts w:eastAsia="標楷體"/>
+          <w:sz w:val="24"/>
+          <w:lang w:eastAsia="zh-TW"/>
+        </w:rPr>
+        <w:t xml:space="preserve"> </w:t>
       </w:r>
       <w:r>
         <w:rPr>
@@ -1430,7 +1465,7 @@
           <w:tab w:val="left" w:pos="520"/>
           <w:tab w:val="left" w:pos="521"/>
         </w:tabs>
-        <w:spacing w:before="136"/>
+        <w:spacing w:before="0"/>
         <w:ind w:right="117"/>
         <w:rPr>
           <w:rFonts w:eastAsia="標楷體"/>
@@ -1571,6 +1606,7 @@
         </w:rPr>
         <w:t xml:space="preserve">2 </w:t>
       </w:r>
+      <w:proofErr w:type="gramStart"/>
       <w:r>
         <w:rPr>
           <w:rFonts w:eastAsia="標楷體"/>
@@ -1579,6 +1615,7 @@
         </w:rPr>
         <w:t>–</w:t>
       </w:r>
+      <w:proofErr w:type="gramEnd"/>
       <w:r>
         <w:rPr>
           <w:rFonts w:eastAsia="標楷體" w:hint="eastAsia"/>
@@ -1616,7 +1653,7 @@
           <w:tab w:val="left" w:pos="520"/>
           <w:tab w:val="left" w:pos="521"/>
         </w:tabs>
-        <w:spacing w:before="136"/>
+        <w:spacing w:before="0"/>
         <w:ind w:right="117"/>
         <w:rPr>
           <w:rFonts w:eastAsia="標楷體"/>
@@ -1757,6 +1794,7 @@
         </w:rPr>
         <w:t xml:space="preserve"> </w:t>
       </w:r>
+      <w:proofErr w:type="gramStart"/>
       <w:r>
         <w:rPr>
           <w:rFonts w:eastAsia="標楷體"/>
@@ -1765,6 +1803,7 @@
         </w:rPr>
         <w:t>–</w:t>
       </w:r>
+      <w:proofErr w:type="gramEnd"/>
       <w:r>
         <w:rPr>
           <w:rFonts w:eastAsia="標楷體" w:hint="eastAsia"/>
@@ -1834,7 +1873,7 @@
           <w:tab w:val="left" w:pos="520"/>
           <w:tab w:val="left" w:pos="521"/>
         </w:tabs>
-        <w:spacing w:before="136"/>
+        <w:spacing w:before="0"/>
         <w:ind w:right="117"/>
         <w:rPr>
           <w:rFonts w:eastAsia="標楷體"/>
@@ -1974,6 +2013,7 @@
         </w:rPr>
         <w:t xml:space="preserve"> </w:t>
       </w:r>
+      <w:proofErr w:type="gramStart"/>
       <w:r>
         <w:rPr>
           <w:rFonts w:eastAsia="標楷體"/>
@@ -1982,6 +2022,7 @@
         </w:rPr>
         <w:t>–</w:t>
       </w:r>
+      <w:proofErr w:type="gramEnd"/>
       <w:r>
         <w:rPr>
           <w:rFonts w:eastAsia="標楷體" w:hint="eastAsia"/>
@@ -2032,6 +2073,20 @@
         </w:rPr>
         <w:t>6</w:t>
       </w:r>
+    </w:p>
+    <w:p>
+      <w:pPr>
+        <w:tabs>
+          <w:tab w:val="left" w:pos="520"/>
+          <w:tab w:val="left" w:pos="521"/>
+        </w:tabs>
+        <w:ind w:left="160" w:right="117"/>
+        <w:rPr>
+          <w:rFonts w:eastAsia="標楷體" w:hint="eastAsia"/>
+          <w:sz w:val="24"/>
+          <w:lang w:eastAsia="zh-TW"/>
+        </w:rPr>
+      </w:pPr>
     </w:p>
     <w:p>
       <w:pPr>
@@ -2138,6 +2193,16 @@
     <w:p>
       <w:pPr>
         <w:pStyle w:val="a3"/>
+        <w:spacing w:before="123"/>
+        <w:rPr>
+          <w:rFonts w:eastAsia="標楷體" w:hint="eastAsia"/>
+          <w:lang w:eastAsia="zh-TW"/>
+        </w:rPr>
+      </w:pPr>
+    </w:p>
+    <w:p>
+      <w:pPr>
+        <w:pStyle w:val="a3"/>
         <w:spacing w:before="1"/>
         <w:rPr>
           <w:rFonts w:eastAsia="標楷體"/>
@@ -2150,7 +2215,6 @@
           <w:rFonts w:eastAsia="標楷體"/>
           <w:noProof/>
         </w:rPr>
-        <w:lastRenderedPageBreak/>
         <mc:AlternateContent>
           <mc:Choice Requires="wps">
             <w:drawing>
@@ -2215,7 +2279,7 @@
           </mc:Choice>
           <mc:Fallback>
             <w:pict>
-              <v:line w14:anchorId="03569B61" id="直線接點 6" o:spid="_x0000_s1026" style="position:absolute;z-index:-251649024;visibility:visible;mso-wrap-style:square;mso-width-percent:0;mso-height-percent:0;mso-wrap-distance-left:0;mso-wrap-distance-top:0;mso-wrap-distance-right:0;mso-wrap-distance-bottom:0;mso-position-horizontal:absolute;mso-position-horizontal-relative:page;mso-position-vertical:absolute;mso-position-vertical-relative:text;mso-width-percent:0;mso-height-percent:0;mso-width-relative:page;mso-height-relative:page" from="1in,10.9pt" to="540pt,10.9pt" o:gfxdata="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" strokeweight="1.5pt">
+              <v:line w14:anchorId="33E2D6CA" id="直線接點 6" o:spid="_x0000_s1026" style="position:absolute;z-index:-251649024;visibility:visible;mso-wrap-style:square;mso-width-percent:0;mso-height-percent:0;mso-wrap-distance-left:0;mso-wrap-distance-top:0;mso-wrap-distance-right:0;mso-wrap-distance-bottom:0;mso-position-horizontal:absolute;mso-position-horizontal-relative:page;mso-position-vertical:absolute;mso-position-vertical-relative:text;mso-width-percent:0;mso-height-percent:0;mso-width-relative:page;mso-height-relative:page" from="1in,10.9pt" to="540pt,10.9pt" o:gfxdata="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" strokeweight="1.5pt">
                 <w10:wrap type="topAndBottom" anchorx="page"/>
               </v:line>
             </w:pict>
@@ -2327,7 +2391,7 @@
           </mc:Choice>
           <mc:Fallback>
             <w:pict>
-              <v:group w14:anchorId="5D407BCF" id="群組 5" o:spid="_x0000_s1026" style="width:469.5pt;height:3.3pt;mso-position-horizontal-relative:char;mso-position-vertical-relative:line" coordsize="9390,66" o:gfxdata="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">
+              <v:group w14:anchorId="1F3E6B1A" id="群組 5" o:spid="_x0000_s1026" style="width:469.5pt;height:3.3pt;mso-position-horizontal-relative:char;mso-position-vertical-relative:line" coordsize="9390,66" o:gfxdata="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">
                 <v:line id="Line 26" o:spid="_x0000_s1027" style="position:absolute;visibility:visible;mso-wrap-style:square" from="15,51" to="9375,51" o:connectortype="straight" o:gfxdata="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" strokeweight="1.5pt"/>
                 <w10:anchorlock/>
               </v:group>
@@ -2410,7 +2474,7 @@
           <w:sz w:val="24"/>
           <w:lang w:eastAsia="zh-TW"/>
         </w:rPr>
-        <w:t>Under review</w:t>
+        <w:t>With Editor</w:t>
       </w:r>
       <w:r>
         <w:rPr>
@@ -2480,7 +2544,25 @@
           <w:sz w:val="24"/>
           <w:lang w:eastAsia="zh-TW"/>
         </w:rPr>
-        <w:t>, Tung-Chieh Kuo, Arthur Chang*, Effects of Client Number and Non-IID Data Distributions on Federated Learning for Cervical Cancer Binary Classification , International Forum on Medical Imaging, 2026/01/12-14, NYUST, Kaohsiung. (</w:t>
+        <w:t xml:space="preserve">, Tung-Chieh Kuo, Arthur Chang*, Effects of Client Number and Non-IID Data Distributions on Federated Learning for Cervical Cancer Binary </w:t>
+      </w:r>
+      <w:proofErr w:type="gramStart"/>
+      <w:r>
+        <w:rPr>
+          <w:rFonts w:eastAsia="標楷體"/>
+          <w:sz w:val="24"/>
+          <w:lang w:eastAsia="zh-TW"/>
+        </w:rPr>
+        <w:t>Classification ,</w:t>
+      </w:r>
+      <w:proofErr w:type="gramEnd"/>
+      <w:r>
+        <w:rPr>
+          <w:rFonts w:eastAsia="標楷體"/>
+          <w:sz w:val="24"/>
+          <w:lang w:eastAsia="zh-TW"/>
+        </w:rPr>
+        <w:t xml:space="preserve"> International Forum on Medical Imaging, 2026/01/12-14, NYUST, Kaohsiung. (</w:t>
       </w:r>
       <w:r>
         <w:rPr>
@@ -2927,7 +3009,25 @@
           <w:sz w:val="24"/>
           <w:lang w:eastAsia="zh-TW"/>
         </w:rPr>
-        <w:t>資訊科技輔助教學對特教生國語學習成效之研究</w:t>
+        <w:t>資訊科技輔助教學對</w:t>
+      </w:r>
+      <w:proofErr w:type="gramStart"/>
+      <w:r>
+        <w:rPr>
+          <w:rFonts w:eastAsia="標楷體" w:hint="eastAsia"/>
+          <w:sz w:val="24"/>
+          <w:lang w:eastAsia="zh-TW"/>
+        </w:rPr>
+        <w:t>特教生國語</w:t>
+      </w:r>
+      <w:proofErr w:type="gramEnd"/>
+      <w:r>
+        <w:rPr>
+          <w:rFonts w:eastAsia="標楷體" w:hint="eastAsia"/>
+          <w:sz w:val="24"/>
+          <w:lang w:eastAsia="zh-TW"/>
+        </w:rPr>
+        <w:t>學習成效之研究</w:t>
       </w:r>
       <w:r>
         <w:rPr>
@@ -3001,6 +3101,17 @@
         </w:rPr>
         <w:t>.</w:t>
       </w:r>
+    </w:p>
+    <w:p>
+      <w:pPr>
+        <w:pStyle w:val="a3"/>
+        <w:spacing w:before="1"/>
+        <w:rPr>
+          <w:rFonts w:eastAsia="標楷體"/>
+          <w:sz w:val="11"/>
+          <w:lang w:eastAsia="zh-TW"/>
+        </w:rPr>
+      </w:pPr>
     </w:p>
     <w:p>
       <w:pPr>
@@ -3081,7 +3192,7 @@
           </mc:Choice>
           <mc:Fallback>
             <w:pict>
-              <v:line w14:anchorId="31342148" id="直線接點 6" o:spid="_x0000_s1026" style="position:absolute;z-index:-15720448;visibility:visible;mso-wrap-style:square;mso-width-percent:0;mso-height-percent:0;mso-wrap-distance-left:0;mso-wrap-distance-top:0;mso-wrap-distance-right:0;mso-wrap-distance-bottom:0;mso-position-horizontal:absolute;mso-position-horizontal-relative:page;mso-position-vertical:absolute;mso-position-vertical-relative:text;mso-width-percent:0;mso-height-percent:0;mso-width-relative:page;mso-height-relative:page" from="1in,10.9pt" to="540pt,10.9pt" o:gfxdata="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" strokeweight="1.5pt">
+              <v:line w14:anchorId="76F3AF85" id="直線接點 6" o:spid="_x0000_s1026" style="position:absolute;z-index:-15720448;visibility:visible;mso-wrap-style:square;mso-width-percent:0;mso-height-percent:0;mso-wrap-distance-left:0;mso-wrap-distance-top:0;mso-wrap-distance-right:0;mso-wrap-distance-bottom:0;mso-position-horizontal:absolute;mso-position-horizontal-relative:page;mso-position-vertical:absolute;mso-position-vertical-relative:text;mso-width-percent:0;mso-height-percent:0;mso-width-relative:page;mso-height-relative:page" from="1in,10.9pt" to="540pt,10.9pt" o:gfxdata="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" strokeweight="1.5pt">
                 <w10:wrap type="topAndBottom" anchorx="page"/>
               </v:line>
             </w:pict>
@@ -3193,7 +3304,7 @@
           </mc:Choice>
           <mc:Fallback>
             <w:pict>
-              <v:group w14:anchorId="059FECF6" id="群組 5" o:spid="_x0000_s1026" style="width:469.5pt;height:3.3pt;mso-position-horizontal-relative:char;mso-position-vertical-relative:line" coordsize="9390,66" o:gfxdata="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">
+              <v:group w14:anchorId="2E4AD26A" id="群組 5" o:spid="_x0000_s1026" style="width:469.5pt;height:3.3pt;mso-position-horizontal-relative:char;mso-position-vertical-relative:line" coordsize="9390,66" o:gfxdata="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">
                 <v:line id="Line 26" o:spid="_x0000_s1027" style="position:absolute;visibility:visible;mso-wrap-style:square" from="15,51" to="9375,51" o:connectortype="straight" o:gfxdata="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" strokeweight="1.5pt"/>
                 <w10:anchorlock/>
               </v:group>
@@ -3227,7 +3338,25 @@
           <w:sz w:val="24"/>
           <w:lang w:eastAsia="zh-TW"/>
         </w:rPr>
-        <w:t>相輔相程─特教生國文與對話能力之資訊輔導</w:t>
+        <w:t>相輔相程</w:t>
+      </w:r>
+      <w:proofErr w:type="gramStart"/>
+      <w:r>
+        <w:rPr>
+          <w:rFonts w:eastAsia="標楷體" w:hint="eastAsia"/>
+          <w:sz w:val="24"/>
+          <w:lang w:eastAsia="zh-TW"/>
+        </w:rPr>
+        <w:t>─特教生國文</w:t>
+      </w:r>
+      <w:proofErr w:type="gramEnd"/>
+      <w:r>
+        <w:rPr>
+          <w:rFonts w:eastAsia="標楷體" w:hint="eastAsia"/>
+          <w:sz w:val="24"/>
+          <w:lang w:eastAsia="zh-TW"/>
+        </w:rPr>
+        <w:t>與對話能力之資訊輔導</w:t>
       </w:r>
       <w:r>
         <w:rPr>
@@ -3253,6 +3382,21 @@
         </w:rPr>
         <w:t>(NSTC), 2023/07/01~2024/02/29</w:t>
       </w:r>
+    </w:p>
+    <w:p>
+      <w:pPr>
+        <w:tabs>
+          <w:tab w:val="left" w:pos="520"/>
+          <w:tab w:val="left" w:pos="521"/>
+        </w:tabs>
+        <w:spacing w:before="136"/>
+        <w:ind w:left="160" w:right="117"/>
+        <w:rPr>
+          <w:rFonts w:eastAsia="標楷體" w:hint="eastAsia"/>
+          <w:sz w:val="24"/>
+          <w:lang w:eastAsia="zh-TW"/>
+        </w:rPr>
+      </w:pPr>
     </w:p>
     <w:p>
       <w:pPr>
@@ -3334,7 +3478,7 @@
           </mc:Choice>
           <mc:Fallback>
             <w:pict>
-              <v:line w14:anchorId="0ADB3B20" id="直線接點 6" o:spid="_x0000_s1026" style="position:absolute;z-index:-251664384;visibility:visible;mso-wrap-style:square;mso-width-percent:0;mso-height-percent:0;mso-wrap-distance-left:0;mso-wrap-distance-top:0;mso-wrap-distance-right:0;mso-wrap-distance-bottom:0;mso-position-horizontal:absolute;mso-position-horizontal-relative:page;mso-position-vertical:absolute;mso-position-vertical-relative:text;mso-width-percent:0;mso-height-percent:0;mso-width-relative:page;mso-height-relative:page" from="1in,10.9pt" to="540pt,10.9pt" o:gfxdata="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" strokeweight="1.5pt">
+              <v:line w14:anchorId="66A02DDB" id="直線接點 6" o:spid="_x0000_s1026" style="position:absolute;z-index:-251664384;visibility:visible;mso-wrap-style:square;mso-width-percent:0;mso-height-percent:0;mso-wrap-distance-left:0;mso-wrap-distance-top:0;mso-wrap-distance-right:0;mso-wrap-distance-bottom:0;mso-position-horizontal:absolute;mso-position-horizontal-relative:page;mso-position-vertical:absolute;mso-position-vertical-relative:text;mso-width-percent:0;mso-height-percent:0;mso-width-relative:page;mso-height-relative:page" from="1in,10.9pt" to="540pt,10.9pt" o:gfxdata="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" strokeweight="1.5pt">
                 <w10:wrap type="topAndBottom" anchorx="page"/>
               </v:line>
             </w:pict>
@@ -3447,7 +3591,7 @@
           </mc:Choice>
           <mc:Fallback>
             <w:pict>
-              <v:group w14:anchorId="530CC386" id="群組 5" o:spid="_x0000_s1026" style="width:469.5pt;height:3.3pt;mso-position-horizontal-relative:char;mso-position-vertical-relative:line" coordsize="9390,66" o:gfxdata="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">
+              <v:group w14:anchorId="51B2DB15" id="群組 5" o:spid="_x0000_s1026" style="width:469.5pt;height:3.3pt;mso-position-horizontal-relative:char;mso-position-vertical-relative:line" coordsize="9390,66" o:gfxdata="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">
                 <v:line id="Line 32" o:spid="_x0000_s1027" style="position:absolute;visibility:visible;mso-wrap-style:square" from="15,51" to="9375,51" o:connectortype="straight" o:gfxdata="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" strokeweight="1.5pt"/>
                 <w10:anchorlock/>
               </v:group>
@@ -3549,7 +3693,25 @@
           <w:sz w:val="24"/>
           <w:lang w:eastAsia="zh-TW"/>
         </w:rPr>
-        <w:t>Reviewer of IEEE Conference on Computational Intelligence in Bioinformatics and Computational Biology(CIBCB), 2025</w:t>
+        <w:t xml:space="preserve">Reviewer of IEEE Conference on Computational Intelligence in Bioinformatics and Computational </w:t>
+      </w:r>
+      <w:proofErr w:type="gramStart"/>
+      <w:r>
+        <w:rPr>
+          <w:rFonts w:eastAsia="標楷體"/>
+          <w:sz w:val="24"/>
+          <w:lang w:eastAsia="zh-TW"/>
+        </w:rPr>
+        <w:t>Biology(</w:t>
+      </w:r>
+      <w:proofErr w:type="gramEnd"/>
+      <w:r>
+        <w:rPr>
+          <w:rFonts w:eastAsia="標楷體"/>
+          <w:sz w:val="24"/>
+          <w:lang w:eastAsia="zh-TW"/>
+        </w:rPr>
+        <w:t>CIBCB), 2025</w:t>
       </w:r>
     </w:p>
     <w:p>
@@ -3922,6 +4084,7 @@
           <w:sz w:val="24"/>
           <w:lang w:eastAsia="zh-TW"/>
         </w:rPr>
+        <w:lastRenderedPageBreak/>
         <w:t>國家科學及技術委員會</w:t>
       </w:r>
       <w:r>
@@ -3990,9 +4153,19 @@
           <w:sz w:val="24"/>
           <w:lang w:eastAsia="zh-TW"/>
         </w:rPr>
-        <w:t>國立屏東大學五育獎</w:t>
+        <w:t>國立屏東大學五</w:t>
+      </w:r>
+      <w:proofErr w:type="gramStart"/>
+      <w:r>
+        <w:rPr>
+          <w:rFonts w:eastAsia="標楷體" w:hint="eastAsia"/>
+          <w:sz w:val="24"/>
+          <w:lang w:eastAsia="zh-TW"/>
+        </w:rPr>
+        <w:t>育獎</w:t>
       </w:r>
       <w:bookmarkStart w:id="1" w:name="_Hlk180443757"/>
+      <w:proofErr w:type="gramEnd"/>
       <w:r>
         <w:rPr>
           <w:rFonts w:eastAsia="標楷體" w:hint="eastAsia"/>
@@ -4052,7 +4225,6 @@
           <w:sz w:val="24"/>
           <w:lang w:eastAsia="zh-TW"/>
         </w:rPr>
-        <w:lastRenderedPageBreak/>
         <w:t>國立屏東大學</w:t>
       </w:r>
       <w:r>
@@ -4359,6 +4531,7 @@
         </w:rPr>
         <w:t>創辦</w:t>
       </w:r>
+      <w:proofErr w:type="spellStart"/>
       <w:r>
         <w:rPr>
           <w:rFonts w:eastAsia="標楷體"/>
@@ -4367,6 +4540,7 @@
         </w:rPr>
         <w:t>CodeCrafters</w:t>
       </w:r>
+      <w:proofErr w:type="spellEnd"/>
       <w:r>
         <w:rPr>
           <w:rFonts w:eastAsia="標楷體" w:hint="eastAsia"/>
@@ -4645,7 +4819,25 @@
           <w:sz w:val="24"/>
           <w:lang w:eastAsia="zh-TW"/>
         </w:rPr>
-        <w:t>巨匠電腦金匠獎</w:t>
+        <w:t>巨匠電腦金</w:t>
+      </w:r>
+      <w:proofErr w:type="gramStart"/>
+      <w:r>
+        <w:rPr>
+          <w:rFonts w:eastAsia="標楷體" w:hint="eastAsia"/>
+          <w:sz w:val="24"/>
+          <w:lang w:eastAsia="zh-TW"/>
+        </w:rPr>
+        <w:t>匠</w:t>
+      </w:r>
+      <w:proofErr w:type="gramEnd"/>
+      <w:r>
+        <w:rPr>
+          <w:rFonts w:eastAsia="標楷體" w:hint="eastAsia"/>
+          <w:sz w:val="24"/>
+          <w:lang w:eastAsia="zh-TW"/>
+        </w:rPr>
+        <w:t>獎</w:t>
       </w:r>
       <w:r>
         <w:rPr>
@@ -4753,8 +4945,18 @@
           <w:sz w:val="24"/>
           <w:lang w:eastAsia="zh-TW"/>
         </w:rPr>
-        <w:t>計算機概論與商業概論滿級分</w:t>
-      </w:r>
+        <w:t>計算機概論與商業</w:t>
+      </w:r>
+      <w:proofErr w:type="gramStart"/>
+      <w:r>
+        <w:rPr>
+          <w:rFonts w:eastAsia="標楷體" w:hint="eastAsia"/>
+          <w:sz w:val="24"/>
+          <w:lang w:eastAsia="zh-TW"/>
+        </w:rPr>
+        <w:t>概論滿級分</w:t>
+      </w:r>
+      <w:proofErr w:type="gramEnd"/>
       <w:r>
         <w:rPr>
           <w:rFonts w:eastAsia="標楷體"/>
@@ -4884,7 +5086,7 @@
           </mc:Choice>
           <mc:Fallback>
             <w:pict>
-              <v:line w14:anchorId="49F92BA0" id="直線接點 6" o:spid="_x0000_s1026" style="position:absolute;z-index:-251643904;visibility:visible;mso-wrap-style:square;mso-width-percent:0;mso-height-percent:0;mso-wrap-distance-left:0;mso-wrap-distance-top:0;mso-wrap-distance-right:0;mso-wrap-distance-bottom:0;mso-position-horizontal:absolute;mso-position-horizontal-relative:page;mso-position-vertical:absolute;mso-position-vertical-relative:text;mso-width-percent:0;mso-height-percent:0;mso-width-relative:page;mso-height-relative:page" from="1in,10.9pt" to="540pt,10.9pt" o:gfxdata="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" strokeweight="1.5pt">
+              <v:line w14:anchorId="78B79C1B" id="直線接點 6" o:spid="_x0000_s1026" style="position:absolute;z-index:-251643904;visibility:visible;mso-wrap-style:square;mso-width-percent:0;mso-height-percent:0;mso-wrap-distance-left:0;mso-wrap-distance-top:0;mso-wrap-distance-right:0;mso-wrap-distance-bottom:0;mso-position-horizontal:absolute;mso-position-horizontal-relative:page;mso-position-vertical:absolute;mso-position-vertical-relative:text;mso-width-percent:0;mso-height-percent:0;mso-width-relative:page;mso-height-relative:page" from="1in,10.9pt" to="540pt,10.9pt" o:gfxdata="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" strokeweight="1.5pt">
                 <w10:wrap type="topAndBottom" anchorx="page"/>
               </v:line>
             </w:pict>
@@ -4997,7 +5199,7 @@
           </mc:Choice>
           <mc:Fallback>
             <w:pict>
-              <v:group w14:anchorId="6FBFAD82" id="群組 5" o:spid="_x0000_s1026" style="width:469.5pt;height:3.3pt;mso-position-horizontal-relative:char;mso-position-vertical-relative:line" coordsize="9390,66" o:gfxdata="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">
+              <v:group w14:anchorId="12C755C2" id="群組 5" o:spid="_x0000_s1026" style="width:469.5pt;height:3.3pt;mso-position-horizontal-relative:char;mso-position-vertical-relative:line" coordsize="9390,66" o:gfxdata="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">
                 <v:line id="Line 32" o:spid="_x0000_s1027" style="position:absolute;visibility:visible;mso-wrap-style:square" from="15,51" to="9375,51" o:connectortype="straight" o:gfxdata="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" strokeweight="1.5pt"/>
                 <w10:anchorlock/>
               </v:group>
@@ -5171,7 +5373,16 @@
           <w:sz w:val="24"/>
           <w:lang w:eastAsia="zh-TW"/>
         </w:rPr>
-        <w:t xml:space="preserve"> 550(L295/R255)</w:t>
+        <w:t xml:space="preserve"> 550(L295/R255</w:t>
+      </w:r>
+      <w:proofErr w:type="gramStart"/>
+      <w:r>
+        <w:rPr>
+          <w:rFonts w:eastAsia="標楷體" w:hint="eastAsia"/>
+          <w:sz w:val="24"/>
+          <w:lang w:eastAsia="zh-TW"/>
+        </w:rPr>
+        <w:t>)</w:t>
       </w:r>
       <w:r>
         <w:rPr>
@@ -5181,6 +5392,7 @@
         </w:rPr>
         <w:t xml:space="preserve"> ,</w:t>
       </w:r>
+      <w:proofErr w:type="gramEnd"/>
       <w:r>
         <w:rPr>
           <w:rFonts w:eastAsia="標楷體" w:hint="eastAsia"/>
@@ -5231,8 +5443,18 @@
           <w:sz w:val="24"/>
           <w:lang w:eastAsia="zh-TW"/>
         </w:rPr>
-        <w:t>電腦硬體裝修技術士丙級</w:t>
-      </w:r>
+        <w:t>電腦硬體裝修</w:t>
+      </w:r>
+      <w:proofErr w:type="gramStart"/>
+      <w:r>
+        <w:rPr>
+          <w:rFonts w:eastAsia="標楷體" w:hint="eastAsia"/>
+          <w:sz w:val="24"/>
+          <w:lang w:eastAsia="zh-TW"/>
+        </w:rPr>
+        <w:t>技術士丙級</w:t>
+      </w:r>
+      <w:proofErr w:type="gramEnd"/>
       <w:r>
         <w:rPr>
           <w:rFonts w:eastAsia="標楷體"/>
@@ -5443,8 +5665,18 @@
           <w:sz w:val="24"/>
           <w:lang w:eastAsia="zh-TW"/>
         </w:rPr>
-        <w:t>電腦軟體應用技術士乙級</w:t>
-      </w:r>
+        <w:t>電腦軟體應用</w:t>
+      </w:r>
+      <w:proofErr w:type="gramStart"/>
+      <w:r>
+        <w:rPr>
+          <w:rFonts w:eastAsia="標楷體" w:hint="eastAsia"/>
+          <w:sz w:val="24"/>
+          <w:lang w:eastAsia="zh-TW"/>
+        </w:rPr>
+        <w:t>技術士乙級</w:t>
+      </w:r>
+      <w:proofErr w:type="gramEnd"/>
       <w:r>
         <w:rPr>
           <w:rFonts w:eastAsia="標楷體"/>
@@ -5791,8 +6023,18 @@
           <w:sz w:val="24"/>
           <w:lang w:eastAsia="zh-TW"/>
         </w:rPr>
-        <w:t>電腦軟體應用技術士丙級</w:t>
-      </w:r>
+        <w:t>電腦軟體應用</w:t>
+      </w:r>
+      <w:proofErr w:type="gramStart"/>
+      <w:r>
+        <w:rPr>
+          <w:rFonts w:eastAsia="標楷體" w:hint="eastAsia"/>
+          <w:sz w:val="24"/>
+          <w:lang w:eastAsia="zh-TW"/>
+        </w:rPr>
+        <w:t>技術士丙級</w:t>
+      </w:r>
+      <w:proofErr w:type="gramEnd"/>
       <w:r>
         <w:rPr>
           <w:rFonts w:eastAsia="標楷體"/>
@@ -5849,6 +6091,7 @@
           <w:rFonts w:eastAsia="標楷體"/>
           <w:noProof/>
         </w:rPr>
+        <w:lastRenderedPageBreak/>
         <mc:AlternateContent>
           <mc:Choice Requires="wps">
             <w:drawing>
@@ -5914,7 +6157,7 @@
           </mc:Choice>
           <mc:Fallback>
             <w:pict>
-              <v:line w14:anchorId="61EF5B76" id="直線接點 6" o:spid="_x0000_s1026" style="position:absolute;z-index:-15725568;visibility:visible;mso-wrap-style:square;mso-width-percent:0;mso-height-percent:0;mso-wrap-distance-left:0;mso-wrap-distance-top:0;mso-wrap-distance-right:0;mso-wrap-distance-bottom:0;mso-position-horizontal:absolute;mso-position-horizontal-relative:page;mso-position-vertical:absolute;mso-position-vertical-relative:text;mso-width-percent:0;mso-height-percent:0;mso-width-relative:page;mso-height-relative:page" from="1in,10.9pt" to="540pt,10.9pt" o:gfxdata="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" strokeweight="1.5pt">
+              <v:line w14:anchorId="3D182740" id="直線接點 6" o:spid="_x0000_s1026" style="position:absolute;z-index:-15725568;visibility:visible;mso-wrap-style:square;mso-width-percent:0;mso-height-percent:0;mso-wrap-distance-left:0;mso-wrap-distance-top:0;mso-wrap-distance-right:0;mso-wrap-distance-bottom:0;mso-position-horizontal:absolute;mso-position-horizontal-relative:page;mso-position-vertical:absolute;mso-position-vertical-relative:text;mso-width-percent:0;mso-height-percent:0;mso-width-relative:page;mso-height-relative:page" from="1in,10.9pt" to="540pt,10.9pt" o:gfxdata="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" strokeweight="1.5pt">
                 <w10:wrap type="topAndBottom" anchorx="page"/>
               </v:line>
             </w:pict>
@@ -6027,7 +6270,7 @@
           </mc:Choice>
           <mc:Fallback>
             <w:pict>
-              <v:group w14:anchorId="257A94B0" id="群組 5" o:spid="_x0000_s1026" style="width:469.5pt;height:3.3pt;mso-position-horizontal-relative:char;mso-position-vertical-relative:line" coordsize="9390,66" o:gfxdata="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">
+              <v:group w14:anchorId="3BDC3CFE" id="群組 5" o:spid="_x0000_s1026" style="width:469.5pt;height:3.3pt;mso-position-horizontal-relative:char;mso-position-vertical-relative:line" coordsize="9390,66" o:gfxdata="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">
                 <v:line id="Line 32" o:spid="_x0000_s1027" style="position:absolute;visibility:visible;mso-wrap-style:square" from="15,51" to="9375,51" o:connectortype="straight" o:gfxdata="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" strokeweight="1.5pt"/>
                 <w10:anchorlock/>
               </v:group>
@@ -6061,7 +6304,6 @@
           <w:sz w:val="24"/>
           <w:lang w:eastAsia="zh-TW"/>
         </w:rPr>
-        <w:lastRenderedPageBreak/>
         <w:t>房屋租賃平台</w:t>
       </w:r>
       <w:r>
@@ -6141,13 +6383,23 @@
           <w:lang w:eastAsia="zh-TW"/>
         </w:rPr>
       </w:pPr>
-      <w:r>
-        <w:rPr>
-          <w:rFonts w:eastAsia="標楷體" w:hint="eastAsia"/>
-          <w:sz w:val="24"/>
-          <w:lang w:eastAsia="zh-TW"/>
-        </w:rPr>
-        <w:t>特教生國語與對話能力之資訊輔導</w:t>
+      <w:proofErr w:type="gramStart"/>
+      <w:r>
+        <w:rPr>
+          <w:rFonts w:eastAsia="標楷體" w:hint="eastAsia"/>
+          <w:sz w:val="24"/>
+          <w:lang w:eastAsia="zh-TW"/>
+        </w:rPr>
+        <w:t>特教生國語</w:t>
+      </w:r>
+      <w:proofErr w:type="gramEnd"/>
+      <w:r>
+        <w:rPr>
+          <w:rFonts w:eastAsia="標楷體" w:hint="eastAsia"/>
+          <w:sz w:val="24"/>
+          <w:lang w:eastAsia="zh-TW"/>
+        </w:rPr>
+        <w:t>與對話能力之資訊輔導</w:t>
       </w:r>
       <w:r>
         <w:rPr>
@@ -6404,13 +6656,23 @@
           <w:lang w:eastAsia="zh-TW"/>
         </w:rPr>
       </w:pPr>
-      <w:r>
-        <w:rPr>
-          <w:rFonts w:eastAsia="標楷體" w:hint="eastAsia"/>
-          <w:sz w:val="24"/>
-          <w:lang w:eastAsia="zh-TW"/>
-        </w:rPr>
-        <w:t>圖書館借還書系統</w:t>
+      <w:proofErr w:type="gramStart"/>
+      <w:r>
+        <w:rPr>
+          <w:rFonts w:eastAsia="標楷體" w:hint="eastAsia"/>
+          <w:sz w:val="24"/>
+          <w:lang w:eastAsia="zh-TW"/>
+        </w:rPr>
+        <w:t>圖書館借還書</w:t>
+      </w:r>
+      <w:proofErr w:type="gramEnd"/>
+      <w:r>
+        <w:rPr>
+          <w:rFonts w:eastAsia="標楷體" w:hint="eastAsia"/>
+          <w:sz w:val="24"/>
+          <w:lang w:eastAsia="zh-TW"/>
+        </w:rPr>
+        <w:t>系統</w:t>
       </w:r>
       <w:r>
         <w:rPr>
@@ -6650,13 +6912,23 @@
         </w:rPr>
         <w:t xml:space="preserve"> </w:t>
       </w:r>
-      <w:r>
-        <w:rPr>
-          <w:rFonts w:eastAsia="標楷體" w:hint="eastAsia"/>
-          <w:sz w:val="24"/>
-          <w:lang w:eastAsia="zh-TW"/>
-        </w:rPr>
-        <w:t>快篩試劑診所配發查詢</w:t>
+      <w:proofErr w:type="gramStart"/>
+      <w:r>
+        <w:rPr>
+          <w:rFonts w:eastAsia="標楷體" w:hint="eastAsia"/>
+          <w:sz w:val="24"/>
+          <w:lang w:eastAsia="zh-TW"/>
+        </w:rPr>
+        <w:t>快篩試劑</w:t>
+      </w:r>
+      <w:proofErr w:type="gramEnd"/>
+      <w:r>
+        <w:rPr>
+          <w:rFonts w:eastAsia="標楷體" w:hint="eastAsia"/>
+          <w:sz w:val="24"/>
+          <w:lang w:eastAsia="zh-TW"/>
+        </w:rPr>
+        <w:t>診所配發查詢</w:t>
       </w:r>
       <w:r>
         <w:rPr>
@@ -6830,7 +7102,7 @@
       </w:r>
     </w:p>
     <w:sectPr>
-      <w:footerReference w:type="default" r:id="rId10"/>
+      <w:footerReference w:type="default" r:id="rId11"/>
       <w:pgSz w:w="12240" w:h="15840"/>
       <w:pgMar w:top="1360" w:right="1320" w:bottom="280" w:left="1280" w:header="720" w:footer="720" w:gutter="0"/>
       <w:cols w:space="720"/>
@@ -7623,7 +7895,6 @@
   <w:style w:type="character" w:default="1" w:styleId="a0">
     <w:name w:val="Default Paragraph Font"/>
     <w:uiPriority w:val="1"/>
-    <w:semiHidden/>
     <w:unhideWhenUsed/>
   </w:style>
   <w:style w:type="table" w:default="1" w:styleId="a1">
@@ -8134,4 +8405,16 @@
   <a:objectDefaults/>
   <a:extraClrSchemeLst/>
 </a:theme>
+</file>
+
+<file path=customXml/item1.xml><?xml version="1.0" encoding="utf-8"?>
+<b:Sources xmlns:b="http://schemas.openxmlformats.org/officeDocument/2006/bibliography" xmlns="http://schemas.openxmlformats.org/officeDocument/2006/bibliography" SelectedStyle="\APASixthEditionOfficeOnline.xsl" StyleName="APA" Version="6"/>
+</file>
+
+<file path=customXml/itemProps1.xml><?xml version="1.0" encoding="utf-8"?>
+<ds:datastoreItem xmlns:ds="http://schemas.openxmlformats.org/officeDocument/2006/customXml" ds:itemID="{AED61D2D-E987-4FDB-B515-3EC6D48CAFAB}">
+  <ds:schemaRefs>
+    <ds:schemaRef ds:uri="http://schemas.openxmlformats.org/officeDocument/2006/bibliography"/>
+  </ds:schemaRefs>
+</ds:datastoreItem>
 </file>
--- a/assets/JieLong Chen CV(ch).docx
+++ b/assets/JieLong Chen CV(ch).docx
@@ -347,7 +347,7 @@
           </mc:Choice>
           <mc:Fallback>
             <w:pict>
-              <v:line w14:anchorId="69AC7DF4" id="直線接點 13" o:spid="_x0000_s1026" style="position:absolute;z-index:-15722496;visibility:visible;mso-wrap-style:square;mso-width-percent:0;mso-height-percent:0;mso-wrap-distance-left:0;mso-wrap-distance-top:0;mso-wrap-distance-right:0;mso-wrap-distance-bottom:0;mso-position-horizontal:absolute;mso-position-horizontal-relative:page;mso-position-vertical:absolute;mso-position-vertical-relative:text;mso-width-percent:0;mso-height-percent:0;mso-width-relative:page;mso-height-relative:page" from="1in,10.9pt" to="540pt,10.9pt" o:gfxdata="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" strokeweight="1.5pt">
+              <v:line w14:anchorId="0CE32552" id="直線接點 13" o:spid="_x0000_s1026" style="position:absolute;z-index:-15722496;visibility:visible;mso-wrap-style:square;mso-width-percent:0;mso-height-percent:0;mso-wrap-distance-left:0;mso-wrap-distance-top:0;mso-wrap-distance-right:0;mso-wrap-distance-bottom:0;mso-position-horizontal:absolute;mso-position-horizontal-relative:page;mso-position-vertical:absolute;mso-position-vertical-relative:text;mso-width-percent:0;mso-height-percent:0;mso-width-relative:page;mso-height-relative:page" from="1in,10.9pt" to="540pt,10.9pt" o:gfxdata="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" strokeweight="1.5pt">
                 <w10:wrap type="topAndBottom" anchorx="page"/>
               </v:line>
             </w:pict>
@@ -459,7 +459,7 @@
           </mc:Choice>
           <mc:Fallback>
             <w:pict>
-              <v:group w14:anchorId="38DA7495" id="群組 12" o:spid="_x0000_s1026" style="width:469.5pt;height:3.3pt;mso-position-horizontal-relative:char;mso-position-vertical-relative:line" coordsize="9390,66" o:gfxdata="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">
+              <v:group w14:anchorId="2A576A61" id="群組 12" o:spid="_x0000_s1026" style="width:469.5pt;height:3.3pt;mso-position-horizontal-relative:char;mso-position-vertical-relative:line" coordsize="9390,66" o:gfxdata="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">
                 <v:line id="Line 26" o:spid="_x0000_s1027" style="position:absolute;visibility:visible;mso-wrap-style:square" from="15,51" to="9375,51" o:connectortype="straight" o:gfxdata="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" strokeweight="1.5pt"/>
                 <w10:anchorlock/>
               </v:group>
@@ -566,7 +566,7 @@
           </mc:Choice>
           <mc:Fallback>
             <w:pict>
-              <v:line w14:anchorId="0A6DCE01" id="直線接點 10" o:spid="_x0000_s1026" style="position:absolute;z-index:-251661824;visibility:visible;mso-wrap-style:square;mso-width-percent:0;mso-height-percent:0;mso-wrap-distance-left:0;mso-wrap-distance-top:0;mso-wrap-distance-right:0;mso-wrap-distance-bottom:0;mso-position-horizontal:absolute;mso-position-horizontal-relative:page;mso-position-vertical:absolute;mso-position-vertical-relative:text;mso-width-percent:0;mso-height-percent:0;mso-width-relative:page;mso-height-relative:page" from="1in,10.45pt" to="540pt,10.45pt" o:gfxdata="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" strokeweight="1.5pt">
+              <v:line w14:anchorId="2279553E" id="直線接點 10" o:spid="_x0000_s1026" style="position:absolute;z-index:-251661824;visibility:visible;mso-wrap-style:square;mso-width-percent:0;mso-height-percent:0;mso-wrap-distance-left:0;mso-wrap-distance-top:0;mso-wrap-distance-right:0;mso-wrap-distance-bottom:0;mso-position-horizontal:absolute;mso-position-horizontal-relative:page;mso-position-vertical:absolute;mso-position-vertical-relative:text;mso-width-percent:0;mso-height-percent:0;mso-width-relative:page;mso-height-relative:page" from="1in,10.45pt" to="540pt,10.45pt" o:gfxdata="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" strokeweight="1.5pt">
                 <w10:wrap type="topAndBottom" anchorx="page"/>
               </v:line>
             </w:pict>
@@ -678,7 +678,7 @@
           </mc:Choice>
           <mc:Fallback>
             <w:pict>
-              <v:group w14:anchorId="727DE4D8" id="群組 9" o:spid="_x0000_s1026" style="width:469.5pt;height:3.3pt;mso-position-horizontal-relative:char;mso-position-vertical-relative:line" coordsize="9390,66" o:gfxdata="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">
+              <v:group w14:anchorId="7DF96FEE" id="群組 9" o:spid="_x0000_s1026" style="width:469.5pt;height:3.3pt;mso-position-horizontal-relative:char;mso-position-vertical-relative:line" coordsize="9390,66" o:gfxdata="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">
                 <v:line id="Line 26" o:spid="_x0000_s1027" style="position:absolute;visibility:visible;mso-wrap-style:square" from="15,51" to="9375,51" o:connectortype="straight" o:gfxdata="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" strokeweight="1.5pt"/>
                 <w10:anchorlock/>
               </v:group>
@@ -853,7 +853,6 @@
               </w:rPr>
               <w:t xml:space="preserve"> </w:t>
             </w:r>
-            <w:proofErr w:type="spellStart"/>
             <w:r>
               <w:rPr>
                 <w:rFonts w:eastAsia="標楷體"/>
@@ -861,7 +860,6 @@
               </w:rPr>
               <w:t>迄今</w:t>
             </w:r>
-            <w:proofErr w:type="spellEnd"/>
           </w:p>
         </w:tc>
       </w:tr>
@@ -1263,7 +1261,6 @@
         </w:rPr>
         <w:t xml:space="preserve"> </w:t>
       </w:r>
-      <w:proofErr w:type="gramStart"/>
       <w:r>
         <w:rPr>
           <w:rFonts w:eastAsia="標楷體"/>
@@ -1272,7 +1269,6 @@
         </w:rPr>
         <w:t>–</w:t>
       </w:r>
-      <w:proofErr w:type="gramEnd"/>
       <w:r>
         <w:rPr>
           <w:rFonts w:eastAsia="標楷體" w:hint="eastAsia"/>
@@ -1425,25 +1421,7 @@
           <w:sz w:val="24"/>
           <w:lang w:eastAsia="zh-TW"/>
         </w:rPr>
-        <w:t xml:space="preserve">2025/09 </w:t>
-      </w:r>
-      <w:proofErr w:type="gramStart"/>
-      <w:r>
-        <w:rPr>
-          <w:rFonts w:eastAsia="標楷體"/>
-          <w:sz w:val="24"/>
-          <w:lang w:eastAsia="zh-TW"/>
-        </w:rPr>
-        <w:t>–</w:t>
-      </w:r>
-      <w:proofErr w:type="gramEnd"/>
-      <w:r>
-        <w:rPr>
-          <w:rFonts w:eastAsia="標楷體"/>
-          <w:sz w:val="24"/>
-          <w:lang w:eastAsia="zh-TW"/>
-        </w:rPr>
-        <w:t xml:space="preserve"> </w:t>
+        <w:t xml:space="preserve">2025/09 – </w:t>
       </w:r>
       <w:r>
         <w:rPr>
@@ -1606,7 +1584,6 @@
         </w:rPr>
         <w:t xml:space="preserve">2 </w:t>
       </w:r>
-      <w:proofErr w:type="gramStart"/>
       <w:r>
         <w:rPr>
           <w:rFonts w:eastAsia="標楷體"/>
@@ -1615,7 +1592,6 @@
         </w:rPr>
         <w:t>–</w:t>
       </w:r>
-      <w:proofErr w:type="gramEnd"/>
       <w:r>
         <w:rPr>
           <w:rFonts w:eastAsia="標楷體" w:hint="eastAsia"/>
@@ -1794,7 +1770,6 @@
         </w:rPr>
         <w:t xml:space="preserve"> </w:t>
       </w:r>
-      <w:proofErr w:type="gramStart"/>
       <w:r>
         <w:rPr>
           <w:rFonts w:eastAsia="標楷體"/>
@@ -1803,7 +1778,6 @@
         </w:rPr>
         <w:t>–</w:t>
       </w:r>
-      <w:proofErr w:type="gramEnd"/>
       <w:r>
         <w:rPr>
           <w:rFonts w:eastAsia="標楷體" w:hint="eastAsia"/>
@@ -2013,7 +1987,6 @@
         </w:rPr>
         <w:t xml:space="preserve"> </w:t>
       </w:r>
-      <w:proofErr w:type="gramStart"/>
       <w:r>
         <w:rPr>
           <w:rFonts w:eastAsia="標楷體"/>
@@ -2022,7 +1995,6 @@
         </w:rPr>
         <w:t>–</w:t>
       </w:r>
-      <w:proofErr w:type="gramEnd"/>
       <w:r>
         <w:rPr>
           <w:rFonts w:eastAsia="標楷體" w:hint="eastAsia"/>
@@ -2082,7 +2054,7 @@
         </w:tabs>
         <w:ind w:left="160" w:right="117"/>
         <w:rPr>
-          <w:rFonts w:eastAsia="標楷體" w:hint="eastAsia"/>
+          <w:rFonts w:eastAsia="標楷體"/>
           <w:sz w:val="24"/>
           <w:lang w:eastAsia="zh-TW"/>
         </w:rPr>
@@ -2195,7 +2167,7 @@
         <w:pStyle w:val="a3"/>
         <w:spacing w:before="123"/>
         <w:rPr>
-          <w:rFonts w:eastAsia="標楷體" w:hint="eastAsia"/>
+          <w:rFonts w:eastAsia="標楷體"/>
           <w:lang w:eastAsia="zh-TW"/>
         </w:rPr>
       </w:pPr>
@@ -2279,7 +2251,7 @@
           </mc:Choice>
           <mc:Fallback>
             <w:pict>
-              <v:line w14:anchorId="33E2D6CA" id="直線接點 6" o:spid="_x0000_s1026" style="position:absolute;z-index:-251649024;visibility:visible;mso-wrap-style:square;mso-width-percent:0;mso-height-percent:0;mso-wrap-distance-left:0;mso-wrap-distance-top:0;mso-wrap-distance-right:0;mso-wrap-distance-bottom:0;mso-position-horizontal:absolute;mso-position-horizontal-relative:page;mso-position-vertical:absolute;mso-position-vertical-relative:text;mso-width-percent:0;mso-height-percent:0;mso-width-relative:page;mso-height-relative:page" from="1in,10.9pt" to="540pt,10.9pt" o:gfxdata="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" strokeweight="1.5pt">
+              <v:line w14:anchorId="2CF7D551" id="直線接點 6" o:spid="_x0000_s1026" style="position:absolute;z-index:-251649024;visibility:visible;mso-wrap-style:square;mso-width-percent:0;mso-height-percent:0;mso-wrap-distance-left:0;mso-wrap-distance-top:0;mso-wrap-distance-right:0;mso-wrap-distance-bottom:0;mso-position-horizontal:absolute;mso-position-horizontal-relative:page;mso-position-vertical:absolute;mso-position-vertical-relative:text;mso-width-percent:0;mso-height-percent:0;mso-width-relative:page;mso-height-relative:page" from="1in,10.9pt" to="540pt,10.9pt" o:gfxdata="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" strokeweight="1.5pt">
                 <w10:wrap type="topAndBottom" anchorx="page"/>
               </v:line>
             </w:pict>
@@ -2391,7 +2363,7 @@
           </mc:Choice>
           <mc:Fallback>
             <w:pict>
-              <v:group w14:anchorId="1F3E6B1A" id="群組 5" o:spid="_x0000_s1026" style="width:469.5pt;height:3.3pt;mso-position-horizontal-relative:char;mso-position-vertical-relative:line" coordsize="9390,66" o:gfxdata="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">
+              <v:group w14:anchorId="4300E5BE" id="群組 5" o:spid="_x0000_s1026" style="width:469.5pt;height:3.3pt;mso-position-horizontal-relative:char;mso-position-vertical-relative:line" coordsize="9390,66" o:gfxdata="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">
                 <v:line id="Line 26" o:spid="_x0000_s1027" style="position:absolute;visibility:visible;mso-wrap-style:square" from="15,51" to="9375,51" o:connectortype="straight" o:gfxdata="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" strokeweight="1.5pt"/>
                 <w10:anchorlock/>
               </v:group>
@@ -2425,91 +2397,6 @@
           <w:sz w:val="24"/>
           <w:lang w:eastAsia="zh-TW"/>
         </w:rPr>
-        <w:t>期刊</w:t>
-      </w:r>
-    </w:p>
-    <w:p>
-      <w:pPr>
-        <w:pStyle w:val="a5"/>
-        <w:numPr>
-          <w:ilvl w:val="1"/>
-          <w:numId w:val="1"/>
-        </w:numPr>
-        <w:rPr>
-          <w:rFonts w:eastAsia="標楷體"/>
-          <w:sz w:val="24"/>
-          <w:lang w:eastAsia="zh-TW"/>
-        </w:rPr>
-      </w:pPr>
-      <w:r>
-        <w:rPr>
-          <w:rFonts w:eastAsia="標楷體"/>
-          <w:sz w:val="24"/>
-          <w:lang w:eastAsia="zh-TW"/>
-        </w:rPr>
-        <w:t xml:space="preserve">Wen-Feng Hsiao, Min-Chun Tsai, </w:t>
-      </w:r>
-      <w:r>
-        <w:rPr>
-          <w:rFonts w:eastAsia="標楷體"/>
-          <w:b/>
-          <w:bCs/>
-          <w:sz w:val="24"/>
-          <w:u w:val="single"/>
-          <w:lang w:eastAsia="zh-TW"/>
-        </w:rPr>
-        <w:t>Jie-Long Chen</w:t>
-      </w:r>
-      <w:r>
-        <w:rPr>
-          <w:rFonts w:eastAsia="標楷體"/>
-          <w:sz w:val="24"/>
-          <w:lang w:eastAsia="zh-TW"/>
-        </w:rPr>
-        <w:t>*, 2025, Real-Time Facial Expression Detection for Gamified Applications, Journal of E-Business. (TSSCI) (</w:t>
-      </w:r>
-      <w:r>
-        <w:rPr>
-          <w:rFonts w:eastAsia="標楷體"/>
-          <w:sz w:val="24"/>
-          <w:lang w:eastAsia="zh-TW"/>
-        </w:rPr>
-        <w:t>With Editor</w:t>
-      </w:r>
-      <w:r>
-        <w:rPr>
-          <w:rFonts w:eastAsia="標楷體"/>
-          <w:sz w:val="24"/>
-          <w:lang w:eastAsia="zh-TW"/>
-        </w:rPr>
-        <w:t>)</w:t>
-      </w:r>
-    </w:p>
-    <w:p>
-      <w:pPr>
-        <w:pStyle w:val="a5"/>
-        <w:numPr>
-          <w:ilvl w:val="0"/>
-          <w:numId w:val="1"/>
-        </w:numPr>
-        <w:tabs>
-          <w:tab w:val="left" w:pos="520"/>
-          <w:tab w:val="left" w:pos="521"/>
-        </w:tabs>
-        <w:spacing w:before="136"/>
-        <w:ind w:right="117"/>
-        <w:rPr>
-          <w:rFonts w:eastAsia="標楷體"/>
-          <w:sz w:val="24"/>
-          <w:lang w:eastAsia="zh-TW"/>
-        </w:rPr>
-      </w:pPr>
-      <w:r>
-        <w:rPr>
-          <w:rFonts w:eastAsia="標楷體" w:hint="eastAsia"/>
-          <w:sz w:val="24"/>
-          <w:lang w:eastAsia="zh-TW"/>
-        </w:rPr>
         <w:t>研討會</w:t>
       </w:r>
     </w:p>
@@ -2544,41 +2431,7 @@
           <w:sz w:val="24"/>
           <w:lang w:eastAsia="zh-TW"/>
         </w:rPr>
-        <w:t xml:space="preserve">, Tung-Chieh Kuo, Arthur Chang*, Effects of Client Number and Non-IID Data Distributions on Federated Learning for Cervical Cancer Binary </w:t>
-      </w:r>
-      <w:proofErr w:type="gramStart"/>
-      <w:r>
-        <w:rPr>
-          <w:rFonts w:eastAsia="標楷體"/>
-          <w:sz w:val="24"/>
-          <w:lang w:eastAsia="zh-TW"/>
-        </w:rPr>
-        <w:t>Classification ,</w:t>
-      </w:r>
-      <w:proofErr w:type="gramEnd"/>
-      <w:r>
-        <w:rPr>
-          <w:rFonts w:eastAsia="標楷體"/>
-          <w:sz w:val="24"/>
-          <w:lang w:eastAsia="zh-TW"/>
-        </w:rPr>
-        <w:t xml:space="preserve"> International Forum on Medical Imaging, 2026/01/12-14, NYUST, Kaohsiung. (</w:t>
-      </w:r>
-      <w:r>
-        <w:rPr>
-          <w:rFonts w:eastAsia="標楷體"/>
-          <w:sz w:val="24"/>
-          <w:lang w:eastAsia="zh-TW"/>
-        </w:rPr>
-        <w:t>Under review</w:t>
-      </w:r>
-      <w:r>
-        <w:rPr>
-          <w:rFonts w:eastAsia="標楷體"/>
-          <w:sz w:val="24"/>
-          <w:lang w:eastAsia="zh-TW"/>
-        </w:rPr>
-        <w:t>)</w:t>
+        <w:t>, Tung-Chieh Kuo, Arthur Chang*, Effects of Client Number and Non-IID Data Distributions on Federated Learning for Cervical Cancer Binary Classification , International Forum on Medical Imaging, 2026/01/12-14, NYUST, Kaohsiung.</w:t>
       </w:r>
     </w:p>
     <w:p>
@@ -3009,25 +2862,7 @@
           <w:sz w:val="24"/>
           <w:lang w:eastAsia="zh-TW"/>
         </w:rPr>
-        <w:t>資訊科技輔助教學對</w:t>
-      </w:r>
-      <w:proofErr w:type="gramStart"/>
-      <w:r>
-        <w:rPr>
-          <w:rFonts w:eastAsia="標楷體" w:hint="eastAsia"/>
-          <w:sz w:val="24"/>
-          <w:lang w:eastAsia="zh-TW"/>
-        </w:rPr>
-        <w:t>特教生國語</w:t>
-      </w:r>
-      <w:proofErr w:type="gramEnd"/>
-      <w:r>
-        <w:rPr>
-          <w:rFonts w:eastAsia="標楷體" w:hint="eastAsia"/>
-          <w:sz w:val="24"/>
-          <w:lang w:eastAsia="zh-TW"/>
-        </w:rPr>
-        <w:t>學習成效之研究</w:t>
+        <w:t>資訊科技輔助教學對特教生國語學習成效之研究</w:t>
       </w:r>
       <w:r>
         <w:rPr>
@@ -3192,7 +3027,7 @@
           </mc:Choice>
           <mc:Fallback>
             <w:pict>
-              <v:line w14:anchorId="76F3AF85" id="直線接點 6" o:spid="_x0000_s1026" style="position:absolute;z-index:-15720448;visibility:visible;mso-wrap-style:square;mso-width-percent:0;mso-height-percent:0;mso-wrap-distance-left:0;mso-wrap-distance-top:0;mso-wrap-distance-right:0;mso-wrap-distance-bottom:0;mso-position-horizontal:absolute;mso-position-horizontal-relative:page;mso-position-vertical:absolute;mso-position-vertical-relative:text;mso-width-percent:0;mso-height-percent:0;mso-width-relative:page;mso-height-relative:page" from="1in,10.9pt" to="540pt,10.9pt" o:gfxdata="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" strokeweight="1.5pt">
+              <v:line w14:anchorId="3334C358" id="直線接點 6" o:spid="_x0000_s1026" style="position:absolute;z-index:-15720448;visibility:visible;mso-wrap-style:square;mso-width-percent:0;mso-height-percent:0;mso-wrap-distance-left:0;mso-wrap-distance-top:0;mso-wrap-distance-right:0;mso-wrap-distance-bottom:0;mso-position-horizontal:absolute;mso-position-horizontal-relative:page;mso-position-vertical:absolute;mso-position-vertical-relative:text;mso-width-percent:0;mso-height-percent:0;mso-width-relative:page;mso-height-relative:page" from="1in,10.9pt" to="540pt,10.9pt" o:gfxdata="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" strokeweight="1.5pt">
                 <w10:wrap type="topAndBottom" anchorx="page"/>
               </v:line>
             </w:pict>
@@ -3304,7 +3139,7 @@
           </mc:Choice>
           <mc:Fallback>
             <w:pict>
-              <v:group w14:anchorId="2E4AD26A" id="群組 5" o:spid="_x0000_s1026" style="width:469.5pt;height:3.3pt;mso-position-horizontal-relative:char;mso-position-vertical-relative:line" coordsize="9390,66" o:gfxdata="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">
+              <v:group w14:anchorId="369C3DD3" id="群組 5" o:spid="_x0000_s1026" style="width:469.5pt;height:3.3pt;mso-position-horizontal-relative:char;mso-position-vertical-relative:line" coordsize="9390,66" o:gfxdata="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">
                 <v:line id="Line 26" o:spid="_x0000_s1027" style="position:absolute;visibility:visible;mso-wrap-style:square" from="15,51" to="9375,51" o:connectortype="straight" o:gfxdata="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" strokeweight="1.5pt"/>
                 <w10:anchorlock/>
               </v:group>
@@ -3338,25 +3173,7 @@
           <w:sz w:val="24"/>
           <w:lang w:eastAsia="zh-TW"/>
         </w:rPr>
-        <w:t>相輔相程</w:t>
-      </w:r>
-      <w:proofErr w:type="gramStart"/>
-      <w:r>
-        <w:rPr>
-          <w:rFonts w:eastAsia="標楷體" w:hint="eastAsia"/>
-          <w:sz w:val="24"/>
-          <w:lang w:eastAsia="zh-TW"/>
-        </w:rPr>
-        <w:t>─特教生國文</w:t>
-      </w:r>
-      <w:proofErr w:type="gramEnd"/>
-      <w:r>
-        <w:rPr>
-          <w:rFonts w:eastAsia="標楷體" w:hint="eastAsia"/>
-          <w:sz w:val="24"/>
-          <w:lang w:eastAsia="zh-TW"/>
-        </w:rPr>
-        <w:t>與對話能力之資訊輔導</w:t>
+        <w:t>相輔相程─特教生國文與對話能力之資訊輔導</w:t>
       </w:r>
       <w:r>
         <w:rPr>
@@ -3392,7 +3209,7 @@
         <w:spacing w:before="136"/>
         <w:ind w:left="160" w:right="117"/>
         <w:rPr>
-          <w:rFonts w:eastAsia="標楷體" w:hint="eastAsia"/>
+          <w:rFonts w:eastAsia="標楷體"/>
           <w:sz w:val="24"/>
           <w:lang w:eastAsia="zh-TW"/>
         </w:rPr>
@@ -3478,7 +3295,7 @@
           </mc:Choice>
           <mc:Fallback>
             <w:pict>
-              <v:line w14:anchorId="66A02DDB" id="直線接點 6" o:spid="_x0000_s1026" style="position:absolute;z-index:-251664384;visibility:visible;mso-wrap-style:square;mso-width-percent:0;mso-height-percent:0;mso-wrap-distance-left:0;mso-wrap-distance-top:0;mso-wrap-distance-right:0;mso-wrap-distance-bottom:0;mso-position-horizontal:absolute;mso-position-horizontal-relative:page;mso-position-vertical:absolute;mso-position-vertical-relative:text;mso-width-percent:0;mso-height-percent:0;mso-width-relative:page;mso-height-relative:page" from="1in,10.9pt" to="540pt,10.9pt" o:gfxdata="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" strokeweight="1.5pt">
+              <v:line w14:anchorId="660B0268" id="直線接點 6" o:spid="_x0000_s1026" style="position:absolute;z-index:-251664384;visibility:visible;mso-wrap-style:square;mso-width-percent:0;mso-height-percent:0;mso-wrap-distance-left:0;mso-wrap-distance-top:0;mso-wrap-distance-right:0;mso-wrap-distance-bottom:0;mso-position-horizontal:absolute;mso-position-horizontal-relative:page;mso-position-vertical:absolute;mso-position-vertical-relative:text;mso-width-percent:0;mso-height-percent:0;mso-width-relative:page;mso-height-relative:page" from="1in,10.9pt" to="540pt,10.9pt" o:gfxdata="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" strokeweight="1.5pt">
                 <w10:wrap type="topAndBottom" anchorx="page"/>
               </v:line>
             </w:pict>
@@ -3591,7 +3408,7 @@
           </mc:Choice>
           <mc:Fallback>
             <w:pict>
-              <v:group w14:anchorId="51B2DB15" id="群組 5" o:spid="_x0000_s1026" style="width:469.5pt;height:3.3pt;mso-position-horizontal-relative:char;mso-position-vertical-relative:line" coordsize="9390,66" o:gfxdata="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">
+              <v:group w14:anchorId="5EFE710F" id="群組 5" o:spid="_x0000_s1026" style="width:469.5pt;height:3.3pt;mso-position-horizontal-relative:char;mso-position-vertical-relative:line" coordsize="9390,66" o:gfxdata="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">
                 <v:line id="Line 32" o:spid="_x0000_s1027" style="position:absolute;visibility:visible;mso-wrap-style:square" from="15,51" to="9375,51" o:connectortype="straight" o:gfxdata="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" strokeweight="1.5pt"/>
                 <w10:anchorlock/>
               </v:group>
@@ -3693,25 +3510,7 @@
           <w:sz w:val="24"/>
           <w:lang w:eastAsia="zh-TW"/>
         </w:rPr>
-        <w:t xml:space="preserve">Reviewer of IEEE Conference on Computational Intelligence in Bioinformatics and Computational </w:t>
-      </w:r>
-      <w:proofErr w:type="gramStart"/>
-      <w:r>
-        <w:rPr>
-          <w:rFonts w:eastAsia="標楷體"/>
-          <w:sz w:val="24"/>
-          <w:lang w:eastAsia="zh-TW"/>
-        </w:rPr>
-        <w:t>Biology(</w:t>
-      </w:r>
-      <w:proofErr w:type="gramEnd"/>
-      <w:r>
-        <w:rPr>
-          <w:rFonts w:eastAsia="標楷體"/>
-          <w:sz w:val="24"/>
-          <w:lang w:eastAsia="zh-TW"/>
-        </w:rPr>
-        <w:t>CIBCB), 2025</w:t>
+        <w:t>Reviewer of IEEE Conference on Computational Intelligence in Bioinformatics and Computational Biology(CIBCB), 2025</w:t>
       </w:r>
     </w:p>
     <w:p>
@@ -4084,7 +3883,6 @@
           <w:sz w:val="24"/>
           <w:lang w:eastAsia="zh-TW"/>
         </w:rPr>
-        <w:lastRenderedPageBreak/>
         <w:t>國家科學及技術委員會</w:t>
       </w:r>
       <w:r>
@@ -4153,19 +3951,9 @@
           <w:sz w:val="24"/>
           <w:lang w:eastAsia="zh-TW"/>
         </w:rPr>
-        <w:t>國立屏東大學五</w:t>
-      </w:r>
-      <w:proofErr w:type="gramStart"/>
-      <w:r>
-        <w:rPr>
-          <w:rFonts w:eastAsia="標楷體" w:hint="eastAsia"/>
-          <w:sz w:val="24"/>
-          <w:lang w:eastAsia="zh-TW"/>
-        </w:rPr>
-        <w:t>育獎</w:t>
+        <w:t>國立屏東大學五育獎</w:t>
       </w:r>
       <w:bookmarkStart w:id="1" w:name="_Hlk180443757"/>
-      <w:proofErr w:type="gramEnd"/>
       <w:r>
         <w:rPr>
           <w:rFonts w:eastAsia="標楷體" w:hint="eastAsia"/>
@@ -4277,6 +4065,7 @@
           <w:sz w:val="24"/>
           <w:lang w:eastAsia="zh-TW"/>
         </w:rPr>
+        <w:lastRenderedPageBreak/>
         <w:t>國立屏東大學資訊管理學系修業三年半提早畢業</w:t>
       </w:r>
       <w:r>
@@ -4531,7 +4320,6 @@
         </w:rPr>
         <w:t>創辦</w:t>
       </w:r>
-      <w:proofErr w:type="spellStart"/>
       <w:r>
         <w:rPr>
           <w:rFonts w:eastAsia="標楷體"/>
@@ -4540,7 +4328,6 @@
         </w:rPr>
         <w:t>CodeCrafters</w:t>
       </w:r>
-      <w:proofErr w:type="spellEnd"/>
       <w:r>
         <w:rPr>
           <w:rFonts w:eastAsia="標楷體" w:hint="eastAsia"/>
@@ -4819,25 +4606,7 @@
           <w:sz w:val="24"/>
           <w:lang w:eastAsia="zh-TW"/>
         </w:rPr>
-        <w:t>巨匠電腦金</w:t>
-      </w:r>
-      <w:proofErr w:type="gramStart"/>
-      <w:r>
-        <w:rPr>
-          <w:rFonts w:eastAsia="標楷體" w:hint="eastAsia"/>
-          <w:sz w:val="24"/>
-          <w:lang w:eastAsia="zh-TW"/>
-        </w:rPr>
-        <w:t>匠</w:t>
-      </w:r>
-      <w:proofErr w:type="gramEnd"/>
-      <w:r>
-        <w:rPr>
-          <w:rFonts w:eastAsia="標楷體" w:hint="eastAsia"/>
-          <w:sz w:val="24"/>
-          <w:lang w:eastAsia="zh-TW"/>
-        </w:rPr>
-        <w:t>獎</w:t>
+        <w:t>巨匠電腦金匠獎</w:t>
       </w:r>
       <w:r>
         <w:rPr>
@@ -4945,18 +4714,8 @@
           <w:sz w:val="24"/>
           <w:lang w:eastAsia="zh-TW"/>
         </w:rPr>
-        <w:t>計算機概論與商業</w:t>
-      </w:r>
-      <w:proofErr w:type="gramStart"/>
-      <w:r>
-        <w:rPr>
-          <w:rFonts w:eastAsia="標楷體" w:hint="eastAsia"/>
-          <w:sz w:val="24"/>
-          <w:lang w:eastAsia="zh-TW"/>
-        </w:rPr>
-        <w:t>概論滿級分</w:t>
-      </w:r>
-      <w:proofErr w:type="gramEnd"/>
+        <w:t>計算機概論與商業概論滿級分</w:t>
+      </w:r>
       <w:r>
         <w:rPr>
           <w:rFonts w:eastAsia="標楷體"/>
@@ -5086,7 +4845,7 @@
           </mc:Choice>
           <mc:Fallback>
             <w:pict>
-              <v:line w14:anchorId="78B79C1B" id="直線接點 6" o:spid="_x0000_s1026" style="position:absolute;z-index:-251643904;visibility:visible;mso-wrap-style:square;mso-width-percent:0;mso-height-percent:0;mso-wrap-distance-left:0;mso-wrap-distance-top:0;mso-wrap-distance-right:0;mso-wrap-distance-bottom:0;mso-position-horizontal:absolute;mso-position-horizontal-relative:page;mso-position-vertical:absolute;mso-position-vertical-relative:text;mso-width-percent:0;mso-height-percent:0;mso-width-relative:page;mso-height-relative:page" from="1in,10.9pt" to="540pt,10.9pt" o:gfxdata="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" strokeweight="1.5pt">
+              <v:line w14:anchorId="7D94C07E" id="直線接點 6" o:spid="_x0000_s1026" style="position:absolute;z-index:-251643904;visibility:visible;mso-wrap-style:square;mso-width-percent:0;mso-height-percent:0;mso-wrap-distance-left:0;mso-wrap-distance-top:0;mso-wrap-distance-right:0;mso-wrap-distance-bottom:0;mso-position-horizontal:absolute;mso-position-horizontal-relative:page;mso-position-vertical:absolute;mso-position-vertical-relative:text;mso-width-percent:0;mso-height-percent:0;mso-width-relative:page;mso-height-relative:page" from="1in,10.9pt" to="540pt,10.9pt" o:gfxdata="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" strokeweight="1.5pt">
                 <w10:wrap type="topAndBottom" anchorx="page"/>
               </v:line>
             </w:pict>
@@ -5199,7 +4958,7 @@
           </mc:Choice>
           <mc:Fallback>
             <w:pict>
-              <v:group w14:anchorId="12C755C2" id="群組 5" o:spid="_x0000_s1026" style="width:469.5pt;height:3.3pt;mso-position-horizontal-relative:char;mso-position-vertical-relative:line" coordsize="9390,66" o:gfxdata="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">
+              <v:group w14:anchorId="7A5A0D54" id="群組 5" o:spid="_x0000_s1026" style="width:469.5pt;height:3.3pt;mso-position-horizontal-relative:char;mso-position-vertical-relative:line" coordsize="9390,66" o:gfxdata="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">
                 <v:line id="Line 32" o:spid="_x0000_s1027" style="position:absolute;visibility:visible;mso-wrap-style:square" from="15,51" to="9375,51" o:connectortype="straight" o:gfxdata="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" strokeweight="1.5pt"/>
                 <w10:anchorlock/>
               </v:group>
@@ -5373,16 +5132,7 @@
           <w:sz w:val="24"/>
           <w:lang w:eastAsia="zh-TW"/>
         </w:rPr>
-        <w:t xml:space="preserve"> 550(L295/R255</w:t>
-      </w:r>
-      <w:proofErr w:type="gramStart"/>
-      <w:r>
-        <w:rPr>
-          <w:rFonts w:eastAsia="標楷體" w:hint="eastAsia"/>
-          <w:sz w:val="24"/>
-          <w:lang w:eastAsia="zh-TW"/>
-        </w:rPr>
-        <w:t>)</w:t>
+        <w:t xml:space="preserve"> 550(L295/R255)</w:t>
       </w:r>
       <w:r>
         <w:rPr>
@@ -5392,7 +5142,6 @@
         </w:rPr>
         <w:t xml:space="preserve"> ,</w:t>
       </w:r>
-      <w:proofErr w:type="gramEnd"/>
       <w:r>
         <w:rPr>
           <w:rFonts w:eastAsia="標楷體" w:hint="eastAsia"/>
@@ -5443,18 +5192,8 @@
           <w:sz w:val="24"/>
           <w:lang w:eastAsia="zh-TW"/>
         </w:rPr>
-        <w:t>電腦硬體裝修</w:t>
-      </w:r>
-      <w:proofErr w:type="gramStart"/>
-      <w:r>
-        <w:rPr>
-          <w:rFonts w:eastAsia="標楷體" w:hint="eastAsia"/>
-          <w:sz w:val="24"/>
-          <w:lang w:eastAsia="zh-TW"/>
-        </w:rPr>
-        <w:t>技術士丙級</w:t>
-      </w:r>
-      <w:proofErr w:type="gramEnd"/>
+        <w:t>電腦硬體裝修技術士丙級</w:t>
+      </w:r>
       <w:r>
         <w:rPr>
           <w:rFonts w:eastAsia="標楷體"/>
@@ -5665,18 +5404,8 @@
           <w:sz w:val="24"/>
           <w:lang w:eastAsia="zh-TW"/>
         </w:rPr>
-        <w:t>電腦軟體應用</w:t>
-      </w:r>
-      <w:proofErr w:type="gramStart"/>
-      <w:r>
-        <w:rPr>
-          <w:rFonts w:eastAsia="標楷體" w:hint="eastAsia"/>
-          <w:sz w:val="24"/>
-          <w:lang w:eastAsia="zh-TW"/>
-        </w:rPr>
-        <w:t>技術士乙級</w:t>
-      </w:r>
-      <w:proofErr w:type="gramEnd"/>
+        <w:t>電腦軟體應用技術士乙級</w:t>
+      </w:r>
       <w:r>
         <w:rPr>
           <w:rFonts w:eastAsia="標楷體"/>
@@ -6023,18 +5752,8 @@
           <w:sz w:val="24"/>
           <w:lang w:eastAsia="zh-TW"/>
         </w:rPr>
-        <w:t>電腦軟體應用</w:t>
-      </w:r>
-      <w:proofErr w:type="gramStart"/>
-      <w:r>
-        <w:rPr>
-          <w:rFonts w:eastAsia="標楷體" w:hint="eastAsia"/>
-          <w:sz w:val="24"/>
-          <w:lang w:eastAsia="zh-TW"/>
-        </w:rPr>
-        <w:t>技術士丙級</w:t>
-      </w:r>
-      <w:proofErr w:type="gramEnd"/>
+        <w:t>電腦軟體應用技術士丙級</w:t>
+      </w:r>
       <w:r>
         <w:rPr>
           <w:rFonts w:eastAsia="標楷體"/>
@@ -6091,7 +5810,6 @@
           <w:rFonts w:eastAsia="標楷體"/>
           <w:noProof/>
         </w:rPr>
-        <w:lastRenderedPageBreak/>
         <mc:AlternateContent>
           <mc:Choice Requires="wps">
             <w:drawing>
@@ -6157,7 +5875,7 @@
           </mc:Choice>
           <mc:Fallback>
             <w:pict>
-              <v:line w14:anchorId="3D182740" id="直線接點 6" o:spid="_x0000_s1026" style="position:absolute;z-index:-15725568;visibility:visible;mso-wrap-style:square;mso-width-percent:0;mso-height-percent:0;mso-wrap-distance-left:0;mso-wrap-distance-top:0;mso-wrap-distance-right:0;mso-wrap-distance-bottom:0;mso-position-horizontal:absolute;mso-position-horizontal-relative:page;mso-position-vertical:absolute;mso-position-vertical-relative:text;mso-width-percent:0;mso-height-percent:0;mso-width-relative:page;mso-height-relative:page" from="1in,10.9pt" to="540pt,10.9pt" o:gfxdata="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" strokeweight="1.5pt">
+              <v:line w14:anchorId="256D9DCD" id="直線接點 6" o:spid="_x0000_s1026" style="position:absolute;z-index:-15725568;visibility:visible;mso-wrap-style:square;mso-width-percent:0;mso-height-percent:0;mso-wrap-distance-left:0;mso-wrap-distance-top:0;mso-wrap-distance-right:0;mso-wrap-distance-bottom:0;mso-position-horizontal:absolute;mso-position-horizontal-relative:page;mso-position-vertical:absolute;mso-position-vertical-relative:text;mso-width-percent:0;mso-height-percent:0;mso-width-relative:page;mso-height-relative:page" from="1in,10.9pt" to="540pt,10.9pt" o:gfxdata="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" strokeweight="1.5pt">
                 <w10:wrap type="topAndBottom" anchorx="page"/>
               </v:line>
             </w:pict>
@@ -6270,7 +5988,7 @@
           </mc:Choice>
           <mc:Fallback>
             <w:pict>
-              <v:group w14:anchorId="3BDC3CFE" id="群組 5" o:spid="_x0000_s1026" style="width:469.5pt;height:3.3pt;mso-position-horizontal-relative:char;mso-position-vertical-relative:line" coordsize="9390,66" o:gfxdata="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">
+              <v:group w14:anchorId="38F0D9E7" id="群組 5" o:spid="_x0000_s1026" style="width:469.5pt;height:3.3pt;mso-position-horizontal-relative:char;mso-position-vertical-relative:line" coordsize="9390,66" o:gfxdata="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">
                 <v:line id="Line 32" o:spid="_x0000_s1027" style="position:absolute;visibility:visible;mso-wrap-style:square" from="15,51" to="9375,51" o:connectortype="straight" o:gfxdata="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" strokeweight="1.5pt"/>
                 <w10:anchorlock/>
               </v:group>
@@ -6383,23 +6101,14 @@
           <w:lang w:eastAsia="zh-TW"/>
         </w:rPr>
       </w:pPr>
-      <w:proofErr w:type="gramStart"/>
-      <w:r>
-        <w:rPr>
-          <w:rFonts w:eastAsia="標楷體" w:hint="eastAsia"/>
-          <w:sz w:val="24"/>
-          <w:lang w:eastAsia="zh-TW"/>
-        </w:rPr>
-        <w:t>特教生國語</w:t>
-      </w:r>
-      <w:proofErr w:type="gramEnd"/>
-      <w:r>
-        <w:rPr>
-          <w:rFonts w:eastAsia="標楷體" w:hint="eastAsia"/>
-          <w:sz w:val="24"/>
-          <w:lang w:eastAsia="zh-TW"/>
-        </w:rPr>
-        <w:t>與對話能力之資訊輔導</w:t>
+      <w:r>
+        <w:rPr>
+          <w:rFonts w:eastAsia="標楷體" w:hint="eastAsia"/>
+          <w:sz w:val="24"/>
+          <w:lang w:eastAsia="zh-TW"/>
+        </w:rPr>
+        <w:lastRenderedPageBreak/>
+        <w:t>特教生國語與對話能力之資訊輔導</w:t>
       </w:r>
       <w:r>
         <w:rPr>
@@ -6656,23 +6365,13 @@
           <w:lang w:eastAsia="zh-TW"/>
         </w:rPr>
       </w:pPr>
-      <w:proofErr w:type="gramStart"/>
-      <w:r>
-        <w:rPr>
-          <w:rFonts w:eastAsia="標楷體" w:hint="eastAsia"/>
-          <w:sz w:val="24"/>
-          <w:lang w:eastAsia="zh-TW"/>
-        </w:rPr>
-        <w:t>圖書館借還書</w:t>
-      </w:r>
-      <w:proofErr w:type="gramEnd"/>
-      <w:r>
-        <w:rPr>
-          <w:rFonts w:eastAsia="標楷體" w:hint="eastAsia"/>
-          <w:sz w:val="24"/>
-          <w:lang w:eastAsia="zh-TW"/>
-        </w:rPr>
-        <w:t>系統</w:t>
+      <w:r>
+        <w:rPr>
+          <w:rFonts w:eastAsia="標楷體" w:hint="eastAsia"/>
+          <w:sz w:val="24"/>
+          <w:lang w:eastAsia="zh-TW"/>
+        </w:rPr>
+        <w:t>圖書館借還書系統</w:t>
       </w:r>
       <w:r>
         <w:rPr>
@@ -6912,23 +6611,13 @@
         </w:rPr>
         <w:t xml:space="preserve"> </w:t>
       </w:r>
-      <w:proofErr w:type="gramStart"/>
-      <w:r>
-        <w:rPr>
-          <w:rFonts w:eastAsia="標楷體" w:hint="eastAsia"/>
-          <w:sz w:val="24"/>
-          <w:lang w:eastAsia="zh-TW"/>
-        </w:rPr>
-        <w:t>快篩試劑</w:t>
-      </w:r>
-      <w:proofErr w:type="gramEnd"/>
-      <w:r>
-        <w:rPr>
-          <w:rFonts w:eastAsia="標楷體" w:hint="eastAsia"/>
-          <w:sz w:val="24"/>
-          <w:lang w:eastAsia="zh-TW"/>
-        </w:rPr>
-        <w:t>診所配發查詢</w:t>
+      <w:r>
+        <w:rPr>
+          <w:rFonts w:eastAsia="標楷體" w:hint="eastAsia"/>
+          <w:sz w:val="24"/>
+          <w:lang w:eastAsia="zh-TW"/>
+        </w:rPr>
+        <w:t>快篩試劑診所配發查詢</w:t>
       </w:r>
       <w:r>
         <w:rPr>
@@ -7895,6 +7584,7 @@
   <w:style w:type="character" w:default="1" w:styleId="a0">
     <w:name w:val="Default Paragraph Font"/>
     <w:uiPriority w:val="1"/>
+    <w:semiHidden/>
     <w:unhideWhenUsed/>
   </w:style>
   <w:style w:type="table" w:default="1" w:styleId="a1">
